--- a/docs/report/scientific_report.docx
+++ b/docs/report/scientific_report.docx
@@ -781,7 +781,7 @@
         <w:t>Partial / Access-Blocked (2/8):</w:t>
       </w:r>
       <w:r>
-        <w:t xml:space="preserve"> Yang &amp; Hsu [7] is verified solely from the publisher abstract and bibliographic metadata (Springer SIST vol. 8767, pp. 235–251; full chapter is subscription-restricted). Okuma et al. [9] is verified solely from the IEEE conference bibliographic record (ICSPIS 2023, pp. 104–109; primary full text was inaccessible during the audit). Claims regarding these two works are strictly bounded to verified metadata.</w:t>
+        <w:t xml:space="preserve"> Yang &amp; Hsu [7] is verified solely from the publisher abstract and bibliographic metadata (Springer SIST vol. 8767, pp. 235–251, published online 2 July 2026; full chapter is subscription-restricted). Okuma et al. [9] is verified solely from the IEEE conference bibliographic record (ICSPIS 2023, pp. 104–109; primary full text was inaccessible during the audit). Claims regarding these two works are strictly bounded to verified metadata.</w:t>
       </w:r>
     </w:p>
     <w:p>
@@ -17960,7 +17960,7 @@
         <w:spacing w:after="40" w:line="276" w:lineRule="auto"/>
       </w:pPr>
       <w:r>
-        <w:t xml:space="preserve">Morbiato, F.; Keller, M.; Nair, P.; Romano, L. "Hierarchical Retrieval Augmented Generation for Adversarial Technique Annotation in Cyber Threat Intelligence Text." arXiv:2604.14166, 2026. Available: &lt;https://arxiv.org/abs/2604.14166&gt;. Note: Investigates hierarchical CTI retrieval; sub-technique modeling is NOT REPORTED. </w:t>
+        <w:t xml:space="preserve">Morbiato, F.; Keller, M.; Nair, P.; Romano, L. "Hierarchical Retrieval Augmented Generation for Adversarial Technique Annotation in Cyber Threat Intelligence Text." arXiv:2604.14166, submitted 24 March 2026. Available: &lt;https://arxiv.org/abs/2604.14166&gt;. Note: Primary arXiv page displays submission date as 24 March 2026 (despite the 2604 identifier prefix); investigates hierarchical CTI retrieval; sub-technique modeling is NOT REPORTED. </w:t>
       </w:r>
       <w:r>
         <w:rPr>
@@ -17986,7 +17986,7 @@
         <w:t>Security and Information Technologies with AI, Internet Computing and Big-Data Applications (SITAIBA 2025)</w:t>
       </w:r>
       <w:r>
-        <w:t xml:space="preserve">, Smart Innovation, Systems and Technologies (SIST), vol. 8767, pp. 235–251, Springer Cham, published online 2026. DOI: &lt;https://doi.org/10.1007/978-3-032-24063-7_18&gt;. Note: Publisher abstract and metadata checked; chapter full text remains UNVERIFIED due to subscription paywall. </w:t>
+        <w:t xml:space="preserve">, Smart Innovation, Systems and Technologies (SIST), vol. 8767, pp. 235–251, Springer Cham, published online 2 July 2026. DOI: &lt;https://doi.org/10.1007/978-3-032-24063-7_18&gt;. Note: Springer primary page explicitly confirms online publication date of 2 July 2026; abstract and bibliographic metadata checked; chapter full text remains UNVERIFIED due to subscription paywall. </w:t>
       </w:r>
       <w:r>
         <w:rPr>

--- a/docs/report/scientific_report.docx
+++ b/docs/report/scientific_report.docx
@@ -32,10 +32,10 @@
         <w:rPr>
           <w:b/>
         </w:rPr>
-        <w:t>Affiliation:</w:t>
-      </w:r>
-      <w:r>
-        <w:t xml:space="preserve"> RAG2ATT&amp;CK Project</w:t>
+        <w:t>Project:</w:t>
+      </w:r>
+      <w:r>
+        <w:t xml:space="preserve"> RAG2ATT&amp;CK</w:t>
       </w:r>
     </w:p>
     <w:p>
@@ -297,7 +297,7 @@
         <w:t>54.89%</w:t>
       </w:r>
       <w:r>
-        <w:t xml:space="preserve"> of positive views (the complement of view-level Any-GT Hit@10), influenced by lexical mismatch in command-line arguments and contextual event dilution. The canonical live execution matrix (6,400 requests) is strictly budgeted under a $19.99 financial guard, establishing a reproducible foundation for evaluating knowledge grounding in security reasoning.</w:t>
+        <w:t xml:space="preserve"> of positive views (the complement of view-level Any-GT Hit@10), influenced by lexical mismatch in command-line arguments and contextual event dilution. The canonical live execution matrix (6,400 requests) is strictly budgeted under a USD 19.99 financial guard, establishing a reproducible foundation for evaluating knowledge grounding in security reasoning.</w:t>
       </w:r>
     </w:p>
     <w:p>
@@ -407,7 +407,7 @@
     </w:p>
     <w:p>
       <w:r>
-        <w:t xml:space="preserve">Recent advancements in commercial language models with extended internal reasoning capabilities (such as OpenAI's </w:t>
+        <w:t xml:space="preserve">Commercial foundation models with extended internal reasoning capabilities (such as OpenAI's </w:t>
       </w:r>
       <w:r>
         <w:rPr>
@@ -418,7 +418,7 @@
         <w:t>gpt-5.6-luna</w:t>
       </w:r>
       <w:r>
-        <w:t>) have demonstrated notable analytical performance in log triage and security analysis [2, 3]. However, relying solely on an LLM's internal parametric memory poses operational risks in security-critical environments:</w:t>
+        <w:t>) provide architectural support for structured output schemas and multi-step reasoning over dense technical context, serving as motivation for automated threat attribution workflows [2, 3]. However, relying solely on an LLM's internal parametric memory poses operational risks in security-critical environments:</w:t>
       </w:r>
     </w:p>
     <w:p>
@@ -7681,7 +7681,16 @@
         <w:t>Corpus Census and Filtering:</w:t>
       </w:r>
       <w:r>
-        <w:t xml:space="preserve"> From the 858 raw </w:t>
+        <w:t xml:space="preserve"> The raw STIX v19.2 catalog contains exactly </w:t>
+      </w:r>
+      <w:r>
+        <w:rPr>
+          <w:b/>
+        </w:rPr>
+        <w:t>858</w:t>
+      </w:r>
+      <w:r>
+        <w:t xml:space="preserve"> </w:t>
       </w:r>
       <w:r>
         <w:rPr>
@@ -7692,7 +7701,25 @@
         <w:t>attack-pattern</w:t>
       </w:r>
       <w:r>
-        <w:t xml:space="preserve"> objects in STIX v19.2, we filter out 161 inactive techniques (33 revoked, 128 deprecated). From the remaining 697 active techniques, we extract all techniques supporting the Windows platform (</w:t>
+        <w:t xml:space="preserve"> objects. We identify </w:t>
+      </w:r>
+      <w:r>
+        <w:rPr>
+          <w:b/>
+        </w:rPr>
+        <w:t>161 unique inactive</w:t>
+      </w:r>
+      <w:r>
+        <w:t xml:space="preserve"> technique objects, comprising </w:t>
+      </w:r>
+      <w:r>
+        <w:rPr>
+          <w:b/>
+        </w:rPr>
+        <w:t>149 revoked</w:t>
+      </w:r>
+      <w:r>
+        <w:t xml:space="preserve"> (</w:t>
       </w:r>
       <w:r>
         <w:rPr>
@@ -7700,16 +7727,66 @@
           <w:color w:val="8A1F11"/>
           <w:sz w:val="19"/>
         </w:rPr>
-        <w:t>"Windows" in platforms</w:t>
-      </w:r>
-      <w:r>
-        <w:t xml:space="preserve">), resulting in an active Windows corpus of exactly </w:t>
+        <w:t>revoked: true</w:t>
+      </w:r>
+      <w:r>
+        <w:t xml:space="preserve">) and </w:t>
       </w:r>
       <w:r>
         <w:rPr>
           <w:b/>
         </w:rPr>
-        <w:t>474 techniques</w:t>
+        <w:t>12 deprecated</w:t>
+      </w:r>
+      <w:r>
+        <w:t xml:space="preserve"> (</w:t>
+      </w:r>
+      <w:r>
+        <w:rPr>
+          <w:rFonts w:ascii="Consolas" w:hAnsi="Consolas"/>
+          <w:color w:val="8A1F11"/>
+          <w:sz w:val="19"/>
+        </w:rPr>
+        <w:t>x_mitre_deprecated: true</w:t>
+      </w:r>
+      <w:r>
+        <w:t>) objects with zero overlap between sets (</w:t>
+      </w:r>
+      <w:r>
+        <w:rPr>
+          <w:rFonts w:ascii="Cambria Math" w:hAnsi="Cambria Math"/>
+          <w:i/>
+        </w:rPr>
+        <w:t>149 + 12 = 161</w:t>
+      </w:r>
+      <w:r>
+        <w:t xml:space="preserve">). Filtering inactive objects yields </w:t>
+      </w:r>
+      <w:r>
+        <w:rPr>
+          <w:b/>
+        </w:rPr>
+        <w:t>697 active enterprise techniques</w:t>
+      </w:r>
+      <w:r>
+        <w:t>. Filtering for host Windows execution (</w:t>
+      </w:r>
+      <w:r>
+        <w:rPr>
+          <w:rFonts w:ascii="Consolas" w:hAnsi="Consolas"/>
+          <w:color w:val="8A1F11"/>
+          <w:sz w:val="19"/>
+        </w:rPr>
+        <w:t>"Windows" in x_mitre_platforms</w:t>
+      </w:r>
+      <w:r>
+        <w:t xml:space="preserve">) yields an active Windows corpus of exactly </w:t>
+      </w:r>
+      <w:r>
+        <w:rPr>
+          <w:b/>
+        </w:rPr>
+        <w:t>474 techniques and sub-techniques</w:t>
       </w:r>
       <w:r>
         <w:t>:</w:t>
@@ -9679,7 +9756,18 @@
         <w:t>strict: true</w:t>
       </w:r>
       <w:r>
-        <w:t>) targeting the Pydantic contract:</w:t>
+        <w:t xml:space="preserve">) targeting the Pydantic contract derived from </w:t>
+      </w:r>
+      <w:r>
+        <w:rPr>
+          <w:rFonts w:ascii="Consolas" w:hAnsi="Consolas"/>
+          <w:color w:val="8A1F11"/>
+          <w:sz w:val="19"/>
+        </w:rPr>
+        <w:t>TechniquePrediction.model_json_schema()</w:t>
+      </w:r>
+      <w:r>
+        <w:t>:</w:t>
       </w:r>
     </w:p>
     <w:p>
@@ -9696,25 +9784,108 @@
         </w:rPr>
         <w:t xml:space="preserve">  {</w:t>
         <w:br/>
+        <w:t xml:space="preserve">    "title": "TechniquePrediction",</w:t>
+        <w:br/>
+        <w:t xml:space="preserve">    "description": "Minimal structured prediction payload returned by LLM:\n{\"technique_id\": \"T1059.001\"}\n\nNote: Strict format validation is deliberately omitted from the Pydantic schema\nso that syntactically invalid or non-registry IDs successfully pass JSON/schema parsing\nand are subsequently categorized as INVALID_ID by post-hoc validation (rather than MALFORMED_RESPONSE).",</w:t>
+        <w:br/>
         <w:t xml:space="preserve">    "type": "object",</w:t>
         <w:br/>
         <w:t xml:space="preserve">    "properties": {</w:t>
         <w:br/>
         <w:t xml:space="preserve">      "technique_id": {</w:t>
         <w:br/>
-        <w:t xml:space="preserve">        "type": "string",</w:t>
+        <w:t xml:space="preserve">        "title": "Technique Id",</w:t>
         <w:br/>
-        <w:t xml:space="preserve">        "pattern": "^T[0-9]{4}(\\.[0-9]{3})?$"</w:t>
+        <w:t xml:space="preserve">        "description": "The predicted MITRE ATT&amp;CK Technique or Sub-technique ID.",</w:t>
+        <w:br/>
+        <w:t xml:space="preserve">        "type": "string"</w:t>
         <w:br/>
         <w:t xml:space="preserve">      }</w:t>
         <w:br/>
         <w:t xml:space="preserve">    },</w:t>
         <w:br/>
-        <w:t xml:space="preserve">    "required": ["technique_id"],</w:t>
+        <w:t xml:space="preserve">    "required": [</w:t>
+        <w:br/>
+        <w:t xml:space="preserve">      "technique_id"</w:t>
+        <w:br/>
+        <w:t xml:space="preserve">    ],</w:t>
         <w:br/>
         <w:t xml:space="preserve">    "additionalProperties": false</w:t>
         <w:br/>
         <w:t xml:space="preserve">  }</w:t>
+      </w:r>
+    </w:p>
+    <w:p>
+      <w:r>
+        <w:t xml:space="preserve">Crucially, format-level regex validation (such as </w:t>
+      </w:r>
+      <w:r>
+        <w:rPr>
+          <w:rFonts w:ascii="Consolas" w:hAnsi="Consolas"/>
+          <w:color w:val="8A1F11"/>
+          <w:sz w:val="19"/>
+        </w:rPr>
+        <w:t>^T[0-9]{4}(\.[0-9]{3})?$</w:t>
+      </w:r>
+      <w:r>
+        <w:t>) is deliberately omitted from the Pydantic schema and provider API contract. This architectural decision strictly decouples provider-level JSON structural validity from downstream domain-specific taxonomic validation:</w:t>
+      </w:r>
+    </w:p>
+    <w:p>
+      <w:pPr>
+        <w:spacing w:after="40" w:line="276" w:lineRule="auto"/>
+        <w:ind w:left="432" w:hanging="288"/>
+      </w:pPr>
+      <w:r>
+        <w:rPr>
+          <w:rFonts w:ascii="Calibri" w:hAnsi="Calibri"/>
+          <w:b/>
+          <w:color w:val="24292F"/>
+        </w:rPr>
+        <w:t xml:space="preserve">1. </w:t>
+      </w:r>
+      <w:r>
+        <w:rPr>
+          <w:i/>
+        </w:rPr>
+        <w:t>Provider Schema Validation:</w:t>
+      </w:r>
+      <w:r>
+        <w:t xml:space="preserve"> Enforces that the model emits a syntactically valid JSON object possessing a string-typed </w:t>
+      </w:r>
+      <w:r>
+        <w:rPr>
+          <w:rFonts w:ascii="Consolas" w:hAnsi="Consolas"/>
+          <w:color w:val="8A1F11"/>
+          <w:sz w:val="19"/>
+        </w:rPr>
+        <w:t>technique_id</w:t>
+      </w:r>
+      <w:r>
+        <w:t xml:space="preserve"> field with no additional properties.</w:t>
+      </w:r>
+    </w:p>
+    <w:p>
+      <w:pPr>
+        <w:spacing w:after="40" w:line="276" w:lineRule="auto"/>
+        <w:ind w:left="432" w:hanging="288"/>
+      </w:pPr>
+      <w:r>
+        <w:rPr>
+          <w:rFonts w:ascii="Calibri" w:hAnsi="Calibri"/>
+          <w:b/>
+          <w:color w:val="24292F"/>
+        </w:rPr>
+        <w:t xml:space="preserve">2. </w:t>
+      </w:r>
+      <w:r>
+        <w:rPr>
+          <w:i/>
+        </w:rPr>
+        <w:t>Post-Hoc Taxonomic Validation:</w:t>
+      </w:r>
+      <w:r>
+        <w:t xml:space="preserve"> Decouples structural parse failures from attribution domain errors via a two-layer validation pipeline:</w:t>
       </w:r>
     </w:p>
     <w:p>
@@ -9726,10 +9897,10 @@
         <w:rPr>
           <w:b/>
         </w:rPr>
-        <w:t>Sampling Parameters:</w:t>
-      </w:r>
-      <w:r>
-        <w:t xml:space="preserve"> Left at provider defaults (</w:t>
+        <w:t>Layer 1 (Canonical Syntax Check):</w:t>
+      </w:r>
+      <w:r>
+        <w:t xml:space="preserve"> Validates the string against the canonical MITRE ATT&amp;CK regex pattern (</w:t>
       </w:r>
       <w:r>
         <w:rPr>
@@ -9737,10 +9908,10 @@
           <w:color w:val="8A1F11"/>
           <w:sz w:val="19"/>
         </w:rPr>
-        <w:t>temperature = 1.0</w:t>
-      </w:r>
-      <w:r>
-        <w:t xml:space="preserve">, </w:t>
+        <w:t>^T\d{4}(?:\.\d{3})?$</w:t>
+      </w:r>
+      <w:r>
+        <w:t xml:space="preserve">). Syntactic violations (e.g., malformed patterns such as </w:t>
       </w:r>
       <w:r>
         <w:rPr>
@@ -9748,10 +9919,10 @@
           <w:color w:val="8A1F11"/>
           <w:sz w:val="19"/>
         </w:rPr>
-        <w:t>top_p = 1.0</w:t>
-      </w:r>
-      <w:r>
-        <w:t xml:space="preserve">, </w:t>
+        <w:t>"T1059.1"</w:t>
+      </w:r>
+      <w:r>
+        <w:t xml:space="preserve"> or </w:t>
       </w:r>
       <w:r>
         <w:rPr>
@@ -9759,10 +9930,10 @@
           <w:color w:val="8A1F11"/>
           <w:sz w:val="19"/>
         </w:rPr>
-        <w:t>presence_penalty = 0.0</w:t>
-      </w:r>
-      <w:r>
-        <w:t xml:space="preserve">, </w:t>
+        <w:t>"T99999_bad"</w:t>
+      </w:r>
+      <w:r>
+        <w:t xml:space="preserve">) parse valid JSON and are classified as </w:t>
       </w:r>
       <w:r>
         <w:rPr>
@@ -9770,10 +9941,21 @@
           <w:color w:val="8A1F11"/>
           <w:sz w:val="19"/>
         </w:rPr>
-        <w:t>frequency_penalty = 0.0</w:t>
-      </w:r>
-      <w:r>
-        <w:t>).</w:t>
+        <w:t>INVALID_ID</w:t>
+      </w:r>
+      <w:r>
+        <w:t xml:space="preserve"> rather than </w:t>
+      </w:r>
+      <w:r>
+        <w:rPr>
+          <w:rFonts w:ascii="Consolas" w:hAnsi="Consolas"/>
+          <w:color w:val="8A1F11"/>
+          <w:sz w:val="19"/>
+        </w:rPr>
+        <w:t>MALFORMED_RESPONSE</w:t>
+      </w:r>
+      <w:r>
+        <w:t>.</w:t>
       </w:r>
     </w:p>
     <w:p>
@@ -9785,10 +9967,10 @@
         <w:rPr>
           <w:b/>
         </w:rPr>
-        <w:t>Resilience Policy:</w:t>
-      </w:r>
-      <w:r>
-        <w:t xml:space="preserve"> Exponential backoff with jitter (</w:t>
+        <w:t>Layer 2 (Registry Membership Check):</w:t>
+      </w:r>
+      <w:r>
+        <w:t xml:space="preserve"> Validates syntax-compliant identifiers against the pinned ATT&amp;CK v19.2 enterprise registry. Syntactically valid but uncataloged identifiers (e.g., non-existent techniques such as </w:t>
       </w:r>
       <w:r>
         <w:rPr>
@@ -9796,10 +9978,154 @@
           <w:color w:val="8A1F11"/>
           <w:sz w:val="19"/>
         </w:rPr>
+        <w:t>"T9999"</w:t>
+      </w:r>
+      <w:r>
+        <w:t xml:space="preserve">) are classified as </w:t>
+      </w:r>
+      <w:r>
+        <w:rPr>
+          <w:rFonts w:ascii="Consolas" w:hAnsi="Consolas"/>
+          <w:color w:val="8A1F11"/>
+          <w:sz w:val="19"/>
+        </w:rPr>
+        <w:t>INVALID_ID</w:t>
+      </w:r>
+      <w:r>
+        <w:t>.</w:t>
+      </w:r>
+    </w:p>
+    <w:p>
+      <w:r>
+        <w:t xml:space="preserve">If regex enforcement were embedded directly within the provider JSON schema, any syntactically invalid output would be rejected at the API provider layer and misclassified as </w:t>
+      </w:r>
+      <w:r>
+        <w:rPr>
+          <w:rFonts w:ascii="Consolas" w:hAnsi="Consolas"/>
+          <w:color w:val="8A1F11"/>
+          <w:sz w:val="19"/>
+        </w:rPr>
+        <w:t>MALFORMED_RESPONSE</w:t>
+      </w:r>
+      <w:r>
+        <w:t xml:space="preserve"> (a structural parse failure), obscuring whether the model attempted a malformed technique prediction versus failing JSON generation.</w:t>
+      </w:r>
+    </w:p>
+    <w:p>
+      <w:pPr>
+        <w:pStyle w:val="ListBullet"/>
+        <w:spacing w:after="40" w:line="276" w:lineRule="auto"/>
+      </w:pPr>
+      <w:r>
+        <w:rPr>
+          <w:b/>
+        </w:rPr>
+        <w:t>Sampling Parameters:</w:t>
+      </w:r>
+      <w:r>
+        <w:t xml:space="preserve"> Under the OpenAI Responses API implementation contract (</w:t>
+      </w:r>
+      <w:r>
+        <w:rPr>
+          <w:rFonts w:ascii="Consolas" w:hAnsi="Consolas"/>
+          <w:color w:val="8A1F11"/>
+          <w:sz w:val="19"/>
+        </w:rPr>
+        <w:t>src/llm/client.py</w:t>
+      </w:r>
+      <w:r>
+        <w:t>), sampling parameters (</w:t>
+      </w:r>
+      <w:r>
+        <w:rPr>
+          <w:rFonts w:ascii="Consolas" w:hAnsi="Consolas"/>
+          <w:color w:val="8A1F11"/>
+          <w:sz w:val="19"/>
+        </w:rPr>
+        <w:t>temperature</w:t>
+      </w:r>
+      <w:r>
+        <w:t xml:space="preserve">, </w:t>
+      </w:r>
+      <w:r>
+        <w:rPr>
+          <w:rFonts w:ascii="Consolas" w:hAnsi="Consolas"/>
+          <w:color w:val="8A1F11"/>
+          <w:sz w:val="19"/>
+        </w:rPr>
+        <w:t>top_p</w:t>
+      </w:r>
+      <w:r>
+        <w:t xml:space="preserve">, </w:t>
+      </w:r>
+      <w:r>
+        <w:rPr>
+          <w:rFonts w:ascii="Consolas" w:hAnsi="Consolas"/>
+          <w:color w:val="8A1F11"/>
+          <w:sz w:val="19"/>
+        </w:rPr>
+        <w:t>presence_penalty</w:t>
+      </w:r>
+      <w:r>
+        <w:t xml:space="preserve">, </w:t>
+      </w:r>
+      <w:r>
+        <w:rPr>
+          <w:rFonts w:ascii="Consolas" w:hAnsi="Consolas"/>
+          <w:color w:val="8A1F11"/>
+          <w:sz w:val="19"/>
+        </w:rPr>
+        <w:t>frequency_penalty</w:t>
+      </w:r>
+      <w:r>
+        <w:t xml:space="preserve">, and </w:t>
+      </w:r>
+      <w:r>
+        <w:rPr>
+          <w:rFonts w:ascii="Consolas" w:hAnsi="Consolas"/>
+          <w:color w:val="8A1F11"/>
+          <w:sz w:val="19"/>
+        </w:rPr>
+        <w:t>seed</w:t>
+      </w:r>
+      <w:r>
+        <w:t>) are not sent / not configured in the request payload. By maintaining unconfigured provider defaults uniformly across all dispatches, the experimental runner guarantees identical configured controls across all experimental conditions.</w:t>
+      </w:r>
+    </w:p>
+    <w:p>
+      <w:pPr>
+        <w:pStyle w:val="ListBullet"/>
+        <w:spacing w:after="40" w:line="276" w:lineRule="auto"/>
+      </w:pPr>
+      <w:r>
+        <w:rPr>
+          <w:b/>
+        </w:rPr>
+        <w:t>Resilience Policy:</w:t>
+      </w:r>
+      <w:r>
+        <w:t xml:space="preserve"> Deterministic exponential backoff without jitter (</w:t>
+      </w:r>
+      <w:r>
+        <w:rPr>
+          <w:rFonts w:ascii="Consolas" w:hAnsi="Consolas"/>
+          <w:color w:val="8A1F11"/>
+          <w:sz w:val="19"/>
+        </w:rPr>
         <w:t>max_retries = 3</w:t>
       </w:r>
       <w:r>
-        <w:t>, initial delay 1.0s, factor 2.0, max delay 30.0s, socket timeout 120s).</w:t>
+        <w:t xml:space="preserve">, initial delay 1.0s, factor 2.0, max delay 30.0s, socket timeout 120s; delay computed deterministically as </w:t>
+      </w:r>
+      <w:r>
+        <w:rPr>
+          <w:rFonts w:ascii="Cambria Math" w:hAnsi="Cambria Math"/>
+          <w:i/>
+        </w:rPr>
+        <w:t>(initial × factor^attempt, max_delay)</w:t>
+      </w:r>
+      <w:r>
+        <w:t>).</w:t>
       </w:r>
     </w:p>
     <w:p>
@@ -10359,7 +10685,7 @@
           <w:color w:val="1F2328"/>
           <w:sz w:val="24"/>
         </w:rPr>
-        <w:t>4.6 Tariff, Monetary Accounting, and Financial Guard ($19.99 Budget)</w:t>
+        <w:t>4.6 Tariff, Monetary Accounting, and Financial Guard (USD 19.99 Budget)</w:t>
       </w:r>
     </w:p>
     <w:p>
@@ -10399,40 +10725,7 @@
         <w:spacing w:after="40" w:line="276" w:lineRule="auto"/>
       </w:pPr>
       <w:r>
-        <w:t xml:space="preserve">Input Tokens: </w:t>
-      </w:r>
-      <w:r>
-        <w:rPr>
-          <w:rFonts w:ascii="Cambria Math" w:hAnsi="Cambria Math"/>
-          <w:i/>
-        </w:rPr>
-        <w:t>\</w:t>
-      </w:r>
-      <w:r>
-        <w:t>0.20</w:t>
-      </w:r>
-      <w:r>
-        <w:rPr>
-          <w:rFonts w:ascii="Cambria Math" w:hAnsi="Cambria Math"/>
-          <w:i/>
-        </w:rPr>
-        <w:t>per</w:t>
-      </w:r>
-      <w:r>
-        <w:t>10^6</w:t>
-      </w:r>
-      <w:r>
-        <w:rPr>
-          <w:rFonts w:ascii="Cambria Math" w:hAnsi="Cambria Math"/>
-          <w:i/>
-        </w:rPr>
-        <w:t>tokens (conservative modeling rate:</w:t>
-      </w:r>
-      <w:r>
-        <w:t>$0.25</w:t>
-      </w:r>
-      <w:r>
-        <w:t xml:space="preserve"> / 10^6$).</w:t>
+        <w:t>Input Tokens: USD 0.20 per 1,000,000 input tokens (conservative modeling rate: USD 0.25 per 1,000,000 input tokens).</w:t>
       </w:r>
     </w:p>
     <w:p>
@@ -10441,27 +10734,7 @@
         <w:spacing w:after="40" w:line="276" w:lineRule="auto"/>
       </w:pPr>
       <w:r>
-        <w:t xml:space="preserve">Output Tokens: </w:t>
-      </w:r>
-      <w:r>
-        <w:rPr>
-          <w:rFonts w:ascii="Cambria Math" w:hAnsi="Cambria Math"/>
-          <w:i/>
-        </w:rPr>
-        <w:t>\</w:t>
-      </w:r>
-      <w:r>
-        <w:t>1.20</w:t>
-      </w:r>
-      <w:r>
-        <w:rPr>
-          <w:rFonts w:ascii="Cambria Math" w:hAnsi="Cambria Math"/>
-          <w:i/>
-        </w:rPr>
-        <w:t>per</w:t>
-      </w:r>
-      <w:r>
-        <w:t>10^6$ tokens (inclusive of hidden reasoning tokens).</w:t>
+        <w:t>Output Tokens: USD 1.20 per 1,000,000 output tokens (inclusive of hidden reasoning tokens).</w:t>
       </w:r>
     </w:p>
     <w:p>
@@ -10507,7 +10780,7 @@
         <w:t>DEV Pilot Empirical Calibration (2026-10-01):</w:t>
       </w:r>
       <w:r>
-        <w:t xml:space="preserve"> A real-provider pilot on 20 DEV views (</w:t>
+        <w:t xml:space="preserve"> A real-provider calibration pilot across 20 requests (evaluating 4 synthetic DEV views across 5 experimental conditions, documented in </w:t>
       </w:r>
       <w:r>
         <w:rPr>
@@ -10536,17 +10809,7 @@
         <w:spacing w:after="40" w:line="276" w:lineRule="auto"/>
       </w:pPr>
       <w:r>
-        <w:t xml:space="preserve">Total Empirical Spend: </w:t>
-      </w:r>
-      <w:r>
-        <w:rPr>
-          <w:rFonts w:ascii="Cambria Math" w:hAnsi="Cambria Math"/>
-          <w:i/>
-        </w:rPr>
-        <w:t>\</w:t>
-      </w:r>
-      <w:r>
-        <w:t>0.0242$ across 20 successful requests (mean latency: 8.13s).</w:t>
+        <w:t>Tariff Accounting Estimate: An estimated usage cost of USD 0.0242 across 20 successful requests (mean latency: 8.13s). Note: this figure represents an internal usage/tariff accounting estimate derived from token meters and public tariff rates, not a commercial invoice.</w:t>
       </w:r>
     </w:p>
     <w:p>
@@ -10558,7 +10821,7 @@
         <w:rPr>
           <w:b/>
         </w:rPr>
-        <w:t>Canonical Projection and the $19.99 Hard Ceiling:</w:t>
+        <w:t>Canonical Projection and the USD 19.99 Hard Ceiling:</w:t>
       </w:r>
       <w:r>
         <w:t xml:space="preserve"> Offline tokenization of all 6,400 planned TEST prompts via </w:t>
@@ -10576,54 +10839,30 @@
       </w:r>
       <w:r>
         <w:rPr>
-          <w:rFonts w:ascii="Cambria Math" w:hAnsi="Cambria Math"/>
           <w:b/>
-          <w:i/>
-        </w:rPr>
-        <w:t>\</w:t>
+        </w:rPr>
+        <w:t>USD 8.20</w:t>
+      </w:r>
+      <w:r>
+        <w:t xml:space="preserve"> (or </w:t>
       </w:r>
       <w:r>
         <w:rPr>
           <w:b/>
         </w:rPr>
-        <w:t>8.20$</w:t>
-      </w:r>
-      <w:r>
-        <w:t xml:space="preserve"> (or </w:t>
-      </w:r>
-      <w:r>
-        <w:rPr>
-          <w:rFonts w:ascii="Cambria Math" w:hAnsi="Cambria Math"/>
+        <w:t>USD 8.99</w:t>
+      </w:r>
+      <w:r>
+        <w:t xml:space="preserve"> under conservative input modeling rates). Crucially, these financial forecasts represent modeled projections rather than absolute commercial guarantees. A hard budget ceiling of </w:t>
+      </w:r>
+      <w:r>
+        <w:rPr>
           <w:b/>
-          <w:i/>
-        </w:rPr>
-        <w:t>\</w:t>
-      </w:r>
-      <w:r>
-        <w:rPr>
-          <w:b/>
-        </w:rPr>
-        <w:t>8.99$</w:t>
-      </w:r>
-      <w:r>
-        <w:t xml:space="preserve"> under conservative input rates). A hard budget ceiling of </w:t>
-      </w:r>
-      <w:r>
-        <w:rPr>
-          <w:rFonts w:ascii="Cambria Math" w:hAnsi="Cambria Math"/>
-          <w:b/>
-          <w:i/>
-        </w:rPr>
-        <w:t>\</w:t>
-      </w:r>
-      <w:r>
-        <w:rPr>
-          <w:b/>
-        </w:rPr>
-        <w:t>19.99$</w:t>
-      </w:r>
-      <w:r>
-        <w:t xml:space="preserve"> is enforced by the execution runner, providing a </w:t>
+        </w:rPr>
+        <w:t>USD 19.99</w:t>
+      </w:r>
+      <w:r>
+        <w:t xml:space="preserve"> is strictly enforced by the execution runner, providing a </w:t>
       </w:r>
       <w:r>
         <w:rPr>
@@ -18370,12 +18609,12 @@
         <w:rPr>
           <w:b/>
         </w:rPr>
-        <w:t>Contextual Event Dilution:</w:t>
+        <w:t>Contextual Event Dilution Hypothesis and Rank Observations:</w:t>
       </w:r>
     </w:p>
     <w:p>
       <w:r>
-        <w:t xml:space="preserve">In an anchor-technique pairwise analysis across 296 eligible scenario pairs, adding multi-event context degraded the ground-truth retrieval rank in </w:t>
+        <w:t xml:space="preserve">In an anchor-technique pairwise comparison across 296 eligible scenario pairs, adding multi-event context was observed to degrade the ground-truth retrieval rank in </w:t>
       </w:r>
       <w:r>
         <w:rPr>
@@ -18409,7 +18648,7 @@
         <w:t xml:space="preserve"> (23/296)</w:t>
       </w:r>
       <w:r>
-        <w:t>. Multi-event sequences introduce background operational tokens (</w:t>
+        <w:t>, with the remaining pairs exhibiting neutral rank changes. While we hypothesize that multi-event sequences introduce background operational tokens (</w:t>
       </w:r>
       <w:r>
         <w:rPr>
@@ -18420,7 +18659,7 @@
         <w:t>svchost.exe</w:t>
       </w:r>
       <w:r>
-        <w:t>, RPC calls, thread IDs) that dilute the dense vector representation away from the primary malicious signature.</w:t>
+        <w:t>, RPC calls, thread IDs) that dilute the dense vector embedding away from the primary malicious signature, this contextual dilution effect and any prospective event-filtering requirements remain hypotheses to be formally evaluated during end-to-end LLM reasoning.</w:t>
       </w:r>
     </w:p>
     <w:p>
@@ -18746,7 +18985,7 @@
                 <w:color w:val="FFFFFF"/>
                 <w:sz w:val="15"/>
               </w:rPr>
-              <w:t>Total Cost ($)</w:t>
+              <w:t>Total Cost (USD)</w:t>
             </w:r>
           </w:p>
         </w:tc>
@@ -18778,7 +19017,7 @@
                 <w:color w:val="FFFFFF"/>
                 <w:sz w:val="15"/>
               </w:rPr>
-              <w:t>Mean Cost / Query ($)</w:t>
+              <w:t>Mean Cost / Query (USD)</w:t>
             </w:r>
           </w:p>
         </w:tc>
@@ -20509,7 +20748,7 @@
         <w:t>WindowsError 32: The process cannot access the file because it is being used by another process</w:t>
       </w:r>
       <w:r>
-        <w:t xml:space="preserve">). To prevent premature aborts, </w:t>
+        <w:t>). To prevent premature aborts, the launcher wrapper incorporates a 12-retry policy around atomic ledger writes using deterministic exponential backoff without jitter (</w:t>
       </w:r>
       <w:r>
         <w:rPr>
@@ -20517,10 +20756,10 @@
           <w:color w:val="8A1F11"/>
           <w:sz w:val="19"/>
         </w:rPr>
-        <w:t>StudyBudgetLedger._write_atomically_unlocked</w:t>
-      </w:r>
-      <w:r>
-        <w:t xml:space="preserve"> incorporates a 12-retry wrapper with exponential backoff and jitter, ensuring reliable atomic state persistence across long-running sequential dispatches.</w:t>
+        <w:t>delay = 0.05 * (1.5 ** attempt)</w:t>
+      </w:r>
+      <w:r>
+        <w:t>), ensuring reliable state persistence across long-running sequential dispatches.</w:t>
       </w:r>
     </w:p>
     <w:p>
@@ -20619,7 +20858,7 @@
         <w:t>Internal Validity:</w:t>
       </w:r>
       <w:r>
-        <w:t xml:space="preserve"> Potential threats include data leakage, prompt asymmetry, and non-deterministic tie-breaking. These were mitigated via field whitelisting (purging all rule titles and ATT&amp;CK markers), byte-identical prompt templates across No-RAG and RAG, and FAISS global tie-breaking.</w:t>
+        <w:t xml:space="preserve"> Potential threats include data leakage, prompt asymmetry, and non-deterministic tie-breaking. These were mitigated via field whitelisting (purging all rule titles and ATT&amp;CK markers), byte-identical prompt templates across No-RAG and RAG, and FAISS global tie-breaking. We explicitly state that bitwise determinism strictly applies to dataset regeneration, offline evaluation diagnostics, and retriever tie-breaking; live model provider outputs are subject to upstream non-determinism and provider-side variability, which is transparently recorded under Protocol Decision D3 through immutable timestamped metadata, system fingerprints, and execution logs.</w:t>
       </w:r>
     </w:p>
     <w:p>

--- a/docs/report/scientific_report.docx
+++ b/docs/report/scientific_report.docx
@@ -8322,7 +8322,7 @@
         <w:t>ground_truth.jsonl</w:t>
       </w:r>
       <w:r>
-        <w:t>) establishes the exact scorable cohorts:</w:t>
+        <w:t>) establishes the exact scorable cohorts across the 640 scenario pairs:</w:t>
       </w:r>
     </w:p>
     <w:p>
@@ -8366,6 +8366,115 @@
       </w:r>
       <w:r>
         <w:t>).</w:t>
+      </w:r>
+    </w:p>
+    <w:p>
+      <w:pPr>
+        <w:pStyle w:val="ListBullet"/>
+        <w:spacing w:after="40" w:line="276" w:lineRule="auto"/>
+      </w:pPr>
+      <w:r>
+        <w:rPr>
+          <w:b/>
+        </w:rPr>
+        <w:t>Complete Scorable Pairs Census:</w:t>
+      </w:r>
+      <w:r>
+        <w:t xml:space="preserve"> Across the 640 TEST scenario pairs, exactly </w:t>
+      </w:r>
+      <w:r>
+        <w:rPr>
+          <w:b/>
+        </w:rPr>
+        <w:t>278 complete scorable pairs</w:t>
+      </w:r>
+      <w:r>
+        <w:t xml:space="preserve"> possess valid ground-truth mapping on </w:t>
+      </w:r>
+      <w:r>
+        <w:rPr>
+          <w:i/>
+        </w:rPr>
+        <w:t>both</w:t>
+      </w:r>
+      <w:r>
+        <w:t xml:space="preserve"> single and contextual views (</w:t>
+      </w:r>
+      <w:r>
+        <w:rPr>
+          <w:rFonts w:ascii="Cambria Math" w:hAnsi="Cambria Math"/>
+          <w:i/>
+        </w:rPr>
+        <w:t>278 × 2 = 556</w:t>
+      </w:r>
+      <w:r>
+        <w:t xml:space="preserve"> views); exactly </w:t>
+      </w:r>
+      <w:r>
+        <w:rPr>
+          <w:b/>
+        </w:rPr>
+        <w:t>162 pairs</w:t>
+      </w:r>
+      <w:r>
+        <w:t xml:space="preserve"> possess valid ground truth on </w:t>
+      </w:r>
+      <w:r>
+        <w:rPr>
+          <w:i/>
+        </w:rPr>
+        <w:t>only</w:t>
+      </w:r>
+      <w:r>
+        <w:t xml:space="preserve"> the contextual view (</w:t>
+      </w:r>
+      <w:r>
+        <w:rPr>
+          <w:rFonts w:ascii="Cambria Math" w:hAnsi="Cambria Math"/>
+          <w:i/>
+        </w:rPr>
+        <w:t>162 × 1 = 162</w:t>
+      </w:r>
+      <w:r>
+        <w:t xml:space="preserve"> views; single view unmapped/ambiguous); and exactly </w:t>
+      </w:r>
+      <w:r>
+        <w:rPr>
+          <w:b/>
+        </w:rPr>
+        <w:t>200 pairs</w:t>
+      </w:r>
+      <w:r>
+        <w:t xml:space="preserve"> possess valid ground truth on </w:t>
+      </w:r>
+      <w:r>
+        <w:rPr>
+          <w:i/>
+        </w:rPr>
+        <w:t>neither</w:t>
+      </w:r>
+      <w:r>
+        <w:t xml:space="preserve"> view (</w:t>
+      </w:r>
+      <w:r>
+        <w:rPr>
+          <w:rFonts w:ascii="Cambria Math" w:hAnsi="Cambria Math"/>
+          <w:i/>
+        </w:rPr>
+        <w:t>200 × 2 = 400</w:t>
+      </w:r>
+      <w:r>
+        <w:t xml:space="preserve"> views). Together, </w:t>
+      </w:r>
+      <w:r>
+        <w:rPr>
+          <w:rFonts w:ascii="Cambria Math" w:hAnsi="Cambria Math"/>
+          <w:i/>
+        </w:rPr>
+        <w:t>556 + 162 = 718</w:t>
+      </w:r>
+      <w:r>
+        <w:t xml:space="preserve"> mapped positive views.</w:t>
       </w:r>
     </w:p>
     <w:p>
@@ -10725,7 +10834,7 @@
         <w:spacing w:after="40" w:line="276" w:lineRule="auto"/>
       </w:pPr>
       <w:r>
-        <w:t>Input Tokens: USD 0.20 per 1,000,000 input tokens (conservative modeling rate: USD 0.25 per 1,000,000 input tokens).</w:t>
+        <w:t>Input Tokens: USD 0.20 per 1,000,000 input tokens (standard list; evaluated experimental rate: USD 0.150 per 1,000,000 input tokens; conservative modeling rate: USD 0.25 per 1,000,000 input tokens).</w:t>
       </w:r>
     </w:p>
     <w:p>
@@ -10734,7 +10843,16 @@
         <w:spacing w:after="40" w:line="276" w:lineRule="auto"/>
       </w:pPr>
       <w:r>
-        <w:t>Output Tokens: USD 1.20 per 1,000,000 output tokens (inclusive of hidden reasoning tokens).</w:t>
+        <w:t>Output Tokens: USD 1.20 per 1,000,000 output tokens (standard list; evaluated experimental rate: USD 0.600 per 1,000,000 output tokens, inclusive of hidden reasoning tokens).</w:t>
+      </w:r>
+    </w:p>
+    <w:p>
+      <w:pPr>
+        <w:pStyle w:val="ListBullet"/>
+        <w:spacing w:after="40" w:line="276" w:lineRule="auto"/>
+      </w:pPr>
+      <w:r>
+        <w:t>Prior Pilot Hold: An initial provisional hold of USD 0.05264010 is accounted for prior DEV exploratory dispatches against the USD 19.99 budget ceiling.</w:t>
       </w:r>
     </w:p>
     <w:p>

--- a/docs/report/scientific_report.docx
+++ b/docs/report/scientific_report.docx
@@ -14876,21 +14876,55 @@
       </w:pPr>
     </w:p>
     <w:p>
-      <w:r>
-        <w:t>!</w:t>
-      </w:r>
-      <w:r>
-        <w:rPr>
-          <w:color w:val="0969DA"/>
-          <w:u w:val="single"/>
-        </w:rPr>
-        <w:t>Figure 1: fig1_attribution_scaling.png</w:t>
+      <w:pPr>
+        <w:spacing w:before="200" w:after="80"/>
+        <w:jc w:val="center"/>
+      </w:pPr>
+      <w:r>
+        <w:drawing>
+          <wp:inline xmlns:a="http://schemas.openxmlformats.org/drawingml/2006/main" xmlns:pic="http://schemas.openxmlformats.org/drawingml/2006/picture">
+            <wp:extent cx="5715000" cy="2852971"/>
+            <wp:docPr id="1" name="Picture 1"/>
+            <wp:cNvGraphicFramePr>
+              <a:graphicFrameLocks noChangeAspect="1"/>
+            </wp:cNvGraphicFramePr>
+            <a:graphic>
+              <a:graphicData uri="http://schemas.openxmlformats.org/drawingml/2006/picture">
+                <pic:pic>
+                  <pic:nvPicPr>
+                    <pic:cNvPr id="0" name="canonical_rq1_accuracy_and_macro.png"/>
+                    <pic:cNvPicPr/>
+                  </pic:nvPicPr>
+                  <pic:blipFill>
+                    <a:blip r:embed="rId9"/>
+                    <a:stretch>
+                      <a:fillRect/>
+                    </a:stretch>
+                  </pic:blipFill>
+                  <pic:spPr>
+                    <a:xfrm>
+                      <a:off x="0" y="0"/>
+                      <a:ext cx="5715000" cy="2852971"/>
+                    </a:xfrm>
+                    <a:prstGeom prst="rect"/>
+                  </pic:spPr>
+                </pic:pic>
+              </a:graphicData>
+            </a:graphic>
+          </wp:inline>
+        </w:drawing>
       </w:r>
     </w:p>
     <w:p>
+      <w:pPr>
+        <w:spacing w:before="40" w:after="200"/>
+        <w:jc w:val="center"/>
+      </w:pPr>
       <w:r>
         <w:rPr>
           <w:i/>
+          <w:color w:val="57606A"/>
+          <w:sz w:val="19"/>
         </w:rPr>
         <w:t>Figure 1: Headline Attribution Accuracy (</w:t>
       </w:r>
@@ -14898,25 +14932,33 @@
         <w:rPr>
           <w:rFonts w:ascii="Cambria Math" w:hAnsi="Cambria Math"/>
           <w:i/>
+          <w:color w:val="57606A"/>
+          <w:sz w:val="19"/>
         </w:rPr>
         <w:t>Acc_e2e</w:t>
       </w:r>
       <w:r>
         <w:rPr>
           <w:i/>
-        </w:rPr>
-        <w:t>) and 474-Class Macro-F1 as a function of retriever depth (</w:t>
+          <w:color w:val="57606A"/>
+          <w:sz w:val="19"/>
+        </w:rPr>
+        <w:t>) with 95% Bootstrap Confidence Intervals and 474-Class Macro-F1 across Retrieval Depths (</w:t>
       </w:r>
       <w:r>
         <w:rPr>
           <w:rFonts w:ascii="Cambria Math" w:hAnsi="Cambria Math"/>
           <w:i/>
+          <w:color w:val="57606A"/>
+          <w:sz w:val="19"/>
         </w:rPr>
         <w:t>k ∈ {0, 1, 3, 5, 10}</w:t>
       </w:r>
       <w:r>
         <w:rPr>
           <w:i/>
+          <w:color w:val="57606A"/>
+          <w:sz w:val="19"/>
         </w:rPr>
         <w:t>).</w:t>
       </w:r>
@@ -16164,7 +16206,7 @@
     </w:p>
     <w:p>
       <w:r>
-        <w:t xml:space="preserve">Across the 718 scorable mapped positive TEST views, retrieval depth </w:t>
+        <w:t xml:space="preserve">Across the {{SCORABLE_VIEWS_N}} scorable mapped positive TEST views, retrieval depth </w:t>
       </w:r>
       <w:r>
         <w:rPr>
@@ -16192,10 +16234,10 @@
           <w:rFonts w:ascii="Cambria Math" w:hAnsi="Cambria Math"/>
           <w:i/>
         </w:rPr>
-        <w:t>79.526%</w:t>
-      </w:r>
-      <w:r>
-        <w:t>, 571/718 correct) compared to the unaugmented baseline (</w:t>
+        <w:t>{{RQ1_K10_ACC_E2E}}</w:t>
+      </w:r>
+      <w:r>
+        <w:t>, {{RQ1_K10_CORRECT_COUNT}}/{{SCORABLE_VIEWS_N}} correct) compared to the unaugmented baseline (</w:t>
       </w:r>
       <w:r>
         <w:rPr>
@@ -16213,27 +16255,27 @@
           <w:rFonts w:ascii="Cambria Math" w:hAnsi="Cambria Math"/>
           <w:i/>
         </w:rPr>
-        <w:t>77.994%</w:t>
-      </w:r>
-      <w:r>
-        <w:t xml:space="preserve">, 560/718 correct), representing an observed point difference of </w:t>
+        <w:t>{{RQ1_NO_RAG_ACC_E2E}}</w:t>
+      </w:r>
+      <w:r>
+        <w:t xml:space="preserve">, {{RQ1_NO_RAG_CORRECT_COUNT}}/{{SCORABLE_VIEWS_N}} correct), representing an observed point difference of </w:t>
       </w:r>
       <w:r>
         <w:rPr>
           <w:rFonts w:ascii="Cambria Math" w:hAnsi="Cambria Math"/>
           <w:i/>
         </w:rPr>
-        <w:t>Δ = +1.532 percentage points</w:t>
-      </w:r>
-      <w:r>
-        <w:t xml:space="preserve"> (+11 net views). Intermediate retrieval depths exhibited comparable or slightly reduced point estimates: </w:t>
+        <w:t>Δ = {{RQ1_K10_DELTA_PP}} percentage points</w:t>
+      </w:r>
+      <w:r>
+        <w:t xml:space="preserve"> ({{RQ1_K10_NET_VIEWS}} net views). Intermediate retrieval depths exhibited comparable or slightly reduced point estimates: </w:t>
       </w:r>
       <w:r>
         <w:rPr>
           <w:rFonts w:ascii="Cambria Math" w:hAnsi="Cambria Math"/>
           <w:i/>
         </w:rPr>
-        <w:t>77.437%</w:t>
+        <w:t>{{RQ1_K1_ACC_E2E}}</w:t>
       </w:r>
       <w:r>
         <w:t xml:space="preserve"> for </w:t>
@@ -16246,14 +16288,14 @@
         <w:t>k=1</w:t>
       </w:r>
       <w:r>
-        <w:t xml:space="preserve"> (556/718, </w:t>
+        <w:t xml:space="preserve"> ({{RQ1_K1_CORRECT_COUNT}}/{{SCORABLE_VIEWS_N}}, </w:t>
       </w:r>
       <w:r>
         <w:rPr>
           <w:rFonts w:ascii="Cambria Math" w:hAnsi="Cambria Math"/>
           <w:i/>
         </w:rPr>
-        <w:t>Δ = -0.557 pp</w:t>
+        <w:t>Δ = {{RQ1_K1_DELTA_PP}}</w:t>
       </w:r>
       <w:r>
         <w:t xml:space="preserve">), </w:t>
@@ -16263,7 +16305,7 @@
           <w:rFonts w:ascii="Cambria Math" w:hAnsi="Cambria Math"/>
           <w:i/>
         </w:rPr>
-        <w:t>77.577%</w:t>
+        <w:t>{{RQ1_K3_ACC_E2E}}</w:t>
       </w:r>
       <w:r>
         <w:t xml:space="preserve"> for </w:t>
@@ -16276,14 +16318,14 @@
         <w:t>k=3</w:t>
       </w:r>
       <w:r>
-        <w:t xml:space="preserve"> (557/718, </w:t>
+        <w:t xml:space="preserve"> ({{RQ1_K3_CORRECT_COUNT}}/{{SCORABLE_VIEWS_N}}, </w:t>
       </w:r>
       <w:r>
         <w:rPr>
           <w:rFonts w:ascii="Cambria Math" w:hAnsi="Cambria Math"/>
           <w:i/>
         </w:rPr>
-        <w:t>Δ = -0.418 pp</w:t>
+        <w:t>Δ = {{RQ1_K3_DELTA_PP}}</w:t>
       </w:r>
       <w:r>
         <w:t xml:space="preserve">), and </w:t>
@@ -16293,7 +16335,7 @@
           <w:rFonts w:ascii="Cambria Math" w:hAnsi="Cambria Math"/>
           <w:i/>
         </w:rPr>
-        <w:t>78.830%</w:t>
+        <w:t>{{RQ1_K5_ACC_E2E}}</w:t>
       </w:r>
       <w:r>
         <w:t xml:space="preserve"> for </w:t>
@@ -16306,14 +16348,14 @@
         <w:t>k=5</w:t>
       </w:r>
       <w:r>
-        <w:t xml:space="preserve"> (566/718, </w:t>
+        <w:t xml:space="preserve"> ({{RQ1_K5_CORRECT_COUNT}}/{{SCORABLE_VIEWS_N}}, </w:t>
       </w:r>
       <w:r>
         <w:rPr>
           <w:rFonts w:ascii="Cambria Math" w:hAnsi="Cambria Math"/>
           <w:i/>
         </w:rPr>
-        <w:t>Δ = +0.836 pp</w:t>
+        <w:t>Δ = {{RQ1_K5_DELTA_PP}}</w:t>
       </w:r>
       <w:r>
         <w:t>).</w:t>
@@ -16321,7 +16363,7 @@
     </w:p>
     <w:p>
       <w:r>
-        <w:t xml:space="preserve">To rigorously quantify estimation uncertainty, 95% confidence intervals were generated via cluster bootstrap resampling over the 440 valid pair clusters (clustering single and contextual views from identical scenario origins). Across all four RAG conditions relative to </w:t>
+        <w:t xml:space="preserve">To rigorously quantify estimation uncertainty, 95% confidence intervals were generated via cluster bootstrap resampling over the {{PAIR_CLUSTERS_COUNT}} valid pair clusters (clustering single and contextual views from identical scenario origins). Across all four RAG conditions relative to </w:t>
       </w:r>
       <w:r>
         <w:rPr>
@@ -16345,7 +16387,7 @@
           <w:rFonts w:ascii="Cambria Math" w:hAnsi="Cambria Math"/>
           <w:i/>
         </w:rPr>
-        <w:t>Δ_k1 = [-3.892 pp, +2.812 pp]</w:t>
+        <w:t>Δ_k1 = {{RQ1_K1_CI95}}</w:t>
       </w:r>
     </w:p>
     <w:p>
@@ -16358,7 +16400,7 @@
           <w:rFonts w:ascii="Cambria Math" w:hAnsi="Cambria Math"/>
           <w:i/>
         </w:rPr>
-        <w:t>Δ_k3 = [-3.520 pp, +2.786 pp]</w:t>
+        <w:t>Δ_k3 = {{RQ1_K3_CI95}}</w:t>
       </w:r>
     </w:p>
     <w:p>
@@ -16371,7 +16413,7 @@
           <w:rFonts w:ascii="Cambria Math" w:hAnsi="Cambria Math"/>
           <w:i/>
         </w:rPr>
-        <w:t>Δ_k5 = [-2.417 pp, +4.088 pp]</w:t>
+        <w:t>Δ_k5 = {{RQ1_K5_CI95}}</w:t>
       </w:r>
     </w:p>
     <w:p>
@@ -16384,7 +16426,7 @@
           <w:rFonts w:ascii="Cambria Math" w:hAnsi="Cambria Math"/>
           <w:i/>
         </w:rPr>
-        <w:t>Δ_k10 = [-1.758 pp, +4.846 pp]</w:t>
+        <w:t>Δ_k10 = {{RQ1_K10_CI95}}</w:t>
       </w:r>
     </w:p>
     <w:p>
@@ -16396,7 +16438,7 @@
           <w:rFonts w:ascii="Cambria Math" w:hAnsi="Cambria Math"/>
           <w:i/>
         </w:rPr>
-        <w:t>N=718</w:t>
+        <w:t>N={{SCORABLE_VIEWS_N}}</w:t>
       </w:r>
       <w:r>
         <w:t xml:space="preserve">), where "exact" designates calculation via the exact two-sided binomial distribution over discordant pairs </w:t>
@@ -16430,7 +16472,7 @@
         <w:t>no_rag</w:t>
       </w:r>
       <w:r>
-        <w:t xml:space="preserve">, the contingency counts are: both correct = 536, </w:t>
+        <w:t xml:space="preserve">, the contingency counts are: both correct = {{RQ1_K10_MCNEMAR_BOTH_CORRECT}}, </w:t>
       </w:r>
       <w:r>
         <w:rPr>
@@ -16441,7 +16483,7 @@
         <w:t>no_rag</w:t>
       </w:r>
       <w:r>
-        <w:t xml:space="preserve"> only = 24, </w:t>
+        <w:t xml:space="preserve"> only = {{RQ1_K10_MCNEMAR_NORAG_ONLY}}, </w:t>
       </w:r>
       <w:r>
         <w:rPr>
@@ -16452,14 +16494,14 @@
         <w:t>rag_k10</w:t>
       </w:r>
       <w:r>
-        <w:t xml:space="preserve"> only = 35, and both incorrect = 123. The resulting exact two-sided binomial test yields </w:t>
+        <w:t xml:space="preserve"> only = {{RQ1_K10_MCNEMAR_K10_ONLY}}, and both incorrect = {{RQ1_K10_MCNEMAR_BOTH_INCORRECT}}. The resulting exact two-sided binomial test yields </w:t>
       </w:r>
       <w:r>
         <w:rPr>
           <w:rFonts w:ascii="Cambria Math" w:hAnsi="Cambria Math"/>
           <w:i/>
         </w:rPr>
-        <w:t>p = 0.422</w:t>
+        <w:t>p = {{RQ1_K10_MCNEMAR_P_EXACT}}</w:t>
       </w:r>
       <w:r>
         <w:t xml:space="preserve">. Across all evaluated depths, no statistically significant difference from </w:t>
@@ -16480,7 +16522,7 @@
           <w:rFonts w:ascii="Cambria Math" w:hAnsi="Cambria Math"/>
           <w:i/>
         </w:rPr>
-        <w:t>p=0.887</w:t>
+        <w:t>p={{RQ1_K1_MCNEMAR_P_EXACT}}</w:t>
       </w:r>
       <w:r>
         <w:t xml:space="preserve"> for </w:t>
@@ -16500,7 +16542,7 @@
           <w:rFonts w:ascii="Cambria Math" w:hAnsi="Cambria Math"/>
           <w:i/>
         </w:rPr>
-        <w:t>p=0.896</w:t>
+        <w:t>p={{RQ1_K3_MCNEMAR_P_EXACT}}</w:t>
       </w:r>
       <w:r>
         <w:t xml:space="preserve"> for </w:t>
@@ -16520,7 +16562,7 @@
           <w:rFonts w:ascii="Cambria Math" w:hAnsi="Cambria Math"/>
           <w:i/>
         </w:rPr>
-        <w:t>p=0.690</w:t>
+        <w:t>p={{RQ1_K5_MCNEMAR_P_EXACT}}</w:t>
       </w:r>
       <w:r>
         <w:t xml:space="preserve"> for </w:t>
@@ -16540,7 +16582,7 @@
           <w:rFonts w:ascii="Cambria Math" w:hAnsi="Cambria Math"/>
           <w:i/>
         </w:rPr>
-        <w:t>p=0.422</w:t>
+        <w:t>p={{RQ1_K10_MCNEMAR_P_EXACT}}</w:t>
       </w:r>
       <w:r>
         <w:t xml:space="preserve"> for </w:t>
@@ -16625,7 +16667,7 @@
     </w:p>
     <w:p>
       <w:r>
-        <w:t>Table 3 and Table 3b schema the comparative performance partitioned by telemetry representation (278 Single-Event Views vs. 440 Contextual-Event Views) and the paired scorable concordance metrics across the 278 complete scorable pairs.</w:t>
+        <w:t>Table 3 and Table 3b schema the comparative performance partitioned by telemetry representation (278 Single-Event Views vs. 440 Contextual-Event Views) and the paired scorable concordance metrics across the {{COMPLETE_PAIRS_N}} complete scorable pairs.</w:t>
       </w:r>
     </w:p>
     <w:p>
@@ -17924,22 +17966,10 @@
     </w:p>
     <w:p>
       <w:r>
-        <w:t>!</w:t>
-      </w:r>
-      <w:r>
-        <w:rPr>
-          <w:color w:val="0969DA"/>
-          <w:u w:val="single"/>
-        </w:rPr>
-        <w:t>Figure 3: fig3_representation_disparity.png</w:t>
-      </w:r>
-    </w:p>
-    <w:p>
-      <w:r>
         <w:rPr>
           <w:i/>
         </w:rPr>
-        <w:t xml:space="preserve">Figure 3: Telemetry Representation Attribution Disparity (Single-Event Views, </w:t>
+        <w:t>Table 3b: Paired Scorable Representation Concordance and McNemar Discordance (</w:t>
       </w:r>
       <w:r>
         <w:rPr>
@@ -17952,28 +17982,7 @@
         <w:rPr>
           <w:i/>
         </w:rPr>
-        <w:t xml:space="preserve"> vs. Contextual-Event Views, </w:t>
-      </w:r>
-      <w:r>
-        <w:rPr>
-          <w:rFonts w:ascii="Cambria Math" w:hAnsi="Cambria Math"/>
-          <w:i/>
-        </w:rPr>
-        <w:t>N=440</w:t>
-      </w:r>
-      <w:r>
-        <w:rPr>
-          <w:i/>
-        </w:rPr>
-        <w:t>).</w:t>
-      </w:r>
-    </w:p>
-    <w:p>
-      <w:r>
-        <w:rPr>
-          <w:i/>
-        </w:rPr>
-        <w:t>Table 3b: Paired Scorable Representation Concordance and Exploratory McNemar Test (Schema).</w:t>
+        <w:t xml:space="preserve"> complete pairs) (Schema).</w:t>
       </w:r>
     </w:p>
     <w:tbl>
@@ -20003,7 +20012,7 @@
     </w:p>
     <w:p>
       <w:r>
-        <w:t>To evaluate telemetry representation effects within a strictly paired experimental design, Table 3b reports attribution accuracy and concordance across the 278 complete scorable pairs (scenarios for which both single-event and contextual-event views are present and scorable in the TEST set).</w:t>
+        <w:t>To evaluate telemetry representation effects within a strictly paired experimental design, Table 3b reports attribution accuracy and concordance across the {{COMPLETE_PAIRS_N}} complete scorable pairs (scenarios for which both single-event and contextual-event views are present and scorable in the TEST set).</w:t>
       </w:r>
     </w:p>
     <w:p>
@@ -20026,37 +20035,37 @@
           <w:rFonts w:ascii="Cambria Math" w:hAnsi="Cambria Math"/>
           <w:i/>
         </w:rPr>
-        <w:t>81.655%</w:t>
-      </w:r>
-      <w:r>
-        <w:t xml:space="preserve"> (227/278) compared to </w:t>
+        <w:t>{{NO_RAG_CTX_PAIRED_ACC}}</w:t>
+      </w:r>
+      <w:r>
+        <w:t xml:space="preserve"> ({{NO_RAG_CTX_PAIRED_CORRECT}}/{{COMPLETE_PAIRS_N}}) compared to </w:t>
       </w:r>
       <w:r>
         <w:rPr>
           <w:rFonts w:ascii="Cambria Math" w:hAnsi="Cambria Math"/>
           <w:i/>
         </w:rPr>
-        <w:t>76.259%</w:t>
-      </w:r>
-      <w:r>
-        <w:t xml:space="preserve"> (212/278) for Single views, yielding an observed paired difference of </w:t>
+        <w:t>{{NO_RAG_SINGLE_PAIRED_ACC}}</w:t>
+      </w:r>
+      <w:r>
+        <w:t xml:space="preserve"> ({{NO_RAG_SINGLE_PAIRED_CORRECT}}/{{COMPLETE_PAIRS_N}}) for Single views, yielding an observed paired difference of </w:t>
       </w:r>
       <w:r>
         <w:rPr>
           <w:rFonts w:ascii="Cambria Math" w:hAnsi="Cambria Math"/>
           <w:i/>
         </w:rPr>
-        <w:t>Δ = +5.396 pp</w:t>
-      </w:r>
-      <w:r>
-        <w:t xml:space="preserve"> (+15 net views; both correct = 196, single only = 16, contextual only = 31, both incorrect = 35; McNemar </w:t>
+        <w:t>Δ = {{NO_RAG_PAIRED_DELTA_PP}}</w:t>
+      </w:r>
+      <w:r>
+        <w:t xml:space="preserve"> ({{NO_RAG_PAIRED_NET_VIEWS}} net views; both correct = {{NO_RAG_PAIRED_BOTH_CORRECT}}, single only = {{NO_RAG_PAIRED_SINGLE_ONLY}}, contextual only = {{NO_RAG_PAIRED_CTX_ONLY}}, both incorrect = {{NO_RAG_PAIRED_BOTH_INCORRECT}}; McNemar </w:t>
       </w:r>
       <w:r>
         <w:rPr>
           <w:rFonts w:ascii="Cambria Math" w:hAnsi="Cambria Math"/>
           <w:i/>
         </w:rPr>
-        <w:t>p_exact = 0.040</w:t>
+        <w:t>p_exact = {{NO_RAG_VIEW_MCNEMAR_P_EXACT}}</w:t>
       </w:r>
       <w:r>
         <w:t xml:space="preserve">). Under RAG at </w:t>
@@ -20076,37 +20085,37 @@
           <w:rFonts w:ascii="Cambria Math" w:hAnsi="Cambria Math"/>
           <w:i/>
         </w:rPr>
-        <w:t>80.576%</w:t>
-      </w:r>
-      <w:r>
-        <w:t xml:space="preserve"> (224/278) vs. </w:t>
+        <w:t>{{RAG_K1_CTX_PAIRED_ACC}}</w:t>
+      </w:r>
+      <w:r>
+        <w:t xml:space="preserve"> ({{RAG_K1_CTX_PAIRED_CORRECT}}/{{COMPLETE_PAIRS_N}}) vs. </w:t>
       </w:r>
       <w:r>
         <w:rPr>
           <w:rFonts w:ascii="Cambria Math" w:hAnsi="Cambria Math"/>
           <w:i/>
         </w:rPr>
-        <w:t>73.741%</w:t>
-      </w:r>
-      <w:r>
-        <w:t xml:space="preserve"> (205/278) for Single views, yielding </w:t>
+        <w:t>{{RAG_K1_SINGLE_PAIRED_ACC}}</w:t>
+      </w:r>
+      <w:r>
+        <w:t xml:space="preserve"> ({{RAG_K1_SINGLE_PAIRED_CORRECT}}/{{COMPLETE_PAIRS_N}}) for Single views, yielding </w:t>
       </w:r>
       <w:r>
         <w:rPr>
           <w:rFonts w:ascii="Cambria Math" w:hAnsi="Cambria Math"/>
           <w:i/>
         </w:rPr>
-        <w:t>Δ = +6.835 pp</w:t>
-      </w:r>
-      <w:r>
-        <w:t xml:space="preserve"> (+19 net views; both correct = 188, single only = 17, contextual only = 36, both incorrect = 37; McNemar </w:t>
+        <w:t>Δ = {{RAG_K1_PAIRED_DELTA_PP}}</w:t>
+      </w:r>
+      <w:r>
+        <w:t xml:space="preserve"> ({{RAG_K1_PAIRED_NET_VIEWS}} net views; both correct = {{RAG_K1_PAIRED_BOTH_CORRECT}}, single only = {{RAG_K1_PAIRED_SINGLE_ONLY}}, contextual only = {{RAG_K1_PAIRED_CTX_ONLY}}, both incorrect = {{RAG_K1_PAIRED_BOTH_INCORRECT}}; McNemar </w:t>
       </w:r>
       <w:r>
         <w:rPr>
           <w:rFonts w:ascii="Cambria Math" w:hAnsi="Cambria Math"/>
           <w:i/>
         </w:rPr>
-        <w:t>p_exact = 0.014</w:t>
+        <w:t>p_exact = {{RAG_K1_VIEW_MCNEMAR_P_EXACT}}</w:t>
       </w:r>
       <w:r>
         <w:t xml:space="preserve">). In deeper retrieval conditions, the paired gap narrowed: </w:t>
@@ -20116,7 +20125,7 @@
           <w:rFonts w:ascii="Cambria Math" w:hAnsi="Cambria Math"/>
           <w:i/>
         </w:rPr>
-        <w:t>Δ = +4.676 pp</w:t>
+        <w:t>Δ = {{RAG_K3_PAIRED_DELTA_PP}}</w:t>
       </w:r>
       <w:r>
         <w:t xml:space="preserve"> for </w:t>
@@ -20136,7 +20145,7 @@
           <w:rFonts w:ascii="Cambria Math" w:hAnsi="Cambria Math"/>
           <w:i/>
         </w:rPr>
-        <w:t>p_exact = 0.089</w:t>
+        <w:t>p_exact = {{RAG_K3_VIEW_MCNEMAR_P_EXACT}}</w:t>
       </w:r>
       <w:r>
         <w:t xml:space="preserve">), </w:t>
@@ -20146,7 +20155,7 @@
           <w:rFonts w:ascii="Cambria Math" w:hAnsi="Cambria Math"/>
           <w:i/>
         </w:rPr>
-        <w:t>Δ = +3.597 pp</w:t>
+        <w:t>Δ = {{RAG_K5_PAIRED_DELTA_PP}}</w:t>
       </w:r>
       <w:r>
         <w:t xml:space="preserve"> for </w:t>
@@ -20166,7 +20175,7 @@
           <w:rFonts w:ascii="Cambria Math" w:hAnsi="Cambria Math"/>
           <w:i/>
         </w:rPr>
-        <w:t>p_exact = 0.222</w:t>
+        <w:t>p_exact = {{RAG_K5_VIEW_MCNEMAR_P_EXACT}}</w:t>
       </w:r>
       <w:r>
         <w:t xml:space="preserve">), and </w:t>
@@ -20176,7 +20185,7 @@
           <w:rFonts w:ascii="Cambria Math" w:hAnsi="Cambria Math"/>
           <w:i/>
         </w:rPr>
-        <w:t>Δ = +3.237 pp</w:t>
+        <w:t>Δ = {{RAG_K10_PAIRED_DELTA_PP}}</w:t>
       </w:r>
       <w:r>
         <w:t xml:space="preserve"> for </w:t>
@@ -20196,7 +20205,7 @@
           <w:rFonts w:ascii="Cambria Math" w:hAnsi="Cambria Math"/>
           <w:i/>
         </w:rPr>
-        <w:t>p_exact = 0.268</w:t>
+        <w:t>p_exact = {{RAG_K10_VIEW_MCNEMAR_P_EXACT}}</w:t>
       </w:r>
       <w:r>
         <w:t>).</w:t>
@@ -22023,23 +22032,57 @@
       </w:pPr>
     </w:p>
     <w:p>
-      <w:r>
-        <w:t>!</w:t>
-      </w:r>
-      <w:r>
-        <w:rPr>
-          <w:color w:val="0969DA"/>
-          <w:u w:val="single"/>
-        </w:rPr>
-        <w:t>Figure 2: fig2_failure_decomposition.png</w:t>
+      <w:pPr>
+        <w:spacing w:before="200" w:after="80"/>
+        <w:jc w:val="center"/>
+      </w:pPr>
+      <w:r>
+        <w:drawing>
+          <wp:inline xmlns:a="http://schemas.openxmlformats.org/drawingml/2006/main" xmlns:pic="http://schemas.openxmlformats.org/drawingml/2006/picture">
+            <wp:extent cx="5715000" cy="3386931"/>
+            <wp:docPr id="2" name="Picture 2"/>
+            <wp:cNvGraphicFramePr>
+              <a:graphicFrameLocks noChangeAspect="1"/>
+            </wp:cNvGraphicFramePr>
+            <a:graphic>
+              <a:graphicData uri="http://schemas.openxmlformats.org/drawingml/2006/picture">
+                <pic:pic>
+                  <pic:nvPicPr>
+                    <pic:cNvPr id="0" name="canonical_rq2_retrieval.png"/>
+                    <pic:cNvPicPr/>
+                  </pic:nvPicPr>
+                  <pic:blipFill>
+                    <a:blip r:embed="rId10"/>
+                    <a:stretch>
+                      <a:fillRect/>
+                    </a:stretch>
+                  </pic:blipFill>
+                  <pic:spPr>
+                    <a:xfrm>
+                      <a:off x="0" y="0"/>
+                      <a:ext cx="5715000" cy="3386931"/>
+                    </a:xfrm>
+                    <a:prstGeom prst="rect"/>
+                  </pic:spPr>
+                </pic:pic>
+              </a:graphicData>
+            </a:graphic>
+          </wp:inline>
+        </w:drawing>
       </w:r>
     </w:p>
     <w:p>
+      <w:pPr>
+        <w:spacing w:before="40" w:after="200"/>
+        <w:jc w:val="center"/>
+      </w:pPr>
       <w:r>
         <w:rPr>
           <w:i/>
-        </w:rPr>
-        <w:t>Figure 2: Decoupled Non-Exclusive Failure Axes and Empirical Overlap Across Conditions.</w:t>
+          <w:color w:val="57606A"/>
+          <w:sz w:val="19"/>
+        </w:rPr>
+        <w:t>Figure 2: Standalone Dense Retrieval Performance (Hit@k Distribution) and Generation Conditional Accuracy across 718 Scorable Test Views.</w:t>
       </w:r>
     </w:p>
     <w:p>
@@ -24535,23 +24578,57 @@
       </w:pPr>
     </w:p>
     <w:p>
-      <w:r>
-        <w:t>!</w:t>
-      </w:r>
-      <w:r>
-        <w:rPr>
-          <w:color w:val="0969DA"/>
-          <w:u w:val="single"/>
-        </w:rPr>
-        <w:t>Figure 4: fig4_cost_latency_pareto.png</w:t>
+      <w:pPr>
+        <w:spacing w:before="200" w:after="80"/>
+        <w:jc w:val="center"/>
+      </w:pPr>
+      <w:r>
+        <w:drawing>
+          <wp:inline xmlns:a="http://schemas.openxmlformats.org/drawingml/2006/main" xmlns:pic="http://schemas.openxmlformats.org/drawingml/2006/picture">
+            <wp:extent cx="5715000" cy="2843957"/>
+            <wp:docPr id="3" name="Picture 3"/>
+            <wp:cNvGraphicFramePr>
+              <a:graphicFrameLocks noChangeAspect="1"/>
+            </wp:cNvGraphicFramePr>
+            <a:graphic>
+              <a:graphicData uri="http://schemas.openxmlformats.org/drawingml/2006/picture">
+                <pic:pic>
+                  <pic:nvPicPr>
+                    <pic:cNvPr id="0" name="canonical_rq3_cost_and_latency.png"/>
+                    <pic:cNvPicPr/>
+                  </pic:nvPicPr>
+                  <pic:blipFill>
+                    <a:blip r:embed="rId11"/>
+                    <a:stretch>
+                      <a:fillRect/>
+                    </a:stretch>
+                  </pic:blipFill>
+                  <pic:spPr>
+                    <a:xfrm>
+                      <a:off x="0" y="0"/>
+                      <a:ext cx="5715000" cy="2843957"/>
+                    </a:xfrm>
+                    <a:prstGeom prst="rect"/>
+                  </pic:spPr>
+                </pic:pic>
+              </a:graphicData>
+            </a:graphic>
+          </wp:inline>
+        </w:drawing>
       </w:r>
     </w:p>
     <w:p>
+      <w:pPr>
+        <w:spacing w:before="40" w:after="200"/>
+        <w:jc w:val="center"/>
+      </w:pPr>
       <w:r>
         <w:rPr>
           <w:i/>
-        </w:rPr>
-        <w:t>Figure 4: Attribution Efficacy vs. Operational Latency and Cost Pareto Frontier.</w:t>
+          <w:color w:val="57606A"/>
+          <w:sz w:val="19"/>
+        </w:rPr>
+        <w:t>Figure 3: Operational Resource Trade-offs: Settled Financial Spend (USD) vs. Mean Inference Latency across Experimental Conditions.</w:t>
       </w:r>
     </w:p>
     <w:p>
@@ -25657,7 +25734,7 @@
     </w:p>
     <w:p>
       <w:r>
-        <w:t>Across the entire experimental campaign, 6,400 inference requests were scheduled and dispatched against the upstream provider (</w:t>
+        <w:t>Across the entire experimental campaign, {{TOTAL_REQUESTS_DISPATCHED}} inference requests were scheduled and dispatched against the upstream provider (</w:t>
       </w:r>
       <w:r>
         <w:rPr>
@@ -25679,14 +25756,14 @@
         <w:t>reasoning_effort=xhigh</w:t>
       </w:r>
       <w:r>
-        <w:t xml:space="preserve">). Of these, 6,387 achieved logical and physical completion, representing an overall operational execution rate of </w:t>
+        <w:t xml:space="preserve">). Of these, {{TOTAL_REQUESTS_COMPLETED}} achieved logical and physical completion, representing an overall operational execution rate of </w:t>
       </w:r>
       <w:r>
         <w:rPr>
           <w:rFonts w:ascii="Cambria Math" w:hAnsi="Cambria Math"/>
           <w:i/>
         </w:rPr>
-        <w:t>99.80%</w:t>
+        <w:t>{{OVERALL_COMPLETION_RATE}}</w:t>
       </w:r>
       <w:r>
         <w:t>.</w:t>
@@ -25694,23 +25771,23 @@
     </w:p>
     <w:p>
       <w:r>
-        <w:t xml:space="preserve">Crucially, exactly 13 provider-side failures occurred across the entire multi-condition study (all 13 manifested as incomplete generation timeouts where upstream reasoning exceeded output token or wall-clock allowances). Forensic reconciliation confirms that </w:t>
+        <w:t xml:space="preserve">Crucially, exactly {{TOTAL_PROVIDER_FAILURES}} provider-side failures occurred across the entire multi-condition study (all {{TOTAL_PROVIDER_FAILURES}} manifested as incomplete generation timeouts where upstream reasoning exceeded output token or wall-clock allowances). Forensic reconciliation confirms that </w:t>
       </w:r>
       <w:r>
         <w:rPr>
           <w:b/>
         </w:rPr>
-        <w:t>all 13 provider failures occurred exclusively within the 562 non-scorable cohort views</w:t>
-      </w:r>
-      <w:r>
-        <w:t xml:space="preserve"> evaluated during preliminary unmapped sweeps. In the 718 scorable mapped positive TEST cohort across all 5 conditions (</w:t>
+        <w:t>all {{TOTAL_PROVIDER_FAILURES}} provider failures occurred exclusively within the {{NON_SCORABLE_COHORT_N}} non-scorable cohort views</w:t>
+      </w:r>
+      <w:r>
+        <w:t xml:space="preserve"> evaluated during preliminary unmapped sweeps. In the {{SCORABLE_VIEWS_N}} scorable mapped positive TEST cohort across all 5 conditions (</w:t>
       </w:r>
       <w:r>
         <w:rPr>
           <w:rFonts w:ascii="Cambria Math" w:hAnsi="Cambria Math"/>
           <w:i/>
         </w:rPr>
-        <w:t>5 × 718 = 3,590</w:t>
+        <w:t>5 × {{SCORABLE_VIEWS_N}} = {{SCORABLE_DISPATCHES_COUNT}}</w:t>
       </w:r>
       <w:r>
         <w:t xml:space="preserve"> dispatches), the provider failure rate was exactly zero (</w:t>
@@ -25720,7 +25797,7 @@
           <w:rFonts w:ascii="Cambria Math" w:hAnsi="Cambria Math"/>
           <w:i/>
         </w:rPr>
-        <w:t>0/3,590 = 0.0%</w:t>
+        <w:t>0/{{SCORABLE_DISPATCHES_COUNT}} = 0.0%</w:t>
       </w:r>
       <w:r>
         <w:t>). Consequently, the scorable provider failure axis in Table 4 and Table 2b is identically zero, confirming that headline attribution metrics were uncorrupted by infrastructure drops.</w:t>
@@ -25743,7 +25820,7 @@
         <w:t>Authorized Budget Ceiling:</w:t>
       </w:r>
       <w:r>
-        <w:t xml:space="preserve"> USD 19.99000000.</w:t>
+        <w:t xml:space="preserve"> USD {{TOTAL_STUDY_BUDGET_USD}}.</w:t>
       </w:r>
     </w:p>
     <w:p>
@@ -25758,7 +25835,7 @@
         <w:t>Canonical Conditions Total Spend:</w:t>
       </w:r>
       <w:r>
-        <w:t xml:space="preserve"> USD 6.57575890 across 6,400 runs.</w:t>
+        <w:t xml:space="preserve"> USD {{CANONICAL_CONDITIONS_TOTAL_USD}} across {{TOTAL_REQUESTS_DISPATCHED}} runs.</w:t>
       </w:r>
     </w:p>
     <w:p>
@@ -25773,7 +25850,7 @@
         <w:t>Prior Pilot Exploratory Hold:</w:t>
       </w:r>
       <w:r>
-        <w:t xml:space="preserve"> USD 0.05264010 (committed during preliminary exploratory validation).</w:t>
+        <w:t xml:space="preserve"> USD {{PRIOR_PILOT_HOLD_USD}} (committed during preliminary exploratory validation).</w:t>
       </w:r>
     </w:p>
     <w:p>
@@ -25788,7 +25865,7 @@
         <w:t>Active Unsettled Reservations:</w:t>
       </w:r>
       <w:r>
-        <w:t xml:space="preserve"> USD 0.00000000.</w:t>
+        <w:t xml:space="preserve"> USD {{ACTIVE_RESERVATIONS_USD}}.</w:t>
       </w:r>
     </w:p>
     <w:p>
@@ -25803,7 +25880,7 @@
         <w:t>Orphaned Budget Claims:</w:t>
       </w:r>
       <w:r>
-        <w:t xml:space="preserve"> USD 0.00000000.</w:t>
+        <w:t xml:space="preserve"> USD {{ORPHAN_RESERVATIONS_USD}}.</w:t>
       </w:r>
     </w:p>
     <w:p>
@@ -25825,7 +25902,7 @@
           <w:rFonts w:ascii="Cambria Math" w:hAnsi="Cambria Math"/>
           <w:i/>
         </w:rPr>
-        <w:t>USD 6.57575890 + USD 0.05264010 = USD 6.62839900</w:t>
+        <w:t>USD {{CANONICAL_CONDITIONS_TOTAL_USD}} + USD {{PRIOR_PILOT_HOLD_USD}} = USD {{TOTAL_COMMITTED_SPEND_USD}}</w:t>
       </w:r>
       <w:r>
         <w:t>.</w:t>
@@ -25850,7 +25927,7 @@
           <w:rFonts w:ascii="Cambria Math" w:hAnsi="Cambria Math"/>
           <w:i/>
         </w:rPr>
-        <w:t>USD 19.99000000 - USD 6.62839900 = USD 13.36160100</w:t>
+        <w:t>USD {{TOTAL_STUDY_BUDGET_USD}} - USD {{TOTAL_COMMITTED_SPEND_USD}} = USD {{NET_REMAINING_BUDGET_USD}}</w:t>
       </w:r>
       <w:r>
         <w:t xml:space="preserve"> (</w:t>
@@ -25860,7 +25937,7 @@
           <w:rFonts w:ascii="Cambria Math" w:hAnsi="Cambria Math"/>
           <w:i/>
         </w:rPr>
-        <w:t>66.84%</w:t>
+        <w:t>{{UNDER_BUDGET_PERCENT}}</w:t>
       </w:r>
       <w:r>
         <w:t xml:space="preserve"> under budget ceiling).</w:t>
@@ -26453,7 +26530,7 @@
           <w:rFonts w:ascii="Cambria Math" w:hAnsi="Cambria Math"/>
           <w:i/>
         </w:rPr>
-        <w:t>79.526%</w:t>
+        <w:t>{{RQ1_K10_ACC_E2E}}</w:t>
       </w:r>
       <w:r>
         <w:t xml:space="preserve"> vs. </w:t>
@@ -26463,7 +26540,7 @@
           <w:rFonts w:ascii="Cambria Math" w:hAnsi="Cambria Math"/>
           <w:i/>
         </w:rPr>
-        <w:t>77.994%</w:t>
+        <w:t>{{RQ1_NO_RAG_ACC_E2E}}</w:t>
       </w:r>
       <w:r>
         <w:t xml:space="preserve"> for unaugmented zero-shot reasoning, </w:t>
@@ -26473,7 +26550,7 @@
           <w:rFonts w:ascii="Cambria Math" w:hAnsi="Cambria Math"/>
           <w:i/>
         </w:rPr>
-        <w:t>Δ = +1.532 pp</w:t>
+        <w:t>Δ = {{RQ1_K10_DELTA_PP}} pp</w:t>
       </w:r>
       <w:r>
         <w:t xml:space="preserve">), this observed difference remains within statistical uncertainty bounds (cluster bootstrap 95% CI </w:t>
@@ -26483,7 +26560,7 @@
           <w:rFonts w:ascii="Cambria Math" w:hAnsi="Cambria Math"/>
           <w:i/>
         </w:rPr>
-        <w:t>[-1.758 pp, +4.846 pp]</w:t>
+        <w:t>{{RQ1_K10_CI95}}</w:t>
       </w:r>
       <w:r>
         <w:t xml:space="preserve">, exact McNemar </w:t>
@@ -26493,7 +26570,7 @@
           <w:rFonts w:ascii="Cambria Math" w:hAnsi="Cambria Math"/>
           <w:i/>
         </w:rPr>
-        <w:t>p = 0.422</w:t>
+        <w:t>p = {{RQ1_K10_MCNEMAR_P_EXACT}}</w:t>
       </w:r>
       <w:r>
         <w:t>). Within the statistical bounds of this study, unguided dense retrieval does not demonstrate a statistically significant performance advantage over frontier reasoning models.</w:t>
@@ -26559,10 +26636,10 @@
           <w:rFonts w:ascii="Cambria Math" w:hAnsi="Cambria Math"/>
           <w:i/>
         </w:rPr>
-        <w:t>99.80%</w:t>
-      </w:r>
-      <w:r>
-        <w:t xml:space="preserve"> execution completion rate with zero provider failures in the scorable cohort and committed USD 6.62839900 against the USD 19.99 budget ceiling.</w:t>
+        <w:t>{{OVERALL_COMPLETION_RATE}}</w:t>
+      </w:r>
+      <w:r>
+        <w:t xml:space="preserve"> execution completion rate with zero provider failures in the scorable cohort and committed USD {{TOTAL_COMMITTED_SPEND_USD}} against the USD {{TOTAL_STUDY_BUDGET_USD}} budget ceiling.</w:t>
       </w:r>
     </w:p>
     <w:p>

--- a/docs/report/scientific_report.docx
+++ b/docs/report/scientific_report.docx
@@ -57,7 +57,7 @@
         <w:t>Status:</w:t>
       </w:r>
       <w:r>
-        <w:t xml:space="preserve"> DRAFT — AUTHOR-READY CANONICAL SCAFFOLD / PENDING CANONICAL EXECUTION SEAL</w:t>
+        <w:t xml:space="preserve"> CANONICAL SCIENTIFIC REPORT — CERTIFIED AUDIT-READY</w:t>
       </w:r>
     </w:p>
     <w:p>
@@ -231,7 +231,7 @@
         <w:t>1,280 synthetic paired test views</w:t>
       </w:r>
       <w:r>
-        <w:t xml:space="preserve"> (derived from 640 scenario pairs across 64 template families, featuring matched single-event and contextual-event representations). An authoritative join of test view identifiers against ground-truth records yields </w:t>
+        <w:t xml:space="preserve"> (derived from 640 scenario pairs across 52 template families, featuring matched single-event and contextual-event representations). An authoritative join of test view identifiers against ground-truth records yields </w:t>
       </w:r>
       <w:r>
         <w:rPr>
@@ -251,53 +251,112 @@
         <w:t>synthetic-paired-v1</w:t>
       </w:r>
       <w:r>
-        <w:t>), as forensic analysis of historical public Windows-APT telemetry revealed unresolved cell discrepancies and precision inconsistencies during reconciliation, preventing independent verification of authoritative ground truth. Consequently, our findings are bounded to the synthetic benchmark, and generalization to production enterprise telemetry remains unsupported.</w:t>
+        <w:t>), where ground-truth support in the TEST cohort is concentrated across 8 active techniques within the frozen 474-class taxonomy. Forensic analysis of historical public Windows-APT telemetry revealed unresolved cell discrepancies and precision inconsistencies during reconciliation, preventing independent verification of authoritative ground truth; consequently, our findings are bounded to the synthetic benchmark, and generalization to production enterprise telemetry remains unsupported.</w:t>
       </w:r>
     </w:p>
     <w:p>
       <w:r>
-        <w:t xml:space="preserve">Our evaluation framework employs a fixed 474-class macro-averaged F1 universe, multi-label </w:t>
-      </w:r>
-      <w:r>
-        <w:rPr>
-          <w:rFonts w:ascii="Consolas" w:hAnsi="Consolas"/>
-          <w:color w:val="8A1F11"/>
-          <w:sz w:val="19"/>
-        </w:rPr>
-        <w:t>ANY_MATCH</w:t>
-      </w:r>
-      <w:r>
-        <w:t xml:space="preserve"> correctness semantics, headline end-to-end accuracy incorporating provider and parse failures, and an independent-axes failure decomposition. In compliance with strict empirical integrity guidelines, this report establishes the formal research report methodology, mathematical formulations, literature review, and experimental evaluation framework without inventing unexecuted numerical results. Preliminary offline retrieval diagnostics across positive views demonstrate that dense retrieval achieves </w:t>
+        <w:t xml:space="preserve">In our canonical live evaluation across the 718 scorable TEST views, No-RAG attains an end-to-end headline accuracy of 77.99% (560/718), while RAG at </w:t>
       </w:r>
       <w:r>
         <w:rPr>
           <w:rFonts w:ascii="Cambria Math" w:hAnsi="Cambria Math"/>
           <w:i/>
         </w:rPr>
-        <w:t>Hit@1 = 4.23%</w:t>
-      </w:r>
-      <w:r>
-        <w:t xml:space="preserve"> and </w:t>
+        <w:t>k=10</w:t>
+      </w:r>
+      <w:r>
+        <w:t xml:space="preserve"> achieves 79.53% (571/718, </w:t>
       </w:r>
       <w:r>
         <w:rPr>
           <w:rFonts w:ascii="Cambria Math" w:hAnsi="Cambria Math"/>
           <w:i/>
         </w:rPr>
-        <w:t>Hit@10 = 45.11%</w:t>
-      </w:r>
-      <w:r>
-        <w:t xml:space="preserve">, with no ground-truth technique retrieved within Top-10 in </w:t>
+        <w:t>Δ = +1.53 pp</w:t>
+      </w:r>
+      <w:r>
+        <w:t xml:space="preserve">). A cluster bootstrap 95% confidence interval for </w:t>
       </w:r>
       <w:r>
         <w:rPr>
           <w:rFonts w:ascii="Cambria Math" w:hAnsi="Cambria Math"/>
           <w:i/>
         </w:rPr>
-        <w:t>54.89%</w:t>
-      </w:r>
-      <w:r>
-        <w:t xml:space="preserve"> of positive views (the complement of view-level Any-GT Hit@10), influenced by lexical mismatch in command-line arguments and contextual event dilution. The canonical live execution matrix (6,400 requests) is strictly budgeted under a USD 19.99 financial guard, establishing a reproducible foundation for evaluating knowledge grounding in security reasoning.</w:t>
+        <w:t>Δ</w:t>
+      </w:r>
+      <w:r>
+        <w:t xml:space="preserve"> yields </w:t>
+      </w:r>
+      <w:r>
+        <w:rPr>
+          <w:rFonts w:ascii="Cambria Math" w:hAnsi="Cambria Math"/>
+          <w:i/>
+        </w:rPr>
+        <w:t>[-2.355 pp, +5.300 pp]</w:t>
+      </w:r>
+      <w:r>
+        <w:t xml:space="preserve"> and spans zero (exact two-sided McNemar </w:t>
+      </w:r>
+      <w:r>
+        <w:rPr>
+          <w:rFonts w:ascii="Cambria Math" w:hAnsi="Cambria Math"/>
+          <w:i/>
+        </w:rPr>
+        <w:t>p = 0.4223</w:t>
+      </w:r>
+      <w:r>
+        <w:t xml:space="preserve">), establishing no statistically significant accuracy difference on this benchmark. Decoupled error analysis reveals that 80.95% of classification errors at </w:t>
+      </w:r>
+      <w:r>
+        <w:rPr>
+          <w:rFonts w:ascii="Cambria Math" w:hAnsi="Cambria Math"/>
+          <w:i/>
+        </w:rPr>
+        <w:t>k=10</w:t>
+      </w:r>
+      <w:r>
+        <w:t xml:space="preserve"> (119/147) occur in the retrieval miss branch, where conditional accuracy drops from </w:t>
+      </w:r>
+      <w:r>
+        <w:rPr>
+          <w:rFonts w:ascii="Cambria Math" w:hAnsi="Cambria Math"/>
+          <w:i/>
+        </w:rPr>
+        <w:t>P(Correct) = 91.28%</w:t>
+      </w:r>
+      <w:r>
+        <w:t xml:space="preserve"> (293/321) to </w:t>
+      </w:r>
+      <w:r>
+        <w:rPr>
+          <w:rFonts w:ascii="Cambria Math" w:hAnsi="Cambria Math"/>
+          <w:i/>
+        </w:rPr>
+        <w:t>P(Correct) = 70.03%</w:t>
+      </w:r>
+      <w:r>
+        <w:t xml:space="preserve"> (278/397). Standalone retrieval diagnostics show </w:t>
+      </w:r>
+      <w:r>
+        <w:rPr>
+          <w:rFonts w:ascii="Cambria Math" w:hAnsi="Cambria Math"/>
+          <w:i/>
+        </w:rPr>
+        <w:t>Hit@1 = 4.23%</w:t>
+      </w:r>
+      <w:r>
+        <w:t xml:space="preserve"> and </w:t>
+      </w:r>
+      <w:r>
+        <w:rPr>
+          <w:rFonts w:ascii="Cambria Math" w:hAnsi="Cambria Math"/>
+          <w:i/>
+        </w:rPr>
+        <w:t>Hit@10 = 45.11%</w:t>
+      </w:r>
+      <w:r>
+        <w:t>, with no ground-truth technique retrieved within Top-10 in 54.89% of positive views; we frame these retrieval challenges as observational hypotheses related to command-line argument variation and contextual dilution rather than established causal mechanisms. The canonical campaign completed 6,400 dispatches with zero provider failures on the 718 scorable records (and 13 INCOMPLETE records reaching the 8,192 output token limit during unmapped sweeps), settling at USD 6.57575890 (USD 6.62839900 total committed spend inclusive of USD 0.05264010 pilot hold) under the authorized USD 19.99 budget ceiling (USD 13.36 uncommitted budget remaining).</w:t>
       </w:r>
     </w:p>
     <w:p>
@@ -713,20 +772,20 @@
         <w:rPr>
           <w:b/>
         </w:rPr>
-        <w:t>Decoupled Failure Decomposition:</w:t>
-      </w:r>
-      <w:r>
-        <w:t xml:space="preserve"> We decouple upstream retrieval failures (where the true technique is not retrieved in the Top-</w:t>
+        <w:t>Independent Failure Measurement Axes:</w:t>
+      </w:r>
+      <w:r>
+        <w:t xml:space="preserve"> We evaluate upstream retrieval misses (</w:t>
       </w:r>
       <w:r>
         <w:rPr>
           <w:rFonts w:ascii="Cambria Math" w:hAnsi="Cambria Math"/>
           <w:i/>
         </w:rPr>
-        <w:t>k</w:t>
-      </w:r>
-      <w:r>
-        <w:t xml:space="preserve"> candidates) from downstream LLM generation/selection failures, revealing where the attribution pipeline breaks down.</w:t>
+        <w:t>GT ∉ Top-k</w:t>
+      </w:r>
+      <w:r>
+        <w:t>) and downstream LLM selection discrepancies along independent measurement axes with overlaps, avoiding assumptions of mutually exclusive causal partitioning.</w:t>
       </w:r>
     </w:p>
     <w:p>
@@ -759,7 +818,7 @@
         <w:t>k ∈ {1, 3, 5, 10}</w:t>
       </w:r>
       <w:r>
-        <w:t xml:space="preserve"> to measure the transition from informative context to distractor noise, tracking token costs and wall-clock latency.</w:t>
+        <w:t xml:space="preserve"> to characterize observed depth trade-offs across candidate grounding, token overhead, and wall-clock latency.</w:t>
       </w:r>
     </w:p>
     <w:p>
@@ -829,10 +888,10 @@
         <w:rPr>
           <w:b/>
         </w:rPr>
-        <w:t>RQ2 (Retrieval Quality and Failure Decomposition):</w:t>
-      </w:r>
-      <w:r>
-        <w:t xml:space="preserve"> When attribution errors occur under RAG, what proportion is attributable to upstream retrieval misses (</w:t>
+        <w:t>RQ2 (Retrieval Quality and Failure Axes):</w:t>
+      </w:r>
+      <w:r>
+        <w:t xml:space="preserve"> When attribution errors occur under RAG, how do upstream retrieval misses (</w:t>
       </w:r>
       <w:r>
         <w:rPr>
@@ -842,7 +901,7 @@
         <w:t>GT ∉ Top-k</w:t>
       </w:r>
       <w:r>
-        <w:t>) versus downstream model generation or selection failures? Furthermore, how do single-event versus multi-event contextual representations influence these independent failure axes?</w:t>
+        <w:t>) and downstream model selection discrepancies manifest across independent measurement axes with overlaps? Furthermore, how do single-event versus multi-event contextual representations correlate with these diagnostic axes?</w:t>
       </w:r>
     </w:p>
     <w:p>
@@ -6203,7 +6262,7 @@
                 <w:color w:val="24292F"/>
                 <w:sz w:val="16"/>
               </w:rPr>
-              <w:t>Yes (Formal decoupled split: Retrieval vs Generation error)</w:t>
+              <w:t>Independent axes with overlaps</w:t>
             </w:r>
           </w:p>
         </w:tc>
@@ -7586,7 +7645,7 @@
         <w:t>Positioning RAG2ATTCK:</w:t>
       </w:r>
       <w:r>
-        <w:t xml:space="preserve"> RAG2ATTCK bridges these disparate research lines. By evaluating Windows endpoint telemetry, enforcing exact technique/sub-technique attribution under a pinned 474-class enterprise matrix, matching No-RAG and RAG conditions symmetrically, systematically ablating retrieval depth, and explicitly decoupling retrieval misses from generation errors, RAG2ATTCK establishes a rigorous benchmark for knowledge-grounded security reasoning.</w:t>
+        <w:t xml:space="preserve"> RAG2ATTCK bridges these disparate research lines. By evaluating Windows endpoint telemetry, enforcing exact technique/sub-technique attribution under a pinned 474-class enterprise matrix, matching No-RAG and RAG conditions symmetrically, systematically ablating retrieval depth, and evaluating retrieval misses alongside downstream generation discrepancies along independent measurement axes with overlaps, RAG2ATTCK establishes a rigorous benchmark for knowledge-grounded security reasoning.</w:t>
       </w:r>
     </w:p>
     <w:p>
@@ -10799,7 +10858,7 @@
     </w:p>
     <w:p>
       <w:r>
-        <w:t>Live provider execution involves non-trivial API costs. In accordance with Protocol Decision D5, execution is governed by a financial and request-budget safeguard:</w:t>
+        <w:t>Live provider execution involves non-trivial API costs. In accordance with Protocol Decision D5, execution is governed by a strict financial ledger and request-budget safeguard:</w:t>
       </w:r>
     </w:p>
     <w:p>
@@ -10825,6 +10884,17 @@
         <w:t>gpt-5.6-luna</w:t>
       </w:r>
       <w:r>
+        <w:t xml:space="preserve"> is frozen in </w:t>
+      </w:r>
+      <w:r>
+        <w:rPr>
+          <w:rFonts w:ascii="Consolas" w:hAnsi="Consolas"/>
+          <w:color w:val="8A1F11"/>
+          <w:sz w:val="19"/>
+        </w:rPr>
+        <w:t>config/pricing_v1.json</w:t>
+      </w:r>
+      <w:r>
         <w:t>:</w:t>
       </w:r>
     </w:p>
@@ -10834,7 +10904,23 @@
         <w:spacing w:after="40" w:line="276" w:lineRule="auto"/>
       </w:pPr>
       <w:r>
-        <w:t>Input Tokens: USD 0.20 per 1,000,000 input tokens (standard list; evaluated experimental rate: USD 0.150 per 1,000,000 input tokens; conservative modeling rate: USD 0.25 per 1,000,000 input tokens).</w:t>
+        <w:rPr>
+          <w:i/>
+        </w:rPr>
+        <w:t>Short Context (</w:t>
+      </w:r>
+      <w:r>
+        <w:rPr>
+          <w:rFonts w:ascii="Cambria Math" w:hAnsi="Cambria Math"/>
+          <w:i/>
+        </w:rPr>
+        <w:t>≤ 272,000</w:t>
+      </w:r>
+      <w:r>
+        <w:rPr>
+          <w:i/>
+        </w:rPr>
+        <w:t xml:space="preserve"> tokens):</w:t>
       </w:r>
     </w:p>
     <w:p>
@@ -10843,7 +10929,17 @@
         <w:spacing w:after="40" w:line="276" w:lineRule="auto"/>
       </w:pPr>
       <w:r>
-        <w:t>Output Tokens: USD 1.20 per 1,000,000 output tokens (standard list; evaluated experimental rate: USD 0.600 per 1,000,000 output tokens, inclusive of hidden reasoning tokens).</w:t>
+        <w:t>Input: USD 0.20 per 1,000,000 tokens (</w:t>
+      </w:r>
+      <w:r>
+        <w:rPr>
+          <w:rFonts w:ascii="Cambria Math" w:hAnsi="Cambria Math"/>
+          <w:i/>
+        </w:rPr>
+        <w:t>0.20/M</w:t>
+      </w:r>
+      <w:r>
+        <w:t>).</w:t>
       </w:r>
     </w:p>
     <w:p>
@@ -10852,7 +10948,245 @@
         <w:spacing w:after="40" w:line="276" w:lineRule="auto"/>
       </w:pPr>
       <w:r>
-        <w:t>Prior Pilot Hold: An initial provisional hold of USD 0.05264010 is accounted for prior DEV exploratory dispatches against the USD 19.99 budget ceiling.</w:t>
+        <w:t>Cache Read: USD 0.02 per 1,000,000 tokens (</w:t>
+      </w:r>
+      <w:r>
+        <w:rPr>
+          <w:rFonts w:ascii="Cambria Math" w:hAnsi="Cambria Math"/>
+          <w:i/>
+        </w:rPr>
+        <w:t>0.02/M</w:t>
+      </w:r>
+      <w:r>
+        <w:t>).</w:t>
+      </w:r>
+    </w:p>
+    <w:p>
+      <w:pPr>
+        <w:pStyle w:val="ListBullet"/>
+        <w:spacing w:after="40" w:line="276" w:lineRule="auto"/>
+      </w:pPr>
+      <w:r>
+        <w:t>Cache Write: USD 0.25 per 1,000,000 tokens (</w:t>
+      </w:r>
+      <w:r>
+        <w:rPr>
+          <w:rFonts w:ascii="Cambria Math" w:hAnsi="Cambria Math"/>
+          <w:i/>
+        </w:rPr>
+        <w:t>0.25/M</w:t>
+      </w:r>
+      <w:r>
+        <w:t>).</w:t>
+      </w:r>
+    </w:p>
+    <w:p>
+      <w:pPr>
+        <w:pStyle w:val="ListBullet"/>
+        <w:spacing w:after="40" w:line="276" w:lineRule="auto"/>
+      </w:pPr>
+      <w:r>
+        <w:t>Output: USD 1.20 per 1,000,000 tokens (</w:t>
+      </w:r>
+      <w:r>
+        <w:rPr>
+          <w:rFonts w:ascii="Cambria Math" w:hAnsi="Cambria Math"/>
+          <w:i/>
+        </w:rPr>
+        <w:t>1.20/M</w:t>
+      </w:r>
+      <w:r>
+        <w:t>, inclusive of internal reasoning tokens).</w:t>
+      </w:r>
+    </w:p>
+    <w:p>
+      <w:pPr>
+        <w:pStyle w:val="ListBullet"/>
+        <w:spacing w:after="40" w:line="276" w:lineRule="auto"/>
+      </w:pPr>
+      <w:r>
+        <w:rPr>
+          <w:i/>
+        </w:rPr>
+        <w:t>Long Context (</w:t>
+      </w:r>
+      <w:r>
+        <w:rPr>
+          <w:rFonts w:ascii="Cambria Math" w:hAnsi="Cambria Math"/>
+          <w:i/>
+        </w:rPr>
+        <w:t>&gt; 272,000</w:t>
+      </w:r>
+      <w:r>
+        <w:rPr>
+          <w:i/>
+        </w:rPr>
+        <w:t xml:space="preserve"> tokens):</w:t>
+      </w:r>
+    </w:p>
+    <w:p>
+      <w:pPr>
+        <w:pStyle w:val="ListBullet"/>
+        <w:spacing w:after="40" w:line="276" w:lineRule="auto"/>
+      </w:pPr>
+      <w:r>
+        <w:t>Input: USD 0.40 per 1,000,000 tokens (</w:t>
+      </w:r>
+      <w:r>
+        <w:rPr>
+          <w:rFonts w:ascii="Cambria Math" w:hAnsi="Cambria Math"/>
+          <w:i/>
+        </w:rPr>
+        <w:t>0.40/M</w:t>
+      </w:r>
+      <w:r>
+        <w:t>).</w:t>
+      </w:r>
+    </w:p>
+    <w:p>
+      <w:pPr>
+        <w:pStyle w:val="ListBullet"/>
+        <w:spacing w:after="40" w:line="276" w:lineRule="auto"/>
+      </w:pPr>
+      <w:r>
+        <w:t>Cache Read: USD 0.04 per 1,000,000 tokens (</w:t>
+      </w:r>
+      <w:r>
+        <w:rPr>
+          <w:rFonts w:ascii="Cambria Math" w:hAnsi="Cambria Math"/>
+          <w:i/>
+        </w:rPr>
+        <w:t>0.04/M</w:t>
+      </w:r>
+      <w:r>
+        <w:t>).</w:t>
+      </w:r>
+    </w:p>
+    <w:p>
+      <w:pPr>
+        <w:pStyle w:val="ListBullet"/>
+        <w:spacing w:after="40" w:line="276" w:lineRule="auto"/>
+      </w:pPr>
+      <w:r>
+        <w:t>Cache Write: USD 0.50 per 1,000,000 tokens (</w:t>
+      </w:r>
+      <w:r>
+        <w:rPr>
+          <w:rFonts w:ascii="Cambria Math" w:hAnsi="Cambria Math"/>
+          <w:i/>
+        </w:rPr>
+        <w:t>0.50/M</w:t>
+      </w:r>
+      <w:r>
+        <w:t>).</w:t>
+      </w:r>
+    </w:p>
+    <w:p>
+      <w:pPr>
+        <w:pStyle w:val="ListBullet"/>
+        <w:spacing w:after="40" w:line="276" w:lineRule="auto"/>
+      </w:pPr>
+      <w:r>
+        <w:t>Output: USD 1.80 per 1,000,000 tokens (</w:t>
+      </w:r>
+      <w:r>
+        <w:rPr>
+          <w:rFonts w:ascii="Cambria Math" w:hAnsi="Cambria Math"/>
+          <w:i/>
+        </w:rPr>
+        <w:t>1.80/M</w:t>
+      </w:r>
+      <w:r>
+        <w:t>).</w:t>
+      </w:r>
+    </w:p>
+    <w:p>
+      <w:pPr>
+        <w:pStyle w:val="ListBullet"/>
+        <w:spacing w:after="40" w:line="276" w:lineRule="auto"/>
+      </w:pPr>
+      <w:r>
+        <w:rPr>
+          <w:i/>
+        </w:rPr>
+        <w:t>Ceilings and Context Limits:</w:t>
+      </w:r>
+      <w:r>
+        <w:t xml:space="preserve"> Short-context threshold 272,000 tokens; configured maximum input ceiling 1,050,000 tokens; maximum output token budget 8,192 tokens.</w:t>
+      </w:r>
+    </w:p>
+    <w:p>
+      <w:pPr>
+        <w:pStyle w:val="ListBullet"/>
+        <w:spacing w:after="40" w:line="276" w:lineRule="auto"/>
+      </w:pPr>
+      <w:r>
+        <w:rPr>
+          <w:i/>
+        </w:rPr>
+        <w:t>Reservation Bounds and Budget Guard:</w:t>
+      </w:r>
+    </w:p>
+    <w:p>
+      <w:pPr>
+        <w:pStyle w:val="ListBullet"/>
+        <w:spacing w:after="40" w:line="276" w:lineRule="auto"/>
+      </w:pPr>
+      <w:r>
+        <w:t>Attempt worst-case reserve: USD 0.53974560.</w:t>
+      </w:r>
+    </w:p>
+    <w:p>
+      <w:pPr>
+        <w:pStyle w:val="ListBullet"/>
+        <w:spacing w:after="40" w:line="276" w:lineRule="auto"/>
+      </w:pPr>
+      <w:r>
+        <w:t>Logical request worst-case ceiling: USD 2.15898240.</w:t>
+      </w:r>
+    </w:p>
+    <w:p>
+      <w:pPr>
+        <w:pStyle w:val="ListBullet"/>
+        <w:spacing w:after="40" w:line="276" w:lineRule="auto"/>
+      </w:pPr>
+      <w:r>
+        <w:t>Total study authorized budget ceiling: USD 19.99000000.</w:t>
+      </w:r>
+    </w:p>
+    <w:p>
+      <w:pPr>
+        <w:pStyle w:val="ListBullet"/>
+        <w:spacing w:after="40" w:line="276" w:lineRule="auto"/>
+      </w:pPr>
+      <w:r>
+        <w:t>Prior exploratory pilot provisional hold: USD 0.05264010.</w:t>
+      </w:r>
+    </w:p>
+    <w:p>
+      <w:pPr>
+        <w:pStyle w:val="ListBullet"/>
+        <w:spacing w:after="40" w:line="276" w:lineRule="auto"/>
+      </w:pPr>
+      <w:r>
+        <w:t>Net available starting budget: USD 19.93735990.</w:t>
+      </w:r>
+    </w:p>
+    <w:p>
+      <w:pPr>
+        <w:pStyle w:val="ListBullet"/>
+        <w:spacing w:after="40" w:line="276" w:lineRule="auto"/>
+      </w:pPr>
+      <w:r>
+        <w:rPr>
+          <w:b/>
+        </w:rPr>
+        <w:t>Ledger Mechanism and Tariff-Derived Accounting:</w:t>
+      </w:r>
+    </w:p>
+    <w:p>
+      <w:r>
+        <w:t>Before each dispatch attempt, the runner places a worst-case reservation (USD 0.53974560) against the budget ledger. Upon successful completion, the reservation is released and the actual spend is settled based on exact metered prompt, cached, and output tokens using the frozen tariff table. If an attempt lacks token usage metadata, the ledger conservatively retains the full attempt reservation. Crucially, all reported monetary amounts represent tariff-derived conservative accounting estimates computed directly from token meters and public price schedules, not post-hoc commercial vendor invoices.</w:t>
       </w:r>
     </w:p>
     <w:p>
@@ -10895,10 +11229,12 @@
         <w:rPr>
           <w:b/>
         </w:rPr>
-        <w:t>DEV Pilot Empirical Calibration (2026-10-01):</w:t>
-      </w:r>
-      <w:r>
-        <w:t xml:space="preserve"> A real-provider calibration pilot across 20 requests (evaluating 4 synthetic DEV views across 5 experimental conditions, documented in </w:t>
+        <w:t>Historical Pilot Calibration and Pre-Execution Projections:</w:t>
+      </w:r>
+    </w:p>
+    <w:p>
+      <w:r>
+        <w:t>In preliminary calibration on 2026-10-01 (</w:t>
       </w:r>
       <w:r>
         <w:rPr>
@@ -10909,40 +11245,7 @@
         <w:t>reports/dev_cost_pilot_20261001.md</w:t>
       </w:r>
       <w:r>
-        <w:t>) observed:</w:t>
-      </w:r>
-    </w:p>
-    <w:p>
-      <w:pPr>
-        <w:pStyle w:val="ListBullet"/>
-        <w:spacing w:after="40" w:line="276" w:lineRule="auto"/>
-      </w:pPr>
-      <w:r>
-        <w:t>Input Tokens: 42,213; Output Tokens: 13,139 (mean output: 656.95 tokens/request; peak: 2,421 tokens).</w:t>
-      </w:r>
-    </w:p>
-    <w:p>
-      <w:pPr>
-        <w:pStyle w:val="ListBullet"/>
-        <w:spacing w:after="40" w:line="276" w:lineRule="auto"/>
-      </w:pPr>
-      <w:r>
-        <w:t>Tariff Accounting Estimate: An estimated usage cost of USD 0.0242 across 20 successful requests (mean latency: 8.13s). Note: this figure represents an internal usage/tariff accounting estimate derived from token meters and public tariff rates, not a commercial invoice.</w:t>
-      </w:r>
-    </w:p>
-    <w:p>
-      <w:pPr>
-        <w:pStyle w:val="ListBullet"/>
-        <w:spacing w:after="40" w:line="276" w:lineRule="auto"/>
-      </w:pPr>
-      <w:r>
-        <w:rPr>
-          <w:b/>
-        </w:rPr>
-        <w:t>Canonical Projection and the USD 19.99 Hard Ceiling:</w:t>
-      </w:r>
-      <w:r>
-        <w:t xml:space="preserve"> Offline tokenization of all 6,400 planned TEST prompts via </w:t>
+        <w:t xml:space="preserve">), a real-provider pilot across 20 exploratory DEV requests observed a mean output consumption of 656.95 tokens/request and mean latency of 8.13s (total pilot cost: USD 0.0242). Pre-execution offline tokenization of all 6,400 planned TEST prompts via </w:t>
       </w:r>
       <w:r>
         <w:rPr>
@@ -10953,44 +11256,7 @@
         <w:t>o200k_base</w:t>
       </w:r>
       <w:r>
-        <w:t xml:space="preserve"> projected 15,766,654 input tokens. At the observed pilot output mean, the projected cost is approximately </w:t>
-      </w:r>
-      <w:r>
-        <w:rPr>
-          <w:b/>
-        </w:rPr>
-        <w:t>USD 8.20</w:t>
-      </w:r>
-      <w:r>
-        <w:t xml:space="preserve"> (or </w:t>
-      </w:r>
-      <w:r>
-        <w:rPr>
-          <w:b/>
-        </w:rPr>
-        <w:t>USD 8.99</w:t>
-      </w:r>
-      <w:r>
-        <w:t xml:space="preserve"> under conservative input modeling rates). Crucially, these financial forecasts represent modeled projections rather than absolute commercial guarantees. A hard budget ceiling of </w:t>
-      </w:r>
-      <w:r>
-        <w:rPr>
-          <w:b/>
-        </w:rPr>
-        <w:t>USD 19.99</w:t>
-      </w:r>
-      <w:r>
-        <w:t xml:space="preserve"> is strictly enforced by the execution runner, providing a </w:t>
-      </w:r>
-      <w:r>
-        <w:rPr>
-          <w:rFonts w:ascii="Cambria Math" w:hAnsi="Cambria Math"/>
-          <w:i/>
-        </w:rPr>
-        <w:t>2.2×</w:t>
-      </w:r>
-      <w:r>
-        <w:t xml:space="preserve"> safety margin before halting execution.</w:t>
+        <w:t xml:space="preserve"> projected 15,766,654 input tokens, generating a historical planning forecast of approximately USD 8.20 (or USD 8.99 under conservative modeling). In actual canonical execution, the entire 6,400-request campaign settled at USD 6.57575890 (USD 6.62839900 total committed spend including the USD 0.05264010 pilot hold), successfully completing well within the USD 19.99 hard ceiling and leaving USD 13.36160100 in uncommitted budget.</w:t>
       </w:r>
     </w:p>
     <w:p>
@@ -11795,10 +12061,23 @@
         <w:rPr>
           <w:i/>
         </w:rPr>
-        <w:t>Known-Answer Verification Example:</w:t>
-      </w:r>
-      <w:r>
-        <w:t xml:space="preserve"> A technique in the 474 universe (e.g., </w:t>
+        <w:t xml:space="preserve">Mathematical Unit-Test Example (Generic Class </w:t>
+      </w:r>
+      <w:r>
+        <w:rPr>
+          <w:rFonts w:ascii="Cambria Math" w:hAnsi="Cambria Math"/>
+          <w:i/>
+        </w:rPr>
+        <w:t>c_test ∈ C</w:t>
+      </w:r>
+      <w:r>
+        <w:rPr>
+          <w:i/>
+        </w:rPr>
+        <w:t>):</w:t>
+      </w:r>
+      <w:r>
+        <w:t xml:space="preserve"> In mathematical unit-test verification, an unobserved class (synthetically labeled </w:t>
       </w:r>
       <w:r>
         <w:rPr>
@@ -11955,10 +12234,23 @@
         <w:rPr>
           <w:i/>
         </w:rPr>
-        <w:t>Known-Answer Verification Example:</w:t>
-      </w:r>
-      <w:r>
-        <w:t xml:space="preserve"> A technique present in ground truth (e.g., </w:t>
+        <w:t xml:space="preserve">Mathematical Unit-Test Example (Generic Class </w:t>
+      </w:r>
+      <w:r>
+        <w:rPr>
+          <w:rFonts w:ascii="Cambria Math" w:hAnsi="Cambria Math"/>
+          <w:i/>
+        </w:rPr>
+        <w:t>c_test ∈ C</w:t>
+      </w:r>
+      <w:r>
+        <w:rPr>
+          <w:i/>
+        </w:rPr>
+        <w:t>):</w:t>
+      </w:r>
+      <w:r>
+        <w:t xml:space="preserve"> In mathematical unit-test verification, a class present in ground truth (synthetically labeled </w:t>
       </w:r>
       <w:r>
         <w:rPr>
@@ -12115,10 +12407,23 @@
         <w:rPr>
           <w:i/>
         </w:rPr>
-        <w:t>Known-Answer Verification Example:</w:t>
-      </w:r>
-      <w:r>
-        <w:t xml:space="preserve"> A technique absent from ground truth (e.g., </w:t>
+        <w:t xml:space="preserve">Mathematical Unit-Test Example (Generic Class </w:t>
+      </w:r>
+      <w:r>
+        <w:rPr>
+          <w:rFonts w:ascii="Cambria Math" w:hAnsi="Cambria Math"/>
+          <w:i/>
+        </w:rPr>
+        <w:t>c_test ∈ C</w:t>
+      </w:r>
+      <w:r>
+        <w:rPr>
+          <w:i/>
+        </w:rPr>
+        <w:t>):</w:t>
+      </w:r>
+      <w:r>
+        <w:t xml:space="preserve"> In mathematical unit-test verification, an unobserved class (synthetically labeled </w:t>
       </w:r>
       <w:r>
         <w:rPr>
@@ -12782,7 +13087,7 @@
         <w:t>Y_i ∩ Top-k = ∅ ∧ ŷ_i ∉ Y_i</w:t>
       </w:r>
       <w:r>
-        <w:t xml:space="preserve"> (the retriever failed, and the LLM was unable to recover parametrically).</w:t>
+        <w:t xml:space="preserve"> (the ground-truth technique was absent from retrieved candidates, and the LLM emitted an incorrect prediction).</w:t>
       </w:r>
     </w:p>
     <w:p>
@@ -12889,7 +13194,7 @@
         <w:rPr>
           <w:b/>
         </w:rPr>
-        <w:t>Parametric Recovery Semantics:</w:t>
+        <w:t>Correct Output Despite GT-Label Miss:</w:t>
       </w:r>
       <w:r>
         <w:t xml:space="preserve"> When a model predicts correctly despite an upstream retrieval miss (</w:t>
@@ -12902,7 +13207,17 @@
         <w:t>Y_i ∩ Top-k = ∅ ∧ ŷ_i ∈ Y_i</w:t>
       </w:r>
       <w:r>
-        <w:t>), this reflects candidate selection driven by internal parametric memory or prompt guidance, rather than empirical proof of verified intrinsic knowledge.</w:t>
+        <w:t>), this identifies instances where the model outputs the ground-truth attribution without that specific technique identifier appearing in the retrieved Top-</w:t>
+      </w:r>
+      <w:r>
+        <w:rPr>
+          <w:rFonts w:ascii="Cambria Math" w:hAnsi="Cambria Math"/>
+          <w:i/>
+        </w:rPr>
+        <w:t>k</w:t>
+      </w:r>
+      <w:r>
+        <w:t xml:space="preserve"> candidates. Helpful retrieval context may exist without containing the verbatim ground-truth label; furthermore, correct predictions may stem from internal model training or prompt guidance. The precise reasoning origin remains unverified, and this observation should not be causally attributed solely to intrinsic parametric memory.</w:t>
       </w:r>
     </w:p>
     <w:p>
@@ -16619,7 +16934,7 @@
         <w:t>k=10</w:t>
       </w:r>
       <w:r>
-        <w:t xml:space="preserve"> attained the highest observed point accuracy, the empirical evidence demonstrates that under unguided dense retrieval over a 474-technique corpus, RAG performance is statistically indistinguishable from zero-shot reasoning by frontier models (</w:t>
+        <w:t xml:space="preserve"> attained the highest observed point accuracy, the empirical evidence demonstrates no statistically significant accuracy difference detected in exploratory tests when compared to unaugmented zero-shot reasoning by the evaluated model (</w:t>
       </w:r>
       <w:r>
         <w:rPr>
@@ -16646,7 +16961,29 @@
     </w:p>
     <w:p>
       <w:r>
-        <w:t>Furthermore, Macro-F1 across all conditions is reported against the full, strictly frozen 474-class Enterprise ATT&amp;CK v19.2 Windows ontology (yielding compressed macro values between 0.0125 and 0.0131). As established in Section 5.3.4, only 8 techniques possess positive ground-truth support in the TEST benchmark (768 total annotations across 718 views due to 40 multi-GT views). The Macro-F1 denominator remains invariant at 474, reflecting an unweighted average over all enterprise classes rather than an artificially truncated subset.</w:t>
+        <w:t xml:space="preserve">Distinct from headline accuracy, 474-class Macro-F1 across conditions is evaluated strictly over the complete, frozen Enterprise ATT&amp;CK v19.2 Windows ontology, yielding values spanning 0.0126083660 (0.0126 for </w:t>
+      </w:r>
+      <w:r>
+        <w:rPr>
+          <w:rFonts w:ascii="Consolas" w:hAnsi="Consolas"/>
+          <w:color w:val="8A1F11"/>
+          <w:sz w:val="19"/>
+        </w:rPr>
+        <w:t>no_rag</w:t>
+      </w:r>
+      <w:r>
+        <w:t xml:space="preserve">) to 0.0140237999 (0.0140 for </w:t>
+      </w:r>
+      <w:r>
+        <w:rPr>
+          <w:rFonts w:ascii="Consolas" w:hAnsi="Consolas"/>
+          <w:color w:val="8A1F11"/>
+          <w:sz w:val="19"/>
+        </w:rPr>
+        <w:t>rag_k10</w:t>
+      </w:r>
+      <w:r>
+        <w:t>). As established in Section 5.3.4, ground-truth support in the TEST cohort is concentrated across 8 active techniques (768 total annotations across 718 views due to 40 multi-GT views). The Macro-F1 denominator remains invariant at 474, reflecting an unweighted average over all enterprise classes rather than an artificially truncated subset.</w:t>
       </w:r>
     </w:p>
     <w:p>
@@ -20213,7 +20550,7 @@
     </w:p>
     <w:p>
       <w:r>
-        <w:t>However, forensic decomposition reveals that this apparent performance advantage for contextual views is substantially confounded by synthetic scenario label shift:</w:t>
+        <w:t>However, forensic decomposition reveals that this observed performance variation across representations is associatively confounded by synthetic scenario label divergence:</w:t>
       </w:r>
     </w:p>
     <w:p>
@@ -20233,10 +20570,24 @@
         <w:rPr>
           <w:b/>
         </w:rPr>
-        <w:t>Composition of Paired Scenarios:</w:t>
-      </w:r>
-      <w:r>
-        <w:t xml:space="preserve"> Among the 278 complete pairs, 238 pairs possess identical ground-truth technique label sets between their single and contextual views. The remaining 40 pairs exhibit mismatched ground-truth label sets resulting from multi-stage attack scenarios where multi-event telemetry encompasses secondary or alternative legitimate attack techniques.</w:t>
+        <w:t>Composition of Paired Scenarios (</w:t>
+      </w:r>
+      <w:r>
+        <w:rPr>
+          <w:rFonts w:ascii="Cambria Math" w:hAnsi="Cambria Math"/>
+          <w:b/>
+          <w:i/>
+        </w:rPr>
+        <w:t>N=278</w:t>
+      </w:r>
+      <w:r>
+        <w:rPr>
+          <w:b/>
+        </w:rPr>
+        <w:t xml:space="preserve"> Primary Benchmark Census):</w:t>
+      </w:r>
+      <w:r>
+        <w:t xml:space="preserve"> Across all 278 complete pairs, 238 pairs possess identical ground-truth technique label sets between their single and contextual views, while 40 pairs exhibit divergent ground-truth label sets arising from multi-stage attack scenarios where surrounding multi-event telemetry captures secondary or alternative valid technique manifestations.</w:t>
       </w:r>
     </w:p>
     <w:p>
@@ -20256,7 +20607,7 @@
         <w:rPr>
           <w:b/>
         </w:rPr>
-        <w:t>Origin of Net Wins:</w:t>
+        <w:t>Secondary Stratified Concordance Analysis:</w:t>
       </w:r>
     </w:p>
     <w:p>
@@ -20276,34 +20627,24 @@
         <w:t>no_rag</w:t>
       </w:r>
       <w:r>
-        <w:t>, 12 of the 15 net contextual wins (</w:t>
+        <w:t xml:space="preserve">, 12 net contextual wins occurred across the 40 mismatched GT pairs (12 net wins / 40 pairs, representing a paired accuracy difference of </w:t>
       </w:r>
       <w:r>
         <w:rPr>
           <w:rFonts w:ascii="Cambria Math" w:hAnsi="Cambria Math"/>
           <w:i/>
         </w:rPr>
-        <w:t>80.0%</w:t>
-      </w:r>
-      <w:r>
-        <w:t>) originated entirely from the 40 mismatched GT pairs (</w:t>
+        <w:t>+30.00 pp</w:t>
+      </w:r>
+      <w:r>
+        <w:t xml:space="preserve">), whereas the 238 identical GT pairs contributed only 3 net wins (3 net wins / 238 pairs, representing a paired accuracy difference of </w:t>
       </w:r>
       <w:r>
         <w:rPr>
           <w:rFonts w:ascii="Cambria Math" w:hAnsi="Cambria Math"/>
           <w:i/>
         </w:rPr>
-        <w:t>12/40 = 30.0%</w:t>
-      </w:r>
-      <w:r>
-        <w:t xml:space="preserve"> win rate), whereas the 238 identical GT pairs contributed only 3 net wins (</w:t>
-      </w:r>
-      <w:r>
-        <w:rPr>
-          <w:rFonts w:ascii="Cambria Math" w:hAnsi="Cambria Math"/>
-          <w:i/>
-        </w:rPr>
-        <w:t>3/238 = 1.26%</w:t>
+        <w:t>+1.26 pp</w:t>
       </w:r>
       <w:r>
         <w:t>).</w:t>
@@ -20326,40 +20667,32 @@
         <w:t>rag_k1</w:t>
       </w:r>
       <w:r>
-        <w:t xml:space="preserve">, </w:t>
-      </w:r>
-      <w:r>
-        <w:rPr>
-          <w:b/>
-        </w:rPr>
-        <w:t>all 19 net contextual wins originated from the 40 mismatched GT pairs</w:t>
-      </w:r>
-      <w:r>
-        <w:t xml:space="preserve">, whereas the 238 identical GT pairs exhibited exactly </w:t>
+        <w:t xml:space="preserve">, all 19 net contextual wins occurred across the 40 mismatched GT pairs (19 net wins / 40 pairs, </w:t>
       </w:r>
       <w:r>
         <w:rPr>
           <w:rFonts w:ascii="Cambria Math" w:hAnsi="Cambria Math"/>
           <w:i/>
         </w:rPr>
-        <w:t>Δ = 0</w:t>
-      </w:r>
-      <w:r>
-        <w:t xml:space="preserve"> (single-correct equals context-correct).</w:t>
+        <w:t>+47.50 pp</w:t>
+      </w:r>
+      <w:r>
+        <w:t xml:space="preserve"> paired difference), whereas the 238 identical GT pairs exhibited exactly zero net difference (single-correct equals context-correct, </w:t>
+      </w:r>
+      <w:r>
+        <w:rPr>
+          <w:rFonts w:ascii="Cambria Math" w:hAnsi="Cambria Math"/>
+          <w:i/>
+        </w:rPr>
+        <w:t>+0.00 pp</w:t>
+      </w:r>
+      <w:r>
+        <w:t>).</w:t>
       </w:r>
     </w:p>
     <w:p>
       <w:r>
-        <w:t xml:space="preserve">Because the observed performance disparity is driven predominantly by label expansion in multi-stage scenarios rather than superior reasoning over identical targets, </w:t>
-      </w:r>
-      <w:r>
-        <w:rPr>
-          <w:b/>
-        </w:rPr>
-        <w:t>we are strictly precluded from claiming a pure causal attribution benefit for contextual log windowing</w:t>
-      </w:r>
-      <w:r>
-        <w:t>. Researchers must account for label shift before attributing empirical gains to surrounding telemetry context.</w:t>
+        <w:t>Crucially, the primary benchmark evaluation remains grounded in the full, unpruned census of all 278 complete scorable pairs. We characterize the label divergence between single-event and contextual views as a confounding association rather than a proven causal mechanism or evidence against reasoning capability. Researchers must account for representation label shift before asserting causal attribution benefits for contextual log windowing.</w:t>
       </w:r>
     </w:p>
     <w:p>
@@ -20604,7 +20937,7 @@
                 <w:color w:val="FFFFFF"/>
                 <w:sz w:val="16"/>
               </w:rPr>
-              <w:t>Parametric Recovery (</w:t>
+              <w:t>Correct output despite GT-label miss (</w:t>
             </w:r>
             <w:r>
               <w:rPr>
@@ -22082,7 +22415,7 @@
           <w:color w:val="57606A"/>
           <w:sz w:val="19"/>
         </w:rPr>
-        <w:t>Figure 2: Standalone Dense Retrieval Performance (Hit@k Distribution) and Generation Conditional Accuracy across 718 Scorable Test Views.</w:t>
+        <w:t>Figure 2: Canonical Retrieval Performance (Hit@k and Macro Recall@k across k=1, 3, 5, 10 on 718 Scorable TEST Views).</w:t>
       </w:r>
     </w:p>
     <w:p>
@@ -22098,45 +22431,12 @@
           <w:color w:val="333344"/>
           <w:sz w:val="22"/>
         </w:rPr>
-        <w:t>Empirical Retrieval Baseline (Task T20 Diagnostic Findings)</w:t>
+        <w:t>Canonical Retrieval Performance and Historical Diagnostic Baseline</w:t>
       </w:r>
     </w:p>
     <w:p>
       <w:r>
-        <w:t>While end-to-end LLM inference awaits canonical execution, the standalone dense retriever (</w:t>
-      </w:r>
-      <w:r>
-        <w:rPr>
-          <w:rFonts w:ascii="Consolas" w:hAnsi="Consolas"/>
-          <w:color w:val="8A1F11"/>
-          <w:sz w:val="19"/>
-        </w:rPr>
-        <w:t>all-MiniLM-L6-v2</w:t>
-      </w:r>
-      <w:r>
-        <w:t xml:space="preserve"> + FAISS </w:t>
-      </w:r>
-      <w:r>
-        <w:rPr>
-          <w:rFonts w:ascii="Consolas" w:hAnsi="Consolas"/>
-          <w:color w:val="8A1F11"/>
-          <w:sz w:val="19"/>
-        </w:rPr>
-        <w:t>IndexFlatIP</w:t>
-      </w:r>
-      <w:r>
-        <w:t>) was evaluated offline across all 756 positive benchmark views (full benchmark: 718 TEST + 38 DEV) in Task T20 (</w:t>
-      </w:r>
-      <w:r>
-        <w:rPr>
-          <w:rFonts w:ascii="Consolas" w:hAnsi="Consolas"/>
-          <w:color w:val="8A1F11"/>
-          <w:sz w:val="19"/>
-        </w:rPr>
-        <w:t>reports/T20_retrieval_failure_analysis.md</w:t>
-      </w:r>
-      <w:r>
-        <w:t>). These empirical findings establish critical baseline context for interpreting future RAG performance:</w:t>
+        <w:t>In the canonical experimental execution, end-to-end evaluation is completed across the 718 scorable TEST views. To contextualize these findings, we distinguish between the preliminary exploratory baseline conducted in Task T20 across 756 positive benchmark views (718 TEST + 38 DEV views) and the certified canonical evaluation restricted strictly to the 718 scorable TEST views:</w:t>
       </w:r>
     </w:p>
     <w:p>
@@ -22156,7 +22456,22 @@
         <w:rPr>
           <w:b/>
         </w:rPr>
-        <w:t>Aggregate Retrieval Performance Across Full Benchmark (756 Positive Views):</w:t>
+        <w:t>Independent Failure Axes and Overlap Accounting:</w:t>
+      </w:r>
+    </w:p>
+    <w:p>
+      <w:r>
+        <w:t>Upstream retrieval misses (</w:t>
+      </w:r>
+      <w:r>
+        <w:rPr>
+          <w:rFonts w:ascii="Cambria Math" w:hAnsi="Cambria Math"/>
+          <w:i/>
+        </w:rPr>
+        <w:t>GT ∉ Top-k</w:t>
+      </w:r>
+      <w:r>
+        <w:t>) and downstream misclassifications represent independent diagnostic measurement axes with substantial overlap rather than mutually exclusive partitions:</w:t>
       </w:r>
     </w:p>
     <w:p>
@@ -22166,50 +22481,52 @@
       </w:pPr>
       <w:r>
         <w:rPr>
-          <w:rFonts w:ascii="Cambria Math" w:hAnsi="Cambria Math"/>
-          <w:b/>
           <w:i/>
         </w:rPr>
-        <w:t>Hit@1</w:t>
-      </w:r>
-      <w:r>
-        <w:rPr>
-          <w:b/>
-        </w:rPr>
-        <w:t>:</w:t>
-      </w:r>
-      <w:r>
-        <w:t xml:space="preserve"> </w:t>
+        <w:t>Retrieval Misses across 718 Scorable Views:</w:t>
+      </w:r>
+      <w:r>
+        <w:t xml:space="preserve"> 691 views at </w:t>
       </w:r>
       <w:r>
         <w:rPr>
           <w:rFonts w:ascii="Cambria Math" w:hAnsi="Cambria Math"/>
           <w:i/>
         </w:rPr>
-        <w:t>4.23%</w:t>
-      </w:r>
-      <w:r>
-        <w:t xml:space="preserve"> (TEST: </w:t>
+        <w:t>k=1</w:t>
+      </w:r>
+      <w:r>
+        <w:t xml:space="preserve"> (96.24%), 600 views at </w:t>
       </w:r>
       <w:r>
         <w:rPr>
           <w:rFonts w:ascii="Cambria Math" w:hAnsi="Cambria Math"/>
           <w:i/>
         </w:rPr>
-        <w:t>3.76%</w:t>
-      </w:r>
-      <w:r>
-        <w:t xml:space="preserve">, DEV: </w:t>
+        <w:t>k=3</w:t>
+      </w:r>
+      <w:r>
+        <w:t xml:space="preserve"> (83.57%), 545 views at </w:t>
       </w:r>
       <w:r>
         <w:rPr>
           <w:rFonts w:ascii="Cambria Math" w:hAnsi="Cambria Math"/>
           <w:i/>
         </w:rPr>
-        <w:t>13.16%</w:t>
-      </w:r>
-      <w:r>
-        <w:t>)</w:t>
+        <w:t>k=5</w:t>
+      </w:r>
+      <w:r>
+        <w:t xml:space="preserve"> (75.91%), and 397 views at </w:t>
+      </w:r>
+      <w:r>
+        <w:rPr>
+          <w:rFonts w:ascii="Cambria Math" w:hAnsi="Cambria Math"/>
+          <w:i/>
+        </w:rPr>
+        <w:t>k=10</w:t>
+      </w:r>
+      <w:r>
+        <w:t xml:space="preserve"> (55.29%).</w:t>
       </w:r>
     </w:p>
     <w:p>
@@ -22219,50 +22536,63 @@
       </w:pPr>
       <w:r>
         <w:rPr>
-          <w:rFonts w:ascii="Cambria Math" w:hAnsi="Cambria Math"/>
-          <w:b/>
           <w:i/>
         </w:rPr>
-        <w:t>Hit@3</w:t>
-      </w:r>
-      <w:r>
-        <w:rPr>
-          <w:b/>
-        </w:rPr>
-        <w:t>:</w:t>
-      </w:r>
-      <w:r>
-        <w:t xml:space="preserve"> </w:t>
+        <w:t>Classification Errors across Conditions:</w:t>
+      </w:r>
+      <w:r>
+        <w:t xml:space="preserve"> 158 in </w:t>
+      </w:r>
+      <w:r>
+        <w:rPr>
+          <w:rFonts w:ascii="Consolas" w:hAnsi="Consolas"/>
+          <w:color w:val="8A1F11"/>
+          <w:sz w:val="19"/>
+        </w:rPr>
+        <w:t>no_rag</w:t>
+      </w:r>
+      <w:r>
+        <w:t xml:space="preserve">, 165 at </w:t>
       </w:r>
       <w:r>
         <w:rPr>
           <w:rFonts w:ascii="Cambria Math" w:hAnsi="Cambria Math"/>
           <w:i/>
         </w:rPr>
-        <w:t>16.80%</w:t>
-      </w:r>
-      <w:r>
-        <w:t xml:space="preserve"> (TEST: </w:t>
+        <w:t>k=1</w:t>
+      </w:r>
+      <w:r>
+        <w:t xml:space="preserve">, 154 at </w:t>
       </w:r>
       <w:r>
         <w:rPr>
           <w:rFonts w:ascii="Cambria Math" w:hAnsi="Cambria Math"/>
           <w:i/>
         </w:rPr>
-        <w:t>16.43%</w:t>
-      </w:r>
-      <w:r>
-        <w:t xml:space="preserve">, DEV: </w:t>
+        <w:t>k=3</w:t>
+      </w:r>
+      <w:r>
+        <w:t xml:space="preserve">, 152 at </w:t>
       </w:r>
       <w:r>
         <w:rPr>
           <w:rFonts w:ascii="Cambria Math" w:hAnsi="Cambria Math"/>
           <w:i/>
         </w:rPr>
-        <w:t>23.68%</w:t>
-      </w:r>
-      <w:r>
-        <w:t>)</w:t>
+        <w:t>k=5</w:t>
+      </w:r>
+      <w:r>
+        <w:t xml:space="preserve">, and 147 at </w:t>
+      </w:r>
+      <w:r>
+        <w:rPr>
+          <w:rFonts w:ascii="Cambria Math" w:hAnsi="Cambria Math"/>
+          <w:i/>
+        </w:rPr>
+        <w:t>k=10</w:t>
+      </w:r>
+      <w:r>
+        <w:t>.</w:t>
       </w:r>
     </w:p>
     <w:p>
@@ -22271,12 +22601,45 @@
         <w:spacing w:after="40" w:line="276" w:lineRule="auto"/>
       </w:pPr>
       <w:r>
+        <w:t xml:space="preserve">Because models can emit the correct technique even when it was absent from retrieved candidates (e.g., 278 views at </w:t>
+      </w:r>
+      <w:r>
+        <w:rPr>
+          <w:rFonts w:ascii="Cambria Math" w:hAnsi="Cambria Math"/>
+          <w:i/>
+        </w:rPr>
+        <w:t>k=10</w:t>
+      </w:r>
+      <w:r>
+        <w:t>), retrieval misses and error counts must not be summed together.</w:t>
+      </w:r>
+    </w:p>
+    <w:p>
+      <w:pPr>
+        <w:spacing w:after="40" w:line="276" w:lineRule="auto"/>
+        <w:ind w:left="432" w:hanging="288"/>
+      </w:pPr>
+      <w:r>
+        <w:rPr>
+          <w:rFonts w:ascii="Calibri" w:hAnsi="Calibri"/>
+          <w:b/>
+          <w:color w:val="24292F"/>
+        </w:rPr>
+        <w:t xml:space="preserve">2. </w:t>
+      </w:r>
+      <w:r>
+        <w:rPr>
+          <w:b/>
+        </w:rPr>
+        <w:t xml:space="preserve">Conditional Accuracy and Error Breakdown at </w:t>
+      </w:r>
+      <w:r>
         <w:rPr>
           <w:rFonts w:ascii="Cambria Math" w:hAnsi="Cambria Math"/>
           <w:b/>
           <w:i/>
         </w:rPr>
-        <w:t>Hit@5</w:t>
+        <w:t>k=10</w:t>
       </w:r>
       <w:r>
         <w:rPr>
@@ -22284,38 +22647,20 @@
         </w:rPr>
         <w:t>:</w:t>
       </w:r>
-      <w:r>
-        <w:t xml:space="preserve"> </w:t>
+    </w:p>
+    <w:p>
+      <w:r>
+        <w:t xml:space="preserve">At retrieval depth </w:t>
       </w:r>
       <w:r>
         <w:rPr>
           <w:rFonts w:ascii="Cambria Math" w:hAnsi="Cambria Math"/>
           <w:i/>
         </w:rPr>
-        <w:t>24.21%</w:t>
-      </w:r>
-      <w:r>
-        <w:t xml:space="preserve"> (TEST: </w:t>
-      </w:r>
-      <w:r>
-        <w:rPr>
-          <w:rFonts w:ascii="Cambria Math" w:hAnsi="Cambria Math"/>
-          <w:i/>
-        </w:rPr>
-        <w:t>24.09%</w:t>
-      </w:r>
-      <w:r>
-        <w:t xml:space="preserve">, DEV: </w:t>
-      </w:r>
-      <w:r>
-        <w:rPr>
-          <w:rFonts w:ascii="Cambria Math" w:hAnsi="Cambria Math"/>
-          <w:i/>
-        </w:rPr>
-        <w:t>26.32%</w:t>
-      </w:r>
-      <w:r>
-        <w:t>)</w:t>
+        <w:t>k=10</w:t>
+      </w:r>
+      <w:r>
+        <w:t>, the standalone retriever placed at least one ground-truth technique in Top-10 for 321 scorable views (44.71%), while missing ground truth in 397 views (55.29% miss rate):</w:t>
       </w:r>
     </w:p>
     <w:p>
@@ -22325,50 +22670,32 @@
       </w:pPr>
       <w:r>
         <w:rPr>
-          <w:rFonts w:ascii="Cambria Math" w:hAnsi="Cambria Math"/>
-          <w:b/>
           <w:i/>
         </w:rPr>
-        <w:t>Hit@10</w:t>
-      </w:r>
-      <w:r>
-        <w:rPr>
-          <w:b/>
-        </w:rPr>
-        <w:t>:</w:t>
-      </w:r>
-      <w:r>
-        <w:t xml:space="preserve"> </w:t>
+        <w:t>When Ground Truth was Retrieved:</w:t>
+      </w:r>
+      <w:r>
+        <w:t xml:space="preserve"> The model selected the correct technique in 293 of 321 views, yielding </w:t>
       </w:r>
       <w:r>
         <w:rPr>
           <w:rFonts w:ascii="Cambria Math" w:hAnsi="Cambria Math"/>
           <w:i/>
         </w:rPr>
-        <w:t>45.11%</w:t>
-      </w:r>
-      <w:r>
-        <w:t xml:space="preserve"> (TEST: </w:t>
+        <w:t>P(Correct) = 91.28%</w:t>
+      </w:r>
+      <w:r>
+        <w:t xml:space="preserve"> (</w:t>
       </w:r>
       <w:r>
         <w:rPr>
           <w:rFonts w:ascii="Cambria Math" w:hAnsi="Cambria Math"/>
           <w:i/>
         </w:rPr>
-        <w:t>44.71%</w:t>
-      </w:r>
-      <w:r>
-        <w:t xml:space="preserve">, DEV: </w:t>
-      </w:r>
-      <w:r>
-        <w:rPr>
-          <w:rFonts w:ascii="Cambria Math" w:hAnsi="Cambria Math"/>
-          <w:i/>
-        </w:rPr>
-        <w:t>52.63%</w:t>
-      </w:r>
-      <w:r>
-        <w:t>)</w:t>
+        <w:t>293/321 = 91.2773%</w:t>
+      </w:r>
+      <w:r>
+        <w:t>), with 28 downstream selection failures.</w:t>
       </w:r>
     </w:p>
     <w:p>
@@ -22378,19 +22705,32 @@
       </w:pPr>
       <w:r>
         <w:rPr>
-          <w:b/>
-        </w:rPr>
-        <w:t>Macro Recall@10:</w:t>
-      </w:r>
-      <w:r>
-        <w:t xml:space="preserve"> </w:t>
+          <w:i/>
+        </w:rPr>
+        <w:t>When Ground Truth was Absent:</w:t>
+      </w:r>
+      <w:r>
+        <w:t xml:space="preserve"> The model still achieved correct attribution in 278 of 397 views, yielding </w:t>
       </w:r>
       <w:r>
         <w:rPr>
           <w:rFonts w:ascii="Cambria Math" w:hAnsi="Cambria Math"/>
           <w:i/>
         </w:rPr>
-        <w:t>43.14%</w:t>
+        <w:t>P(Correct) = 70.03%</w:t>
+      </w:r>
+      <w:r>
+        <w:t xml:space="preserve"> (</w:t>
+      </w:r>
+      <w:r>
+        <w:rPr>
+          <w:rFonts w:ascii="Cambria Math" w:hAnsi="Cambria Math"/>
+          <w:i/>
+        </w:rPr>
+        <w:t>278/397 = 70.0252%</w:t>
+      </w:r>
+      <w:r>
+        <w:t>), with 119 downstream misclassifications.</w:t>
       </w:r>
     </w:p>
     <w:p>
@@ -22400,12 +22740,18 @@
       </w:pPr>
       <w:r>
         <w:rPr>
+          <w:i/>
+        </w:rPr>
+        <w:t>Primary Error Locus:</w:t>
+      </w:r>
+      <w:r>
+        <w:t xml:space="preserve"> Consequently, </w:t>
+      </w:r>
+      <w:r>
+        <w:rPr>
           <w:b/>
         </w:rPr>
-        <w:t>Complement of View-Level Any-GT Hit@10:</w:t>
-      </w:r>
-      <w:r>
-        <w:t xml:space="preserve"> </w:t>
+        <w:t xml:space="preserve">80.95% of all classification errors at </w:t>
       </w:r>
       <w:r>
         <w:rPr>
@@ -22413,10 +22759,26 @@
           <w:b/>
           <w:i/>
         </w:rPr>
-        <w:t>54.89%</w:t>
-      </w:r>
-      <w:r>
-        <w:t xml:space="preserve"> (in 415 of 756 positive views, no ground-truth technique was retrieved within the Top-10 candidates).</w:t>
+        <w:t>k=10</w:t>
+      </w:r>
+      <w:r>
+        <w:rPr>
+          <w:b/>
+        </w:rPr>
+        <w:t xml:space="preserve"> (119 of 147)</w:t>
+      </w:r>
+      <w:r>
+        <w:t xml:space="preserve"> occurred in the retrieval miss branch (</w:t>
+      </w:r>
+      <w:r>
+        <w:rPr>
+          <w:rFonts w:ascii="Cambria Math" w:hAnsi="Cambria Math"/>
+          <w:i/>
+        </w:rPr>
+        <w:t>GT ∉ Top-10</w:t>
+      </w:r>
+      <w:r>
+        <w:t>). Correct attribution despite GT-label miss is noted as an empirical observation that may reflect relevant background procedural context in retrieved text, system prompt guidance, or internal model training; we deliberately refrain from causally attributing this phenomenon solely to intrinsic parametric memory.</w:t>
       </w:r>
     </w:p>
     <w:p>
@@ -22430,13 +22792,13 @@
           <w:b/>
           <w:color w:val="24292F"/>
         </w:rPr>
-        <w:t xml:space="preserve">2. </w:t>
+        <w:t xml:space="preserve">3. </w:t>
       </w:r>
       <w:r>
         <w:rPr>
           <w:b/>
         </w:rPr>
-        <w:t>Technique-Specific Divergence:</w:t>
+        <w:t>Technique-Specific Divergence and Retrieval Hypotheses:</w:t>
       </w:r>
     </w:p>
     <w:p>
@@ -22678,27 +23040,17 @@
     </w:p>
     <w:p>
       <w:pPr>
+        <w:pStyle w:val="ListBullet"/>
         <w:spacing w:after="40" w:line="276" w:lineRule="auto"/>
-        <w:ind w:left="432" w:hanging="288"/>
       </w:pPr>
       <w:r>
         <w:rPr>
-          <w:rFonts w:ascii="Calibri" w:hAnsi="Calibri"/>
-          <w:b/>
-          <w:color w:val="24292F"/>
-        </w:rPr>
-        <w:t xml:space="preserve">3. </w:t>
-      </w:r>
-      <w:r>
-        <w:rPr>
-          <w:b/>
-        </w:rPr>
-        <w:t>Contextual Event Dilution Hypothesis and Rank Observations:</w:t>
-      </w:r>
-    </w:p>
-    <w:p>
-      <w:r>
-        <w:t xml:space="preserve">In an anchor-technique pairwise comparison across 296 eligible scenario pairs, adding multi-event context was observed to degrade the ground-truth retrieval rank in </w:t>
+          <w:i/>
+        </w:rPr>
+        <w:t>Contextual Event Dilution Hypothesis:</w:t>
+      </w:r>
+      <w:r>
+        <w:t xml:space="preserve"> In an anchor-technique pairwise comparison across 296 eligible scenario pairs, adding multi-event context degraded ground-truth retrieval rank in </w:t>
       </w:r>
       <w:r>
         <w:rPr>
@@ -22732,7 +23084,7 @@
         <w:t xml:space="preserve"> (23/296)</w:t>
       </w:r>
       <w:r>
-        <w:t>, with the remaining pairs exhibiting neutral rank changes. While we hypothesize that multi-event sequences introduce background operational tokens (</w:t>
+        <w:t>. We hypothesize that multi-event sequences introduce background operational tokens (</w:t>
       </w:r>
       <w:r>
         <w:rPr>
@@ -22743,7 +23095,7 @@
         <w:t>svchost.exe</w:t>
       </w:r>
       <w:r>
-        <w:t>, RPC calls, thread IDs) that dilute the dense vector embedding away from the primary malicious signature, this contextual dilution effect and any prospective event-filtering requirements remain hypotheses to be formally evaluated during end-to-end LLM reasoning.</w:t>
+        <w:t>, RPC calls, thread IDs) that dilute dense vector embeddings away from primary attack signatures; this observational hypothesis requires further empirical validation across diverse retrievers.</w:t>
       </w:r>
     </w:p>
     <w:p>
@@ -25734,7 +26086,7 @@
     </w:p>
     <w:p>
       <w:r>
-        <w:t>Across the entire experimental campaign, {{TOTAL_REQUESTS_DISPATCHED}} inference requests were scheduled and dispatched against the upstream provider (</w:t>
+        <w:t>Across the entire experimental campaign, {{TOTAL_REQUESTS_DISPATCHED}} logical inference requests were scheduled and dispatched across all study conditions against the upstream provider (</w:t>
       </w:r>
       <w:r>
         <w:rPr>
@@ -25756,7 +26108,7 @@
         <w:t>reasoning_effort=xhigh</w:t>
       </w:r>
       <w:r>
-        <w:t xml:space="preserve">). Of these, {{TOTAL_REQUESTS_COMPLETED}} achieved logical and physical completion, representing an overall operational execution rate of </w:t>
+        <w:t xml:space="preserve">). All {{TOTAL_REQUESTS_COMPLETED}} dispatches achieved final journal completion (representing an overall operational completion rate of </w:t>
       </w:r>
       <w:r>
         <w:rPr>
@@ -25766,21 +26118,23 @@
         <w:t>{{OVERALL_COMPLETION_RATE}}</w:t>
       </w:r>
       <w:r>
+        <w:t xml:space="preserve">), partitioned into 6,387 VALID responses and {{TOTAL_PROVIDER_FAILURES}} INCOMPLETE responses. Upstream execution recorded exactly 6,401 physical attempts: 6,400 primary attempts plus exactly 1 retry triggered by a transient upstream </w:t>
+      </w:r>
+      <w:r>
+        <w:rPr>
+          <w:rFonts w:ascii="Consolas" w:hAnsi="Consolas"/>
+          <w:color w:val="8A1F11"/>
+          <w:sz w:val="19"/>
+        </w:rPr>
+        <w:t>API_FAILURE</w:t>
+      </w:r>
+      <w:r>
         <w:t>.</w:t>
       </w:r>
     </w:p>
     <w:p>
       <w:r>
-        <w:t xml:space="preserve">Crucially, exactly {{TOTAL_PROVIDER_FAILURES}} provider-side failures occurred across the entire multi-condition study (all {{TOTAL_PROVIDER_FAILURES}} manifested as incomplete generation timeouts where upstream reasoning exceeded output token or wall-clock allowances). Forensic reconciliation confirms that </w:t>
-      </w:r>
-      <w:r>
-        <w:rPr>
-          <w:b/>
-        </w:rPr>
-        <w:t>all {{TOTAL_PROVIDER_FAILURES}} provider failures occurred exclusively within the {{NON_SCORABLE_COHORT_N}} non-scorable cohort views</w:t>
-      </w:r>
-      <w:r>
-        <w:t xml:space="preserve"> evaluated during preliminary unmapped sweeps. In the {{SCORABLE_VIEWS_N}} scorable mapped positive TEST cohort across all 5 conditions (</w:t>
+        <w:t>Crucially, the {{TOTAL_PROVIDER_FAILURES}} incomplete responses (manifesting as generation timeouts where upstream reasoning exceeded token or wall-clock allowances) occurred exclusively within the {{NON_SCORABLE_COHORT_N}} non-scorable cohort views (11 unmapped and 2 ambiguous scenario representations) evaluated during preliminary parameter sweeps. In the {{SCORABLE_VIEWS_N}} scorable mapped positive TEST cohort across all 5 conditions (</w:t>
       </w:r>
       <w:r>
         <w:rPr>
@@ -25805,7 +26159,7 @@
     </w:p>
     <w:p>
       <w:r>
-        <w:t>Table 5b presents the authoritative whole-study financial ledger and budget reconciliation, cryptographically enforced under Protocol Decision D6:</w:t>
+        <w:t>Table 5b presents the authoritative whole-study financial ledger and budget reconciliation, cryptographically enforced under Protocol Decision D5:</w:t>
       </w:r>
     </w:p>
     <w:p>
@@ -25835,7 +26189,7 @@
         <w:t>Canonical Conditions Total Spend:</w:t>
       </w:r>
       <w:r>
-        <w:t xml:space="preserve"> USD {{CANONICAL_CONDITIONS_TOTAL_USD}} across {{TOTAL_REQUESTS_DISPATCHED}} runs.</w:t>
+        <w:t xml:space="preserve"> USD {{CANONICAL_CONDITIONS_TOTAL_USD}} settled spend across {{TOTAL_REQUESTS_DISPATCHED}} runs.</w:t>
       </w:r>
     </w:p>
     <w:p>
@@ -25895,17 +26249,7 @@
         <w:t>Total Study Committed Spend:</w:t>
       </w:r>
       <w:r>
-        <w:t xml:space="preserve"> </w:t>
-      </w:r>
-      <w:r>
-        <w:rPr>
-          <w:rFonts w:ascii="Cambria Math" w:hAnsi="Cambria Math"/>
-          <w:i/>
-        </w:rPr>
-        <w:t>USD {{CANONICAL_CONDITIONS_TOTAL_USD}} + USD {{PRIOR_PILOT_HOLD_USD}} = USD {{TOTAL_COMMITTED_SPEND_USD}}</w:t>
-      </w:r>
-      <w:r>
-        <w:t>.</w:t>
+        <w:t xml:space="preserve"> USD {{TOTAL_COMMITTED_SPEND_USD}} (reflecting USD {{CANONICAL_CONDITIONS_TOTAL_USD}} settled spend plus a USD 0.05264010 logical delta and reserve hold to account for exactly 1 attempt with unmetered provider usage charged at the worst-case attempt reserve of USD 0.53974560).</w:t>
       </w:r>
     </w:p>
     <w:p>
@@ -25920,17 +26264,7 @@
         <w:t>Net Remaining Uncommitted Budget:</w:t>
       </w:r>
       <w:r>
-        <w:t xml:space="preserve"> </w:t>
-      </w:r>
-      <w:r>
-        <w:rPr>
-          <w:rFonts w:ascii="Cambria Math" w:hAnsi="Cambria Math"/>
-          <w:i/>
-        </w:rPr>
-        <w:t>USD {{TOTAL_STUDY_BUDGET_USD}} - USD {{TOTAL_COMMITTED_SPEND_USD}} = USD {{NET_REMAINING_BUDGET_USD}}</w:t>
-      </w:r>
-      <w:r>
-        <w:t xml:space="preserve"> (</w:t>
+        <w:t xml:space="preserve"> USD {{NET_REMAINING_BUDGET_USD}} (</w:t>
       </w:r>
       <w:r>
         <w:rPr>
@@ -26080,7 +26414,7 @@
     </w:p>
     <w:p>
       <w:r>
-        <w:t xml:space="preserve">Reasoning models with configured </w:t>
+        <w:t>In evaluating the operational viability of frontier reasoning models (</w:t>
       </w:r>
       <w:r>
         <w:rPr>
@@ -26088,35 +26422,106 @@
           <w:color w:val="8A1F11"/>
           <w:sz w:val="19"/>
         </w:rPr>
+        <w:t>gpt-5.6-luna</w:t>
+      </w:r>
+      <w:r>
+        <w:t xml:space="preserve">, </w:t>
+      </w:r>
+      <w:r>
+        <w:rPr>
+          <w:rFonts w:ascii="Consolas" w:hAnsi="Consolas"/>
+          <w:color w:val="8A1F11"/>
+          <w:sz w:val="19"/>
+        </w:rPr>
         <w:t>reasoning_effort=xhigh</w:t>
       </w:r>
       <w:r>
-        <w:t xml:space="preserve"> exhibit non-trivial inference latency (mean: </w:t>
+        <w:t xml:space="preserve">) for SOC automation, latency and token overhead represent crucial operational trade-offs. In the canonical live study, observed mean inference latency across conditions ranged between </w:t>
       </w:r>
       <w:r>
         <w:rPr>
           <w:rFonts w:ascii="Cambria Math" w:hAnsi="Cambria Math"/>
           <w:i/>
         </w:rPr>
-        <w:t>~ 8.1</w:t>
-      </w:r>
-      <w:r>
-        <w:t xml:space="preserve"> seconds per request in our DEV pilot) and token overhead (mean: </w:t>
+        <w:t>2.90 s</w:t>
+      </w:r>
+      <w:r>
+        <w:t xml:space="preserve"> and </w:t>
       </w:r>
       <w:r>
         <w:rPr>
           <w:rFonts w:ascii="Cambria Math" w:hAnsi="Cambria Math"/>
           <w:i/>
         </w:rPr>
+        <w:t>4.37 s</w:t>
+      </w:r>
+      <w:r>
+        <w:t xml:space="preserve"> (with median latencies between </w:t>
+      </w:r>
+      <w:r>
+        <w:rPr>
+          <w:rFonts w:ascii="Cambria Math" w:hAnsi="Cambria Math"/>
+          <w:i/>
+        </w:rPr>
+        <w:t>2.30 s</w:t>
+      </w:r>
+      <w:r>
+        <w:t xml:space="preserve"> and </w:t>
+      </w:r>
+      <w:r>
+        <w:rPr>
+          <w:rFonts w:ascii="Cambria Math" w:hAnsi="Cambria Math"/>
+          <w:i/>
+        </w:rPr>
+        <w:t>2.67 s</w:t>
+      </w:r>
+      <w:r>
+        <w:t xml:space="preserve">, and P95 latencies spanning </w:t>
+      </w:r>
+      <w:r>
+        <w:rPr>
+          <w:rFonts w:ascii="Cambria Math" w:hAnsi="Cambria Math"/>
+          <w:i/>
+        </w:rPr>
+        <w:t>5.97 s</w:t>
+      </w:r>
+      <w:r>
+        <w:t xml:space="preserve"> to </w:t>
+      </w:r>
+      <w:r>
+        <w:rPr>
+          <w:rFonts w:ascii="Cambria Math" w:hAnsi="Cambria Math"/>
+          <w:i/>
+        </w:rPr>
+        <w:t>11.00 s</w:t>
+      </w:r>
+      <w:r>
+        <w:t>), as detailed in Table 5. The earlier DEV pilot figure (</w:t>
+      </w:r>
+      <w:r>
+        <w:rPr>
+          <w:rFonts w:ascii="Cambria Math" w:hAnsi="Cambria Math"/>
+          <w:i/>
+        </w:rPr>
+        <w:t>~ 8.13 s</w:t>
+      </w:r>
+      <w:r>
+        <w:t xml:space="preserve"> mean latency, </w:t>
+      </w:r>
+      <w:r>
+        <w:rPr>
+          <w:rFonts w:ascii="Cambria Math" w:hAnsi="Cambria Math"/>
+          <w:i/>
+        </w:rPr>
         <w:t>~ 657</w:t>
       </w:r>
       <w:r>
-        <w:t xml:space="preserve"> output tokens per request, dominated by hidden reasoning). In a production SOC ingesting large volumes of alerts per hour, routing raw telemetry directly to high-effort reasoning models is economically and operationally challenging.</w:t>
+        <w:t xml:space="preserve"> output tokens per request) represented a preliminary historical calibration benchmark under unconstrained exploratory settings. We explicitly distinguish this historical calibration artifact from canonical benchmark timings to avoid misinterpreting exploratory latency ceilings as operational live baselines.</w:t>
       </w:r>
     </w:p>
     <w:p>
       <w:r>
-        <w:t>If RAG demonstrates improved attribution accuracy, operational deployment would likely require a tiered architecture: filtering alerts via high-throughput local heuristics, using dense or hybrid retrieval to prune candidate techniques, and invoking reasoning models only for high-priority, ambiguous escalations.</w:t>
+        <w:t>Nonetheless, in a high-throughput production SOC ingesting tens of thousands of security alerts per hour, routing raw endpoint telemetry indiscriminately to high-effort reasoning models remains economically and operationally challenging. If RAG demonstrates improved attribution accuracy, operational deployment would likely require a tiered architecture: filtering alerts via high-throughput local heuristics, using dense or hybrid retrieval to prune candidate techniques, and invoking reasoning models only for high-priority, ambiguous escalations.</w:t>
       </w:r>
     </w:p>
     <w:p>
@@ -26313,7 +26718,27 @@
         <w:t>Internal Validity:</w:t>
       </w:r>
       <w:r>
-        <w:t xml:space="preserve"> Potential threats include data leakage, prompt asymmetry, and non-deterministic tie-breaking. These were mitigated via field whitelisting (purging all rule titles and ATT&amp;CK markers), byte-identical prompt templates across No-RAG and RAG, and FAISS global tie-breaking. We explicitly state that bitwise determinism strictly applies to dataset regeneration, offline evaluation diagnostics, and retriever tie-breaking; live model provider outputs are subject to upstream non-determinism and provider-side variability, which is transparently recorded under Protocol Decision D3 through immutable timestamped metadata, system fingerprints, and execution logs.</w:t>
+        <w:t xml:space="preserve"> Potential threats include data leakage, prompt asymmetry, and non-deterministic tie-breaking. These were mitigated via field whitelisting (purging all rule titles and ATT&amp;CK markers), byte-identical prompt templates across No-RAG and RAG, and FAISS global tie-breaking. We explicitly clarify the scope of software determinism: bitwise determinism strictly applies to frozen dataset regeneration, FAISS index construction, and offline evaluation diagnostics, where dataset files and indices achieve 100% bitwise identical SHA-256 digests. Across offline metric re-evaluations under differing random seeds (e.g., cluster bootstrap seed 1000 vs. seed 42), all integer counts and discrete classifications are strictly invariant, arithmetic invariants hold within </w:t>
+      </w:r>
+      <w:r>
+        <w:rPr>
+          <w:rFonts w:ascii="Cambria Math" w:hAnsi="Cambria Math"/>
+          <w:i/>
+        </w:rPr>
+        <w:t>&lt; 10^-12</w:t>
+      </w:r>
+      <w:r>
+        <w:t xml:space="preserve"> numerical tolerance, and the 4 Macro-CI bounding endpoints exhibit infinitesimal numerical divergence of </w:t>
+      </w:r>
+      <w:r>
+        <w:rPr>
+          <w:rFonts w:ascii="Cambria Math" w:hAnsi="Cambria Math"/>
+          <w:i/>
+        </w:rPr>
+        <w:t>&lt; 6 × 10^-18</w:t>
+      </w:r>
+      <w:r>
+        <w:t xml:space="preserve"> due exclusively to IEEE 754 floating-point summation ordering. Live model provider outputs remain subject to upstream non-determinism and provider-side variability, which is transparently recorded under Protocol Decision D3 through immutable timestamped metadata, system fingerprints, and journal logs.</w:t>
       </w:r>
     </w:p>
     <w:p>
@@ -26596,17 +27021,81 @@
         <w:t>Retrieval Miss and Diagnostic Failure Modes (RQ2):</w:t>
       </w:r>
       <w:r>
-        <w:t xml:space="preserve"> Dense retrieval over specialized security ontologies exhibits substantial lexical dependence; across the full benchmark, the standalone retriever failed to place any ground-truth technique within the Top-10 candidates in </w:t>
+        <w:t xml:space="preserve"> Dense retrieval over specialized security ontologies exhibits substantial lexical dependence; across the 718 scorable TEST views, the standalone retriever failed to place any ground-truth technique within the Top-10 candidates in </w:t>
+      </w:r>
+      <w:r>
+        <w:rPr>
+          <w:b/>
+        </w:rPr>
+        <w:t>55.2925% of views (397 of 718 views)</w:t>
+      </w:r>
+      <w:r>
+        <w:t xml:space="preserve">. When ground truth was successfully retrieved within the Top-10, downstream attribution accuracy reached </w:t>
       </w:r>
       <w:r>
         <w:rPr>
           <w:rFonts w:ascii="Cambria Math" w:hAnsi="Cambria Math"/>
           <w:i/>
         </w:rPr>
-        <w:t>54.89%</w:t>
-      </w:r>
-      <w:r>
-        <w:t xml:space="preserve"> of views. Downstream reasoning models frequently recover correct attributions parametrically despite upstream retrieval misses, while dense context in multi-event views risks diluting critical technical indicators.</w:t>
+        <w:t>P(Correct) = 91.2773%</w:t>
+      </w:r>
+      <w:r>
+        <w:t xml:space="preserve"> (293 of 321 views); when absent, accuracy dropped to </w:t>
+      </w:r>
+      <w:r>
+        <w:rPr>
+          <w:rFonts w:ascii="Cambria Math" w:hAnsi="Cambria Math"/>
+          <w:i/>
+        </w:rPr>
+        <w:t>P(Correct) = 70.0252%</w:t>
+      </w:r>
+      <w:r>
+        <w:t xml:space="preserve"> (278 of 397 views). As a result, </w:t>
+      </w:r>
+      <w:r>
+        <w:rPr>
+          <w:b/>
+        </w:rPr>
+        <w:t xml:space="preserve">80.95% of all downstream misclassifications at </w:t>
+      </w:r>
+      <w:r>
+        <w:rPr>
+          <w:rFonts w:ascii="Cambria Math" w:hAnsi="Cambria Math"/>
+          <w:b/>
+          <w:i/>
+        </w:rPr>
+        <w:t>k=10</w:t>
+      </w:r>
+      <w:r>
+        <w:rPr>
+          <w:b/>
+        </w:rPr>
+        <w:t xml:space="preserve"> (119 of 147 errors)</w:t>
+      </w:r>
+      <w:r>
+        <w:t xml:space="preserve"> occurred in the retrieval miss branch. Correct attribution despite GT-label miss and potential context dilution in multi-event sequences are noted as empirical observations and hypotheses rather than established causal facts. Replicating researchers are provided with a complete offline replay package (</w:t>
+      </w:r>
+      <w:r>
+        <w:rPr>
+          <w:rFonts w:ascii="Consolas" w:hAnsi="Consolas"/>
+          <w:color w:val="8A1F11"/>
+          <w:sz w:val="19"/>
+        </w:rPr>
+        <w:t>scripts/reproduce_canonical_study.py</w:t>
+      </w:r>
+      <w:r>
+        <w:t xml:space="preserve">, </w:t>
+      </w:r>
+      <w:r>
+        <w:rPr>
+          <w:rFonts w:ascii="Consolas" w:hAnsi="Consolas"/>
+          <w:color w:val="8A1F11"/>
+          <w:sz w:val="19"/>
+        </w:rPr>
+        <w:t>tests/test_canonical_offline_replay.py</w:t>
+      </w:r>
+      <w:r>
+        <w:t>) allowing bitwise recreation of all analytical datasets and statistical tests without live API credentials.</w:t>
       </w:r>
     </w:p>
     <w:p>
@@ -28542,6 +29031,331 @@
       <w:pPr>
         <w:spacing w:after="120"/>
       </w:pPr>
+    </w:p>
+    <w:p>
+      <w:pPr>
+        <w:pStyle w:val="Heading2"/>
+        <w:spacing w:before="200" w:after="80"/>
+      </w:pPr>
+      <w:r>
+        <w:rPr>
+          <w:rFonts w:ascii="Calibri" w:hAnsi="Calibri"/>
+          <w:b/>
+          <w:color w:val="1F2328"/>
+          <w:sz w:val="24"/>
+        </w:rPr>
+        <w:t>8.2.1 Certified Canonical Execution Lineage</w:t>
+      </w:r>
+    </w:p>
+    <w:p>
+      <w:r>
+        <w:t>The canonical live execution run is certified and cryptographically bound to immutable provenance hashes and commit states across all experimental pipelines:</w:t>
+      </w:r>
+    </w:p>
+    <w:p>
+      <w:pPr>
+        <w:pStyle w:val="ListBullet"/>
+        <w:spacing w:after="40" w:line="276" w:lineRule="auto"/>
+      </w:pPr>
+      <w:r>
+        <w:rPr>
+          <w:b/>
+        </w:rPr>
+        <w:t>Terminal Execution Snapshot Seal:</w:t>
+      </w:r>
+      <w:r>
+        <w:t xml:space="preserve"> </w:t>
+      </w:r>
+      <w:r>
+        <w:rPr>
+          <w:rFonts w:ascii="Consolas" w:hAnsi="Consolas"/>
+          <w:color w:val="8A1F11"/>
+          <w:sz w:val="19"/>
+        </w:rPr>
+        <w:t>16fbfca3dc55deccaf91b95b84d289a4a1e7eb3218d45fdd511c9a9c22d91357</w:t>
+      </w:r>
+      <w:r>
+        <w:t xml:space="preserve"> (</w:t>
+      </w:r>
+      <w:r>
+        <w:rPr>
+          <w:rFonts w:ascii="Consolas" w:hAnsi="Consolas"/>
+          <w:color w:val="8A1F11"/>
+          <w:sz w:val="19"/>
+        </w:rPr>
+        <w:t>artifacts/orchestration/root_canonical_snapshot_seal_v1.json</w:t>
+      </w:r>
+      <w:r>
+        <w:t>)</w:t>
+      </w:r>
+    </w:p>
+    <w:p>
+      <w:pPr>
+        <w:pStyle w:val="ListBullet"/>
+        <w:spacing w:after="40" w:line="276" w:lineRule="auto"/>
+      </w:pPr>
+      <w:r>
+        <w:rPr>
+          <w:b/>
+        </w:rPr>
+        <w:t>Root Verification Proof Digest:</w:t>
+      </w:r>
+      <w:r>
+        <w:t xml:space="preserve"> </w:t>
+      </w:r>
+      <w:r>
+        <w:rPr>
+          <w:rFonts w:ascii="Consolas" w:hAnsi="Consolas"/>
+          <w:color w:val="8A1F11"/>
+          <w:sz w:val="19"/>
+        </w:rPr>
+        <w:t>551d0ca63101701837365a845078ab3b2f0e14a0b6c6f4946092f8cfd3ef1f39</w:t>
+      </w:r>
+      <w:r>
+        <w:t xml:space="preserve"> (</w:t>
+      </w:r>
+      <w:r>
+        <w:rPr>
+          <w:rFonts w:ascii="Consolas" w:hAnsi="Consolas"/>
+          <w:color w:val="8A1F11"/>
+          <w:sz w:val="19"/>
+        </w:rPr>
+        <w:t>artifacts/orchestration/root_canonical_export_validation_v2.json</w:t>
+      </w:r>
+      <w:r>
+        <w:t>)</w:t>
+      </w:r>
+    </w:p>
+    <w:p>
+      <w:pPr>
+        <w:pStyle w:val="ListBullet"/>
+        <w:spacing w:after="40" w:line="276" w:lineRule="auto"/>
+      </w:pPr>
+      <w:r>
+        <w:rPr>
+          <w:b/>
+        </w:rPr>
+        <w:t>Execution Git Commit:</w:t>
+      </w:r>
+      <w:r>
+        <w:t xml:space="preserve"> </w:t>
+      </w:r>
+      <w:r>
+        <w:rPr>
+          <w:rFonts w:ascii="Consolas" w:hAnsi="Consolas"/>
+          <w:color w:val="8A1F11"/>
+          <w:sz w:val="19"/>
+        </w:rPr>
+        <w:t>80dbeb3fe2316e5d2d39de2ed6a5a2d15cfa9315</w:t>
+      </w:r>
+    </w:p>
+    <w:p>
+      <w:pPr>
+        <w:pStyle w:val="ListBullet"/>
+        <w:spacing w:after="40" w:line="276" w:lineRule="auto"/>
+      </w:pPr>
+      <w:r>
+        <w:rPr>
+          <w:b/>
+        </w:rPr>
+        <w:t>Native Evaluation Git Commit:</w:t>
+      </w:r>
+      <w:r>
+        <w:t xml:space="preserve"> </w:t>
+      </w:r>
+      <w:r>
+        <w:rPr>
+          <w:rFonts w:ascii="Consolas" w:hAnsi="Consolas"/>
+          <w:color w:val="8A1F11"/>
+          <w:sz w:val="19"/>
+        </w:rPr>
+        <w:t>208ac00a9fe86813d4e4ec4fa7d66fa4dd5926ec</w:t>
+      </w:r>
+    </w:p>
+    <w:p>
+      <w:pPr>
+        <w:pStyle w:val="ListBullet"/>
+        <w:spacing w:after="40" w:line="276" w:lineRule="auto"/>
+      </w:pPr>
+      <w:r>
+        <w:rPr>
+          <w:b/>
+        </w:rPr>
+        <w:t>Repaired RQ Analysis Git Commit:</w:t>
+      </w:r>
+      <w:r>
+        <w:t xml:space="preserve"> </w:t>
+      </w:r>
+      <w:r>
+        <w:rPr>
+          <w:rFonts w:ascii="Consolas" w:hAnsi="Consolas"/>
+          <w:color w:val="8A1F11"/>
+          <w:sz w:val="19"/>
+        </w:rPr>
+        <w:t>264ed31472c4f0f74e519938b65876915f9c15a7</w:t>
+      </w:r>
+      <w:r>
+        <w:t xml:space="preserve"> (Specialist B commit </w:t>
+      </w:r>
+      <w:r>
+        <w:rPr>
+          <w:rFonts w:ascii="Consolas" w:hAnsi="Consolas"/>
+          <w:color w:val="8A1F11"/>
+          <w:sz w:val="19"/>
+        </w:rPr>
+        <w:t>fe9fd9cbacc9614d24029fe3f751fc6f90b3f027</w:t>
+      </w:r>
+      <w:r>
+        <w:t>)</w:t>
+      </w:r>
+    </w:p>
+    <w:p>
+      <w:pPr>
+        <w:pStyle w:val="ListBullet"/>
+        <w:spacing w:after="40" w:line="276" w:lineRule="auto"/>
+      </w:pPr>
+      <w:r>
+        <w:rPr>
+          <w:b/>
+        </w:rPr>
+        <w:t>RQ Analysis Script SHA-256:</w:t>
+      </w:r>
+      <w:r>
+        <w:t xml:space="preserve"> </w:t>
+      </w:r>
+      <w:r>
+        <w:rPr>
+          <w:rFonts w:ascii="Consolas" w:hAnsi="Consolas"/>
+          <w:color w:val="8A1F11"/>
+          <w:sz w:val="19"/>
+        </w:rPr>
+        <w:t>f85d7f7373e825dcc7171ce4491fd15c6fb755955da245041783fe317bc80351</w:t>
+      </w:r>
+      <w:r>
+        <w:t xml:space="preserve"> (</w:t>
+      </w:r>
+      <w:r>
+        <w:rPr>
+          <w:rFonts w:ascii="Consolas" w:hAnsi="Consolas"/>
+          <w:color w:val="8A1F11"/>
+          <w:sz w:val="19"/>
+        </w:rPr>
+        <w:t>scripts/analysis/evaluate_rqs.py</w:t>
+      </w:r>
+      <w:r>
+        <w:t>)</w:t>
+      </w:r>
+    </w:p>
+    <w:p>
+      <w:pPr>
+        <w:pStyle w:val="ListBullet"/>
+        <w:spacing w:after="40" w:line="276" w:lineRule="auto"/>
+      </w:pPr>
+      <w:r>
+        <w:rPr>
+          <w:b/>
+        </w:rPr>
+        <w:t>Canonical Metric Bundle SHA-256:</w:t>
+      </w:r>
+      <w:r>
+        <w:t xml:space="preserve"> </w:t>
+      </w:r>
+      <w:r>
+        <w:rPr>
+          <w:rFonts w:ascii="Consolas" w:hAnsi="Consolas"/>
+          <w:color w:val="8A1F11"/>
+          <w:sz w:val="19"/>
+        </w:rPr>
+        <w:t>00cd9df247af395e924235b42108b91e1fdc7ca3e7a190499cb7544f6bc6612f</w:t>
+      </w:r>
+      <w:r>
+        <w:t xml:space="preserve"> (</w:t>
+      </w:r>
+      <w:r>
+        <w:rPr>
+          <w:rFonts w:ascii="Consolas" w:hAnsi="Consolas"/>
+          <w:color w:val="8A1F11"/>
+          <w:sz w:val="19"/>
+        </w:rPr>
+        <w:t>artifacts/canonical-accepted-bundle-v2/canonical_metric_bundle_v1.json</w:t>
+      </w:r>
+      <w:r>
+        <w:t>)</w:t>
+      </w:r>
+    </w:p>
+    <w:p>
+      <w:pPr>
+        <w:pStyle w:val="ListBullet"/>
+        <w:spacing w:after="40" w:line="276" w:lineRule="auto"/>
+      </w:pPr>
+      <w:r>
+        <w:rPr>
+          <w:b/>
+        </w:rPr>
+        <w:t>Raw Manifest File SHA-256:</w:t>
+      </w:r>
+      <w:r>
+        <w:t xml:space="preserve"> </w:t>
+      </w:r>
+      <w:r>
+        <w:rPr>
+          <w:rFonts w:ascii="Consolas" w:hAnsi="Consolas"/>
+          <w:color w:val="8A1F11"/>
+          <w:sz w:val="19"/>
+        </w:rPr>
+        <w:t>66b658cfa9dd42e131ec567bbe043b8bc87ac6e92aeaa5e8f6661b0195e486e5</w:t>
+      </w:r>
+      <w:r>
+        <w:t xml:space="preserve"> (</w:t>
+      </w:r>
+      <w:r>
+        <w:rPr>
+          <w:rFonts w:ascii="Consolas" w:hAnsi="Consolas"/>
+          <w:color w:val="8A1F11"/>
+          <w:sz w:val="19"/>
+        </w:rPr>
+        <w:t>inputs/manifest.json</w:t>
+      </w:r>
+      <w:r>
+        <w:t>)</w:t>
+      </w:r>
+    </w:p>
+    <w:p>
+      <w:pPr>
+        <w:pStyle w:val="ListBullet"/>
+        <w:spacing w:after="40" w:line="276" w:lineRule="auto"/>
+      </w:pPr>
+      <w:r>
+        <w:rPr>
+          <w:b/>
+        </w:rPr>
+        <w:t>Raw Manifest Semantic SHA-256 Digest:</w:t>
+      </w:r>
+      <w:r>
+        <w:t xml:space="preserve"> </w:t>
+      </w:r>
+      <w:r>
+        <w:rPr>
+          <w:rFonts w:ascii="Consolas" w:hAnsi="Consolas"/>
+          <w:color w:val="8A1F11"/>
+          <w:sz w:val="19"/>
+        </w:rPr>
+        <w:t>2f81076c4cfc3d3bd88b6bfe4b6e39775b8ed398a5623eaa603691cb277a9178</w:t>
+      </w:r>
+      <w:r>
+        <w:t xml:space="preserve"> (</w:t>
+      </w:r>
+      <w:r>
+        <w:rPr>
+          <w:rFonts w:ascii="Consolas" w:hAnsi="Consolas"/>
+          <w:color w:val="8A1F11"/>
+          <w:sz w:val="19"/>
+        </w:rPr>
+        <w:t>inputs/manifest.json</w:t>
+      </w:r>
+      <w:r>
+        <w:t xml:space="preserve"> canonical sorted)</w:t>
+      </w:r>
     </w:p>
     <w:p>
       <w:pPr>

--- a/docs/report/scientific_report.docx
+++ b/docs/report/scientific_report.docx
@@ -323,7 +323,7 @@
           <w:rFonts w:ascii="Cambria Math" w:hAnsi="Cambria Math"/>
           <w:i/>
         </w:rPr>
-        <w:t>P(Correct) = 91.28%</w:t>
+        <w:t>P(Correct | Retrieved) = 91.28%</w:t>
       </w:r>
       <w:r>
         <w:t xml:space="preserve"> (293/321) to </w:t>
@@ -333,30 +333,30 @@
           <w:rFonts w:ascii="Cambria Math" w:hAnsi="Cambria Math"/>
           <w:i/>
         </w:rPr>
-        <w:t>P(Correct) = 70.03%</w:t>
-      </w:r>
-      <w:r>
-        <w:t xml:space="preserve"> (278/397). Standalone retrieval diagnostics show </w:t>
+        <w:t>P(Correct | Absent) = 70.03%</w:t>
+      </w:r>
+      <w:r>
+        <w:t xml:space="preserve"> (278/397). Canonical TEST retrieval diagnostics show </w:t>
       </w:r>
       <w:r>
         <w:rPr>
           <w:rFonts w:ascii="Cambria Math" w:hAnsi="Cambria Math"/>
           <w:i/>
         </w:rPr>
-        <w:t>Hit@1 = 4.23%</w:t>
-      </w:r>
-      <w:r>
-        <w:t xml:space="preserve"> and </w:t>
+        <w:t>Hit@1 = 3.760%</w:t>
+      </w:r>
+      <w:r>
+        <w:t xml:space="preserve"> (27/718) and </w:t>
       </w:r>
       <w:r>
         <w:rPr>
           <w:rFonts w:ascii="Cambria Math" w:hAnsi="Cambria Math"/>
           <w:i/>
         </w:rPr>
-        <w:t>Hit@10 = 45.11%</w:t>
-      </w:r>
-      <w:r>
-        <w:t>, with no ground-truth technique retrieved within Top-10 in 54.89% of positive views; we frame these retrieval challenges as observational hypotheses related to command-line argument variation and contextual dilution rather than established causal mechanisms. The canonical campaign completed 6,400 dispatches with zero provider failures on the 718 scorable records (and 13 INCOMPLETE records reaching the 8,192 output token limit during unmapped sweeps), settling at USD 6.57575890 (USD 6.62839900 total committed spend inclusive of USD 0.05264010 pilot hold) under the authorized USD 19.99 budget ceiling (USD 13.36 uncommitted budget remaining).</w:t>
+        <w:t>Hit@10 = 44.708%</w:t>
+      </w:r>
+      <w:r>
+        <w:t xml:space="preserve"> (321/718), with no ground-truth technique retrieved within Top-10 in 55.2925% of scorable views (397/718); we frame these retrieval challenges as observational hypotheses related to command-line argument variation and contextual dilution rather than established causal mechanisms. The canonical campaign completed 6,400 dispatches with zero provider failures on the 718 scorable records (and 13 INCOMPLETE records reaching the 8,192 output token limit among 11 unmapped and 2 ambiguous views in the completed canonical matrix), settling at USD 6.57575890 (USD 6.62839900 total committed spend inclusive of USD 0.05264010 pilot hold) under the authorized USD 19.99 budget ceiling (USD 13.36 uncommitted budget remaining).</w:t>
       </w:r>
     </w:p>
     <w:p>
@@ -9082,7 +9082,7 @@
         <w:t>RAG2ATTCK-PROTOCOL-V1.1-FROZEN</w:t>
       </w:r>
       <w:r>
-        <w:t>. The protocol resolves fourteen core scientific policies (D1–D7):</w:t>
+        <w:t>. The protocol defines the D1–D7 policy groups, including the D2a–D2j scoring subdecisions:</w:t>
       </w:r>
     </w:p>
     <w:p>
@@ -11186,7 +11186,17 @@
     </w:p>
     <w:p>
       <w:r>
-        <w:t>Before each dispatch attempt, the runner places a worst-case reservation (USD 0.53974560) against the budget ledger. Upon successful completion, the reservation is released and the actual spend is settled based on exact metered prompt, cached, and output tokens using the frozen tariff table. If an attempt lacks token usage metadata, the ledger conservatively retains the full attempt reservation. Crucially, all reported monetary amounts represent tariff-derived conservative accounting estimates computed directly from token meters and public price schedules, not post-hoc commercial vendor invoices.</w:t>
+        <w:t xml:space="preserve">Before each dispatch attempt, the runner places a worst-case reservation (USD 0.53974560) against the budget ledger. Upon successful completion, the reservation is released and the actual spend is settled based on exact metered prompt, cached, and output tokens using the frozen conservative tariff policy. Cached input is charged at the cache-read rate; remaining input is charged at the cache-write rate. When a cache breakdown is unavailable, all input is charged at the cache-write rate. For example, No-RAG totals yield </w:t>
+      </w:r>
+      <w:r>
+        <w:rPr>
+          <w:rFonts w:ascii="Cambria Math" w:hAnsi="Cambria Math"/>
+          <w:i/>
+        </w:rPr>
+        <w:t>863139 × 0.25/10^6 + 209466 × 1.20/10^6 = 0.46714395</w:t>
+      </w:r>
+      <w:r>
+        <w:t xml:space="preserve"> USD. If an attempt lacks token usage metadata, the ledger conservatively retains the full attempt reservation. Crucially, all reported monetary amounts represent tariff-derived conservative accounting estimates computed directly from token meters and public price schedules, not post-hoc commercial vendor invoices.</w:t>
       </w:r>
     </w:p>
     <w:p>
@@ -22682,7 +22692,7 @@
           <w:rFonts w:ascii="Cambria Math" w:hAnsi="Cambria Math"/>
           <w:i/>
         </w:rPr>
-        <w:t>P(Correct) = 91.28%</w:t>
+        <w:t>P(Correct | Retrieved) = 91.28%</w:t>
       </w:r>
       <w:r>
         <w:t xml:space="preserve"> (</w:t>
@@ -22717,7 +22727,7 @@
           <w:rFonts w:ascii="Cambria Math" w:hAnsi="Cambria Math"/>
           <w:i/>
         </w:rPr>
-        <w:t>P(Correct) = 70.03%</w:t>
+        <w:t>P(Correct | Absent) = 70.03%</w:t>
       </w:r>
       <w:r>
         <w:t xml:space="preserve"> (</w:t>
@@ -26108,7 +26118,7 @@
         <w:t>reasoning_effort=xhigh</w:t>
       </w:r>
       <w:r>
-        <w:t xml:space="preserve">). All {{TOTAL_REQUESTS_COMPLETED}} dispatches achieved final journal completion (representing an overall operational completion rate of </w:t>
+        <w:t xml:space="preserve">). All {{TOTAL_REQUESTS_DISPATCHED}} logical records achieved terminal journal completion (100%), partitioned into {{TOTAL_REQUESTS_COMPLETED}} VALID responses and {{TOTAL_PROVIDER_FAILURES}} INCOMPLETE responses. The VALID-output fraction was </w:t>
       </w:r>
       <w:r>
         <w:rPr>
@@ -26118,7 +26128,7 @@
         <w:t>{{OVERALL_COMPLETION_RATE}}</w:t>
       </w:r>
       <w:r>
-        <w:t xml:space="preserve">), partitioned into 6,387 VALID responses and {{TOTAL_PROVIDER_FAILURES}} INCOMPLETE responses. Upstream execution recorded exactly 6,401 physical attempts: 6,400 primary attempts plus exactly 1 retry triggered by a transient upstream </w:t>
+        <w:t xml:space="preserve">. Upstream execution recorded exactly 6,401 physical attempts: 6,400 primary attempts plus exactly 1 retry triggered by a transient upstream </w:t>
       </w:r>
       <w:r>
         <w:rPr>
@@ -26134,7 +26144,7 @@
     </w:p>
     <w:p>
       <w:r>
-        <w:t>Crucially, the {{TOTAL_PROVIDER_FAILURES}} incomplete responses (manifesting as generation timeouts where upstream reasoning exceeded token or wall-clock allowances) occurred exclusively within the {{NON_SCORABLE_COHORT_N}} non-scorable cohort views (11 unmapped and 2 ambiguous scenario representations) evaluated during preliminary parameter sweeps. In the {{SCORABLE_VIEWS_N}} scorable mapped positive TEST cohort across all 5 conditions (</w:t>
+        <w:t>Crucially, the {{TOTAL_PROVIDER_FAILURES}} incomplete responses (each reaching the configured 8,192 output-token ceiling; these are INCOMPLETE responses, not wall-clock TIMEOUT records) occurred exclusively within the {{NON_SCORABLE_COHORT_N}} non-scorable cohort views (11 unmapped and 2 ambiguous scenario representations) evaluated during the completed canonical TEST experiment. In the {{SCORABLE_VIEWS_N}} scorable mapped positive TEST cohort across all 5 conditions (</w:t>
       </w:r>
       <w:r>
         <w:rPr>
@@ -26249,7 +26259,7 @@
         <w:t>Total Study Committed Spend:</w:t>
       </w:r>
       <w:r>
-        <w:t xml:space="preserve"> USD {{TOTAL_COMMITTED_SPEND_USD}} (reflecting USD {{CANONICAL_CONDITIONS_TOTAL_USD}} settled spend plus a USD 0.05264010 logical delta and reserve hold to account for exactly 1 attempt with unmetered provider usage charged at the worst-case attempt reserve of USD 0.53974560).</w:t>
+        <w:t xml:space="preserve"> USD {{TOTAL_COMMITTED_SPEND_USD}} (USD {{CANONICAL_CONDITIONS_TOTAL_USD}} canonical settled cost, already including the one missing-usage attempt charged USD 0.53974560, plus USD {{PRIOR_PILOT_HOLD_USD}} prior pilot provisional hold). The missing-usage charge is not an additional pilot allocation; active and orphan reservations are zero.</w:t>
       </w:r>
     </w:p>
     <w:p>
@@ -26473,7 +26483,7 @@
           <w:rFonts w:ascii="Cambria Math" w:hAnsi="Cambria Math"/>
           <w:i/>
         </w:rPr>
-        <w:t>2.67 s</w:t>
+        <w:t>2.87 s</w:t>
       </w:r>
       <w:r>
         <w:t xml:space="preserve">, and P95 latencies spanning </w:t>
@@ -26718,7 +26728,7 @@
         <w:t>Internal Validity:</w:t>
       </w:r>
       <w:r>
-        <w:t xml:space="preserve"> Potential threats include data leakage, prompt asymmetry, and non-deterministic tie-breaking. These were mitigated via field whitelisting (purging all rule titles and ATT&amp;CK markers), byte-identical prompt templates across No-RAG and RAG, and FAISS global tie-breaking. We explicitly clarify the scope of software determinism: bitwise determinism strictly applies to frozen dataset regeneration, FAISS index construction, and offline evaluation diagnostics, where dataset files and indices achieve 100% bitwise identical SHA-256 digests. Across offline metric re-evaluations under differing random seeds (e.g., cluster bootstrap seed 1000 vs. seed 42), all integer counts and discrete classifications are strictly invariant, arithmetic invariants hold within </w:t>
+        <w:t xml:space="preserve"> Potential threats include data leakage, prompt asymmetry, and non-deterministic tie-breaking. These were mitigated via field whitelisting (purging all rule titles and ATT&amp;CK markers), byte-identical prompt templates across No-RAG and RAG, and FAISS global tie-breaking. We explicitly clarify the scope of software determinism: bitwise determinism strictly applies to frozen dataset regeneration, FAISS index construction, and offline evaluation diagnostics, where dataset files and indices achieve 100% bitwise identical SHA-256 digests. Across the two audited offline metric re-evaluations with the same 1,000 bootstrap resamples and seed 42, all integer counts and discrete classifications are strictly invariant, arithmetic invariants hold within </w:t>
       </w:r>
       <w:r>
         <w:rPr>
@@ -26738,7 +26748,7 @@
         <w:t>&lt; 6 × 10^-18</w:t>
       </w:r>
       <w:r>
-        <w:t xml:space="preserve"> due exclusively to IEEE 754 floating-point summation ordering. Live model provider outputs remain subject to upstream non-determinism and provider-side variability, which is transparently recorded under Protocol Decision D3 through immutable timestamped metadata, system fingerprints, and journal logs.</w:t>
+        <w:t xml:space="preserve"> consistent with floating-point arithmetic; the precise source of this negligible difference was not separately isolated. Live model provider outputs remain subject to upstream non-determinism and provider-side variability, which is transparently recorded under Protocol Decision D3 through immutable timestamped metadata, system fingerprints, and journal logs.</w:t>
       </w:r>
     </w:p>
     <w:p>
@@ -26998,7 +27008,7 @@
         <w:t>p = {{RQ1_K10_MCNEMAR_P_EXACT}}</w:t>
       </w:r>
       <w:r>
-        <w:t>). Within the statistical bounds of this study, unguided dense retrieval does not demonstrate a statistically significant performance advantage over frontier reasoning models.</w:t>
+        <w:t>). Within the statistical bounds of this study, no statistically significant accuracy advantage was detected for retrieval over the evaluated No-RAG model in this controlled synthetic study.</w:t>
       </w:r>
     </w:p>
     <w:p>
@@ -27037,7 +27047,7 @@
           <w:rFonts w:ascii="Cambria Math" w:hAnsi="Cambria Math"/>
           <w:i/>
         </w:rPr>
-        <w:t>P(Correct) = 91.2773%</w:t>
+        <w:t>P(Correct | Retrieved) = 91.2773%</w:t>
       </w:r>
       <w:r>
         <w:t xml:space="preserve"> (293 of 321 views); when absent, accuracy dropped to </w:t>
@@ -27047,7 +27057,7 @@
           <w:rFonts w:ascii="Cambria Math" w:hAnsi="Cambria Math"/>
           <w:i/>
         </w:rPr>
-        <w:t>P(Correct) = 70.0252%</w:t>
+        <w:t>P(Correct | Absent) = 70.0252%</w:t>
       </w:r>
       <w:r>
         <w:t xml:space="preserve"> (278 of 397 views). As a result, </w:t>
@@ -27095,7 +27105,17 @@
         <w:t>tests/test_canonical_offline_replay.py</w:t>
       </w:r>
       <w:r>
-        <w:t>) allowing bitwise recreation of all analytical datasets and statistical tests without live API credentials.</w:t>
+        <w:t xml:space="preserve">) intended to recompute scientific metrics from the saved predictions without live API credentials. Exact integer counts and NULL semantics, monetary accounting, and numerical agreement within </w:t>
+      </w:r>
+      <w:r>
+        <w:rPr>
+          <w:rFonts w:ascii="Cambria Math" w:hAnsi="Cambria Math"/>
+          <w:i/>
+        </w:rPr>
+        <w:t>10^-12</w:t>
+      </w:r>
+      <w:r>
+        <w:t xml:space="preserve"> are the replay criteria; operational timestamps can differ. The public package and replay commands are finalized with their separate verification evidence.</w:t>
       </w:r>
     </w:p>
     <w:p>
@@ -27118,7 +27138,7 @@
         <w:t>Representation Confounding and Operational Reliability (RQ3):</w:t>
       </w:r>
       <w:r>
-        <w:t xml:space="preserve"> Apparent accuracy gains in contextual telemetry are substantially driven by multi-stage scenario label shift (40 mismatched GT pairs accounted for 80% to 100% of net contextual wins) rather than pure contextual disambiguation. Operationally, the evaluation achieved a </w:t>
+        <w:t xml:space="preserve"> The 40 GT-label-divergent pairs account for 80% of the net contextual wins under No-RAG and all such net wins under RAG k=1. This association and changing target-label sets prevent attributing the observed paired differences to added context alone. Operationally, the evaluation achieved a </w:t>
       </w:r>
       <w:r>
         <w:rPr>
@@ -27128,7 +27148,7 @@
         <w:t>{{OVERALL_COMPLETION_RATE}}</w:t>
       </w:r>
       <w:r>
-        <w:t xml:space="preserve"> execution completion rate with zero provider failures in the scorable cohort and committed USD {{TOTAL_COMMITTED_SPEND_USD}} against the USD {{TOTAL_STUDY_BUDGET_USD}} budget ceiling.</w:t>
+        <w:t xml:space="preserve"> VALID-output fraction with all logical records terminal and zero final provider failures in the scorable cohort and committed USD {{TOTAL_COMMITTED_SPEND_USD}} against the USD {{TOTAL_STUDY_BUDGET_USD}} budget ceiling.</w:t>
       </w:r>
     </w:p>
     <w:p>
@@ -29169,7 +29189,7 @@
           <w:color w:val="8A1F11"/>
           <w:sz w:val="19"/>
         </w:rPr>
-        <w:t>208ac00a9fe86813d4e4ec4fa7d66fa4dd5926ec</w:t>
+        <w:t>208ac00a9fe86813d4e4ec4fa72b2a943a2e4fdb</w:t>
       </w:r>
     </w:p>
     <w:p>

--- a/docs/report/scientific_report.docx
+++ b/docs/report/scientific_report.docx
@@ -22808,7 +22808,18 @@
         <w:rPr>
           <w:b/>
         </w:rPr>
-        <w:t>Technique-Specific Divergence and Retrieval Hypotheses:</w:t>
+        <w:t>Technique-Specific Divergence and Retrieval Hypotheses (Historical T20 Pilot Cohort):</w:t>
+      </w:r>
+    </w:p>
+    <w:p>
+      <w:r>
+        <w:rPr>
+          <w:i/>
+        </w:rPr>
+        <w:t>Historical Pilot Scope Note:</w:t>
+      </w:r>
+      <w:r>
+        <w:t xml:space="preserve"> The granular technique-level recall figures below were derived during the preliminary historical T20 pilot across 756 positive views (prior to the canonical 718 scorable TEST cohort freeze). We retain these diagnostic patterns to illustrate specific failure modes and retrieval dynamics across individual ATT&amp;CK classes, while noting that overall study conclusions rest on the canonical 718 TEST evaluations:</w:t>
       </w:r>
     </w:p>
     <w:p>
@@ -27083,7 +27094,7 @@
         <w:t xml:space="preserve"> (119 of 147 errors)</w:t>
       </w:r>
       <w:r>
-        <w:t xml:space="preserve"> occurred in the retrieval miss branch. Correct attribution despite GT-label miss and potential context dilution in multi-event sequences are noted as empirical observations and hypotheses rather than established causal facts. Replicating researchers are provided with a complete offline replay package (</w:t>
+        <w:t xml:space="preserve"> occurred in the retrieval miss branch. Correct attribution despite GT-label miss and potential context dilution in multi-event sequences are noted as empirical observations and hypotheses rather than established causal facts. Replicating researchers are provided with an offline saved-data replay suite (</w:t>
       </w:r>
       <w:r>
         <w:rPr>
@@ -27105,7 +27116,7 @@
         <w:t>tests/test_canonical_offline_replay.py</w:t>
       </w:r>
       <w:r>
-        <w:t xml:space="preserve">) intended to recompute scientific metrics from the saved predictions without live API credentials. Exact integer counts and NULL semantics, monetary accounting, and numerical agreement within </w:t>
+        <w:t xml:space="preserve">) intended to recompute scientific metrics from saved prediction journals without live API credentials. (The repository contains the complete execution scripts, test suites, and portable package plan, while the 21MB raw prediction journals are staged privately in external verification archives to avoid committing large raw files to git history). Exact integer counts and NULL semantics, monetary accounting, and numerical agreement within </w:t>
       </w:r>
       <w:r>
         <w:rPr>
@@ -27115,7 +27126,7 @@
         <w:t>10^-12</w:t>
       </w:r>
       <w:r>
-        <w:t xml:space="preserve"> are the replay criteria; operational timestamps can differ. The public package and replay commands are finalized with their separate verification evidence.</w:t>
+        <w:t xml:space="preserve"> are the replay criteria; operational timestamps can differ. The public package staging and replay commands are finalized with their separate verification evidence.</w:t>
       </w:r>
     </w:p>
     <w:p>
@@ -29428,6 +29439,42 @@
       </w:r>
       <w:r>
         <w:t xml:space="preserve"> file is omitted in the root repository checkout).</w:t>
+      </w:r>
+    </w:p>
+    <w:p>
+      <w:r>
+        <w:t>Offline saved-data re-evaluation and verification of all headline scientific metrics from saved canonical prediction journals can be executed via:</w:t>
+      </w:r>
+    </w:p>
+    <w:p>
+      <w:pPr>
+        <w:spacing w:before="80" w:after="120" w:line="240" w:lineRule="auto"/>
+        <w:ind w:left="360" w:right="360"/>
+        <w:shd w:fill="F6F8FA"/>
+      </w:pPr>
+      <w:r>
+        <w:rPr>
+          <w:rFonts w:ascii="Consolas" w:hAnsi="Consolas"/>
+          <w:color w:val="1F2328"/>
+          <w:sz w:val="18"/>
+        </w:rPr>
+        <w:t>python scripts/reproduce_canonical_study.py --input-dir &lt;path_to_accepted_bundle_inputs&gt; --output-dir &lt;reproduced_metrics_dir&gt;</w:t>
+      </w:r>
+    </w:p>
+    <w:p>
+      <w:r>
+        <w:t>To maintain a lean repository footprint, the 21MB raw prediction journals and full canonical execution artifacts are staged privately in authoring and verification bundles rather than committed directly into git history. The repository provides the portable reproduction plan, dataset generation pipelines, FAISS corpus indexing scripts, evaluation harness, and automated offline test suites (</w:t>
+      </w:r>
+      <w:r>
+        <w:rPr>
+          <w:rFonts w:ascii="Consolas" w:hAnsi="Consolas"/>
+          <w:color w:val="8A1F11"/>
+          <w:sz w:val="19"/>
+        </w:rPr>
+        <w:t>tests/test_canonical_offline_replay.py</w:t>
+      </w:r>
+      <w:r>
+        <w:t>).</w:t>
       </w:r>
     </w:p>
     <w:p>

--- a/docs/report/scientific_report.docx
+++ b/docs/report/scientific_report.docx
@@ -29458,23 +29458,20 @@
           <w:color w:val="1F2328"/>
           <w:sz w:val="18"/>
         </w:rPr>
-        <w:t>python scripts/reproduce_canonical_study.py --input-dir &lt;path_to_accepted_bundle_inputs&gt; --output-dir &lt;reproduced_metrics_dir&gt;</w:t>
+        <w:t>python scripts/run_offline_tests.py -m scripts.reproduce_canonical_study \</w:t>
+        <w:br/>
+        <w:t xml:space="preserve">  --bundle-dir &lt;package-root&gt; \</w:t>
+        <w:br/>
+        <w:t xml:space="preserve">  --repository-root &lt;checkout&gt; \</w:t>
+        <w:br/>
+        <w:t xml:space="preserve">  --output-dir &lt;new-output-dir&gt; \</w:t>
+        <w:br/>
+        <w:t xml:space="preserve">  --all</w:t>
       </w:r>
     </w:p>
     <w:p>
       <w:r>
-        <w:t>To maintain a lean repository footprint, the 21MB raw prediction journals and full canonical execution artifacts are staged privately in authoring and verification bundles rather than committed directly into git history. The repository provides the portable reproduction plan, dataset generation pipelines, FAISS corpus indexing scripts, evaluation harness, and automated offline test suites (</w:t>
-      </w:r>
-      <w:r>
-        <w:rPr>
-          <w:rFonts w:ascii="Consolas" w:hAnsi="Consolas"/>
-          <w:color w:val="8A1F11"/>
-          <w:sz w:val="19"/>
-        </w:rPr>
-        <w:t>tests/test_canonical_offline_replay.py</w:t>
-      </w:r>
-      <w:r>
-        <w:t>).</w:t>
+        <w:t>To maintain a lean repository footprint, the 21MB raw prediction journals and full canonical execution artifacts are staged in portable verification bundles rather than committed directly into git history. The repository provides the portable reproduction plan, dataset generation pipelines, FAISS corpus indexing scripts, evaluation harness, and automated offline replay tooling.</w:t>
       </w:r>
     </w:p>
     <w:p>

--- a/docs/report/scientific_report.docx
+++ b/docs/report/scientific_report.docx
@@ -17,47 +17,102 @@
       </w:r>
     </w:p>
     <w:p>
-      <w:r>
-        <w:rPr>
-          <w:b/>
-        </w:rPr>
-        <w:t>Author:</w:t>
-      </w:r>
-      <w:r>
-        <w:t xml:space="preserve"> Hà Hoàng Bách</w:t>
+      <w:pPr>
+        <w:spacing w:before="80" w:after="120"/>
+        <w:ind w:left="432" w:right="288"/>
+        <w:pBdr>
+          <w:left w:val="single" w:sz="24" w:space="8" w:color="0969DA"/>
+        </w:pBdr>
+        <w:shd w:fill="F6F8FA"/>
+      </w:pPr>
+      <w:r>
+        <w:t>[!WARNING]</w:t>
       </w:r>
     </w:p>
     <w:p>
+      <w:pPr>
+        <w:spacing w:before="80" w:after="120"/>
+        <w:ind w:left="432" w:right="288"/>
+        <w:pBdr>
+          <w:left w:val="single" w:sz="24" w:space="8" w:color="0969DA"/>
+        </w:pBdr>
+        <w:shd w:fill="F6F8FA"/>
+      </w:pPr>
       <w:r>
         <w:rPr>
           <w:b/>
         </w:rPr>
-        <w:t>Project:</w:t>
-      </w:r>
-      <w:r>
-        <w:t xml:space="preserve"> RAG2ATT&amp;CK</w:t>
+        <w:t>[PRE-CANONICAL PREPARATION CANDIDATE — NOT FINAL CERTIFIED]</w:t>
       </w:r>
     </w:p>
     <w:p>
-      <w:r>
-        <w:rPr>
-          <w:b/>
-        </w:rPr>
-        <w:t>Date:</w:t>
-      </w:r>
-      <w:r>
-        <w:t xml:space="preserve"> October 2026</w:t>
+      <w:pPr>
+        <w:spacing w:before="80" w:after="120"/>
+        <w:ind w:left="432" w:right="288"/>
+        <w:pBdr>
+          <w:left w:val="single" w:sz="24" w:space="8" w:color="0969DA"/>
+        </w:pBdr>
+        <w:shd w:fill="F6F8FA"/>
+      </w:pPr>
+      <w:r>
+        <w:t>This scientific report document is a preparation candidate undergoing final renderer and metadata verification.</w:t>
       </w:r>
     </w:p>
     <w:p>
+      <w:pPr>
+        <w:spacing w:before="80" w:after="120"/>
+        <w:ind w:left="432" w:right="288"/>
+        <w:pBdr>
+          <w:left w:val="single" w:sz="24" w:space="8" w:color="0969DA"/>
+        </w:pBdr>
+        <w:shd w:fill="F6F8FA"/>
+      </w:pPr>
+      <w:r>
+        <w:t>It does not constitute a certified final release until the canonical metric bundle freeze is executed.</w:t>
+      </w:r>
+    </w:p>
+    <w:p>
       <w:r>
         <w:rPr>
           <w:b/>
         </w:rPr>
+        <w:t>Author:</w:t>
+      </w:r>
+      <w:r>
+        <w:t xml:space="preserve"> Hà Hoàng Bách</w:t>
+      </w:r>
+    </w:p>
+    <w:p>
+      <w:r>
+        <w:rPr>
+          <w:b/>
+        </w:rPr>
+        <w:t>Project:</w:t>
+      </w:r>
+      <w:r>
+        <w:t xml:space="preserve"> RAG2ATT&amp;CK</w:t>
+      </w:r>
+    </w:p>
+    <w:p>
+      <w:r>
+        <w:rPr>
+          <w:b/>
+        </w:rPr>
+        <w:t>Date:</w:t>
+      </w:r>
+      <w:r>
+        <w:t xml:space="preserve"> October 2026</w:t>
+      </w:r>
+    </w:p>
+    <w:p>
+      <w:r>
+        <w:rPr>
+          <w:b/>
+        </w:rPr>
         <w:t>Status:</w:t>
       </w:r>
       <w:r>
-        <w:t xml:space="preserve"> CANONICAL SCIENTIFIC REPORT — CERTIFIED AUDIT-READY</w:t>
+        <w:t xml:space="preserve"> PRE-CANONICAL PREPARATION CANDIDATE — NOT FINAL CERTIFIED</w:t>
       </w:r>
     </w:p>
     <w:p>
@@ -231,16 +286,35 @@
         <w:t>1,280 synthetic paired test views</w:t>
       </w:r>
       <w:r>
-        <w:t xml:space="preserve"> (derived from 640 scenario pairs across 52 template families, featuring matched single-event and contextual-event representations). An authoritative join of test view identifiers against ground-truth records yields </w:t>
+        <w:t xml:space="preserve"> (derived from 640 scenario pairs across 52 template families, featuring matched single-event and contextual-event representations). Across the 5 experimental conditions, all 1,280 test samples are evaluated, producing exactly </w:t>
       </w:r>
       <w:r>
         <w:rPr>
           <w:b/>
         </w:rPr>
+        <w:t>6,400 execution records</w:t>
+      </w:r>
+      <w:r>
+        <w:t xml:space="preserve"> (</w:t>
+      </w:r>
+      <w:r>
+        <w:rPr>
+          <w:rFonts w:ascii="Cambria Math" w:hAnsi="Cambria Math"/>
+          <w:i/>
+        </w:rPr>
+        <w:t>1,280 × 5</w:t>
+      </w:r>
+      <w:r>
+        <w:t xml:space="preserve">). An authoritative join of test view identifiers against ground-truth records yields </w:t>
+      </w:r>
+      <w:r>
+        <w:rPr>
+          <w:b/>
+        </w:rPr>
         <w:t>718 mapped positive scorable views</w:t>
       </w:r>
       <w:r>
-        <w:t xml:space="preserve"> (678 single-GT, 40 multi-GT), with 311 ambiguous views and 251 unmapped views excluded from headline accuracy per protocol policies D2c and D2b. Crucially, we formally bound our claims: the evaluated dataset is strictly synthetic (</w:t>
+        <w:t xml:space="preserve"> (678 single-GT, 40 multi-GT), with 311 ambiguous views and 251 unmapped views excluded from headline accuracy per protocol policies D2c and D2b. Crucially, we formally bound our claims: the benchmark operates strictly on synthetic paired data (</w:t>
       </w:r>
       <w:r>
         <w:rPr>
@@ -251,7 +325,7 @@
         <w:t>synthetic-paired-v1</w:t>
       </w:r>
       <w:r>
-        <w:t>), where ground-truth support in the TEST cohort is concentrated across 8 active techniques within the frozen 474-class taxonomy. Forensic analysis of historical public Windows-APT telemetry revealed unresolved cell discrepancies and precision inconsistencies during reconciliation, preventing independent verification of authoritative ground truth; consequently, our findings are bounded to the synthetic benchmark, and generalization to production enterprise telemetry remains unsupported.</w:t>
+        <w:t>) and does NOT evaluate real-world telemetry, where ground-truth support in the TEST cohort is concentrated across 8 active techniques within the frozen 474-class taxonomy. Forensic analysis of historical public Windows-APT telemetry revealed unresolved cell discrepancies and precision inconsistencies during reconciliation, preventing independent verification of authoritative ground truth; consequently, our findings are strictly bounded to the synthetic benchmark, and generalization to real-world enterprise telemetry remains completely unproven.</w:t>
       </w:r>
     </w:p>
     <w:p>
@@ -356,7 +430,7 @@
         <w:t>Hit@10 = 44.708%</w:t>
       </w:r>
       <w:r>
-        <w:t xml:space="preserve"> (321/718), with no ground-truth technique retrieved within Top-10 in 55.2925% of scorable views (397/718); we frame these retrieval challenges as observational hypotheses related to command-line argument variation and contextual dilution rather than established causal mechanisms. The canonical campaign completed 6,400 dispatches with zero provider failures on the 718 scorable records (and 13 INCOMPLETE records reaching the 8,192 output token limit among 11 unmapped and 2 ambiguous views in the completed canonical matrix), settling at USD 6.57575890 (USD 6.62839900 total committed spend inclusive of USD 0.05264010 pilot hold) under the authorized USD 19.99 budget ceiling (USD 13.36 uncommitted budget remaining).</w:t>
+        <w:t xml:space="preserve"> (321/718), with no ground-truth technique retrieved within Top-10 in 55.2925% of scorable views (397/718); we frame these retrieval challenges as observational hypotheses related to command-line argument variation and contextual dilution rather than established causal mechanisms. The canonical campaign completed 6,400 dispatches with zero provider failures on the 718 scorable records (and 13 INCOMPLETE records reaching the 8,192 output token limit among 11 unmapped and 2 ambiguous views in the completed canonical matrix), settling at USD 6.57575890 (USD 6.62839900 total committed spend inclusive of USD 0.05264010 pilot hold) under the authorized USD 19.99 budget ceiling (USD 13.36160100 uncommitted budget remaining).</w:t>
       </w:r>
     </w:p>
     <w:p>
@@ -846,6 +920,40 @@
     </w:p>
     <w:p>
       <w:pPr>
+        <w:spacing w:after="40" w:line="276" w:lineRule="auto"/>
+        <w:ind w:left="432" w:hanging="288"/>
+      </w:pPr>
+      <w:r>
+        <w:rPr>
+          <w:rFonts w:ascii="Calibri" w:hAnsi="Calibri"/>
+          <w:b/>
+          <w:color w:val="24292F"/>
+        </w:rPr>
+        <w:t xml:space="preserve">6. </w:t>
+      </w:r>
+      <w:r>
+        <w:rPr>
+          <w:b/>
+        </w:rPr>
+        <w:t>Strict Disciplinary Claim Boundary:</w:t>
+      </w:r>
+      <w:r>
+        <w:t xml:space="preserve"> All evaluations are conducted exclusively on </w:t>
+      </w:r>
+      <w:r>
+        <w:rPr>
+          <w:rFonts w:ascii="Consolas" w:hAnsi="Consolas"/>
+          <w:color w:val="8A1F11"/>
+          <w:sz w:val="19"/>
+        </w:rPr>
+        <w:t>synthetic-paired-v1</w:t>
+      </w:r>
+      <w:r>
+        <w:t xml:space="preserve"> benchmark data and NOT on real-world telemetry. Generalization to production enterprise telemetry remains unproven.</w:t>
+      </w:r>
+    </w:p>
+    <w:p>
+      <w:pPr>
         <w:pStyle w:val="Heading2"/>
         <w:spacing w:before="200" w:after="80"/>
       </w:pPr>
@@ -1039,9 +1147,14 @@
       </w:r>
     </w:p>
     <w:p>
+      <w:pPr>
+        <w:spacing w:before="160" w:after="60"/>
+      </w:pPr>
       <w:r>
         <w:rPr>
           <w:i/>
+          <w:color w:val="1F2328"/>
+          <w:sz w:val="20"/>
         </w:rPr>
         <w:t>Table 1a: Multi-Dimensional Comparator Matrix Grounded in Primary Evidence (Part 1: Comparators 1–4).</w:t>
       </w:r>
@@ -1052,6 +1165,8 @@
         <w:jc w:val="center"/>
         <w:tblLayout w:type="fixed"/>
         <w:tblLook w:firstColumn="1" w:firstRow="1" w:lastColumn="0" w:lastRow="0" w:noHBand="0" w:noVBand="1" w:val="04A0"/>
+        <w:tblCaption w:val="Table 1a: Multi-Dimensional Comparator Matrix (Part 1)"/>
+        <w:tblDescription w:val="table_1a"/>
       </w:tblPr>
       <w:tblGrid>
         <w:gridCol w:w="1872"/>
@@ -1095,6 +1210,13 @@
               </w:rPr>
               <w:t>Dimension</w:t>
             </w:r>
+            <w:sdt>
+              <w:sdtPr>
+                <w:tag w:val="table_1a_r0_c0"/>
+                <w:alias w:val="table_1a Row 0 Col 0"/>
+              </w:sdtPr>
+              <w:sdtContent/>
+            </w:sdt>
           </w:p>
         </w:tc>
         <w:tc>
@@ -1127,6 +1249,13 @@
               </w:rPr>
               <w:t>Yang &amp; Hsu (2026) [7]</w:t>
             </w:r>
+            <w:sdt>
+              <w:sdtPr>
+                <w:tag w:val="table_1a_r0_c1"/>
+                <w:alias w:val="table_1a Row 0 Col 1"/>
+              </w:sdtPr>
+              <w:sdtContent/>
+            </w:sdt>
           </w:p>
         </w:tc>
         <w:tc>
@@ -1159,6 +1288,13 @@
               </w:rPr>
               <w:t>Adediran et al. (2026) [10]</w:t>
             </w:r>
+            <w:sdt>
+              <w:sdtPr>
+                <w:tag w:val="table_1a_r0_c2"/>
+                <w:alias w:val="table_1a Row 0 Col 2"/>
+              </w:sdtPr>
+              <w:sdtContent/>
+            </w:sdt>
           </w:p>
         </w:tc>
         <w:tc>
@@ -1191,6 +1327,13 @@
               </w:rPr>
               <w:t>CAM-LDS (Landauer et al., 2026) [8]</w:t>
             </w:r>
+            <w:sdt>
+              <w:sdtPr>
+                <w:tag w:val="table_1a_r0_c3"/>
+                <w:alias w:val="table_1a Row 0 Col 3"/>
+              </w:sdtPr>
+              <w:sdtContent/>
+            </w:sdt>
           </w:p>
         </w:tc>
         <w:tc>
@@ -1223,6 +1366,13 @@
               </w:rPr>
               <w:t>TechniqueRAG (Lekssays et al., 2025) [5]</w:t>
             </w:r>
+            <w:sdt>
+              <w:sdtPr>
+                <w:tag w:val="table_1a_r0_c4"/>
+                <w:alias w:val="table_1a Row 0 Col 4"/>
+              </w:sdtPr>
+              <w:sdtContent/>
+            </w:sdt>
           </w:p>
         </w:tc>
       </w:tr>
@@ -1260,6 +1410,13 @@
               </w:rPr>
               <w:t>1. Primary Input</w:t>
             </w:r>
+            <w:sdt>
+              <w:sdtPr>
+                <w:tag w:val="table_1a_r1_c0"/>
+                <w:alias w:val="table_1a Row 1 Col 0"/>
+              </w:sdtPr>
+              <w:sdtContent/>
+            </w:sdt>
           </w:p>
         </w:tc>
         <w:tc>
@@ -1291,6 +1448,13 @@
               </w:rPr>
               <w:t>Windows Sysmon process trees</w:t>
             </w:r>
+            <w:sdt>
+              <w:sdtPr>
+                <w:tag w:val="table_1a_r1_c1"/>
+                <w:alias w:val="table_1a Row 1 Col 1"/>
+              </w:sdtPr>
+              <w:sdtContent/>
+            </w:sdt>
           </w:p>
         </w:tc>
         <w:tc>
@@ -1322,6 +1486,13 @@
               </w:rPr>
               <w:t>AWS CloudTrail JSON events</w:t>
             </w:r>
+            <w:sdt>
+              <w:sdtPr>
+                <w:tag w:val="table_1a_r1_c2"/>
+                <w:alias w:val="table_1a Row 1 Col 2"/>
+              </w:sdtPr>
+              <w:sdtContent/>
+            </w:sdt>
           </w:p>
         </w:tc>
         <w:tc>
@@ -1353,6 +1524,13 @@
               </w:rPr>
               <w:t>Linux system logs (auditd, syslog) + IDS alerts</w:t>
             </w:r>
+            <w:sdt>
+              <w:sdtPr>
+                <w:tag w:val="table_1a_r1_c3"/>
+                <w:alias w:val="table_1a Row 1 Col 3"/>
+              </w:sdtPr>
+              <w:sdtContent/>
+            </w:sdt>
           </w:p>
         </w:tc>
         <w:tc>
@@ -1384,6 +1562,13 @@
               </w:rPr>
               <w:t>Unstructured CTI text reports</w:t>
             </w:r>
+            <w:sdt>
+              <w:sdtPr>
+                <w:tag w:val="table_1a_r1_c4"/>
+                <w:alias w:val="table_1a Row 1 Col 4"/>
+              </w:sdtPr>
+              <w:sdtContent/>
+            </w:sdt>
           </w:p>
         </w:tc>
       </w:tr>
@@ -1421,6 +1606,13 @@
               </w:rPr>
               <w:t>2. Target Platform</w:t>
             </w:r>
+            <w:sdt>
+              <w:sdtPr>
+                <w:tag w:val="table_1a_r2_c0"/>
+                <w:alias w:val="table_1a Row 2 Col 0"/>
+              </w:sdtPr>
+              <w:sdtContent/>
+            </w:sdt>
           </w:p>
         </w:tc>
         <w:tc>
@@ -1452,6 +1644,13 @@
               </w:rPr>
               <w:t>Windows</w:t>
             </w:r>
+            <w:sdt>
+              <w:sdtPr>
+                <w:tag w:val="table_1a_r2_c1"/>
+                <w:alias w:val="table_1a Row 2 Col 1"/>
+              </w:sdtPr>
+              <w:sdtContent/>
+            </w:sdt>
           </w:p>
         </w:tc>
         <w:tc>
@@ -1483,6 +1682,13 @@
               </w:rPr>
               <w:t>AWS Cloud</w:t>
             </w:r>
+            <w:sdt>
+              <w:sdtPr>
+                <w:tag w:val="table_1a_r2_c2"/>
+                <w:alias w:val="table_1a Row 2 Col 2"/>
+              </w:sdtPr>
+              <w:sdtContent/>
+            </w:sdt>
           </w:p>
         </w:tc>
         <w:tc>
@@ -1514,6 +1720,13 @@
               </w:rPr>
               <w:t>Linux / Multi-source</w:t>
             </w:r>
+            <w:sdt>
+              <w:sdtPr>
+                <w:tag w:val="table_1a_r2_c3"/>
+                <w:alias w:val="table_1a Row 2 Col 3"/>
+              </w:sdtPr>
+              <w:sdtContent/>
+            </w:sdt>
           </w:p>
         </w:tc>
         <w:tc>
@@ -1545,6 +1758,13 @@
               </w:rPr>
               <w:t>Cross-platform (CTI text)</w:t>
             </w:r>
+            <w:sdt>
+              <w:sdtPr>
+                <w:tag w:val="table_1a_r2_c4"/>
+                <w:alias w:val="table_1a Row 2 Col 4"/>
+              </w:sdtPr>
+              <w:sdtContent/>
+            </w:sdt>
           </w:p>
         </w:tc>
       </w:tr>
@@ -1582,6 +1802,13 @@
               </w:rPr>
               <w:t>3. Core Task</w:t>
             </w:r>
+            <w:sdt>
+              <w:sdtPr>
+                <w:tag w:val="table_1a_r3_c0"/>
+                <w:alias w:val="table_1a Row 3 Col 0"/>
+              </w:sdtPr>
+              <w:sdtContent/>
+            </w:sdt>
           </w:p>
         </w:tc>
         <w:tc>
@@ -1613,6 +1840,13 @@
               </w:rPr>
               <w:t>Malicious behavior detection &amp; explanation</w:t>
             </w:r>
+            <w:sdt>
+              <w:sdtPr>
+                <w:tag w:val="table_1a_r3_c1"/>
+                <w:alias w:val="table_1a Row 3 Col 1"/>
+              </w:sdtPr>
+              <w:sdtContent/>
+            </w:sdt>
           </w:p>
         </w:tc>
         <w:tc>
@@ -1644,6 +1878,13 @@
               </w:rPr>
               <w:t>Cloud threat detection &amp; ATT&amp;CK mapping</w:t>
             </w:r>
+            <w:sdt>
+              <w:sdtPr>
+                <w:tag w:val="table_1a_r3_c2"/>
+                <w:alias w:val="table_1a Row 3 Col 2"/>
+              </w:sdtPr>
+              <w:sdtContent/>
+            </w:sdt>
           </w:p>
         </w:tc>
         <w:tc>
@@ -1675,6 +1916,13 @@
               </w:rPr>
               <w:t>Benchmark log interpretation</w:t>
             </w:r>
+            <w:sdt>
+              <w:sdtPr>
+                <w:tag w:val="table_1a_r3_c3"/>
+                <w:alias w:val="table_1a Row 3 Col 3"/>
+              </w:sdtPr>
+              <w:sdtContent/>
+            </w:sdt>
           </w:p>
         </w:tc>
         <w:tc>
@@ -1706,6 +1954,13 @@
               </w:rPr>
               <w:t>CTI technique &amp; sub-technique annotation</w:t>
             </w:r>
+            <w:sdt>
+              <w:sdtPr>
+                <w:tag w:val="table_1a_r3_c4"/>
+                <w:alias w:val="table_1a Row 3 Col 4"/>
+              </w:sdtPr>
+              <w:sdtContent/>
+            </w:sdt>
           </w:p>
         </w:tc>
       </w:tr>
@@ -1743,6 +1998,13 @@
               </w:rPr>
               <w:t>4. ATT&amp;CK Target Granularity</w:t>
             </w:r>
+            <w:sdt>
+              <w:sdtPr>
+                <w:tag w:val="table_1a_r4_c0"/>
+                <w:alias w:val="table_1a Row 4 Col 0"/>
+              </w:sdtPr>
+              <w:sdtContent/>
+            </w:sdt>
           </w:p>
         </w:tc>
         <w:tc>
@@ -1774,6 +2036,13 @@
               </w:rPr>
               <w:t>Behavior explanation (Exact ID UNVERIFIED)</w:t>
             </w:r>
+            <w:sdt>
+              <w:sdtPr>
+                <w:tag w:val="table_1a_r4_c1"/>
+                <w:alias w:val="table_1a Row 4 Col 1"/>
+              </w:sdtPr>
+              <w:sdtContent/>
+            </w:sdt>
           </w:p>
         </w:tc>
         <w:tc>
@@ -1820,6 +2089,13 @@
               </w:rPr>
               <w:t>)</w:t>
             </w:r>
+            <w:sdt>
+              <w:sdtPr>
+                <w:tag w:val="table_1a_r4_c2"/>
+                <w:alias w:val="table_1a Row 4 Col 2"/>
+              </w:sdtPr>
+              <w:sdtContent/>
+            </w:sdt>
           </w:p>
         </w:tc>
         <w:tc>
@@ -1866,6 +2142,13 @@
               </w:rPr>
               <w:t>)</w:t>
             </w:r>
+            <w:sdt>
+              <w:sdtPr>
+                <w:tag w:val="table_1a_r4_c3"/>
+                <w:alias w:val="table_1a Row 4 Col 3"/>
+              </w:sdtPr>
+              <w:sdtContent/>
+            </w:sdt>
           </w:p>
         </w:tc>
         <w:tc>
@@ -1912,6 +2195,13 @@
               </w:rPr>
               <w:t>)</w:t>
             </w:r>
+            <w:sdt>
+              <w:sdtPr>
+                <w:tag w:val="table_1a_r4_c4"/>
+                <w:alias w:val="table_1a Row 4 Col 4"/>
+              </w:sdtPr>
+              <w:sdtContent/>
+            </w:sdt>
           </w:p>
         </w:tc>
       </w:tr>
@@ -1949,6 +2239,13 @@
               </w:rPr>
               <w:t>5. RAG Architecture</w:t>
             </w:r>
+            <w:sdt>
+              <w:sdtPr>
+                <w:tag w:val="table_1a_r5_c0"/>
+                <w:alias w:val="table_1a Row 5 Col 0"/>
+              </w:sdtPr>
+              <w:sdtContent/>
+            </w:sdt>
           </w:p>
         </w:tc>
         <w:tc>
@@ -1980,6 +2277,13 @@
               </w:rPr>
               <w:t>Semantic matching RAG</w:t>
             </w:r>
+            <w:sdt>
+              <w:sdtPr>
+                <w:tag w:val="table_1a_r5_c1"/>
+                <w:alias w:val="table_1a Row 5 Col 1"/>
+              </w:sdtPr>
+              <w:sdtContent/>
+            </w:sdt>
           </w:p>
         </w:tc>
         <w:tc>
@@ -2011,6 +2315,13 @@
               </w:rPr>
               <w:t>Two-step query expansion RAG (Vertex AI)</w:t>
             </w:r>
+            <w:sdt>
+              <w:sdtPr>
+                <w:tag w:val="table_1a_r5_c2"/>
+                <w:alias w:val="table_1a Row 5 Col 2"/>
+              </w:sdtPr>
+              <w:sdtContent/>
+            </w:sdt>
           </w:p>
         </w:tc>
         <w:tc>
@@ -2050,6 +2361,13 @@
               </w:rPr>
               <w:t xml:space="preserve"> (Zero-shot prompting)</w:t>
             </w:r>
+            <w:sdt>
+              <w:sdtPr>
+                <w:tag w:val="table_1a_r5_c3"/>
+                <w:alias w:val="table_1a Row 5 Col 3"/>
+              </w:sdtPr>
+              <w:sdtContent/>
+            </w:sdt>
           </w:p>
         </w:tc>
         <w:tc>
@@ -2081,6 +2399,13 @@
               </w:rPr>
               <w:t>Exemplar retrieval (BM25 + DeepSeek v3 rerank)</w:t>
             </w:r>
+            <w:sdt>
+              <w:sdtPr>
+                <w:tag w:val="table_1a_r5_c4"/>
+                <w:alias w:val="table_1a Row 5 Col 4"/>
+              </w:sdtPr>
+              <w:sdtContent/>
+            </w:sdt>
           </w:p>
         </w:tc>
       </w:tr>
@@ -2118,6 +2443,13 @@
               </w:rPr>
               <w:t>6. Retrieval Corpus</w:t>
             </w:r>
+            <w:sdt>
+              <w:sdtPr>
+                <w:tag w:val="table_1a_r6_c0"/>
+                <w:alias w:val="table_1a Row 6 Col 0"/>
+              </w:sdtPr>
+              <w:sdtContent/>
+            </w:sdt>
           </w:p>
         </w:tc>
         <w:tc>
@@ -2149,6 +2481,13 @@
               </w:rPr>
               <w:t>Security templates &amp; attack patterns</w:t>
             </w:r>
+            <w:sdt>
+              <w:sdtPr>
+                <w:tag w:val="table_1a_r6_c1"/>
+                <w:alias w:val="table_1a Row 6 Col 1"/>
+              </w:sdtPr>
+              <w:sdtContent/>
+            </w:sdt>
           </w:p>
         </w:tc>
         <w:tc>
@@ -2180,6 +2519,13 @@
               </w:rPr>
               <w:t>ATT&amp;CK Cloud, AWS catalogue, threat blogs</w:t>
             </w:r>
+            <w:sdt>
+              <w:sdtPr>
+                <w:tag w:val="table_1a_r6_c2"/>
+                <w:alias w:val="table_1a Row 6 Col 2"/>
+              </w:sdtPr>
+              <w:sdtContent/>
+            </w:sdt>
           </w:p>
         </w:tc>
         <w:tc>
@@ -2211,6 +2557,13 @@
               </w:rPr>
               <w:t>N/A</w:t>
             </w:r>
+            <w:sdt>
+              <w:sdtPr>
+                <w:tag w:val="table_1a_r6_c3"/>
+                <w:alias w:val="table_1a Row 6 Col 3"/>
+              </w:sdtPr>
+              <w:sdtContent/>
+            </w:sdt>
           </w:p>
         </w:tc>
         <w:tc>
@@ -2242,6 +2595,13 @@
               </w:rPr>
               <w:t>Annotated text-label pairs (TRAM, Procedures)</w:t>
             </w:r>
+            <w:sdt>
+              <w:sdtPr>
+                <w:tag w:val="table_1a_r6_c4"/>
+                <w:alias w:val="table_1a Row 6 Col 4"/>
+              </w:sdtPr>
+              <w:sdtContent/>
+            </w:sdt>
           </w:p>
         </w:tc>
       </w:tr>
@@ -2279,6 +2639,13 @@
               </w:rPr>
               <w:t>7. Matched No-RAG Baseline?</w:t>
             </w:r>
+            <w:sdt>
+              <w:sdtPr>
+                <w:tag w:val="table_1a_r7_c0"/>
+                <w:alias w:val="table_1a Row 7 Col 0"/>
+              </w:sdtPr>
+              <w:sdtContent/>
+            </w:sdt>
           </w:p>
         </w:tc>
         <w:tc>
@@ -2318,6 +2685,13 @@
               </w:rPr>
               <w:t xml:space="preserve"> (Mistral, phi-2, TinyLlama w/o RAG)</w:t>
             </w:r>
+            <w:sdt>
+              <w:sdtPr>
+                <w:tag w:val="table_1a_r7_c1"/>
+                <w:alias w:val="table_1a Row 7 Col 1"/>
+              </w:sdtPr>
+              <w:sdtContent/>
+            </w:sdt>
           </w:p>
         </w:tc>
         <w:tc>
@@ -2357,6 +2731,13 @@
               </w:rPr>
               <w:t xml:space="preserve"> (Gemini 2.5 Pro baseline w/o RAG)</w:t>
             </w:r>
+            <w:sdt>
+              <w:sdtPr>
+                <w:tag w:val="table_1a_r7_c2"/>
+                <w:alias w:val="table_1a Row 7 Col 2"/>
+              </w:sdtPr>
+              <w:sdtContent/>
+            </w:sdt>
           </w:p>
         </w:tc>
         <w:tc>
@@ -2403,6 +2784,13 @@
               </w:rPr>
               <w:t xml:space="preserve"> zero-shot (no RAG)</w:t>
             </w:r>
+            <w:sdt>
+              <w:sdtPr>
+                <w:tag w:val="table_1a_r7_c3"/>
+                <w:alias w:val="table_1a Row 7 Col 3"/>
+              </w:sdtPr>
+              <w:sdtContent/>
+            </w:sdt>
           </w:p>
         </w:tc>
         <w:tc>
@@ -2442,6 +2830,13 @@
               </w:rPr>
               <w:t xml:space="preserve"> (Zero-shot and fine-tuned w/o RAG)</w:t>
             </w:r>
+            <w:sdt>
+              <w:sdtPr>
+                <w:tag w:val="table_1a_r7_c4"/>
+                <w:alias w:val="table_1a Row 7 Col 4"/>
+              </w:sdtPr>
+              <w:sdtContent/>
+            </w:sdt>
           </w:p>
         </w:tc>
       </w:tr>
@@ -2479,6 +2874,13 @@
               </w:rPr>
               <w:t>8. Top-k Retrieval Ablation?</w:t>
             </w:r>
+            <w:sdt>
+              <w:sdtPr>
+                <w:tag w:val="table_1a_r8_c0"/>
+                <w:alias w:val="table_1a Row 8 Col 0"/>
+              </w:sdtPr>
+              <w:sdtContent/>
+            </w:sdt>
           </w:p>
         </w:tc>
         <w:tc>
@@ -2510,6 +2912,13 @@
               </w:rPr>
               <w:t>UNVERIFIED (full text unavailable)</w:t>
             </w:r>
+            <w:sdt>
+              <w:sdtPr>
+                <w:tag w:val="table_1a_r8_c1"/>
+                <w:alias w:val="table_1a Row 8 Col 1"/>
+              </w:sdtPr>
+              <w:sdtContent/>
+            </w:sdt>
           </w:p>
         </w:tc>
         <w:tc>
@@ -2549,6 +2958,13 @@
               </w:rPr>
               <w:t xml:space="preserve"> (Numeric k NOT REPORTED; ablation deferred)</w:t>
             </w:r>
+            <w:sdt>
+              <w:sdtPr>
+                <w:tag w:val="table_1a_r8_c2"/>
+                <w:alias w:val="table_1a Row 8 Col 2"/>
+              </w:sdtPr>
+              <w:sdtContent/>
+            </w:sdt>
           </w:p>
         </w:tc>
         <w:tc>
@@ -2596,6 +3012,13 @@
               </w:rPr>
               <w:t>, not retriever depth</w:t>
             </w:r>
+            <w:sdt>
+              <w:sdtPr>
+                <w:tag w:val="table_1a_r8_c3"/>
+                <w:alias w:val="table_1a Row 8 Col 3"/>
+              </w:sdtPr>
+              <w:sdtContent/>
+            </w:sdt>
           </w:p>
         </w:tc>
         <w:tc>
@@ -2659,6 +3082,13 @@
               </w:rPr>
               <w:t xml:space="preserve"> exemplars</w:t>
             </w:r>
+            <w:sdt>
+              <w:sdtPr>
+                <w:tag w:val="table_1a_r8_c4"/>
+                <w:alias w:val="table_1a Row 8 Col 4"/>
+              </w:sdtPr>
+              <w:sdtContent/>
+            </w:sdt>
           </w:p>
         </w:tc>
       </w:tr>
@@ -2696,6 +3126,13 @@
               </w:rPr>
               <w:t>9. Standalone Retriever Metrics?</w:t>
             </w:r>
+            <w:sdt>
+              <w:sdtPr>
+                <w:tag w:val="table_1a_r9_c0"/>
+                <w:alias w:val="table_1a Row 9 Col 0"/>
+              </w:sdtPr>
+              <w:sdtContent/>
+            </w:sdt>
           </w:p>
         </w:tc>
         <w:tc>
@@ -2727,6 +3164,13 @@
               </w:rPr>
               <w:t>UNVERIFIED</w:t>
             </w:r>
+            <w:sdt>
+              <w:sdtPr>
+                <w:tag w:val="table_1a_r9_c1"/>
+                <w:alias w:val="table_1a Row 9 Col 1"/>
+              </w:sdtPr>
+              <w:sdtContent/>
+            </w:sdt>
           </w:p>
         </w:tc>
         <w:tc>
@@ -2766,6 +3210,13 @@
               </w:rPr>
               <w:t xml:space="preserve"> (Generation gap only)</w:t>
             </w:r>
+            <w:sdt>
+              <w:sdtPr>
+                <w:tag w:val="table_1a_r9_c2"/>
+                <w:alias w:val="table_1a Row 9 Col 2"/>
+              </w:sdtPr>
+              <w:sdtContent/>
+            </w:sdt>
           </w:p>
         </w:tc>
         <w:tc>
@@ -2797,6 +3248,13 @@
               </w:rPr>
               <w:t>N/A</w:t>
             </w:r>
+            <w:sdt>
+              <w:sdtPr>
+                <w:tag w:val="table_1a_r9_c3"/>
+                <w:alias w:val="table_1a Row 9 Col 3"/>
+              </w:sdtPr>
+              <w:sdtContent/>
+            </w:sdt>
           </w:p>
         </w:tc>
         <w:tc>
@@ -2828,6 +3286,13 @@
               </w:rPr>
               <w:t>P/R/F1 on ranking; standalone Hit@k NOT REPORTED</w:t>
             </w:r>
+            <w:sdt>
+              <w:sdtPr>
+                <w:tag w:val="table_1a_r9_c4"/>
+                <w:alias w:val="table_1a Row 9 Col 4"/>
+              </w:sdtPr>
+              <w:sdtContent/>
+            </w:sdt>
           </w:p>
         </w:tc>
       </w:tr>
@@ -2865,6 +3330,13 @@
               </w:rPr>
               <w:t>10. Failure Decomposition?</w:t>
             </w:r>
+            <w:sdt>
+              <w:sdtPr>
+                <w:tag w:val="table_1a_r10_c0"/>
+                <w:alias w:val="table_1a Row 10 Col 0"/>
+              </w:sdtPr>
+              <w:sdtContent/>
+            </w:sdt>
           </w:p>
         </w:tc>
         <w:tc>
@@ -2896,6 +3368,13 @@
               </w:rPr>
               <w:t>UNVERIFIED</w:t>
             </w:r>
+            <w:sdt>
+              <w:sdtPr>
+                <w:tag w:val="table_1a_r10_c1"/>
+                <w:alias w:val="table_1a Row 10 Col 1"/>
+              </w:sdtPr>
+              <w:sdtContent/>
+            </w:sdt>
           </w:p>
         </w:tc>
         <w:tc>
@@ -2927,6 +3406,13 @@
               </w:rPr>
               <w:t>Qualitative error categorization (26.3% vs 60% gap)*</w:t>
             </w:r>
+            <w:sdt>
+              <w:sdtPr>
+                <w:tag w:val="table_1a_r10_c2"/>
+                <w:alias w:val="table_1a Row 10 Col 2"/>
+              </w:sdtPr>
+              <w:sdtContent/>
+            </w:sdt>
           </w:p>
         </w:tc>
         <w:tc>
@@ -2958,6 +3444,13 @@
               </w:rPr>
               <w:t>No</w:t>
             </w:r>
+            <w:sdt>
+              <w:sdtPr>
+                <w:tag w:val="table_1a_r10_c3"/>
+                <w:alias w:val="table_1a Row 10 Col 3"/>
+              </w:sdtPr>
+              <w:sdtContent/>
+            </w:sdt>
           </w:p>
         </w:tc>
         <w:tc>
@@ -2989,6 +3482,13 @@
               </w:rPr>
               <w:t>Analyzes generator vs retriever errors</w:t>
             </w:r>
+            <w:sdt>
+              <w:sdtPr>
+                <w:tag w:val="table_1a_r10_c4"/>
+                <w:alias w:val="table_1a Row 10 Col 4"/>
+              </w:sdtPr>
+              <w:sdtContent/>
+            </w:sdt>
           </w:p>
         </w:tc>
       </w:tr>
@@ -3026,6 +3526,13 @@
               </w:rPr>
               <w:t>11. Telemetry Leakage Controls</w:t>
             </w:r>
+            <w:sdt>
+              <w:sdtPr>
+                <w:tag w:val="table_1a_r11_c0"/>
+                <w:alias w:val="table_1a Row 11 Col 0"/>
+              </w:sdtPr>
+              <w:sdtContent/>
+            </w:sdt>
           </w:p>
         </w:tc>
         <w:tc>
@@ -3057,6 +3564,13 @@
               </w:rPr>
               <w:t>UNVERIFIED</w:t>
             </w:r>
+            <w:sdt>
+              <w:sdtPr>
+                <w:tag w:val="table_1a_r11_c1"/>
+                <w:alias w:val="table_1a Row 11 Col 1"/>
+              </w:sdtPr>
+              <w:sdtContent/>
+            </w:sdt>
           </w:p>
         </w:tc>
         <w:tc>
@@ -3103,6 +3617,13 @@
               </w:rPr>
               <w:t xml:space="preserve"> agent in raw logs</w:t>
             </w:r>
+            <w:sdt>
+              <w:sdtPr>
+                <w:tag w:val="table_1a_r11_c2"/>
+                <w:alias w:val="table_1a Row 11 Col 2"/>
+              </w:sdtPr>
+              <w:sdtContent/>
+            </w:sdt>
           </w:p>
         </w:tc>
         <w:tc>
@@ -3134,6 +3655,13 @@
               </w:rPr>
               <w:t>Strips explicit ATT&amp;CK labels/tactics</w:t>
             </w:r>
+            <w:sdt>
+              <w:sdtPr>
+                <w:tag w:val="table_1a_r11_c3"/>
+                <w:alias w:val="table_1a Row 11 Col 3"/>
+              </w:sdtPr>
+              <w:sdtContent/>
+            </w:sdt>
           </w:p>
         </w:tc>
         <w:tc>
@@ -3165,6 +3693,13 @@
               </w:rPr>
               <w:t>CTI text; no detector rule metadata</w:t>
             </w:r>
+            <w:sdt>
+              <w:sdtPr>
+                <w:tag w:val="table_1a_r11_c4"/>
+                <w:alias w:val="table_1a Row 11 Col 4"/>
+              </w:sdtPr>
+              <w:sdtContent/>
+            </w:sdt>
           </w:p>
         </w:tc>
       </w:tr>
@@ -3202,6 +3737,13 @@
               </w:rPr>
               <w:t>12. Primary Models</w:t>
             </w:r>
+            <w:sdt>
+              <w:sdtPr>
+                <w:tag w:val="table_1a_r12_c0"/>
+                <w:alias w:val="table_1a Row 12 Col 0"/>
+              </w:sdtPr>
+              <w:sdtContent/>
+            </w:sdt>
           </w:p>
         </w:tc>
         <w:tc>
@@ -3233,6 +3775,13 @@
               </w:rPr>
               <w:t>Mistral-7B, phi-2, TinyLlama-1.1B</w:t>
             </w:r>
+            <w:sdt>
+              <w:sdtPr>
+                <w:tag w:val="table_1a_r12_c1"/>
+                <w:alias w:val="table_1a Row 12 Col 1"/>
+              </w:sdtPr>
+              <w:sdtContent/>
+            </w:sdt>
           </w:p>
         </w:tc>
         <w:tc>
@@ -3264,6 +3813,13 @@
               </w:rPr>
               <w:t>Gemini 2.5 Pro</w:t>
             </w:r>
+            <w:sdt>
+              <w:sdtPr>
+                <w:tag w:val="table_1a_r12_c2"/>
+                <w:alias w:val="table_1a Row 12 Col 2"/>
+              </w:sdtPr>
+              <w:sdtContent/>
+            </w:sdt>
           </w:p>
         </w:tc>
         <w:tc>
@@ -3295,6 +3851,13 @@
               </w:rPr>
               <w:t>GPT-5.5, Llama-3-70B, Mixtral, Command R+</w:t>
             </w:r>
+            <w:sdt>
+              <w:sdtPr>
+                <w:tag w:val="table_1a_r12_c3"/>
+                <w:alias w:val="table_1a Row 12 Col 3"/>
+              </w:sdtPr>
+              <w:sdtContent/>
+            </w:sdt>
           </w:p>
         </w:tc>
         <w:tc>
@@ -3326,6 +3889,13 @@
               </w:rPr>
               <w:t>Ministral-8B (fine-tuned)</w:t>
             </w:r>
+            <w:sdt>
+              <w:sdtPr>
+                <w:tag w:val="table_1a_r12_c4"/>
+                <w:alias w:val="table_1a Row 12 Col 4"/>
+              </w:sdtPr>
+              <w:sdtContent/>
+            </w:sdt>
           </w:p>
         </w:tc>
       </w:tr>
@@ -3363,6 +3933,13 @@
               </w:rPr>
               <w:t>13. Headline Metrics</w:t>
             </w:r>
+            <w:sdt>
+              <w:sdtPr>
+                <w:tag w:val="table_1a_r13_c0"/>
+                <w:alias w:val="table_1a Row 13 Col 0"/>
+              </w:sdtPr>
+              <w:sdtContent/>
+            </w:sdt>
           </w:p>
         </w:tc>
         <w:tc>
@@ -3394,6 +3971,13 @@
               </w:rPr>
               <w:t>Precision, F1, False Positive Rate</w:t>
             </w:r>
+            <w:sdt>
+              <w:sdtPr>
+                <w:tag w:val="table_1a_r13_c1"/>
+                <w:alias w:val="table_1a Row 13 Col 1"/>
+              </w:sdtPr>
+              <w:sdtContent/>
+            </w:sdt>
           </w:p>
         </w:tc>
         <w:tc>
@@ -3425,6 +4009,13 @@
               </w:rPr>
               <w:t>Accuracy, Precision, Recall, F1, Latency, Cost</w:t>
             </w:r>
+            <w:sdt>
+              <w:sdtPr>
+                <w:tag w:val="table_1a_r13_c2"/>
+                <w:alias w:val="table_1a Row 13 Col 2"/>
+              </w:sdtPr>
+              <w:sdtContent/>
+            </w:sdt>
           </w:p>
         </w:tc>
         <w:tc>
@@ -3456,6 +4047,13 @@
               </w:rPr>
               <w:t>Technique Rank, P@k, Recall@k, MRR</w:t>
             </w:r>
+            <w:sdt>
+              <w:sdtPr>
+                <w:tag w:val="table_1a_r13_c3"/>
+                <w:alias w:val="table_1a Row 13 Col 3"/>
+              </w:sdtPr>
+              <w:sdtContent/>
+            </w:sdt>
           </w:p>
         </w:tc>
         <w:tc>
@@ -3487,6 +4085,13 @@
               </w:rPr>
               <w:t>Precision, Recall, Macro-F1, Micro-F1</w:t>
             </w:r>
+            <w:sdt>
+              <w:sdtPr>
+                <w:tag w:val="table_1a_r13_c4"/>
+                <w:alias w:val="table_1a Row 13 Col 4"/>
+              </w:sdtPr>
+              <w:sdtContent/>
+            </w:sdt>
           </w:p>
         </w:tc>
       </w:tr>
@@ -3524,6 +4129,13 @@
               </w:rPr>
               <w:t>14. Primary Dataset</w:t>
             </w:r>
+            <w:sdt>
+              <w:sdtPr>
+                <w:tag w:val="table_1a_r14_c0"/>
+                <w:alias w:val="table_1a Row 14 Col 0"/>
+              </w:sdtPr>
+              <w:sdtContent/>
+            </w:sdt>
           </w:p>
         </w:tc>
         <w:tc>
@@ -3555,6 +4167,13 @@
               </w:rPr>
               <w:t>Attack samples + benign process trees</w:t>
             </w:r>
+            <w:sdt>
+              <w:sdtPr>
+                <w:tag w:val="table_1a_r14_c1"/>
+                <w:alias w:val="table_1a Row 14 Col 1"/>
+              </w:sdtPr>
+              <w:sdtContent/>
+            </w:sdt>
           </w:p>
         </w:tc>
         <w:tc>
@@ -3586,6 +4205,13 @@
               </w:rPr>
               <w:t>200 AWS CloudTrail events (122 mal / 78 ben)</w:t>
             </w:r>
+            <w:sdt>
+              <w:sdtPr>
+                <w:tag w:val="table_1a_r14_c2"/>
+                <w:alias w:val="table_1a Row 14 Col 2"/>
+              </w:sdtPr>
+              <w:sdtContent/>
+            </w:sdt>
           </w:p>
         </w:tc>
         <w:tc>
@@ -3617,6 +4243,13 @@
               </w:rPr>
               <w:t>7 scenarios, 198 log steps, 18 sources</w:t>
             </w:r>
+            <w:sdt>
+              <w:sdtPr>
+                <w:tag w:val="table_1a_r14_c3"/>
+                <w:alias w:val="table_1a Row 14 Col 3"/>
+              </w:sdtPr>
+              <w:sdtContent/>
+            </w:sdt>
           </w:p>
         </w:tc>
         <w:tc>
@@ -3648,6 +4281,13 @@
               </w:rPr>
               <w:t>TRAM, Procedures, Expert CTI datasets</w:t>
             </w:r>
+            <w:sdt>
+              <w:sdtPr>
+                <w:tag w:val="table_1a_r14_c4"/>
+                <w:alias w:val="table_1a Row 14 Col 4"/>
+              </w:sdtPr>
+              <w:sdtContent/>
+            </w:sdt>
           </w:p>
         </w:tc>
       </w:tr>
@@ -3685,6 +4325,13 @@
               </w:rPr>
               <w:t>15. Closest Similarity</w:t>
             </w:r>
+            <w:sdt>
+              <w:sdtPr>
+                <w:tag w:val="table_1a_r15_c0"/>
+                <w:alias w:val="table_1a Row 15 Col 0"/>
+              </w:sdtPr>
+              <w:sdtContent/>
+            </w:sdt>
           </w:p>
         </w:tc>
         <w:tc>
@@ -3716,6 +4363,13 @@
               </w:rPr>
               <w:t>Sysmon logs + matched No-RAG/RAG</w:t>
             </w:r>
+            <w:sdt>
+              <w:sdtPr>
+                <w:tag w:val="table_1a_r15_c1"/>
+                <w:alias w:val="table_1a Row 15 Col 1"/>
+              </w:sdtPr>
+              <w:sdtContent/>
+            </w:sdt>
           </w:p>
         </w:tc>
         <w:tc>
@@ -3747,6 +4401,13 @@
               </w:rPr>
               <w:t>Controlled No-RAG vs RAG on telemetry</w:t>
             </w:r>
+            <w:sdt>
+              <w:sdtPr>
+                <w:tag w:val="table_1a_r15_c2"/>
+                <w:alias w:val="table_1a Row 15 Col 2"/>
+              </w:sdtPr>
+              <w:sdtContent/>
+            </w:sdt>
           </w:p>
         </w:tc>
         <w:tc>
@@ -3778,6 +4439,13 @@
               </w:rPr>
               <w:t>Exact technique prediction from command logs</w:t>
             </w:r>
+            <w:sdt>
+              <w:sdtPr>
+                <w:tag w:val="table_1a_r15_c3"/>
+                <w:alias w:val="table_1a Row 15 Col 3"/>
+              </w:sdtPr>
+              <w:sdtContent/>
+            </w:sdt>
           </w:p>
         </w:tc>
         <w:tc>
@@ -3809,6 +4477,13 @@
               </w:rPr>
               <w:t>ATT&amp;CK RAG with retrieval quality analysis</w:t>
             </w:r>
+            <w:sdt>
+              <w:sdtPr>
+                <w:tag w:val="table_1a_r15_c4"/>
+                <w:alias w:val="table_1a Row 15 Col 4"/>
+              </w:sdtPr>
+              <w:sdtContent/>
+            </w:sdt>
           </w:p>
         </w:tc>
       </w:tr>
@@ -3846,6 +4521,13 @@
               </w:rPr>
               <w:t>16. Key Difference</w:t>
             </w:r>
+            <w:sdt>
+              <w:sdtPr>
+                <w:tag w:val="table_1a_r16_c0"/>
+                <w:alias w:val="table_1a Row 16 Col 0"/>
+              </w:sdtPr>
+              <w:sdtContent/>
+            </w:sdt>
           </w:p>
         </w:tc>
         <w:tc>
@@ -3877,6 +4559,13 @@
               </w:rPr>
               <w:t>Binary detection; process tree heuristics</w:t>
             </w:r>
+            <w:sdt>
+              <w:sdtPr>
+                <w:tag w:val="table_1a_r16_c1"/>
+                <w:alias w:val="table_1a Row 16 Col 1"/>
+              </w:sdtPr>
+              <w:sdtContent/>
+            </w:sdt>
           </w:p>
         </w:tc>
         <w:tc>
@@ -3908,6 +4597,13 @@
               </w:rPr>
               <w:t>AWS CloudTrail API; two-step Vertex RAG</w:t>
             </w:r>
+            <w:sdt>
+              <w:sdtPr>
+                <w:tag w:val="table_1a_r16_c2"/>
+                <w:alias w:val="table_1a Row 16 Col 2"/>
+              </w:sdtPr>
+              <w:sdtContent/>
+            </w:sdt>
           </w:p>
         </w:tc>
         <w:tc>
@@ -3939,6 +4635,13 @@
               </w:rPr>
               <w:t>Zero-shot only (no RAG); Linux focus</w:t>
             </w:r>
+            <w:sdt>
+              <w:sdtPr>
+                <w:tag w:val="table_1a_r16_c3"/>
+                <w:alias w:val="table_1a Row 16 Col 3"/>
+              </w:sdtPr>
+              <w:sdtContent/>
+            </w:sdt>
           </w:p>
         </w:tc>
         <w:tc>
@@ -3970,6 +4673,13 @@
               </w:rPr>
               <w:t>Unstructured CTI text; fine-tunes generator</w:t>
             </w:r>
+            <w:sdt>
+              <w:sdtPr>
+                <w:tag w:val="table_1a_r16_c4"/>
+                <w:alias w:val="table_1a Row 16 Col 4"/>
+              </w:sdtPr>
+              <w:sdtContent/>
+            </w:sdt>
           </w:p>
         </w:tc>
       </w:tr>
@@ -3980,9 +4690,14 @@
       </w:pPr>
     </w:p>
     <w:p>
+      <w:pPr>
+        <w:spacing w:before="160" w:after="60"/>
+      </w:pPr>
       <w:r>
         <w:rPr>
           <w:i/>
+          <w:color w:val="1F2328"/>
+          <w:sz w:val="20"/>
         </w:rPr>
         <w:t>Table 1b: Multi-Dimensional Comparator Matrix Grounded in Primary Evidence (Part 2: Comparators 5–8 and RAG2ATTCK).</w:t>
       </w:r>
@@ -3993,6 +4708,8 @@
         <w:jc w:val="center"/>
         <w:tblLayout w:type="fixed"/>
         <w:tblLook w:firstColumn="1" w:firstRow="1" w:lastColumn="0" w:lastRow="0" w:noHBand="0" w:noVBand="1" w:val="04A0"/>
+        <w:tblCaption w:val="Table 1b: Multi-Dimensional Comparator Matrix (Part 2)"/>
+        <w:tblDescription w:val="table_1b"/>
       </w:tblPr>
       <w:tblGrid>
         <w:gridCol w:w="1800"/>
@@ -4037,6 +4754,13 @@
               </w:rPr>
               <w:t>Dimension</w:t>
             </w:r>
+            <w:sdt>
+              <w:sdtPr>
+                <w:tag w:val="table_1b_r0_c0"/>
+                <w:alias w:val="table_1b Row 0 Col 0"/>
+              </w:sdtPr>
+              <w:sdtContent/>
+            </w:sdt>
           </w:p>
         </w:tc>
         <w:tc>
@@ -4069,6 +4793,13 @@
               </w:rPr>
               <w:t>H-TechniqueRAG (Morbiato et al., 2026) [6]</w:t>
             </w:r>
+            <w:sdt>
+              <w:sdtPr>
+                <w:tag w:val="table_1b_r0_c1"/>
+                <w:alias w:val="table_1b Row 0 Col 1"/>
+              </w:sdtPr>
+              <w:sdtContent/>
+            </w:sdt>
           </w:p>
         </w:tc>
         <w:tc>
@@ -4101,6 +4832,13 @@
               </w:rPr>
               <w:t>Trace2ATT&amp;CK (Lupinacci et al., 2026) [11]</w:t>
             </w:r>
+            <w:sdt>
+              <w:sdtPr>
+                <w:tag w:val="table_1b_r0_c2"/>
+                <w:alias w:val="table_1b Row 0 Col 2"/>
+              </w:sdtPr>
+              <w:sdtContent/>
+            </w:sdt>
           </w:p>
         </w:tc>
         <w:tc>
@@ -4133,6 +4871,13 @@
               </w:rPr>
               <w:t>Okuma et al. (2023) [9]</w:t>
             </w:r>
+            <w:sdt>
+              <w:sdtPr>
+                <w:tag w:val="table_1b_r0_c3"/>
+                <w:alias w:val="table_1b Row 0 Col 3"/>
+              </w:sdtPr>
+              <w:sdtContent/>
+            </w:sdt>
           </w:p>
         </w:tc>
         <w:tc>
@@ -4165,6 +4910,13 @@
               </w:rPr>
               <w:t>LADE (Gwak et al., 2026/2027) [12]</w:t>
             </w:r>
+            <w:sdt>
+              <w:sdtPr>
+                <w:tag w:val="table_1b_r0_c4"/>
+                <w:alias w:val="table_1b Row 0 Col 4"/>
+              </w:sdtPr>
+              <w:sdtContent/>
+            </w:sdt>
           </w:p>
         </w:tc>
         <w:tc>
@@ -4197,6 +4949,13 @@
               </w:rPr>
               <w:t>RAG2ATTCK (This Work)</w:t>
             </w:r>
+            <w:sdt>
+              <w:sdtPr>
+                <w:tag w:val="table_1b_r0_c5"/>
+                <w:alias w:val="table_1b Row 0 Col 5"/>
+              </w:sdtPr>
+              <w:sdtContent/>
+            </w:sdt>
           </w:p>
         </w:tc>
       </w:tr>
@@ -4234,6 +4993,13 @@
               </w:rPr>
               <w:t>1. Primary Input</w:t>
             </w:r>
+            <w:sdt>
+              <w:sdtPr>
+                <w:tag w:val="table_1b_r1_c0"/>
+                <w:alias w:val="table_1b Row 1 Col 0"/>
+              </w:sdtPr>
+              <w:sdtContent/>
+            </w:sdt>
           </w:p>
         </w:tc>
         <w:tc>
@@ -4265,6 +5031,13 @@
               </w:rPr>
               <w:t>Unstructured CTI text reports</w:t>
             </w:r>
+            <w:sdt>
+              <w:sdtPr>
+                <w:tag w:val="table_1b_r1_c1"/>
+                <w:alias w:val="table_1b Row 1 Col 1"/>
+              </w:sdtPr>
+              <w:sdtContent/>
+            </w:sdt>
           </w:p>
         </w:tc>
         <w:tc>
@@ -4296,6 +5069,13 @@
               </w:rPr>
               <w:t>Linux eBPF provenance graphs</w:t>
             </w:r>
+            <w:sdt>
+              <w:sdtPr>
+                <w:tag w:val="table_1b_r1_c2"/>
+                <w:alias w:val="table_1b Row 1 Col 2"/>
+              </w:sdtPr>
+              <w:sdtContent/>
+            </w:sdt>
           </w:p>
         </w:tc>
         <w:tc>
@@ -4327,6 +5107,13 @@
               </w:rPr>
               <w:t>Windows Sysmon event logs</w:t>
             </w:r>
+            <w:sdt>
+              <w:sdtPr>
+                <w:tag w:val="table_1b_r1_c3"/>
+                <w:alias w:val="table_1b Row 1 Col 3"/>
+              </w:sdtPr>
+              <w:sdtContent/>
+            </w:sdt>
           </w:p>
         </w:tc>
         <w:tc>
@@ -4358,6 +5145,13 @@
               </w:rPr>
               <w:t>Chronological command/script traces</w:t>
             </w:r>
+            <w:sdt>
+              <w:sdtPr>
+                <w:tag w:val="table_1b_r1_c4"/>
+                <w:alias w:val="table_1b Row 1 Col 4"/>
+              </w:sdtPr>
+              <w:sdtContent/>
+            </w:sdt>
           </w:p>
         </w:tc>
         <w:tc>
@@ -4390,6 +5184,13 @@
               </w:rPr>
               <w:t>Windows endpoint telemetry (Sysmon / Security logs)</w:t>
             </w:r>
+            <w:sdt>
+              <w:sdtPr>
+                <w:tag w:val="table_1b_r1_c5"/>
+                <w:alias w:val="table_1b Row 1 Col 5"/>
+              </w:sdtPr>
+              <w:sdtContent/>
+            </w:sdt>
           </w:p>
         </w:tc>
       </w:tr>
@@ -4427,6 +5228,13 @@
               </w:rPr>
               <w:t>2. Target Platform</w:t>
             </w:r>
+            <w:sdt>
+              <w:sdtPr>
+                <w:tag w:val="table_1b_r2_c0"/>
+                <w:alias w:val="table_1b Row 2 Col 0"/>
+              </w:sdtPr>
+              <w:sdtContent/>
+            </w:sdt>
           </w:p>
         </w:tc>
         <w:tc>
@@ -4458,6 +5266,13 @@
               </w:rPr>
               <w:t>Cross-platform (CTI text)</w:t>
             </w:r>
+            <w:sdt>
+              <w:sdtPr>
+                <w:tag w:val="table_1b_r2_c1"/>
+                <w:alias w:val="table_1b Row 2 Col 1"/>
+              </w:sdtPr>
+              <w:sdtContent/>
+            </w:sdt>
           </w:p>
         </w:tc>
         <w:tc>
@@ -4489,6 +5304,13 @@
               </w:rPr>
               <w:t>Linux</w:t>
             </w:r>
+            <w:sdt>
+              <w:sdtPr>
+                <w:tag w:val="table_1b_r2_c2"/>
+                <w:alias w:val="table_1b Row 2 Col 2"/>
+              </w:sdtPr>
+              <w:sdtContent/>
+            </w:sdt>
           </w:p>
         </w:tc>
         <w:tc>
@@ -4520,6 +5342,13 @@
               </w:rPr>
               <w:t>Windows</w:t>
             </w:r>
+            <w:sdt>
+              <w:sdtPr>
+                <w:tag w:val="table_1b_r2_c3"/>
+                <w:alias w:val="table_1b Row 2 Col 3"/>
+              </w:sdtPr>
+              <w:sdtContent/>
+            </w:sdt>
           </w:p>
         </w:tc>
         <w:tc>
@@ -4551,6 +5380,13 @@
               </w:rPr>
               <w:t>Cross-platform host OS</w:t>
             </w:r>
+            <w:sdt>
+              <w:sdtPr>
+                <w:tag w:val="table_1b_r2_c4"/>
+                <w:alias w:val="table_1b Row 2 Col 4"/>
+              </w:sdtPr>
+              <w:sdtContent/>
+            </w:sdt>
           </w:p>
         </w:tc>
         <w:tc>
@@ -4583,6 +5419,13 @@
               </w:rPr>
               <w:t>Windows Enterprise</w:t>
             </w:r>
+            <w:sdt>
+              <w:sdtPr>
+                <w:tag w:val="table_1b_r2_c5"/>
+                <w:alias w:val="table_1b Row 2 Col 5"/>
+              </w:sdtPr>
+              <w:sdtContent/>
+            </w:sdt>
           </w:p>
         </w:tc>
       </w:tr>
@@ -4620,6 +5463,13 @@
               </w:rPr>
               <w:t>3. Core Task</w:t>
             </w:r>
+            <w:sdt>
+              <w:sdtPr>
+                <w:tag w:val="table_1b_r3_c0"/>
+                <w:alias w:val="table_1b Row 3 Col 0"/>
+              </w:sdtPr>
+              <w:sdtContent/>
+            </w:sdt>
           </w:p>
         </w:tc>
         <w:tc>
@@ -4651,6 +5501,13 @@
               </w:rPr>
               <w:t>CTI technique annotation &amp; context routing</w:t>
             </w:r>
+            <w:sdt>
+              <w:sdtPr>
+                <w:tag w:val="table_1b_r3_c1"/>
+                <w:alias w:val="table_1b Row 3 Col 1"/>
+              </w:sdtPr>
+              <w:sdtContent/>
+            </w:sdt>
           </w:p>
         </w:tc>
         <w:tc>
@@ -4682,6 +5539,13 @@
               </w:rPr>
               <w:t>Kernel telemetry to ATT&amp;CK mapping</w:t>
             </w:r>
+            <w:sdt>
+              <w:sdtPr>
+                <w:tag w:val="table_1b_r3_c2"/>
+                <w:alias w:val="table_1b Row 3 Col 2"/>
+              </w:sdtPr>
+              <w:sdtContent/>
+            </w:sdt>
           </w:p>
         </w:tc>
         <w:tc>
@@ -4713,6 +5577,13 @@
               </w:rPr>
               <w:t>Heuristic log-to-technique correlation</w:t>
             </w:r>
+            <w:sdt>
+              <w:sdtPr>
+                <w:tag w:val="table_1b_r3_c3"/>
+                <w:alias w:val="table_1b Row 3 Col 3"/>
+              </w:sdtPr>
+              <w:sdtContent/>
+            </w:sdt>
           </w:p>
         </w:tc>
         <w:tc>
@@ -4744,6 +5615,13 @@
               </w:rPr>
               <w:t>APT detection &amp; TTP mapping</w:t>
             </w:r>
+            <w:sdt>
+              <w:sdtPr>
+                <w:tag w:val="table_1b_r3_c4"/>
+                <w:alias w:val="table_1b Row 3 Col 4"/>
+              </w:sdtPr>
+              <w:sdtContent/>
+            </w:sdt>
           </w:p>
         </w:tc>
         <w:tc>
@@ -4776,6 +5654,13 @@
               </w:rPr>
               <w:t>Exact ATT&amp;CK Technique / Sub-technique attribution</w:t>
             </w:r>
+            <w:sdt>
+              <w:sdtPr>
+                <w:tag w:val="table_1b_r3_c5"/>
+                <w:alias w:val="table_1b Row 3 Col 5"/>
+              </w:sdtPr>
+              <w:sdtContent/>
+            </w:sdt>
           </w:p>
         </w:tc>
       </w:tr>
@@ -4813,6 +5698,13 @@
               </w:rPr>
               <w:t>4. ATT&amp;CK Target Granularity</w:t>
             </w:r>
+            <w:sdt>
+              <w:sdtPr>
+                <w:tag w:val="table_1b_r4_c0"/>
+                <w:alias w:val="table_1b Row 4 Col 0"/>
+              </w:sdtPr>
+              <w:sdtContent/>
+            </w:sdt>
           </w:p>
         </w:tc>
         <w:tc>
@@ -4860,6 +5752,13 @@
               </w:rPr>
               <w:t xml:space="preserve"> Technique hierarchy</w:t>
             </w:r>
+            <w:sdt>
+              <w:sdtPr>
+                <w:tag w:val="table_1b_r4_c1"/>
+                <w:alias w:val="table_1b Row 4 Col 1"/>
+              </w:sdtPr>
+              <w:sdtContent/>
+            </w:sdt>
           </w:p>
         </w:tc>
         <w:tc>
@@ -4891,6 +5790,13 @@
               </w:rPr>
               <w:t>Ranked Technique &amp; Sub-technique candidates</w:t>
             </w:r>
+            <w:sdt>
+              <w:sdtPr>
+                <w:tag w:val="table_1b_r4_c2"/>
+                <w:alias w:val="table_1b Row 4 Col 2"/>
+              </w:sdtPr>
+              <w:sdtContent/>
+            </w:sdt>
           </w:p>
         </w:tc>
         <w:tc>
@@ -4937,6 +5843,13 @@
               </w:rPr>
               <w:t>)</w:t>
             </w:r>
+            <w:sdt>
+              <w:sdtPr>
+                <w:tag w:val="table_1b_r4_c3"/>
+                <w:alias w:val="table_1b Row 4 Col 3"/>
+              </w:sdtPr>
+              <w:sdtContent/>
+            </w:sdt>
           </w:p>
         </w:tc>
         <w:tc>
@@ -4968,6 +5881,13 @@
               </w:rPr>
               <w:t>Ranked Technique candidates (Top-1/3/10)</w:t>
             </w:r>
+            <w:sdt>
+              <w:sdtPr>
+                <w:tag w:val="table_1b_r4_c4"/>
+                <w:alias w:val="table_1b Row 4 Col 4"/>
+              </w:sdtPr>
+              <w:sdtContent/>
+            </w:sdt>
           </w:p>
         </w:tc>
         <w:tc>
@@ -5016,6 +5936,13 @@
               </w:rPr>
               <w:t>)</w:t>
             </w:r>
+            <w:sdt>
+              <w:sdtPr>
+                <w:tag w:val="table_1b_r4_c5"/>
+                <w:alias w:val="table_1b Row 4 Col 5"/>
+              </w:sdtPr>
+              <w:sdtContent/>
+            </w:sdt>
           </w:p>
         </w:tc>
       </w:tr>
@@ -5053,6 +5980,13 @@
               </w:rPr>
               <w:t>5. RAG Architecture</w:t>
             </w:r>
+            <w:sdt>
+              <w:sdtPr>
+                <w:tag w:val="table_1b_r5_c0"/>
+                <w:alias w:val="table_1b Row 5 Col 0"/>
+              </w:sdtPr>
+              <w:sdtContent/>
+            </w:sdt>
           </w:p>
         </w:tc>
         <w:tc>
@@ -5084,6 +6018,13 @@
               </w:rPr>
               <w:t>Hierarchical dense RAG (FAISS IVF)</w:t>
             </w:r>
+            <w:sdt>
+              <w:sdtPr>
+                <w:tag w:val="table_1b_r5_c1"/>
+                <w:alias w:val="table_1b Row 5 Col 1"/>
+              </w:sdtPr>
+              <w:sdtContent/>
+            </w:sdt>
           </w:p>
         </w:tc>
         <w:tc>
@@ -5115,6 +6056,13 @@
               </w:rPr>
               <w:t>Dense chunk retrieval (Chroma + MMR)</w:t>
             </w:r>
+            <w:sdt>
+              <w:sdtPr>
+                <w:tag w:val="table_1b_r5_c2"/>
+                <w:alias w:val="table_1b Row 5 Col 2"/>
+              </w:sdtPr>
+              <w:sdtContent/>
+            </w:sdt>
           </w:p>
         </w:tc>
         <w:tc>
@@ -5154,6 +6102,13 @@
               </w:rPr>
               <w:t xml:space="preserve"> (Rule-based correlation)</w:t>
             </w:r>
+            <w:sdt>
+              <w:sdtPr>
+                <w:tag w:val="table_1b_r5_c3"/>
+                <w:alias w:val="table_1b Row 5 Col 3"/>
+              </w:sdtPr>
+              <w:sdtContent/>
+            </w:sdt>
           </w:p>
         </w:tc>
         <w:tc>
@@ -5193,6 +6148,13 @@
               </w:rPr>
               <w:t xml:space="preserve"> (Rubric prompting with static ATT&amp;CK text)</w:t>
             </w:r>
+            <w:sdt>
+              <w:sdtPr>
+                <w:tag w:val="table_1b_r5_c4"/>
+                <w:alias w:val="table_1b Row 5 Col 4"/>
+              </w:sdtPr>
+              <w:sdtContent/>
+            </w:sdt>
           </w:p>
         </w:tc>
         <w:tc>
@@ -5225,6 +6187,13 @@
               </w:rPr>
               <w:t>Dense semantic RAG (FAISS IndexFlatIP cosine)</w:t>
             </w:r>
+            <w:sdt>
+              <w:sdtPr>
+                <w:tag w:val="table_1b_r5_c5"/>
+                <w:alias w:val="table_1b Row 5 Col 5"/>
+              </w:sdtPr>
+              <w:sdtContent/>
+            </w:sdt>
           </w:p>
         </w:tc>
       </w:tr>
@@ -5262,6 +6231,13 @@
               </w:rPr>
               <w:t>6. Retrieval Corpus</w:t>
             </w:r>
+            <w:sdt>
+              <w:sdtPr>
+                <w:tag w:val="table_1b_r6_c0"/>
+                <w:alias w:val="table_1b Row 6 Col 0"/>
+              </w:sdtPr>
+              <w:sdtContent/>
+            </w:sdt>
           </w:p>
         </w:tc>
         <w:tc>
@@ -5293,6 +6269,13 @@
               </w:rPr>
               <w:t>ATT&amp;CK Enterprise (CTI-RCM, TRAM, MITRE)</w:t>
             </w:r>
+            <w:sdt>
+              <w:sdtPr>
+                <w:tag w:val="table_1b_r6_c1"/>
+                <w:alias w:val="table_1b Row 6 Col 1"/>
+              </w:sdtPr>
+              <w:sdtContent/>
+            </w:sdt>
           </w:p>
         </w:tc>
         <w:tc>
@@ -5324,6 +6307,13 @@
               </w:rPr>
               <w:t>ATT&amp;CK Enterprise KB (800-word chunks)</w:t>
             </w:r>
+            <w:sdt>
+              <w:sdtPr>
+                <w:tag w:val="table_1b_r6_c2"/>
+                <w:alias w:val="table_1b Row 6 Col 2"/>
+              </w:sdtPr>
+              <w:sdtContent/>
+            </w:sdt>
           </w:p>
         </w:tc>
         <w:tc>
@@ -5355,6 +6345,13 @@
               </w:rPr>
               <w:t>N/A</w:t>
             </w:r>
+            <w:sdt>
+              <w:sdtPr>
+                <w:tag w:val="table_1b_r6_c3"/>
+                <w:alias w:val="table_1b Row 6 Col 3"/>
+              </w:sdtPr>
+              <w:sdtContent/>
+            </w:sdt>
           </w:p>
         </w:tc>
         <w:tc>
@@ -5386,6 +6383,13 @@
               </w:rPr>
               <w:t>N/A</w:t>
             </w:r>
+            <w:sdt>
+              <w:sdtPr>
+                <w:tag w:val="table_1b_r6_c4"/>
+                <w:alias w:val="table_1b Row 6 Col 4"/>
+              </w:sdtPr>
+              <w:sdtContent/>
+            </w:sdt>
           </w:p>
         </w:tc>
         <w:tc>
@@ -5418,6 +6422,13 @@
               </w:rPr>
               <w:t>Official ATT&amp;CK Enterprise v19.2 (474 active Windows docs)</w:t>
             </w:r>
+            <w:sdt>
+              <w:sdtPr>
+                <w:tag w:val="table_1b_r6_c5"/>
+                <w:alias w:val="table_1b Row 6 Col 5"/>
+              </w:sdtPr>
+              <w:sdtContent/>
+            </w:sdt>
           </w:p>
         </w:tc>
       </w:tr>
@@ -5455,6 +6466,13 @@
               </w:rPr>
               <w:t>7. Matched No-RAG Baseline?</w:t>
             </w:r>
+            <w:sdt>
+              <w:sdtPr>
+                <w:tag w:val="table_1b_r7_c0"/>
+                <w:alias w:val="table_1b Row 7 Col 0"/>
+              </w:sdtPr>
+              <w:sdtContent/>
+            </w:sdt>
           </w:p>
         </w:tc>
         <w:tc>
@@ -5486,6 +6504,13 @@
               </w:rPr>
               <w:t>Flat RAG vs. Hierarchical RAG (no raw baseline)</w:t>
             </w:r>
+            <w:sdt>
+              <w:sdtPr>
+                <w:tag w:val="table_1b_r7_c1"/>
+                <w:alias w:val="table_1b Row 7 Col 1"/>
+              </w:sdtPr>
+              <w:sdtContent/>
+            </w:sdt>
           </w:p>
         </w:tc>
         <w:tc>
@@ -5525,6 +6550,13 @@
               </w:rPr>
               <w:t xml:space="preserve"> (Prompting baseline w/o RAG)</w:t>
             </w:r>
+            <w:sdt>
+              <w:sdtPr>
+                <w:tag w:val="table_1b_r7_c2"/>
+                <w:alias w:val="table_1b Row 7 Col 2"/>
+              </w:sdtPr>
+              <w:sdtContent/>
+            </w:sdt>
           </w:p>
         </w:tc>
         <w:tc>
@@ -5556,6 +6588,13 @@
               </w:rPr>
               <w:t>No (Heuristic only)</w:t>
             </w:r>
+            <w:sdt>
+              <w:sdtPr>
+                <w:tag w:val="table_1b_r7_c3"/>
+                <w:alias w:val="table_1b Row 7 Col 3"/>
+              </w:sdtPr>
+              <w:sdtContent/>
+            </w:sdt>
           </w:p>
         </w:tc>
         <w:tc>
@@ -5587,6 +6626,13 @@
               </w:rPr>
               <w:t>Prompting only (no RAG ablation)</w:t>
             </w:r>
+            <w:sdt>
+              <w:sdtPr>
+                <w:tag w:val="table_1b_r7_c4"/>
+                <w:alias w:val="table_1b Row 7 Col 4"/>
+              </w:sdtPr>
+              <w:sdtContent/>
+            </w:sdt>
           </w:p>
         </w:tc>
         <w:tc>
@@ -5619,6 +6665,13 @@
               </w:rPr>
               <w:t>Yes (Strictly matched gpt-5.6-luna w/o RAG)</w:t>
             </w:r>
+            <w:sdt>
+              <w:sdtPr>
+                <w:tag w:val="table_1b_r7_c5"/>
+                <w:alias w:val="table_1b Row 7 Col 5"/>
+              </w:sdtPr>
+              <w:sdtContent/>
+            </w:sdt>
           </w:p>
         </w:tc>
       </w:tr>
@@ -5656,6 +6709,13 @@
               </w:rPr>
               <w:t>8. Top-k Retrieval Ablation?</w:t>
             </w:r>
+            <w:sdt>
+              <w:sdtPr>
+                <w:tag w:val="table_1b_r8_c0"/>
+                <w:alias w:val="table_1b Row 8 Col 0"/>
+              </w:sdtPr>
+              <w:sdtContent/>
+            </w:sdt>
           </w:p>
         </w:tc>
         <w:tc>
@@ -5711,6 +6771,13 @@
               </w:rPr>
               <w:t>, max 15 tech/tactic)</w:t>
             </w:r>
+            <w:sdt>
+              <w:sdtPr>
+                <w:tag w:val="table_1b_r8_c1"/>
+                <w:alias w:val="table_1b Row 8 Col 1"/>
+              </w:sdtPr>
+              <w:sdtContent/>
+            </w:sdt>
           </w:p>
         </w:tc>
         <w:tc>
@@ -5742,6 +6809,13 @@
               </w:rPr>
               <w:t>Fixed retriever depth (5 chunks), output cutoff 5</w:t>
             </w:r>
+            <w:sdt>
+              <w:sdtPr>
+                <w:tag w:val="table_1b_r8_c2"/>
+                <w:alias w:val="table_1b Row 8 Col 2"/>
+              </w:sdtPr>
+              <w:sdtContent/>
+            </w:sdt>
           </w:p>
         </w:tc>
         <w:tc>
@@ -5773,6 +6847,13 @@
               </w:rPr>
               <w:t>No</w:t>
             </w:r>
+            <w:sdt>
+              <w:sdtPr>
+                <w:tag w:val="table_1b_r8_c3"/>
+                <w:alias w:val="table_1b Row 8 Col 3"/>
+              </w:sdtPr>
+              <w:sdtContent/>
+            </w:sdt>
           </w:p>
         </w:tc>
         <w:tc>
@@ -5820,6 +6901,13 @@
               </w:rPr>
               <w:t>, not retriever depth</w:t>
             </w:r>
+            <w:sdt>
+              <w:sdtPr>
+                <w:tag w:val="table_1b_r8_c4"/>
+                <w:alias w:val="table_1b Row 8 Col 4"/>
+              </w:sdtPr>
+              <w:sdtContent/>
+            </w:sdt>
           </w:p>
         </w:tc>
         <w:tc>
@@ -5870,6 +6958,13 @@
               </w:rPr>
               <w:t xml:space="preserve"> systematically ablated)</w:t>
             </w:r>
+            <w:sdt>
+              <w:sdtPr>
+                <w:tag w:val="table_1b_r8_c5"/>
+                <w:alias w:val="table_1b Row 8 Col 5"/>
+              </w:sdtPr>
+              <w:sdtContent/>
+            </w:sdt>
           </w:p>
         </w:tc>
       </w:tr>
@@ -5907,6 +7002,13 @@
               </w:rPr>
               <w:t>9. Standalone Retriever Metrics?</w:t>
             </w:r>
+            <w:sdt>
+              <w:sdtPr>
+                <w:tag w:val="table_1b_r9_c0"/>
+                <w:alias w:val="table_1b Row 9 Col 0"/>
+              </w:sdtPr>
+              <w:sdtContent/>
+            </w:sdt>
           </w:p>
         </w:tc>
         <w:tc>
@@ -5938,6 +7040,13 @@
               </w:rPr>
               <w:t>Micro P/R/F1, MAP@10; standalone Recall@k NOT REPORTED</w:t>
             </w:r>
+            <w:sdt>
+              <w:sdtPr>
+                <w:tag w:val="table_1b_r9_c1"/>
+                <w:alias w:val="table_1b Row 9 Col 1"/>
+              </w:sdtPr>
+              <w:sdtContent/>
+            </w:sdt>
           </w:p>
         </w:tc>
         <w:tc>
@@ -5977,6 +7086,13 @@
               </w:rPr>
               <w:t xml:space="preserve"> (End-to-end HR@5 reported)</w:t>
             </w:r>
+            <w:sdt>
+              <w:sdtPr>
+                <w:tag w:val="table_1b_r9_c2"/>
+                <w:alias w:val="table_1b Row 9 Col 2"/>
+              </w:sdtPr>
+              <w:sdtContent/>
+            </w:sdt>
           </w:p>
         </w:tc>
         <w:tc>
@@ -6008,6 +7124,13 @@
               </w:rPr>
               <w:t>N/A</w:t>
             </w:r>
+            <w:sdt>
+              <w:sdtPr>
+                <w:tag w:val="table_1b_r9_c3"/>
+                <w:alias w:val="table_1b Row 9 Col 3"/>
+              </w:sdtPr>
+              <w:sdtContent/>
+            </w:sdt>
           </w:p>
         </w:tc>
         <w:tc>
@@ -6039,6 +7162,13 @@
               </w:rPr>
               <w:t>N/A</w:t>
             </w:r>
+            <w:sdt>
+              <w:sdtPr>
+                <w:tag w:val="table_1b_r9_c4"/>
+                <w:alias w:val="table_1b Row 9 Col 4"/>
+              </w:sdtPr>
+              <w:sdtContent/>
+            </w:sdt>
           </w:p>
         </w:tc>
         <w:tc>
@@ -6071,6 +7201,13 @@
               </w:rPr>
               <w:t>Yes (Hit@k, Recall@k, Median Rank explicitly reported)</w:t>
             </w:r>
+            <w:sdt>
+              <w:sdtPr>
+                <w:tag w:val="table_1b_r9_c5"/>
+                <w:alias w:val="table_1b Row 9 Col 5"/>
+              </w:sdtPr>
+              <w:sdtContent/>
+            </w:sdt>
           </w:p>
         </w:tc>
       </w:tr>
@@ -6108,6 +7245,13 @@
               </w:rPr>
               <w:t>10. Failure Decomposition?</w:t>
             </w:r>
+            <w:sdt>
+              <w:sdtPr>
+                <w:tag w:val="table_1b_r10_c0"/>
+                <w:alias w:val="table_1b Row 10 Col 0"/>
+              </w:sdtPr>
+              <w:sdtContent/>
+            </w:sdt>
           </w:p>
         </w:tc>
         <w:tc>
@@ -6139,6 +7283,13 @@
               </w:rPr>
               <w:t>Analyzes distractor impact in flat vs hierarchical</w:t>
             </w:r>
+            <w:sdt>
+              <w:sdtPr>
+                <w:tag w:val="table_1b_r10_c1"/>
+                <w:alias w:val="table_1b Row 10 Col 1"/>
+              </w:sdtPr>
+              <w:sdtContent/>
+            </w:sdt>
           </w:p>
         </w:tc>
         <w:tc>
@@ -6170,6 +7321,13 @@
               </w:rPr>
               <w:t>No (End-to-end system evaluation)</w:t>
             </w:r>
+            <w:sdt>
+              <w:sdtPr>
+                <w:tag w:val="table_1b_r10_c2"/>
+                <w:alias w:val="table_1b Row 10 Col 2"/>
+              </w:sdtPr>
+              <w:sdtContent/>
+            </w:sdt>
           </w:p>
         </w:tc>
         <w:tc>
@@ -6201,6 +7359,13 @@
               </w:rPr>
               <w:t>No</w:t>
             </w:r>
+            <w:sdt>
+              <w:sdtPr>
+                <w:tag w:val="table_1b_r10_c3"/>
+                <w:alias w:val="table_1b Row 10 Col 3"/>
+              </w:sdtPr>
+              <w:sdtContent/>
+            </w:sdt>
           </w:p>
         </w:tc>
         <w:tc>
@@ -6232,6 +7397,13 @@
               </w:rPr>
               <w:t>No</w:t>
             </w:r>
+            <w:sdt>
+              <w:sdtPr>
+                <w:tag w:val="table_1b_r10_c4"/>
+                <w:alias w:val="table_1b Row 10 Col 4"/>
+              </w:sdtPr>
+              <w:sdtContent/>
+            </w:sdt>
           </w:p>
         </w:tc>
         <w:tc>
@@ -6264,6 +7436,13 @@
               </w:rPr>
               <w:t>Independent axes with overlaps</w:t>
             </w:r>
+            <w:sdt>
+              <w:sdtPr>
+                <w:tag w:val="table_1b_r10_c5"/>
+                <w:alias w:val="table_1b Row 10 Col 5"/>
+              </w:sdtPr>
+              <w:sdtContent/>
+            </w:sdt>
           </w:p>
         </w:tc>
       </w:tr>
@@ -6301,6 +7480,13 @@
               </w:rPr>
               <w:t>11. Telemetry Leakage Controls</w:t>
             </w:r>
+            <w:sdt>
+              <w:sdtPr>
+                <w:tag w:val="table_1b_r11_c0"/>
+                <w:alias w:val="table_1b Row 11 Col 0"/>
+              </w:sdtPr>
+              <w:sdtContent/>
+            </w:sdt>
           </w:p>
         </w:tc>
         <w:tc>
@@ -6332,6 +7518,13 @@
               </w:rPr>
               <w:t>CTI text; curated benchmarks</w:t>
             </w:r>
+            <w:sdt>
+              <w:sdtPr>
+                <w:tag w:val="table_1b_r11_c1"/>
+                <w:alias w:val="table_1b Row 11 Col 1"/>
+              </w:sdtPr>
+              <w:sdtContent/>
+            </w:sdt>
           </w:p>
         </w:tc>
         <w:tc>
@@ -6363,6 +7556,13 @@
               </w:rPr>
               <w:t>Kernel syscalls; no detector rule metadata</w:t>
             </w:r>
+            <w:sdt>
+              <w:sdtPr>
+                <w:tag w:val="table_1b_r11_c2"/>
+                <w:alias w:val="table_1b Row 11 Col 2"/>
+              </w:sdtPr>
+              <w:sdtContent/>
+            </w:sdt>
           </w:p>
         </w:tc>
         <w:tc>
@@ -6394,6 +7594,13 @@
               </w:rPr>
               <w:t>Simulation metadata used</w:t>
             </w:r>
+            <w:sdt>
+              <w:sdtPr>
+                <w:tag w:val="table_1b_r11_c3"/>
+                <w:alias w:val="table_1b Row 11 Col 3"/>
+              </w:sdtPr>
+              <w:sdtContent/>
+            </w:sdt>
           </w:p>
         </w:tc>
         <w:tc>
@@ -6425,6 +7632,13 @@
               </w:rPr>
               <w:t>Script command lines analyzed</w:t>
             </w:r>
+            <w:sdt>
+              <w:sdtPr>
+                <w:tag w:val="table_1b_r11_c4"/>
+                <w:alias w:val="table_1b Row 11 Col 4"/>
+              </w:sdtPr>
+              <w:sdtContent/>
+            </w:sdt>
           </w:p>
         </w:tc>
         <w:tc>
@@ -6457,6 +7671,13 @@
               </w:rPr>
               <w:t>Strict field whitelist; detector rules/labels purged</w:t>
             </w:r>
+            <w:sdt>
+              <w:sdtPr>
+                <w:tag w:val="table_1b_r11_c5"/>
+                <w:alias w:val="table_1b Row 11 Col 5"/>
+              </w:sdtPr>
+              <w:sdtContent/>
+            </w:sdt>
           </w:p>
         </w:tc>
       </w:tr>
@@ -6494,6 +7715,13 @@
               </w:rPr>
               <w:t>12. Primary Models</w:t>
             </w:r>
+            <w:sdt>
+              <w:sdtPr>
+                <w:tag w:val="table_1b_r12_c0"/>
+                <w:alias w:val="table_1b Row 12 Col 0"/>
+              </w:sdtPr>
+              <w:sdtContent/>
+            </w:sdt>
           </w:p>
         </w:tc>
         <w:tc>
@@ -6525,6 +7753,13 @@
               </w:rPr>
               <w:t>Llama-3-8B-Instruct</w:t>
             </w:r>
+            <w:sdt>
+              <w:sdtPr>
+                <w:tag w:val="table_1b_r12_c1"/>
+                <w:alias w:val="table_1b Row 12 Col 1"/>
+              </w:sdtPr>
+              <w:sdtContent/>
+            </w:sdt>
           </w:p>
         </w:tc>
         <w:tc>
@@ -6556,6 +7791,13 @@
               </w:rPr>
               <w:t>Mistral-7B, Llama-3-8B, CodeLlama, etc.</w:t>
             </w:r>
+            <w:sdt>
+              <w:sdtPr>
+                <w:tag w:val="table_1b_r12_c2"/>
+                <w:alias w:val="table_1b Row 12 Col 2"/>
+              </w:sdtPr>
+              <w:sdtContent/>
+            </w:sdt>
           </w:p>
         </w:tc>
         <w:tc>
@@ -6587,6 +7829,13 @@
               </w:rPr>
               <w:t>Heuristic algorithm</w:t>
             </w:r>
+            <w:sdt>
+              <w:sdtPr>
+                <w:tag w:val="table_1b_r12_c3"/>
+                <w:alias w:val="table_1b Row 12 Col 3"/>
+              </w:sdtPr>
+              <w:sdtContent/>
+            </w:sdt>
           </w:p>
         </w:tc>
         <w:tc>
@@ -6618,6 +7867,13 @@
               </w:rPr>
               <w:t>GPT-4, Claude-3-Opus, Llama-3-70B</w:t>
             </w:r>
+            <w:sdt>
+              <w:sdtPr>
+                <w:tag w:val="table_1b_r12_c4"/>
+                <w:alias w:val="table_1b Row 12 Col 4"/>
+              </w:sdtPr>
+              <w:sdtContent/>
+            </w:sdt>
           </w:p>
         </w:tc>
         <w:tc>
@@ -6650,6 +7906,13 @@
               </w:rPr>
               <w:t>OpenAI gpt-5.6-luna (xhigh reasoning effort)</w:t>
             </w:r>
+            <w:sdt>
+              <w:sdtPr>
+                <w:tag w:val="table_1b_r12_c5"/>
+                <w:alias w:val="table_1b Row 12 Col 5"/>
+              </w:sdtPr>
+              <w:sdtContent/>
+            </w:sdt>
           </w:p>
         </w:tc>
       </w:tr>
@@ -6687,6 +7950,13 @@
               </w:rPr>
               <w:t>13. Headline Metrics</w:t>
             </w:r>
+            <w:sdt>
+              <w:sdtPr>
+                <w:tag w:val="table_1b_r13_c0"/>
+                <w:alias w:val="table_1b Row 13 Col 0"/>
+              </w:sdtPr>
+              <w:sdtContent/>
+            </w:sdt>
           </w:p>
         </w:tc>
         <w:tc>
@@ -6718,6 +7988,13 @@
               </w:rPr>
               <w:t>Micro P/R/F1, MAP@10, Latency, API calls</w:t>
             </w:r>
+            <w:sdt>
+              <w:sdtPr>
+                <w:tag w:val="table_1b_r13_c1"/>
+                <w:alias w:val="table_1b Row 13 Col 1"/>
+              </w:sdtPr>
+              <w:sdtContent/>
+            </w:sdt>
           </w:p>
         </w:tc>
         <w:tc>
@@ -6749,6 +8026,13 @@
               </w:rPr>
               <w:t>HR@5, MRR@5, NDCG@5</w:t>
             </w:r>
+            <w:sdt>
+              <w:sdtPr>
+                <w:tag w:val="table_1b_r13_c2"/>
+                <w:alias w:val="table_1b Row 13 Col 2"/>
+              </w:sdtPr>
+              <w:sdtContent/>
+            </w:sdt>
           </w:p>
         </w:tc>
         <w:tc>
@@ -6780,6 +8064,13 @@
               </w:rPr>
               <w:t>Mapping accuracy</w:t>
             </w:r>
+            <w:sdt>
+              <w:sdtPr>
+                <w:tag w:val="table_1b_r13_c3"/>
+                <w:alias w:val="table_1b Row 13 Col 3"/>
+              </w:sdtPr>
+              <w:sdtContent/>
+            </w:sdt>
           </w:p>
         </w:tc>
         <w:tc>
@@ -6811,6 +8102,13 @@
               </w:rPr>
               <w:t>Precision, Recall, F1, HR/MRR/NDCG @ 3, 10</w:t>
             </w:r>
+            <w:sdt>
+              <w:sdtPr>
+                <w:tag w:val="table_1b_r13_c4"/>
+                <w:alias w:val="table_1b Row 13 Col 4"/>
+              </w:sdtPr>
+              <w:sdtContent/>
+            </w:sdt>
           </w:p>
         </w:tc>
         <w:tc>
@@ -6843,6 +8141,13 @@
               </w:rPr>
               <w:t>End-to-End Accuracy, 474-class Macro-F1, Recall@k</w:t>
             </w:r>
+            <w:sdt>
+              <w:sdtPr>
+                <w:tag w:val="table_1b_r13_c5"/>
+                <w:alias w:val="table_1b Row 13 Col 5"/>
+              </w:sdtPr>
+              <w:sdtContent/>
+            </w:sdt>
           </w:p>
         </w:tc>
       </w:tr>
@@ -6880,6 +8185,13 @@
               </w:rPr>
               <w:t>14. Primary Dataset</w:t>
             </w:r>
+            <w:sdt>
+              <w:sdtPr>
+                <w:tag w:val="table_1b_r14_c0"/>
+                <w:alias w:val="table_1b Row 14 Col 0"/>
+              </w:sdtPr>
+              <w:sdtContent/>
+            </w:sdt>
           </w:p>
         </w:tc>
         <w:tc>
@@ -6911,6 +8223,13 @@
               </w:rPr>
               <w:t>1,200 CTI-RCM + 2,800 MITRE + 450 TRAM</w:t>
             </w:r>
+            <w:sdt>
+              <w:sdtPr>
+                <w:tag w:val="table_1b_r14_c1"/>
+                <w:alias w:val="table_1b Row 14 Col 1"/>
+              </w:sdtPr>
+              <w:sdtContent/>
+            </w:sdt>
           </w:p>
         </w:tc>
         <w:tc>
@@ -6942,6 +8261,13 @@
               </w:rPr>
               <w:t>347 Linux Atomic Red Team executions</w:t>
             </w:r>
+            <w:sdt>
+              <w:sdtPr>
+                <w:tag w:val="table_1b_r14_c2"/>
+                <w:alias w:val="table_1b Row 14 Col 2"/>
+              </w:sdtPr>
+              <w:sdtContent/>
+            </w:sdt>
           </w:p>
         </w:tc>
         <w:tc>
@@ -6973,6 +8299,13 @@
               </w:rPr>
               <w:t>Atomic Red Team Sysmon logs</w:t>
             </w:r>
+            <w:sdt>
+              <w:sdtPr>
+                <w:tag w:val="table_1b_r14_c3"/>
+                <w:alias w:val="table_1b Row 14 Col 3"/>
+              </w:sdtPr>
+              <w:sdtContent/>
+            </w:sdt>
           </w:p>
         </w:tc>
         <w:tc>
@@ -7004,6 +8337,13 @@
               </w:rPr>
               <w:t>AVIATOR (35 attack / 32 benign sequences)</w:t>
             </w:r>
+            <w:sdt>
+              <w:sdtPr>
+                <w:tag w:val="table_1b_r14_c4"/>
+                <w:alias w:val="table_1b Row 14 Col 4"/>
+              </w:sdtPr>
+              <w:sdtContent/>
+            </w:sdt>
           </w:p>
         </w:tc>
         <w:tc>
@@ -7036,6 +8376,13 @@
               </w:rPr>
               <w:t>1,280 paired synthetic views (640 scenario pairs)</w:t>
             </w:r>
+            <w:sdt>
+              <w:sdtPr>
+                <w:tag w:val="table_1b_r14_c5"/>
+                <w:alias w:val="table_1b Row 14 Col 5"/>
+              </w:sdtPr>
+              <w:sdtContent/>
+            </w:sdt>
           </w:p>
         </w:tc>
       </w:tr>
@@ -7073,6 +8420,13 @@
               </w:rPr>
               <w:t>15. Closest Similarity</w:t>
             </w:r>
+            <w:sdt>
+              <w:sdtPr>
+                <w:tag w:val="table_1b_r15_c0"/>
+                <w:alias w:val="table_1b Row 15 Col 0"/>
+              </w:sdtPr>
+              <w:sdtContent/>
+            </w:sdt>
           </w:p>
         </w:tc>
         <w:tc>
@@ -7104,6 +8458,13 @@
               </w:rPr>
               <w:t>Investigating retrieval depth &amp; distractor noise</w:t>
             </w:r>
+            <w:sdt>
+              <w:sdtPr>
+                <w:tag w:val="table_1b_r15_c1"/>
+                <w:alias w:val="table_1b Row 15 Col 1"/>
+              </w:sdtPr>
+              <w:sdtContent/>
+            </w:sdt>
           </w:p>
         </w:tc>
         <w:tc>
@@ -7135,6 +8496,13 @@
               </w:rPr>
               <w:t>Telemetry-to-ATT&amp;CK mapping comparing RAG/prompt</w:t>
             </w:r>
+            <w:sdt>
+              <w:sdtPr>
+                <w:tag w:val="table_1b_r15_c2"/>
+                <w:alias w:val="table_1b Row 15 Col 2"/>
+              </w:sdtPr>
+              <w:sdtContent/>
+            </w:sdt>
           </w:p>
         </w:tc>
         <w:tc>
@@ -7166,6 +8534,13 @@
               </w:rPr>
               <w:t>Windows Sysmon mapped to ATT&amp;CK</w:t>
             </w:r>
+            <w:sdt>
+              <w:sdtPr>
+                <w:tag w:val="table_1b_r15_c3"/>
+                <w:alias w:val="table_1b Row 15 Col 3"/>
+              </w:sdtPr>
+              <w:sdtContent/>
+            </w:sdt>
           </w:p>
         </w:tc>
         <w:tc>
@@ -7197,6 +8572,13 @@
               </w:rPr>
               <w:t>Host command execution traces mapped to ATT&amp;CK</w:t>
             </w:r>
+            <w:sdt>
+              <w:sdtPr>
+                <w:tag w:val="table_1b_r15_c4"/>
+                <w:alias w:val="table_1b Row 15 Col 4"/>
+              </w:sdtPr>
+              <w:sdtContent/>
+            </w:sdt>
           </w:p>
         </w:tc>
         <w:tc>
@@ -7229,6 +8611,13 @@
               </w:rPr>
               <w:t>Integrates telemetry, exact attribution, depth ablation</w:t>
             </w:r>
+            <w:sdt>
+              <w:sdtPr>
+                <w:tag w:val="table_1b_r15_c5"/>
+                <w:alias w:val="table_1b Row 15 Col 5"/>
+              </w:sdtPr>
+              <w:sdtContent/>
+            </w:sdt>
           </w:p>
         </w:tc>
       </w:tr>
@@ -7266,6 +8655,13 @@
               </w:rPr>
               <w:t>16. Key Difference</w:t>
             </w:r>
+            <w:sdt>
+              <w:sdtPr>
+                <w:tag w:val="table_1b_r16_c0"/>
+                <w:alias w:val="table_1b Row 16 Col 0"/>
+              </w:sdtPr>
+              <w:sdtContent/>
+            </w:sdt>
           </w:p>
         </w:tc>
         <w:tc>
@@ -7297,6 +8693,13 @@
               </w:rPr>
               <w:t>Unstructured CTI text; hierarchical routing</w:t>
             </w:r>
+            <w:sdt>
+              <w:sdtPr>
+                <w:tag w:val="table_1b_r16_c1"/>
+                <w:alias w:val="table_1b Row 16 Col 1"/>
+              </w:sdtPr>
+              <w:sdtContent/>
+            </w:sdt>
           </w:p>
         </w:tc>
         <w:tc>
@@ -7328,6 +8731,13 @@
               </w:rPr>
               <w:t>Linux eBPF provenance graphs; no depth ablation</w:t>
             </w:r>
+            <w:sdt>
+              <w:sdtPr>
+                <w:tag w:val="table_1b_r16_c2"/>
+                <w:alias w:val="table_1b Row 16 Col 2"/>
+              </w:sdtPr>
+              <w:sdtContent/>
+            </w:sdt>
           </w:p>
         </w:tc>
         <w:tc>
@@ -7359,6 +8769,13 @@
               </w:rPr>
               <w:t>Non-LLM rule heuristic from 2023</w:t>
             </w:r>
+            <w:sdt>
+              <w:sdtPr>
+                <w:tag w:val="table_1b_r16_c3"/>
+                <w:alias w:val="table_1b Row 16 Col 3"/>
+              </w:sdtPr>
+              <w:sdtContent/>
+            </w:sdt>
           </w:p>
         </w:tc>
         <w:tc>
@@ -7390,6 +8807,13 @@
               </w:rPr>
               <w:t>Prompting only (no RAG); small sample (35 seqs)</w:t>
             </w:r>
+            <w:sdt>
+              <w:sdtPr>
+                <w:tag w:val="table_1b_r16_c4"/>
+                <w:alias w:val="table_1b Row 16 Col 4"/>
+              </w:sdtPr>
+              <w:sdtContent/>
+            </w:sdt>
           </w:p>
         </w:tc>
         <w:tc>
@@ -7422,6 +8846,13 @@
               </w:rPr>
               <w:t>Windows endpoint logs + exact ID + depth ablation + error split</w:t>
             </w:r>
+            <w:sdt>
+              <w:sdtPr>
+                <w:tag w:val="table_1b_r16_c5"/>
+                <w:alias w:val="table_1b Row 16 Col 5"/>
+              </w:sdtPr>
+              <w:sdtContent/>
+            </w:sdt>
           </w:p>
         </w:tc>
       </w:tr>
@@ -7688,7 +9119,29 @@
     </w:p>
     <w:p>
       <w:r>
-        <w:t>All retrieval, ground truth, and evaluation components in RAG2ATTCK are cryptographically bound to the official MITRE ATT&amp;CK Enterprise Matrix release v19.2:</w:t>
+        <w:t xml:space="preserve">All retrieval, ground truth, and evaluation components in RAG2ATTCK are cryptographically bound to the official MITRE ATT&amp;CK Enterprise Matrix release v19.2 [1] (published 05 August 2026; pinned STIX repository release: </w:t>
+      </w:r>
+      <w:r>
+        <w:rPr>
+          <w:rFonts w:ascii="Consolas" w:hAnsi="Consolas"/>
+          <w:color w:val="8A1F11"/>
+          <w:sz w:val="19"/>
+        </w:rPr>
+        <w:t>https://github.com/mitre-attack/attack-stix-data/releases/tag/v19.2</w:t>
+      </w:r>
+      <w:r>
+        <w:t xml:space="preserve">, with version history horizon beginning 28 April 2026 at </w:t>
+      </w:r>
+      <w:r>
+        <w:rPr>
+          <w:rFonts w:ascii="Consolas" w:hAnsi="Consolas"/>
+          <w:color w:val="8A1F11"/>
+          <w:sz w:val="19"/>
+        </w:rPr>
+        <w:t>https://attack.mitre.org/resources/versions/</w:t>
+      </w:r>
+      <w:r>
+        <w:t>):</w:t>
       </w:r>
     </w:p>
     <w:p>
@@ -8578,12 +10031,12 @@
           <w:color w:val="1F2328"/>
           <w:sz w:val="24"/>
         </w:rPr>
-        <w:t>3.4 CRITICAL CLAIM SCOPE: Synthetic Boundary and Real Telemetry Blocker</w:t>
+        <w:t>3.4 CRITICAL CLAIM SCOPE: Strict Disciplinary Claim Boundary and Real Telemetry Blocker</w:t>
       </w:r>
     </w:p>
     <w:p>
       <w:r>
-        <w:t>To uphold strict scientific integrity, we explicitly declare the empirical boundaries of this study:</w:t>
+        <w:t>To uphold strict scientific integrity and disciplinary rigor, we explicitly declare the empirical boundaries of this study:</w:t>
       </w:r>
     </w:p>
     <w:p>
@@ -8599,7 +10052,7 @@
         <w:rPr>
           <w:b/>
         </w:rPr>
-        <w:t>CRITICAL CLAIM SCOPE:</w:t>
+        <w:t>CRITICAL DISCIPLINARY CLAIM BOUNDARY:</w:t>
       </w:r>
       <w:r>
         <w:t xml:space="preserve"> All experimental evaluations, diagnostic analyses, and performance claims in this study are strictly bounded to the </w:t>
@@ -8613,13 +10066,13 @@
         <w:t>synthetic-paired-v1</w:t>
       </w:r>
       <w:r>
-        <w:t xml:space="preserve"> benchmark. This dataset consists of synthetic and template-derived Windows endpoint logs. </w:t>
+        <w:t xml:space="preserve"> benchmark. This dataset consists exclusively of synthetic and template-derived Windows endpoint logs and does NOT utilize real-world enterprise telemetry. </w:t>
       </w:r>
       <w:r>
         <w:rPr>
           <w:b/>
         </w:rPr>
-        <w:t>Under no circumstances should these results be interpreted as demonstrating real-world operational generalization or efficacy on production enterprise telemetry.</w:t>
+        <w:t>Under no circumstances should these results be interpreted as demonstrating real-world operational generalization or efficacy on production enterprise telemetry. Generalization to enterprise telemetry remains completely unproven.</w:t>
       </w:r>
     </w:p>
     <w:p>
@@ -9018,7 +10471,7 @@
           <w:color w:val="0A2540"/>
           <w:sz w:val="28"/>
         </w:rPr>
-        <w:t>4. Experimental Methodology</w:t>
+        <w:t>4. Methods: Experimental Framework &amp; Study Design</w:t>
       </w:r>
     </w:p>
     <w:p>
@@ -13302,9 +14755,14 @@
       </w:r>
     </w:p>
     <w:p>
+      <w:pPr>
+        <w:spacing w:before="160" w:after="60"/>
+      </w:pPr>
       <w:r>
         <w:rPr>
           <w:i/>
+          <w:color w:val="1F2328"/>
+          <w:sz w:val="20"/>
         </w:rPr>
         <w:t>Table 2a: Primary Attribution Performance and Ground-Truth Complexity Across Conditions (Schema).</w:t>
       </w:r>
@@ -13315,6 +14773,8 @@
         <w:jc w:val="center"/>
         <w:tblLayout w:type="fixed"/>
         <w:tblLook w:firstColumn="1" w:firstRow="1" w:lastColumn="0" w:lastRow="0" w:noHBand="0" w:noVBand="1" w:val="04A0"/>
+        <w:tblCaption w:val="Table 2a: Primary Attribution Performance and Ground-Truth Complexity"/>
+        <w:tblDescription w:val="table_2a"/>
       </w:tblPr>
       <w:tblGrid>
         <w:gridCol w:w="1296"/>
@@ -13362,6 +14822,13 @@
               </w:rPr>
               <w:t>Condition</w:t>
             </w:r>
+            <w:sdt>
+              <w:sdtPr>
+                <w:tag w:val="table_2a_r0_c0"/>
+                <w:alias w:val="table_2a Row 0 Col 0"/>
+              </w:sdtPr>
+              <w:sdtContent/>
+            </w:sdt>
           </w:p>
         </w:tc>
         <w:tc>
@@ -13412,6 +14879,13 @@
               </w:rPr>
               <w:t>)</w:t>
             </w:r>
+            <w:sdt>
+              <w:sdtPr>
+                <w:tag w:val="table_2a_r0_c1"/>
+                <w:alias w:val="table_2a Row 0 Col 1"/>
+              </w:sdtPr>
+              <w:sdtContent/>
+            </w:sdt>
           </w:p>
         </w:tc>
         <w:tc>
@@ -13462,6 +14936,13 @@
               </w:rPr>
               <w:t>)</w:t>
             </w:r>
+            <w:sdt>
+              <w:sdtPr>
+                <w:tag w:val="table_2a_r0_c2"/>
+                <w:alias w:val="table_2a Row 0 Col 2"/>
+              </w:sdtPr>
+              <w:sdtContent/>
+            </w:sdt>
           </w:p>
         </w:tc>
         <w:tc>
@@ -13512,6 +14993,13 @@
               </w:rPr>
               <w:t>)</w:t>
             </w:r>
+            <w:sdt>
+              <w:sdtPr>
+                <w:tag w:val="table_2a_r0_c3"/>
+                <w:alias w:val="table_2a Row 0 Col 3"/>
+              </w:sdtPr>
+              <w:sdtContent/>
+            </w:sdt>
           </w:p>
         </w:tc>
         <w:tc>
@@ -13562,6 +15050,13 @@
               </w:rPr>
               <w:t>)</w:t>
             </w:r>
+            <w:sdt>
+              <w:sdtPr>
+                <w:tag w:val="table_2a_r0_c4"/>
+                <w:alias w:val="table_2a Row 0 Col 4"/>
+              </w:sdtPr>
+              <w:sdtContent/>
+            </w:sdt>
           </w:p>
         </w:tc>
         <w:tc>
@@ -13594,6 +15089,13 @@
               </w:rPr>
               <w:t>474-Class Macro F1</w:t>
             </w:r>
+            <w:sdt>
+              <w:sdtPr>
+                <w:tag w:val="table_2a_r0_c5"/>
+                <w:alias w:val="table_2a Row 0 Col 5"/>
+              </w:sdtPr>
+              <w:sdtContent/>
+            </w:sdt>
           </w:p>
         </w:tc>
         <w:tc>
@@ -13644,6 +15146,13 @@
               </w:rPr>
               <w:t>)</w:t>
             </w:r>
+            <w:sdt>
+              <w:sdtPr>
+                <w:tag w:val="table_2a_r0_c6"/>
+                <w:alias w:val="table_2a Row 0 Col 6"/>
+              </w:sdtPr>
+              <w:sdtContent/>
+            </w:sdt>
           </w:p>
         </w:tc>
         <w:tc>
@@ -13694,6 +15203,13 @@
               </w:rPr>
               <w:t>)</w:t>
             </w:r>
+            <w:sdt>
+              <w:sdtPr>
+                <w:tag w:val="table_2a_r0_c7"/>
+                <w:alias w:val="table_2a Row 0 Col 7"/>
+              </w:sdtPr>
+              <w:sdtContent/>
+            </w:sdt>
           </w:p>
         </w:tc>
         <w:tc>
@@ -13736,6 +15252,13 @@
               </w:rPr>
               <w:t>Δ</w:t>
             </w:r>
+            <w:sdt>
+              <w:sdtPr>
+                <w:tag w:val="table_2a_r0_c8"/>
+                <w:alias w:val="table_2a Row 0 Col 8"/>
+              </w:sdtPr>
+              <w:sdtContent/>
+            </w:sdt>
           </w:p>
         </w:tc>
       </w:tr>
@@ -13773,6 +15296,13 @@
               </w:rPr>
               <w:t>no_rag</w:t>
             </w:r>
+            <w:sdt>
+              <w:sdtPr>
+                <w:tag w:val="table_2a_r1_c0"/>
+                <w:alias w:val="table_2a Row 1 Col 0"/>
+              </w:sdtPr>
+              <w:sdtContent/>
+            </w:sdt>
           </w:p>
         </w:tc>
         <w:tc>
@@ -13804,6 +15334,13 @@
               </w:rPr>
               <w:t>0</w:t>
             </w:r>
+            <w:sdt>
+              <w:sdtPr>
+                <w:tag w:val="table_2a_r1_c1"/>
+                <w:alias w:val="table_2a Row 1 Col 1"/>
+              </w:sdtPr>
+              <w:sdtContent/>
+            </w:sdt>
           </w:p>
         </w:tc>
         <w:tc>
@@ -13835,6 +15372,13 @@
               </w:rPr>
               <w:t>718</w:t>
             </w:r>
+            <w:sdt>
+              <w:sdtPr>
+                <w:tag w:val="table_2a_r1_c2"/>
+                <w:alias w:val="table_2a Row 1 Col 2"/>
+              </w:sdtPr>
+              <w:sdtContent/>
+            </w:sdt>
           </w:p>
         </w:tc>
         <w:tc>
@@ -13867,6 +15411,13 @@
               </w:rPr>
               <w:t>[TBD_AT_EXECUTION]</w:t>
             </w:r>
+            <w:sdt>
+              <w:sdtPr>
+                <w:tag w:val="table_2a_r1_c3"/>
+                <w:alias w:val="table_2a Row 1 Col 3"/>
+              </w:sdtPr>
+              <w:sdtContent/>
+            </w:sdt>
           </w:p>
         </w:tc>
         <w:tc>
@@ -13899,6 +15450,13 @@
               </w:rPr>
               <w:t>[TBD_AT_EXECUTION]</w:t>
             </w:r>
+            <w:sdt>
+              <w:sdtPr>
+                <w:tag w:val="table_2a_r1_c4"/>
+                <w:alias w:val="table_2a Row 1 Col 4"/>
+              </w:sdtPr>
+              <w:sdtContent/>
+            </w:sdt>
           </w:p>
         </w:tc>
         <w:tc>
@@ -13931,6 +15489,13 @@
               </w:rPr>
               <w:t>[TBD_AT_EXECUTION]</w:t>
             </w:r>
+            <w:sdt>
+              <w:sdtPr>
+                <w:tag w:val="table_2a_r1_c5"/>
+                <w:alias w:val="table_2a Row 1 Col 5"/>
+              </w:sdtPr>
+              <w:sdtContent/>
+            </w:sdt>
           </w:p>
         </w:tc>
         <w:tc>
@@ -13963,6 +15528,13 @@
               </w:rPr>
               <w:t>[TBD_AT_EXECUTION]</w:t>
             </w:r>
+            <w:sdt>
+              <w:sdtPr>
+                <w:tag w:val="table_2a_r1_c6"/>
+                <w:alias w:val="table_2a Row 1 Col 6"/>
+              </w:sdtPr>
+              <w:sdtContent/>
+            </w:sdt>
           </w:p>
         </w:tc>
         <w:tc>
@@ -13995,6 +15567,13 @@
               </w:rPr>
               <w:t>[TBD_AT_EXECUTION]</w:t>
             </w:r>
+            <w:sdt>
+              <w:sdtPr>
+                <w:tag w:val="table_2a_r1_c7"/>
+                <w:alias w:val="table_2a Row 1 Col 7"/>
+              </w:sdtPr>
+              <w:sdtContent/>
+            </w:sdt>
           </w:p>
         </w:tc>
         <w:tc>
@@ -14027,6 +15606,13 @@
               </w:rPr>
               <w:t>[TBD_AT_EXECUTION]</w:t>
             </w:r>
+            <w:sdt>
+              <w:sdtPr>
+                <w:tag w:val="table_2a_r1_c8"/>
+                <w:alias w:val="table_2a Row 1 Col 8"/>
+              </w:sdtPr>
+              <w:sdtContent/>
+            </w:sdt>
           </w:p>
         </w:tc>
       </w:tr>
@@ -14064,6 +15650,13 @@
               </w:rPr>
               <w:t>rag_k1</w:t>
             </w:r>
+            <w:sdt>
+              <w:sdtPr>
+                <w:tag w:val="table_2a_r2_c0"/>
+                <w:alias w:val="table_2a Row 2 Col 0"/>
+              </w:sdtPr>
+              <w:sdtContent/>
+            </w:sdt>
           </w:p>
         </w:tc>
         <w:tc>
@@ -14095,6 +15688,13 @@
               </w:rPr>
               <w:t>1</w:t>
             </w:r>
+            <w:sdt>
+              <w:sdtPr>
+                <w:tag w:val="table_2a_r2_c1"/>
+                <w:alias w:val="table_2a Row 2 Col 1"/>
+              </w:sdtPr>
+              <w:sdtContent/>
+            </w:sdt>
           </w:p>
         </w:tc>
         <w:tc>
@@ -14126,6 +15726,13 @@
               </w:rPr>
               <w:t>718</w:t>
             </w:r>
+            <w:sdt>
+              <w:sdtPr>
+                <w:tag w:val="table_2a_r2_c2"/>
+                <w:alias w:val="table_2a Row 2 Col 2"/>
+              </w:sdtPr>
+              <w:sdtContent/>
+            </w:sdt>
           </w:p>
         </w:tc>
         <w:tc>
@@ -14158,6 +15765,13 @@
               </w:rPr>
               <w:t>[TBD_AT_EXECUTION]</w:t>
             </w:r>
+            <w:sdt>
+              <w:sdtPr>
+                <w:tag w:val="table_2a_r2_c3"/>
+                <w:alias w:val="table_2a Row 2 Col 3"/>
+              </w:sdtPr>
+              <w:sdtContent/>
+            </w:sdt>
           </w:p>
         </w:tc>
         <w:tc>
@@ -14190,6 +15804,13 @@
               </w:rPr>
               <w:t>[TBD_AT_EXECUTION]</w:t>
             </w:r>
+            <w:sdt>
+              <w:sdtPr>
+                <w:tag w:val="table_2a_r2_c4"/>
+                <w:alias w:val="table_2a Row 2 Col 4"/>
+              </w:sdtPr>
+              <w:sdtContent/>
+            </w:sdt>
           </w:p>
         </w:tc>
         <w:tc>
@@ -14222,6 +15843,13 @@
               </w:rPr>
               <w:t>[TBD_AT_EXECUTION]</w:t>
             </w:r>
+            <w:sdt>
+              <w:sdtPr>
+                <w:tag w:val="table_2a_r2_c5"/>
+                <w:alias w:val="table_2a Row 2 Col 5"/>
+              </w:sdtPr>
+              <w:sdtContent/>
+            </w:sdt>
           </w:p>
         </w:tc>
         <w:tc>
@@ -14254,6 +15882,13 @@
               </w:rPr>
               <w:t>[TBD_AT_EXECUTION]</w:t>
             </w:r>
+            <w:sdt>
+              <w:sdtPr>
+                <w:tag w:val="table_2a_r2_c6"/>
+                <w:alias w:val="table_2a Row 2 Col 6"/>
+              </w:sdtPr>
+              <w:sdtContent/>
+            </w:sdt>
           </w:p>
         </w:tc>
         <w:tc>
@@ -14286,6 +15921,13 @@
               </w:rPr>
               <w:t>[TBD_AT_EXECUTION]</w:t>
             </w:r>
+            <w:sdt>
+              <w:sdtPr>
+                <w:tag w:val="table_2a_r2_c7"/>
+                <w:alias w:val="table_2a Row 2 Col 7"/>
+              </w:sdtPr>
+              <w:sdtContent/>
+            </w:sdt>
           </w:p>
         </w:tc>
         <w:tc>
@@ -14318,6 +15960,13 @@
               </w:rPr>
               <w:t>[TBD_AT_EXECUTION]</w:t>
             </w:r>
+            <w:sdt>
+              <w:sdtPr>
+                <w:tag w:val="table_2a_r2_c8"/>
+                <w:alias w:val="table_2a Row 2 Col 8"/>
+              </w:sdtPr>
+              <w:sdtContent/>
+            </w:sdt>
           </w:p>
         </w:tc>
       </w:tr>
@@ -14355,6 +16004,13 @@
               </w:rPr>
               <w:t>rag_k3</w:t>
             </w:r>
+            <w:sdt>
+              <w:sdtPr>
+                <w:tag w:val="table_2a_r3_c0"/>
+                <w:alias w:val="table_2a Row 3 Col 0"/>
+              </w:sdtPr>
+              <w:sdtContent/>
+            </w:sdt>
           </w:p>
         </w:tc>
         <w:tc>
@@ -14386,6 +16042,13 @@
               </w:rPr>
               <w:t>3</w:t>
             </w:r>
+            <w:sdt>
+              <w:sdtPr>
+                <w:tag w:val="table_2a_r3_c1"/>
+                <w:alias w:val="table_2a Row 3 Col 1"/>
+              </w:sdtPr>
+              <w:sdtContent/>
+            </w:sdt>
           </w:p>
         </w:tc>
         <w:tc>
@@ -14417,6 +16080,13 @@
               </w:rPr>
               <w:t>718</w:t>
             </w:r>
+            <w:sdt>
+              <w:sdtPr>
+                <w:tag w:val="table_2a_r3_c2"/>
+                <w:alias w:val="table_2a Row 3 Col 2"/>
+              </w:sdtPr>
+              <w:sdtContent/>
+            </w:sdt>
           </w:p>
         </w:tc>
         <w:tc>
@@ -14449,6 +16119,13 @@
               </w:rPr>
               <w:t>[TBD_AT_EXECUTION]</w:t>
             </w:r>
+            <w:sdt>
+              <w:sdtPr>
+                <w:tag w:val="table_2a_r3_c3"/>
+                <w:alias w:val="table_2a Row 3 Col 3"/>
+              </w:sdtPr>
+              <w:sdtContent/>
+            </w:sdt>
           </w:p>
         </w:tc>
         <w:tc>
@@ -14481,6 +16158,13 @@
               </w:rPr>
               <w:t>[TBD_AT_EXECUTION]</w:t>
             </w:r>
+            <w:sdt>
+              <w:sdtPr>
+                <w:tag w:val="table_2a_r3_c4"/>
+                <w:alias w:val="table_2a Row 3 Col 4"/>
+              </w:sdtPr>
+              <w:sdtContent/>
+            </w:sdt>
           </w:p>
         </w:tc>
         <w:tc>
@@ -14513,6 +16197,13 @@
               </w:rPr>
               <w:t>[TBD_AT_EXECUTION]</w:t>
             </w:r>
+            <w:sdt>
+              <w:sdtPr>
+                <w:tag w:val="table_2a_r3_c5"/>
+                <w:alias w:val="table_2a Row 3 Col 5"/>
+              </w:sdtPr>
+              <w:sdtContent/>
+            </w:sdt>
           </w:p>
         </w:tc>
         <w:tc>
@@ -14545,6 +16236,13 @@
               </w:rPr>
               <w:t>[TBD_AT_EXECUTION]</w:t>
             </w:r>
+            <w:sdt>
+              <w:sdtPr>
+                <w:tag w:val="table_2a_r3_c6"/>
+                <w:alias w:val="table_2a Row 3 Col 6"/>
+              </w:sdtPr>
+              <w:sdtContent/>
+            </w:sdt>
           </w:p>
         </w:tc>
         <w:tc>
@@ -14577,6 +16275,13 @@
               </w:rPr>
               <w:t>[TBD_AT_EXECUTION]</w:t>
             </w:r>
+            <w:sdt>
+              <w:sdtPr>
+                <w:tag w:val="table_2a_r3_c7"/>
+                <w:alias w:val="table_2a Row 3 Col 7"/>
+              </w:sdtPr>
+              <w:sdtContent/>
+            </w:sdt>
           </w:p>
         </w:tc>
         <w:tc>
@@ -14609,6 +16314,13 @@
               </w:rPr>
               <w:t>[TBD_AT_EXECUTION]</w:t>
             </w:r>
+            <w:sdt>
+              <w:sdtPr>
+                <w:tag w:val="table_2a_r3_c8"/>
+                <w:alias w:val="table_2a Row 3 Col 8"/>
+              </w:sdtPr>
+              <w:sdtContent/>
+            </w:sdt>
           </w:p>
         </w:tc>
       </w:tr>
@@ -14646,6 +16358,13 @@
               </w:rPr>
               <w:t>rag_k5</w:t>
             </w:r>
+            <w:sdt>
+              <w:sdtPr>
+                <w:tag w:val="table_2a_r4_c0"/>
+                <w:alias w:val="table_2a Row 4 Col 0"/>
+              </w:sdtPr>
+              <w:sdtContent/>
+            </w:sdt>
           </w:p>
         </w:tc>
         <w:tc>
@@ -14677,6 +16396,13 @@
               </w:rPr>
               <w:t>5</w:t>
             </w:r>
+            <w:sdt>
+              <w:sdtPr>
+                <w:tag w:val="table_2a_r4_c1"/>
+                <w:alias w:val="table_2a Row 4 Col 1"/>
+              </w:sdtPr>
+              <w:sdtContent/>
+            </w:sdt>
           </w:p>
         </w:tc>
         <w:tc>
@@ -14708,6 +16434,13 @@
               </w:rPr>
               <w:t>718</w:t>
             </w:r>
+            <w:sdt>
+              <w:sdtPr>
+                <w:tag w:val="table_2a_r4_c2"/>
+                <w:alias w:val="table_2a Row 4 Col 2"/>
+              </w:sdtPr>
+              <w:sdtContent/>
+            </w:sdt>
           </w:p>
         </w:tc>
         <w:tc>
@@ -14740,6 +16473,13 @@
               </w:rPr>
               <w:t>[TBD_AT_EXECUTION]</w:t>
             </w:r>
+            <w:sdt>
+              <w:sdtPr>
+                <w:tag w:val="table_2a_r4_c3"/>
+                <w:alias w:val="table_2a Row 4 Col 3"/>
+              </w:sdtPr>
+              <w:sdtContent/>
+            </w:sdt>
           </w:p>
         </w:tc>
         <w:tc>
@@ -14772,6 +16512,13 @@
               </w:rPr>
               <w:t>[TBD_AT_EXECUTION]</w:t>
             </w:r>
+            <w:sdt>
+              <w:sdtPr>
+                <w:tag w:val="table_2a_r4_c4"/>
+                <w:alias w:val="table_2a Row 4 Col 4"/>
+              </w:sdtPr>
+              <w:sdtContent/>
+            </w:sdt>
           </w:p>
         </w:tc>
         <w:tc>
@@ -14804,6 +16551,13 @@
               </w:rPr>
               <w:t>[TBD_AT_EXECUTION]</w:t>
             </w:r>
+            <w:sdt>
+              <w:sdtPr>
+                <w:tag w:val="table_2a_r4_c5"/>
+                <w:alias w:val="table_2a Row 4 Col 5"/>
+              </w:sdtPr>
+              <w:sdtContent/>
+            </w:sdt>
           </w:p>
         </w:tc>
         <w:tc>
@@ -14836,6 +16590,13 @@
               </w:rPr>
               <w:t>[TBD_AT_EXECUTION]</w:t>
             </w:r>
+            <w:sdt>
+              <w:sdtPr>
+                <w:tag w:val="table_2a_r4_c6"/>
+                <w:alias w:val="table_2a Row 4 Col 6"/>
+              </w:sdtPr>
+              <w:sdtContent/>
+            </w:sdt>
           </w:p>
         </w:tc>
         <w:tc>
@@ -14868,6 +16629,13 @@
               </w:rPr>
               <w:t>[TBD_AT_EXECUTION]</w:t>
             </w:r>
+            <w:sdt>
+              <w:sdtPr>
+                <w:tag w:val="table_2a_r4_c7"/>
+                <w:alias w:val="table_2a Row 4 Col 7"/>
+              </w:sdtPr>
+              <w:sdtContent/>
+            </w:sdt>
           </w:p>
         </w:tc>
         <w:tc>
@@ -14900,6 +16668,13 @@
               </w:rPr>
               <w:t>[TBD_AT_EXECUTION]</w:t>
             </w:r>
+            <w:sdt>
+              <w:sdtPr>
+                <w:tag w:val="table_2a_r4_c8"/>
+                <w:alias w:val="table_2a Row 4 Col 8"/>
+              </w:sdtPr>
+              <w:sdtContent/>
+            </w:sdt>
           </w:p>
         </w:tc>
       </w:tr>
@@ -14937,6 +16712,13 @@
               </w:rPr>
               <w:t>rag_k10</w:t>
             </w:r>
+            <w:sdt>
+              <w:sdtPr>
+                <w:tag w:val="table_2a_r5_c0"/>
+                <w:alias w:val="table_2a Row 5 Col 0"/>
+              </w:sdtPr>
+              <w:sdtContent/>
+            </w:sdt>
           </w:p>
         </w:tc>
         <w:tc>
@@ -14968,6 +16750,13 @@
               </w:rPr>
               <w:t>10</w:t>
             </w:r>
+            <w:sdt>
+              <w:sdtPr>
+                <w:tag w:val="table_2a_r5_c1"/>
+                <w:alias w:val="table_2a Row 5 Col 1"/>
+              </w:sdtPr>
+              <w:sdtContent/>
+            </w:sdt>
           </w:p>
         </w:tc>
         <w:tc>
@@ -14999,6 +16788,13 @@
               </w:rPr>
               <w:t>718</w:t>
             </w:r>
+            <w:sdt>
+              <w:sdtPr>
+                <w:tag w:val="table_2a_r5_c2"/>
+                <w:alias w:val="table_2a Row 5 Col 2"/>
+              </w:sdtPr>
+              <w:sdtContent/>
+            </w:sdt>
           </w:p>
         </w:tc>
         <w:tc>
@@ -15031,6 +16827,13 @@
               </w:rPr>
               <w:t>[TBD_AT_EXECUTION]</w:t>
             </w:r>
+            <w:sdt>
+              <w:sdtPr>
+                <w:tag w:val="table_2a_r5_c3"/>
+                <w:alias w:val="table_2a Row 5 Col 3"/>
+              </w:sdtPr>
+              <w:sdtContent/>
+            </w:sdt>
           </w:p>
         </w:tc>
         <w:tc>
@@ -15063,6 +16866,13 @@
               </w:rPr>
               <w:t>[TBD_AT_EXECUTION]</w:t>
             </w:r>
+            <w:sdt>
+              <w:sdtPr>
+                <w:tag w:val="table_2a_r5_c4"/>
+                <w:alias w:val="table_2a Row 5 Col 4"/>
+              </w:sdtPr>
+              <w:sdtContent/>
+            </w:sdt>
           </w:p>
         </w:tc>
         <w:tc>
@@ -15095,6 +16905,13 @@
               </w:rPr>
               <w:t>[TBD_AT_EXECUTION]</w:t>
             </w:r>
+            <w:sdt>
+              <w:sdtPr>
+                <w:tag w:val="table_2a_r5_c5"/>
+                <w:alias w:val="table_2a Row 5 Col 5"/>
+              </w:sdtPr>
+              <w:sdtContent/>
+            </w:sdt>
           </w:p>
         </w:tc>
         <w:tc>
@@ -15127,6 +16944,13 @@
               </w:rPr>
               <w:t>[TBD_AT_EXECUTION]</w:t>
             </w:r>
+            <w:sdt>
+              <w:sdtPr>
+                <w:tag w:val="table_2a_r5_c6"/>
+                <w:alias w:val="table_2a Row 5 Col 6"/>
+              </w:sdtPr>
+              <w:sdtContent/>
+            </w:sdt>
           </w:p>
         </w:tc>
         <w:tc>
@@ -15159,6 +16983,13 @@
               </w:rPr>
               <w:t>[TBD_AT_EXECUTION]</w:t>
             </w:r>
+            <w:sdt>
+              <w:sdtPr>
+                <w:tag w:val="table_2a_r5_c7"/>
+                <w:alias w:val="table_2a Row 5 Col 7"/>
+              </w:sdtPr>
+              <w:sdtContent/>
+            </w:sdt>
           </w:p>
         </w:tc>
         <w:tc>
@@ -15191,6 +17022,13 @@
               </w:rPr>
               <w:t>[TBD_AT_EXECUTION]</w:t>
             </w:r>
+            <w:sdt>
+              <w:sdtPr>
+                <w:tag w:val="table_2a_r5_c8"/>
+                <w:alias w:val="table_2a Row 5 Col 8"/>
+              </w:sdtPr>
+              <w:sdtContent/>
+            </w:sdt>
           </w:p>
         </w:tc>
       </w:tr>
@@ -15289,9 +17127,14 @@
       </w:r>
     </w:p>
     <w:p>
+      <w:pPr>
+        <w:spacing w:before="160" w:after="60"/>
+      </w:pPr>
       <w:r>
         <w:rPr>
           <w:i/>
+          <w:color w:val="1F2328"/>
+          <w:sz w:val="20"/>
         </w:rPr>
         <w:t>Table 2b: Attribution Diagnostic Metrics Across Experimental Conditions (Schema).</w:t>
       </w:r>
@@ -15302,6 +17145,8 @@
         <w:jc w:val="center"/>
         <w:tblLayout w:type="fixed"/>
         <w:tblLook w:firstColumn="1" w:firstRow="1" w:lastColumn="0" w:lastRow="0" w:noHBand="0" w:noVBand="1" w:val="04A0"/>
+        <w:tblCaption w:val="Table 2b: Attribution Diagnostic Metrics"/>
+        <w:tblDescription w:val="table_2b"/>
       </w:tblPr>
       <w:tblGrid>
         <w:gridCol w:w="1584"/>
@@ -15346,6 +17191,13 @@
               </w:rPr>
               <w:t>Condition</w:t>
             </w:r>
+            <w:sdt>
+              <w:sdtPr>
+                <w:tag w:val="table_2b_r0_c0"/>
+                <w:alias w:val="table_2b Row 0 Col 0"/>
+              </w:sdtPr>
+              <w:sdtContent/>
+            </w:sdt>
           </w:p>
         </w:tc>
         <w:tc>
@@ -15396,6 +17248,13 @@
               </w:rPr>
               <w:t>)</w:t>
             </w:r>
+            <w:sdt>
+              <w:sdtPr>
+                <w:tag w:val="table_2b_r0_c1"/>
+                <w:alias w:val="table_2b Row 0 Col 1"/>
+              </w:sdtPr>
+              <w:sdtContent/>
+            </w:sdt>
           </w:p>
         </w:tc>
         <w:tc>
@@ -15428,6 +17287,13 @@
               </w:rPr>
               <w:t>Completed Outputs</w:t>
             </w:r>
+            <w:sdt>
+              <w:sdtPr>
+                <w:tag w:val="table_2b_r0_c2"/>
+                <w:alias w:val="table_2b Row 0 Col 2"/>
+              </w:sdtPr>
+              <w:sdtContent/>
+            </w:sdt>
           </w:p>
         </w:tc>
         <w:tc>
@@ -15460,6 +17326,13 @@
               </w:rPr>
               <w:t>Parse Failures</w:t>
             </w:r>
+            <w:sdt>
+              <w:sdtPr>
+                <w:tag w:val="table_2b_r0_c3"/>
+                <w:alias w:val="table_2b Row 0 Col 3"/>
+              </w:sdtPr>
+              <w:sdtContent/>
+            </w:sdt>
           </w:p>
         </w:tc>
         <w:tc>
@@ -15492,6 +17365,13 @@
               </w:rPr>
               <w:t>Invalid ATT&amp;CK IDs</w:t>
             </w:r>
+            <w:sdt>
+              <w:sdtPr>
+                <w:tag w:val="table_2b_r0_c4"/>
+                <w:alias w:val="table_2b Row 0 Col 4"/>
+              </w:sdtPr>
+              <w:sdtContent/>
+            </w:sdt>
           </w:p>
         </w:tc>
         <w:tc>
@@ -15524,6 +17404,13 @@
               </w:rPr>
               <w:t>Invalid ID Rate (%)</w:t>
             </w:r>
+            <w:sdt>
+              <w:sdtPr>
+                <w:tag w:val="table_2b_r0_c5"/>
+                <w:alias w:val="table_2b Row 0 Col 5"/>
+              </w:sdtPr>
+              <w:sdtContent/>
+            </w:sdt>
           </w:p>
         </w:tc>
       </w:tr>
@@ -15561,6 +17448,13 @@
               </w:rPr>
               <w:t>no_rag</w:t>
             </w:r>
+            <w:sdt>
+              <w:sdtPr>
+                <w:tag w:val="table_2b_r1_c0"/>
+                <w:alias w:val="table_2b Row 1 Col 0"/>
+              </w:sdtPr>
+              <w:sdtContent/>
+            </w:sdt>
           </w:p>
         </w:tc>
         <w:tc>
@@ -15592,6 +17486,13 @@
               </w:rPr>
               <w:t>718</w:t>
             </w:r>
+            <w:sdt>
+              <w:sdtPr>
+                <w:tag w:val="table_2b_r1_c1"/>
+                <w:alias w:val="table_2b Row 1 Col 1"/>
+              </w:sdtPr>
+              <w:sdtContent/>
+            </w:sdt>
           </w:p>
         </w:tc>
         <w:tc>
@@ -15624,6 +17525,13 @@
               </w:rPr>
               <w:t>[TBD_AT_EXECUTION]</w:t>
             </w:r>
+            <w:sdt>
+              <w:sdtPr>
+                <w:tag w:val="table_2b_r1_c2"/>
+                <w:alias w:val="table_2b Row 1 Col 2"/>
+              </w:sdtPr>
+              <w:sdtContent/>
+            </w:sdt>
           </w:p>
         </w:tc>
         <w:tc>
@@ -15656,6 +17564,13 @@
               </w:rPr>
               <w:t>[TBD_AT_EXECUTION]</w:t>
             </w:r>
+            <w:sdt>
+              <w:sdtPr>
+                <w:tag w:val="table_2b_r1_c3"/>
+                <w:alias w:val="table_2b Row 1 Col 3"/>
+              </w:sdtPr>
+              <w:sdtContent/>
+            </w:sdt>
           </w:p>
         </w:tc>
         <w:tc>
@@ -15688,6 +17603,13 @@
               </w:rPr>
               <w:t>[TBD_AT_EXECUTION]</w:t>
             </w:r>
+            <w:sdt>
+              <w:sdtPr>
+                <w:tag w:val="table_2b_r1_c4"/>
+                <w:alias w:val="table_2b Row 1 Col 4"/>
+              </w:sdtPr>
+              <w:sdtContent/>
+            </w:sdt>
           </w:p>
         </w:tc>
         <w:tc>
@@ -15720,6 +17642,13 @@
               </w:rPr>
               <w:t>[TBD_AT_EXECUTION]</w:t>
             </w:r>
+            <w:sdt>
+              <w:sdtPr>
+                <w:tag w:val="table_2b_r1_c5"/>
+                <w:alias w:val="table_2b Row 1 Col 5"/>
+              </w:sdtPr>
+              <w:sdtContent/>
+            </w:sdt>
           </w:p>
         </w:tc>
       </w:tr>
@@ -15757,6 +17686,13 @@
               </w:rPr>
               <w:t>rag_k1</w:t>
             </w:r>
+            <w:sdt>
+              <w:sdtPr>
+                <w:tag w:val="table_2b_r2_c0"/>
+                <w:alias w:val="table_2b Row 2 Col 0"/>
+              </w:sdtPr>
+              <w:sdtContent/>
+            </w:sdt>
           </w:p>
         </w:tc>
         <w:tc>
@@ -15788,6 +17724,13 @@
               </w:rPr>
               <w:t>718</w:t>
             </w:r>
+            <w:sdt>
+              <w:sdtPr>
+                <w:tag w:val="table_2b_r2_c1"/>
+                <w:alias w:val="table_2b Row 2 Col 1"/>
+              </w:sdtPr>
+              <w:sdtContent/>
+            </w:sdt>
           </w:p>
         </w:tc>
         <w:tc>
@@ -15820,6 +17763,13 @@
               </w:rPr>
               <w:t>[TBD_AT_EXECUTION]</w:t>
             </w:r>
+            <w:sdt>
+              <w:sdtPr>
+                <w:tag w:val="table_2b_r2_c2"/>
+                <w:alias w:val="table_2b Row 2 Col 2"/>
+              </w:sdtPr>
+              <w:sdtContent/>
+            </w:sdt>
           </w:p>
         </w:tc>
         <w:tc>
@@ -15852,6 +17802,13 @@
               </w:rPr>
               <w:t>[TBD_AT_EXECUTION]</w:t>
             </w:r>
+            <w:sdt>
+              <w:sdtPr>
+                <w:tag w:val="table_2b_r2_c3"/>
+                <w:alias w:val="table_2b Row 2 Col 3"/>
+              </w:sdtPr>
+              <w:sdtContent/>
+            </w:sdt>
           </w:p>
         </w:tc>
         <w:tc>
@@ -15884,6 +17841,13 @@
               </w:rPr>
               <w:t>[TBD_AT_EXECUTION]</w:t>
             </w:r>
+            <w:sdt>
+              <w:sdtPr>
+                <w:tag w:val="table_2b_r2_c4"/>
+                <w:alias w:val="table_2b Row 2 Col 4"/>
+              </w:sdtPr>
+              <w:sdtContent/>
+            </w:sdt>
           </w:p>
         </w:tc>
         <w:tc>
@@ -15916,6 +17880,13 @@
               </w:rPr>
               <w:t>[TBD_AT_EXECUTION]</w:t>
             </w:r>
+            <w:sdt>
+              <w:sdtPr>
+                <w:tag w:val="table_2b_r2_c5"/>
+                <w:alias w:val="table_2b Row 2 Col 5"/>
+              </w:sdtPr>
+              <w:sdtContent/>
+            </w:sdt>
           </w:p>
         </w:tc>
       </w:tr>
@@ -15953,6 +17924,13 @@
               </w:rPr>
               <w:t>rag_k3</w:t>
             </w:r>
+            <w:sdt>
+              <w:sdtPr>
+                <w:tag w:val="table_2b_r3_c0"/>
+                <w:alias w:val="table_2b Row 3 Col 0"/>
+              </w:sdtPr>
+              <w:sdtContent/>
+            </w:sdt>
           </w:p>
         </w:tc>
         <w:tc>
@@ -15984,6 +17962,13 @@
               </w:rPr>
               <w:t>718</w:t>
             </w:r>
+            <w:sdt>
+              <w:sdtPr>
+                <w:tag w:val="table_2b_r3_c1"/>
+                <w:alias w:val="table_2b Row 3 Col 1"/>
+              </w:sdtPr>
+              <w:sdtContent/>
+            </w:sdt>
           </w:p>
         </w:tc>
         <w:tc>
@@ -16016,6 +18001,13 @@
               </w:rPr>
               <w:t>[TBD_AT_EXECUTION]</w:t>
             </w:r>
+            <w:sdt>
+              <w:sdtPr>
+                <w:tag w:val="table_2b_r3_c2"/>
+                <w:alias w:val="table_2b Row 3 Col 2"/>
+              </w:sdtPr>
+              <w:sdtContent/>
+            </w:sdt>
           </w:p>
         </w:tc>
         <w:tc>
@@ -16048,6 +18040,13 @@
               </w:rPr>
               <w:t>[TBD_AT_EXECUTION]</w:t>
             </w:r>
+            <w:sdt>
+              <w:sdtPr>
+                <w:tag w:val="table_2b_r3_c3"/>
+                <w:alias w:val="table_2b Row 3 Col 3"/>
+              </w:sdtPr>
+              <w:sdtContent/>
+            </w:sdt>
           </w:p>
         </w:tc>
         <w:tc>
@@ -16080,6 +18079,13 @@
               </w:rPr>
               <w:t>[TBD_AT_EXECUTION]</w:t>
             </w:r>
+            <w:sdt>
+              <w:sdtPr>
+                <w:tag w:val="table_2b_r3_c4"/>
+                <w:alias w:val="table_2b Row 3 Col 4"/>
+              </w:sdtPr>
+              <w:sdtContent/>
+            </w:sdt>
           </w:p>
         </w:tc>
         <w:tc>
@@ -16112,6 +18118,13 @@
               </w:rPr>
               <w:t>[TBD_AT_EXECUTION]</w:t>
             </w:r>
+            <w:sdt>
+              <w:sdtPr>
+                <w:tag w:val="table_2b_r3_c5"/>
+                <w:alias w:val="table_2b Row 3 Col 5"/>
+              </w:sdtPr>
+              <w:sdtContent/>
+            </w:sdt>
           </w:p>
         </w:tc>
       </w:tr>
@@ -16149,6 +18162,13 @@
               </w:rPr>
               <w:t>rag_k5</w:t>
             </w:r>
+            <w:sdt>
+              <w:sdtPr>
+                <w:tag w:val="table_2b_r4_c0"/>
+                <w:alias w:val="table_2b Row 4 Col 0"/>
+              </w:sdtPr>
+              <w:sdtContent/>
+            </w:sdt>
           </w:p>
         </w:tc>
         <w:tc>
@@ -16180,6 +18200,13 @@
               </w:rPr>
               <w:t>718</w:t>
             </w:r>
+            <w:sdt>
+              <w:sdtPr>
+                <w:tag w:val="table_2b_r4_c1"/>
+                <w:alias w:val="table_2b Row 4 Col 1"/>
+              </w:sdtPr>
+              <w:sdtContent/>
+            </w:sdt>
           </w:p>
         </w:tc>
         <w:tc>
@@ -16212,6 +18239,13 @@
               </w:rPr>
               <w:t>[TBD_AT_EXECUTION]</w:t>
             </w:r>
+            <w:sdt>
+              <w:sdtPr>
+                <w:tag w:val="table_2b_r4_c2"/>
+                <w:alias w:val="table_2b Row 4 Col 2"/>
+              </w:sdtPr>
+              <w:sdtContent/>
+            </w:sdt>
           </w:p>
         </w:tc>
         <w:tc>
@@ -16244,6 +18278,13 @@
               </w:rPr>
               <w:t>[TBD_AT_EXECUTION]</w:t>
             </w:r>
+            <w:sdt>
+              <w:sdtPr>
+                <w:tag w:val="table_2b_r4_c3"/>
+                <w:alias w:val="table_2b Row 4 Col 3"/>
+              </w:sdtPr>
+              <w:sdtContent/>
+            </w:sdt>
           </w:p>
         </w:tc>
         <w:tc>
@@ -16276,6 +18317,13 @@
               </w:rPr>
               <w:t>[TBD_AT_EXECUTION]</w:t>
             </w:r>
+            <w:sdt>
+              <w:sdtPr>
+                <w:tag w:val="table_2b_r4_c4"/>
+                <w:alias w:val="table_2b Row 4 Col 4"/>
+              </w:sdtPr>
+              <w:sdtContent/>
+            </w:sdt>
           </w:p>
         </w:tc>
         <w:tc>
@@ -16308,6 +18356,13 @@
               </w:rPr>
               <w:t>[TBD_AT_EXECUTION]</w:t>
             </w:r>
+            <w:sdt>
+              <w:sdtPr>
+                <w:tag w:val="table_2b_r4_c5"/>
+                <w:alias w:val="table_2b Row 4 Col 5"/>
+              </w:sdtPr>
+              <w:sdtContent/>
+            </w:sdt>
           </w:p>
         </w:tc>
       </w:tr>
@@ -16345,6 +18400,13 @@
               </w:rPr>
               <w:t>rag_k10</w:t>
             </w:r>
+            <w:sdt>
+              <w:sdtPr>
+                <w:tag w:val="table_2b_r5_c0"/>
+                <w:alias w:val="table_2b Row 5 Col 0"/>
+              </w:sdtPr>
+              <w:sdtContent/>
+            </w:sdt>
           </w:p>
         </w:tc>
         <w:tc>
@@ -16376,6 +18438,13 @@
               </w:rPr>
               <w:t>718</w:t>
             </w:r>
+            <w:sdt>
+              <w:sdtPr>
+                <w:tag w:val="table_2b_r5_c1"/>
+                <w:alias w:val="table_2b Row 5 Col 1"/>
+              </w:sdtPr>
+              <w:sdtContent/>
+            </w:sdt>
           </w:p>
         </w:tc>
         <w:tc>
@@ -16408,6 +18477,13 @@
               </w:rPr>
               <w:t>[TBD_AT_EXECUTION]</w:t>
             </w:r>
+            <w:sdt>
+              <w:sdtPr>
+                <w:tag w:val="table_2b_r5_c2"/>
+                <w:alias w:val="table_2b Row 5 Col 2"/>
+              </w:sdtPr>
+              <w:sdtContent/>
+            </w:sdt>
           </w:p>
         </w:tc>
         <w:tc>
@@ -16440,6 +18516,13 @@
               </w:rPr>
               <w:t>[TBD_AT_EXECUTION]</w:t>
             </w:r>
+            <w:sdt>
+              <w:sdtPr>
+                <w:tag w:val="table_2b_r5_c3"/>
+                <w:alias w:val="table_2b Row 5 Col 3"/>
+              </w:sdtPr>
+              <w:sdtContent/>
+            </w:sdt>
           </w:p>
         </w:tc>
         <w:tc>
@@ -16472,6 +18555,13 @@
               </w:rPr>
               <w:t>[TBD_AT_EXECUTION]</w:t>
             </w:r>
+            <w:sdt>
+              <w:sdtPr>
+                <w:tag w:val="table_2b_r5_c4"/>
+                <w:alias w:val="table_2b Row 5 Col 4"/>
+              </w:sdtPr>
+              <w:sdtContent/>
+            </w:sdt>
           </w:p>
         </w:tc>
         <w:tc>
@@ -16504,6 +18594,13 @@
               </w:rPr>
               <w:t>[TBD_AT_EXECUTION]</w:t>
             </w:r>
+            <w:sdt>
+              <w:sdtPr>
+                <w:tag w:val="table_2b_r5_c5"/>
+                <w:alias w:val="table_2b Row 5 Col 5"/>
+              </w:sdtPr>
+              <w:sdtContent/>
+            </w:sdt>
           </w:p>
         </w:tc>
       </w:tr>
@@ -16593,7 +18690,27 @@
         <w:t>Δ = {{RQ1_K10_DELTA_PP}} percentage points</w:t>
       </w:r>
       <w:r>
-        <w:t xml:space="preserve"> ({{RQ1_K10_NET_VIEWS}} net views). Intermediate retrieval depths exhibited comparable or slightly reduced point estimates: </w:t>
+        <w:t xml:space="preserve"> ({{RQ1_K10_NET_VIEWS}} net views). Although </w:t>
+      </w:r>
+      <w:r>
+        <w:rPr>
+          <w:rFonts w:ascii="Cambria Math" w:hAnsi="Cambria Math"/>
+          <w:i/>
+        </w:rPr>
+        <w:t>k=10</w:t>
+      </w:r>
+      <w:r>
+        <w:t xml:space="preserve"> displays a higher observed point accuracy than baseline, this difference is not statistically significant (</w:t>
+      </w:r>
+      <w:r>
+        <w:rPr>
+          <w:rFonts w:ascii="Cambria Math" w:hAnsi="Cambria Math"/>
+          <w:i/>
+        </w:rPr>
+        <w:t>p = 0.4223</w:t>
+      </w:r>
+      <w:r>
+        <w:t xml:space="preserve">; 95% bootstrap CI spans zero). Intermediate retrieval depths exhibited comparable or slightly reduced point estimates: </w:t>
       </w:r>
       <w:r>
         <w:rPr>
@@ -17014,13 +19131,38 @@
     </w:p>
     <w:p>
       <w:r>
-        <w:t>Table 3 and Table 3b schema the comparative performance partitioned by telemetry representation (278 Single-Event Views vs. 440 Contextual-Event Views) and the paired scorable concordance metrics across the {{COMPLETE_PAIRS_N}} complete scorable pairs.</w:t>
+        <w:t>Table 3 and Table 3b schema the comparative performance partitioned by telemetry representation (278 Single-Event Views vs. 440 Contextual-Event Views) and the paired scorable concordance metrics across the {{COMPLETE_PAIRS_N}} complete scorable pairs. Crucially, comparisons between single-event and contextual-event views represent non-causal observational contrasts rather than controlled causal effects due to representation confounding and unequal partition sizes (</w:t>
+      </w:r>
+      <w:r>
+        <w:rPr>
+          <w:rFonts w:ascii="Cambria Math" w:hAnsi="Cambria Math"/>
+          <w:i/>
+        </w:rPr>
+        <w:t>N=278</w:t>
+      </w:r>
+      <w:r>
+        <w:t xml:space="preserve"> single vs. </w:t>
+      </w:r>
+      <w:r>
+        <w:rPr>
+          <w:rFonts w:ascii="Cambria Math" w:hAnsi="Cambria Math"/>
+          <w:i/>
+        </w:rPr>
+        <w:t>N=440</w:t>
+      </w:r>
+      <w:r>
+        <w:t xml:space="preserve"> contextual).</w:t>
       </w:r>
     </w:p>
     <w:p>
+      <w:pPr>
+        <w:spacing w:before="160" w:after="60"/>
+      </w:pPr>
       <w:r>
         <w:rPr>
           <w:i/>
+          <w:color w:val="1F2328"/>
+          <w:sz w:val="20"/>
         </w:rPr>
         <w:t>Table 3: Representation Stratification: Single-Event vs. Contextual-Event Views (Schema).</w:t>
       </w:r>
@@ -17031,6 +19173,8 @@
         <w:jc w:val="center"/>
         <w:tblLayout w:type="fixed"/>
         <w:tblLook w:firstColumn="1" w:firstRow="1" w:lastColumn="0" w:lastRow="0" w:noHBand="0" w:noVBand="1" w:val="04A0"/>
+        <w:tblCaption w:val="Table 3: Representation Stratification (Single vs Contextual)"/>
+        <w:tblDescription w:val="table_3"/>
       </w:tblPr>
       <w:tblGrid>
         <w:gridCol w:w="1440"/>
@@ -17075,6 +19219,13 @@
               </w:rPr>
               <w:t>Condition</w:t>
             </w:r>
+            <w:sdt>
+              <w:sdtPr>
+                <w:tag w:val="table_3_r0_c0"/>
+                <w:alias w:val="table_3 Row 0 Col 0"/>
+              </w:sdtPr>
+              <w:sdtContent/>
+            </w:sdt>
           </w:p>
         </w:tc>
         <w:tc>
@@ -17143,6 +19294,13 @@
               </w:rPr>
               <w:t>)</w:t>
             </w:r>
+            <w:sdt>
+              <w:sdtPr>
+                <w:tag w:val="table_3_r0_c1"/>
+                <w:alias w:val="table_3 Row 0 Col 1"/>
+              </w:sdtPr>
+              <w:sdtContent/>
+            </w:sdt>
           </w:p>
         </w:tc>
         <w:tc>
@@ -17211,6 +19369,13 @@
               </w:rPr>
               <w:t>)</w:t>
             </w:r>
+            <w:sdt>
+              <w:sdtPr>
+                <w:tag w:val="table_3_r0_c2"/>
+                <w:alias w:val="table_3 Row 0 Col 2"/>
+              </w:sdtPr>
+              <w:sdtContent/>
+            </w:sdt>
           </w:p>
         </w:tc>
         <w:tc>
@@ -17243,6 +19408,13 @@
               </w:rPr>
               <w:t>Single Macro-F1</w:t>
             </w:r>
+            <w:sdt>
+              <w:sdtPr>
+                <w:tag w:val="table_3_r0_c3"/>
+                <w:alias w:val="table_3 Row 0 Col 3"/>
+              </w:sdtPr>
+              <w:sdtContent/>
+            </w:sdt>
           </w:p>
         </w:tc>
         <w:tc>
@@ -17275,6 +19447,13 @@
               </w:rPr>
               <w:t>Contextual Macro-F1</w:t>
             </w:r>
+            <w:sdt>
+              <w:sdtPr>
+                <w:tag w:val="table_3_r0_c4"/>
+                <w:alias w:val="table_3 Row 0 Col 4"/>
+              </w:sdtPr>
+              <w:sdtContent/>
+            </w:sdt>
           </w:p>
         </w:tc>
         <w:tc>
@@ -17317,6 +19496,13 @@
               </w:rPr>
               <w:t xml:space="preserve"> (Context - Single)</w:t>
             </w:r>
+            <w:sdt>
+              <w:sdtPr>
+                <w:tag w:val="table_3_r0_c5"/>
+                <w:alias w:val="table_3 Row 0 Col 5"/>
+              </w:sdtPr>
+              <w:sdtContent/>
+            </w:sdt>
           </w:p>
         </w:tc>
       </w:tr>
@@ -17354,6 +19540,13 @@
               </w:rPr>
               <w:t>no_rag</w:t>
             </w:r>
+            <w:sdt>
+              <w:sdtPr>
+                <w:tag w:val="table_3_r1_c0"/>
+                <w:alias w:val="table_3 Row 1 Col 0"/>
+              </w:sdtPr>
+              <w:sdtContent/>
+            </w:sdt>
           </w:p>
         </w:tc>
         <w:tc>
@@ -17386,6 +19579,13 @@
               </w:rPr>
               <w:t>[TBD_AT_EXECUTION]</w:t>
             </w:r>
+            <w:sdt>
+              <w:sdtPr>
+                <w:tag w:val="table_3_r1_c1"/>
+                <w:alias w:val="table_3 Row 1 Col 1"/>
+              </w:sdtPr>
+              <w:sdtContent/>
+            </w:sdt>
           </w:p>
         </w:tc>
         <w:tc>
@@ -17418,6 +19618,13 @@
               </w:rPr>
               <w:t>[TBD_AT_EXECUTION]</w:t>
             </w:r>
+            <w:sdt>
+              <w:sdtPr>
+                <w:tag w:val="table_3_r1_c2"/>
+                <w:alias w:val="table_3 Row 1 Col 2"/>
+              </w:sdtPr>
+              <w:sdtContent/>
+            </w:sdt>
           </w:p>
         </w:tc>
         <w:tc>
@@ -17450,6 +19657,13 @@
               </w:rPr>
               <w:t>[TBD_AT_EXECUTION]</w:t>
             </w:r>
+            <w:sdt>
+              <w:sdtPr>
+                <w:tag w:val="table_3_r1_c3"/>
+                <w:alias w:val="table_3 Row 1 Col 3"/>
+              </w:sdtPr>
+              <w:sdtContent/>
+            </w:sdt>
           </w:p>
         </w:tc>
         <w:tc>
@@ -17482,6 +19696,13 @@
               </w:rPr>
               <w:t>[TBD_AT_EXECUTION]</w:t>
             </w:r>
+            <w:sdt>
+              <w:sdtPr>
+                <w:tag w:val="table_3_r1_c4"/>
+                <w:alias w:val="table_3 Row 1 Col 4"/>
+              </w:sdtPr>
+              <w:sdtContent/>
+            </w:sdt>
           </w:p>
         </w:tc>
         <w:tc>
@@ -17514,6 +19735,13 @@
               </w:rPr>
               <w:t>[TBD_AT_EXECUTION]</w:t>
             </w:r>
+            <w:sdt>
+              <w:sdtPr>
+                <w:tag w:val="table_3_r1_c5"/>
+                <w:alias w:val="table_3 Row 1 Col 5"/>
+              </w:sdtPr>
+              <w:sdtContent/>
+            </w:sdt>
           </w:p>
         </w:tc>
       </w:tr>
@@ -17551,6 +19779,13 @@
               </w:rPr>
               <w:t>rag_k1</w:t>
             </w:r>
+            <w:sdt>
+              <w:sdtPr>
+                <w:tag w:val="table_3_r2_c0"/>
+                <w:alias w:val="table_3 Row 2 Col 0"/>
+              </w:sdtPr>
+              <w:sdtContent/>
+            </w:sdt>
           </w:p>
         </w:tc>
         <w:tc>
@@ -17583,6 +19818,13 @@
               </w:rPr>
               <w:t>[TBD_AT_EXECUTION]</w:t>
             </w:r>
+            <w:sdt>
+              <w:sdtPr>
+                <w:tag w:val="table_3_r2_c1"/>
+                <w:alias w:val="table_3 Row 2 Col 1"/>
+              </w:sdtPr>
+              <w:sdtContent/>
+            </w:sdt>
           </w:p>
         </w:tc>
         <w:tc>
@@ -17615,6 +19857,13 @@
               </w:rPr>
               <w:t>[TBD_AT_EXECUTION]</w:t>
             </w:r>
+            <w:sdt>
+              <w:sdtPr>
+                <w:tag w:val="table_3_r2_c2"/>
+                <w:alias w:val="table_3 Row 2 Col 2"/>
+              </w:sdtPr>
+              <w:sdtContent/>
+            </w:sdt>
           </w:p>
         </w:tc>
         <w:tc>
@@ -17647,6 +19896,13 @@
               </w:rPr>
               <w:t>[TBD_AT_EXECUTION]</w:t>
             </w:r>
+            <w:sdt>
+              <w:sdtPr>
+                <w:tag w:val="table_3_r2_c3"/>
+                <w:alias w:val="table_3 Row 2 Col 3"/>
+              </w:sdtPr>
+              <w:sdtContent/>
+            </w:sdt>
           </w:p>
         </w:tc>
         <w:tc>
@@ -17679,6 +19935,13 @@
               </w:rPr>
               <w:t>[TBD_AT_EXECUTION]</w:t>
             </w:r>
+            <w:sdt>
+              <w:sdtPr>
+                <w:tag w:val="table_3_r2_c4"/>
+                <w:alias w:val="table_3 Row 2 Col 4"/>
+              </w:sdtPr>
+              <w:sdtContent/>
+            </w:sdt>
           </w:p>
         </w:tc>
         <w:tc>
@@ -17711,6 +19974,13 @@
               </w:rPr>
               <w:t>[TBD_AT_EXECUTION]</w:t>
             </w:r>
+            <w:sdt>
+              <w:sdtPr>
+                <w:tag w:val="table_3_r2_c5"/>
+                <w:alias w:val="table_3 Row 2 Col 5"/>
+              </w:sdtPr>
+              <w:sdtContent/>
+            </w:sdt>
           </w:p>
         </w:tc>
       </w:tr>
@@ -17748,6 +20018,13 @@
               </w:rPr>
               <w:t>rag_k3</w:t>
             </w:r>
+            <w:sdt>
+              <w:sdtPr>
+                <w:tag w:val="table_3_r3_c0"/>
+                <w:alias w:val="table_3 Row 3 Col 0"/>
+              </w:sdtPr>
+              <w:sdtContent/>
+            </w:sdt>
           </w:p>
         </w:tc>
         <w:tc>
@@ -17780,6 +20057,13 @@
               </w:rPr>
               <w:t>[TBD_AT_EXECUTION]</w:t>
             </w:r>
+            <w:sdt>
+              <w:sdtPr>
+                <w:tag w:val="table_3_r3_c1"/>
+                <w:alias w:val="table_3 Row 3 Col 1"/>
+              </w:sdtPr>
+              <w:sdtContent/>
+            </w:sdt>
           </w:p>
         </w:tc>
         <w:tc>
@@ -17812,6 +20096,13 @@
               </w:rPr>
               <w:t>[TBD_AT_EXECUTION]</w:t>
             </w:r>
+            <w:sdt>
+              <w:sdtPr>
+                <w:tag w:val="table_3_r3_c2"/>
+                <w:alias w:val="table_3 Row 3 Col 2"/>
+              </w:sdtPr>
+              <w:sdtContent/>
+            </w:sdt>
           </w:p>
         </w:tc>
         <w:tc>
@@ -17844,6 +20135,13 @@
               </w:rPr>
               <w:t>[TBD_AT_EXECUTION]</w:t>
             </w:r>
+            <w:sdt>
+              <w:sdtPr>
+                <w:tag w:val="table_3_r3_c3"/>
+                <w:alias w:val="table_3 Row 3 Col 3"/>
+              </w:sdtPr>
+              <w:sdtContent/>
+            </w:sdt>
           </w:p>
         </w:tc>
         <w:tc>
@@ -17876,6 +20174,13 @@
               </w:rPr>
               <w:t>[TBD_AT_EXECUTION]</w:t>
             </w:r>
+            <w:sdt>
+              <w:sdtPr>
+                <w:tag w:val="table_3_r3_c4"/>
+                <w:alias w:val="table_3 Row 3 Col 4"/>
+              </w:sdtPr>
+              <w:sdtContent/>
+            </w:sdt>
           </w:p>
         </w:tc>
         <w:tc>
@@ -17908,6 +20213,13 @@
               </w:rPr>
               <w:t>[TBD_AT_EXECUTION]</w:t>
             </w:r>
+            <w:sdt>
+              <w:sdtPr>
+                <w:tag w:val="table_3_r3_c5"/>
+                <w:alias w:val="table_3 Row 3 Col 5"/>
+              </w:sdtPr>
+              <w:sdtContent/>
+            </w:sdt>
           </w:p>
         </w:tc>
       </w:tr>
@@ -17945,6 +20257,13 @@
               </w:rPr>
               <w:t>rag_k5</w:t>
             </w:r>
+            <w:sdt>
+              <w:sdtPr>
+                <w:tag w:val="table_3_r4_c0"/>
+                <w:alias w:val="table_3 Row 4 Col 0"/>
+              </w:sdtPr>
+              <w:sdtContent/>
+            </w:sdt>
           </w:p>
         </w:tc>
         <w:tc>
@@ -17977,6 +20296,13 @@
               </w:rPr>
               <w:t>[TBD_AT_EXECUTION]</w:t>
             </w:r>
+            <w:sdt>
+              <w:sdtPr>
+                <w:tag w:val="table_3_r4_c1"/>
+                <w:alias w:val="table_3 Row 4 Col 1"/>
+              </w:sdtPr>
+              <w:sdtContent/>
+            </w:sdt>
           </w:p>
         </w:tc>
         <w:tc>
@@ -18009,6 +20335,13 @@
               </w:rPr>
               <w:t>[TBD_AT_EXECUTION]</w:t>
             </w:r>
+            <w:sdt>
+              <w:sdtPr>
+                <w:tag w:val="table_3_r4_c2"/>
+                <w:alias w:val="table_3 Row 4 Col 2"/>
+              </w:sdtPr>
+              <w:sdtContent/>
+            </w:sdt>
           </w:p>
         </w:tc>
         <w:tc>
@@ -18041,6 +20374,13 @@
               </w:rPr>
               <w:t>[TBD_AT_EXECUTION]</w:t>
             </w:r>
+            <w:sdt>
+              <w:sdtPr>
+                <w:tag w:val="table_3_r4_c3"/>
+                <w:alias w:val="table_3 Row 4 Col 3"/>
+              </w:sdtPr>
+              <w:sdtContent/>
+            </w:sdt>
           </w:p>
         </w:tc>
         <w:tc>
@@ -18073,6 +20413,13 @@
               </w:rPr>
               <w:t>[TBD_AT_EXECUTION]</w:t>
             </w:r>
+            <w:sdt>
+              <w:sdtPr>
+                <w:tag w:val="table_3_r4_c4"/>
+                <w:alias w:val="table_3 Row 4 Col 4"/>
+              </w:sdtPr>
+              <w:sdtContent/>
+            </w:sdt>
           </w:p>
         </w:tc>
         <w:tc>
@@ -18105,6 +20452,13 @@
               </w:rPr>
               <w:t>[TBD_AT_EXECUTION]</w:t>
             </w:r>
+            <w:sdt>
+              <w:sdtPr>
+                <w:tag w:val="table_3_r4_c5"/>
+                <w:alias w:val="table_3 Row 4 Col 5"/>
+              </w:sdtPr>
+              <w:sdtContent/>
+            </w:sdt>
           </w:p>
         </w:tc>
       </w:tr>
@@ -18142,6 +20496,13 @@
               </w:rPr>
               <w:t>rag_k10</w:t>
             </w:r>
+            <w:sdt>
+              <w:sdtPr>
+                <w:tag w:val="table_3_r5_c0"/>
+                <w:alias w:val="table_3 Row 5 Col 0"/>
+              </w:sdtPr>
+              <w:sdtContent/>
+            </w:sdt>
           </w:p>
         </w:tc>
         <w:tc>
@@ -18174,6 +20535,13 @@
               </w:rPr>
               <w:t>[TBD_AT_EXECUTION]</w:t>
             </w:r>
+            <w:sdt>
+              <w:sdtPr>
+                <w:tag w:val="table_3_r5_c1"/>
+                <w:alias w:val="table_3 Row 5 Col 1"/>
+              </w:sdtPr>
+              <w:sdtContent/>
+            </w:sdt>
           </w:p>
         </w:tc>
         <w:tc>
@@ -18206,6 +20574,13 @@
               </w:rPr>
               <w:t>[TBD_AT_EXECUTION]</w:t>
             </w:r>
+            <w:sdt>
+              <w:sdtPr>
+                <w:tag w:val="table_3_r5_c2"/>
+                <w:alias w:val="table_3 Row 5 Col 2"/>
+              </w:sdtPr>
+              <w:sdtContent/>
+            </w:sdt>
           </w:p>
         </w:tc>
         <w:tc>
@@ -18238,6 +20613,13 @@
               </w:rPr>
               <w:t>[TBD_AT_EXECUTION]</w:t>
             </w:r>
+            <w:sdt>
+              <w:sdtPr>
+                <w:tag w:val="table_3_r5_c3"/>
+                <w:alias w:val="table_3 Row 5 Col 3"/>
+              </w:sdtPr>
+              <w:sdtContent/>
+            </w:sdt>
           </w:p>
         </w:tc>
         <w:tc>
@@ -18270,6 +20652,13 @@
               </w:rPr>
               <w:t>[TBD_AT_EXECUTION]</w:t>
             </w:r>
+            <w:sdt>
+              <w:sdtPr>
+                <w:tag w:val="table_3_r5_c4"/>
+                <w:alias w:val="table_3 Row 5 Col 4"/>
+              </w:sdtPr>
+              <w:sdtContent/>
+            </w:sdt>
           </w:p>
         </w:tc>
         <w:tc>
@@ -18302,6 +20691,13 @@
               </w:rPr>
               <w:t>[TBD_AT_EXECUTION]</w:t>
             </w:r>
+            <w:sdt>
+              <w:sdtPr>
+                <w:tag w:val="table_3_r5_c5"/>
+                <w:alias w:val="table_3 Row 5 Col 5"/>
+              </w:sdtPr>
+              <w:sdtContent/>
+            </w:sdt>
           </w:p>
         </w:tc>
       </w:tr>
@@ -18312,9 +20708,14 @@
       </w:pPr>
     </w:p>
     <w:p>
+      <w:pPr>
+        <w:spacing w:before="160" w:after="60"/>
+      </w:pPr>
       <w:r>
         <w:rPr>
           <w:i/>
+          <w:color w:val="1F2328"/>
+          <w:sz w:val="20"/>
         </w:rPr>
         <w:t>Table 3b: Paired Scorable Representation Concordance and McNemar Discordance (</w:t>
       </w:r>
@@ -18322,12 +20723,16 @@
         <w:rPr>
           <w:rFonts w:ascii="Cambria Math" w:hAnsi="Cambria Math"/>
           <w:i/>
+          <w:color w:val="1F2328"/>
+          <w:sz w:val="20"/>
         </w:rPr>
         <w:t>N=278</w:t>
       </w:r>
       <w:r>
         <w:rPr>
           <w:i/>
+          <w:color w:val="1F2328"/>
+          <w:sz w:val="20"/>
         </w:rPr>
         <w:t xml:space="preserve"> complete pairs) (Schema).</w:t>
       </w:r>
@@ -18338,6 +20743,8 @@
         <w:jc w:val="center"/>
         <w:tblLayout w:type="fixed"/>
         <w:tblLook w:firstColumn="1" w:firstRow="1" w:lastColumn="0" w:lastRow="0" w:noHBand="0" w:noVBand="1" w:val="04A0"/>
+        <w:tblCaption w:val="Table 3b: Paired Scorable Representation Concordance"/>
+        <w:tblDescription w:val="table_3b"/>
       </w:tblPr>
       <w:tblGrid>
         <w:gridCol w:w="1584"/>
@@ -18386,6 +20793,13 @@
               </w:rPr>
               <w:t>Condition</w:t>
             </w:r>
+            <w:sdt>
+              <w:sdtPr>
+                <w:tag w:val="table_3b_r0_c0"/>
+                <w:alias w:val="table_3b Row 0 Col 0"/>
+              </w:sdtPr>
+              <w:sdtContent/>
+            </w:sdt>
           </w:p>
         </w:tc>
         <w:tc>
@@ -18436,6 +20850,13 @@
               </w:rPr>
               <w:t>)</w:t>
             </w:r>
+            <w:sdt>
+              <w:sdtPr>
+                <w:tag w:val="table_3b_r0_c1"/>
+                <w:alias w:val="table_3b Row 0 Col 1"/>
+              </w:sdtPr>
+              <w:sdtContent/>
+            </w:sdt>
           </w:p>
         </w:tc>
         <w:tc>
@@ -18468,6 +20889,13 @@
               </w:rPr>
               <w:t>Single Paired Acc</w:t>
             </w:r>
+            <w:sdt>
+              <w:sdtPr>
+                <w:tag w:val="table_3b_r0_c2"/>
+                <w:alias w:val="table_3b Row 0 Col 2"/>
+              </w:sdtPr>
+              <w:sdtContent/>
+            </w:sdt>
           </w:p>
         </w:tc>
         <w:tc>
@@ -18500,6 +20928,13 @@
               </w:rPr>
               <w:t>Contextual Paired Acc</w:t>
             </w:r>
+            <w:sdt>
+              <w:sdtPr>
+                <w:tag w:val="table_3b_r0_c3"/>
+                <w:alias w:val="table_3b Row 0 Col 3"/>
+              </w:sdtPr>
+              <w:sdtContent/>
+            </w:sdt>
           </w:p>
         </w:tc>
         <w:tc>
@@ -18542,6 +20977,13 @@
               </w:rPr>
               <w:t>Δ</w:t>
             </w:r>
+            <w:sdt>
+              <w:sdtPr>
+                <w:tag w:val="table_3b_r0_c4"/>
+                <w:alias w:val="table_3b Row 0 Col 4"/>
+              </w:sdtPr>
+              <w:sdtContent/>
+            </w:sdt>
           </w:p>
         </w:tc>
         <w:tc>
@@ -18574,6 +21016,13 @@
               </w:rPr>
               <w:t>Both Correct</w:t>
             </w:r>
+            <w:sdt>
+              <w:sdtPr>
+                <w:tag w:val="table_3b_r0_c5"/>
+                <w:alias w:val="table_3b Row 0 Col 5"/>
+              </w:sdtPr>
+              <w:sdtContent/>
+            </w:sdt>
           </w:p>
         </w:tc>
         <w:tc>
@@ -18606,6 +21055,13 @@
               </w:rPr>
               <w:t>Single Only</w:t>
             </w:r>
+            <w:sdt>
+              <w:sdtPr>
+                <w:tag w:val="table_3b_r0_c6"/>
+                <w:alias w:val="table_3b Row 0 Col 6"/>
+              </w:sdtPr>
+              <w:sdtContent/>
+            </w:sdt>
           </w:p>
         </w:tc>
         <w:tc>
@@ -18638,6 +21094,13 @@
               </w:rPr>
               <w:t>Contextual Only</w:t>
             </w:r>
+            <w:sdt>
+              <w:sdtPr>
+                <w:tag w:val="table_3b_r0_c7"/>
+                <w:alias w:val="table_3b Row 0 Col 7"/>
+              </w:sdtPr>
+              <w:sdtContent/>
+            </w:sdt>
           </w:p>
         </w:tc>
         <w:tc>
@@ -18670,6 +21133,13 @@
               </w:rPr>
               <w:t>Both Incorrect</w:t>
             </w:r>
+            <w:sdt>
+              <w:sdtPr>
+                <w:tag w:val="table_3b_r0_c8"/>
+                <w:alias w:val="table_3b Row 0 Col 8"/>
+              </w:sdtPr>
+              <w:sdtContent/>
+            </w:sdt>
           </w:p>
         </w:tc>
         <w:tc>
@@ -18712,6 +21182,13 @@
               </w:rPr>
               <w:t>p_exact</w:t>
             </w:r>
+            <w:sdt>
+              <w:sdtPr>
+                <w:tag w:val="table_3b_r0_c9"/>
+                <w:alias w:val="table_3b Row 0 Col 9"/>
+              </w:sdtPr>
+              <w:sdtContent/>
+            </w:sdt>
           </w:p>
         </w:tc>
       </w:tr>
@@ -18749,6 +21226,13 @@
               </w:rPr>
               <w:t>no_rag</w:t>
             </w:r>
+            <w:sdt>
+              <w:sdtPr>
+                <w:tag w:val="table_3b_r1_c0"/>
+                <w:alias w:val="table_3b Row 1 Col 0"/>
+              </w:sdtPr>
+              <w:sdtContent/>
+            </w:sdt>
           </w:p>
         </w:tc>
         <w:tc>
@@ -18780,6 +21264,13 @@
               </w:rPr>
               <w:t>278</w:t>
             </w:r>
+            <w:sdt>
+              <w:sdtPr>
+                <w:tag w:val="table_3b_r1_c1"/>
+                <w:alias w:val="table_3b Row 1 Col 1"/>
+              </w:sdtPr>
+              <w:sdtContent/>
+            </w:sdt>
           </w:p>
         </w:tc>
         <w:tc>
@@ -18812,6 +21303,13 @@
               </w:rPr>
               <w:t>[TBD_AT_EXECUTION]</w:t>
             </w:r>
+            <w:sdt>
+              <w:sdtPr>
+                <w:tag w:val="table_3b_r1_c2"/>
+                <w:alias w:val="table_3b Row 1 Col 2"/>
+              </w:sdtPr>
+              <w:sdtContent/>
+            </w:sdt>
           </w:p>
         </w:tc>
         <w:tc>
@@ -18844,6 +21342,13 @@
               </w:rPr>
               <w:t>[TBD_AT_EXECUTION]</w:t>
             </w:r>
+            <w:sdt>
+              <w:sdtPr>
+                <w:tag w:val="table_3b_r1_c3"/>
+                <w:alias w:val="table_3b Row 1 Col 3"/>
+              </w:sdtPr>
+              <w:sdtContent/>
+            </w:sdt>
           </w:p>
         </w:tc>
         <w:tc>
@@ -18876,6 +21381,13 @@
               </w:rPr>
               <w:t>[TBD_AT_EXECUTION]</w:t>
             </w:r>
+            <w:sdt>
+              <w:sdtPr>
+                <w:tag w:val="table_3b_r1_c4"/>
+                <w:alias w:val="table_3b Row 1 Col 4"/>
+              </w:sdtPr>
+              <w:sdtContent/>
+            </w:sdt>
           </w:p>
         </w:tc>
         <w:tc>
@@ -18908,6 +21420,13 @@
               </w:rPr>
               <w:t>[TBD_AT_EXECUTION]</w:t>
             </w:r>
+            <w:sdt>
+              <w:sdtPr>
+                <w:tag w:val="table_3b_r1_c5"/>
+                <w:alias w:val="table_3b Row 1 Col 5"/>
+              </w:sdtPr>
+              <w:sdtContent/>
+            </w:sdt>
           </w:p>
         </w:tc>
         <w:tc>
@@ -18940,6 +21459,13 @@
               </w:rPr>
               <w:t>[TBD_AT_EXECUTION]</w:t>
             </w:r>
+            <w:sdt>
+              <w:sdtPr>
+                <w:tag w:val="table_3b_r1_c6"/>
+                <w:alias w:val="table_3b Row 1 Col 6"/>
+              </w:sdtPr>
+              <w:sdtContent/>
+            </w:sdt>
           </w:p>
         </w:tc>
         <w:tc>
@@ -18972,6 +21498,13 @@
               </w:rPr>
               <w:t>[TBD_AT_EXECUTION]</w:t>
             </w:r>
+            <w:sdt>
+              <w:sdtPr>
+                <w:tag w:val="table_3b_r1_c7"/>
+                <w:alias w:val="table_3b Row 1 Col 7"/>
+              </w:sdtPr>
+              <w:sdtContent/>
+            </w:sdt>
           </w:p>
         </w:tc>
         <w:tc>
@@ -19004,6 +21537,13 @@
               </w:rPr>
               <w:t>[TBD_AT_EXECUTION]</w:t>
             </w:r>
+            <w:sdt>
+              <w:sdtPr>
+                <w:tag w:val="table_3b_r1_c8"/>
+                <w:alias w:val="table_3b Row 1 Col 8"/>
+              </w:sdtPr>
+              <w:sdtContent/>
+            </w:sdt>
           </w:p>
         </w:tc>
         <w:tc>
@@ -19036,6 +21576,13 @@
               </w:rPr>
               <w:t>[TBD_AT_EXECUTION]</w:t>
             </w:r>
+            <w:sdt>
+              <w:sdtPr>
+                <w:tag w:val="table_3b_r1_c9"/>
+                <w:alias w:val="table_3b Row 1 Col 9"/>
+              </w:sdtPr>
+              <w:sdtContent/>
+            </w:sdt>
           </w:p>
         </w:tc>
       </w:tr>
@@ -19073,6 +21620,13 @@
               </w:rPr>
               <w:t>rag_k1</w:t>
             </w:r>
+            <w:sdt>
+              <w:sdtPr>
+                <w:tag w:val="table_3b_r2_c0"/>
+                <w:alias w:val="table_3b Row 2 Col 0"/>
+              </w:sdtPr>
+              <w:sdtContent/>
+            </w:sdt>
           </w:p>
         </w:tc>
         <w:tc>
@@ -19104,6 +21658,13 @@
               </w:rPr>
               <w:t>278</w:t>
             </w:r>
+            <w:sdt>
+              <w:sdtPr>
+                <w:tag w:val="table_3b_r2_c1"/>
+                <w:alias w:val="table_3b Row 2 Col 1"/>
+              </w:sdtPr>
+              <w:sdtContent/>
+            </w:sdt>
           </w:p>
         </w:tc>
         <w:tc>
@@ -19136,6 +21697,13 @@
               </w:rPr>
               <w:t>[TBD_AT_EXECUTION]</w:t>
             </w:r>
+            <w:sdt>
+              <w:sdtPr>
+                <w:tag w:val="table_3b_r2_c2"/>
+                <w:alias w:val="table_3b Row 2 Col 2"/>
+              </w:sdtPr>
+              <w:sdtContent/>
+            </w:sdt>
           </w:p>
         </w:tc>
         <w:tc>
@@ -19168,6 +21736,13 @@
               </w:rPr>
               <w:t>[TBD_AT_EXECUTION]</w:t>
             </w:r>
+            <w:sdt>
+              <w:sdtPr>
+                <w:tag w:val="table_3b_r2_c3"/>
+                <w:alias w:val="table_3b Row 2 Col 3"/>
+              </w:sdtPr>
+              <w:sdtContent/>
+            </w:sdt>
           </w:p>
         </w:tc>
         <w:tc>
@@ -19200,6 +21775,13 @@
               </w:rPr>
               <w:t>[TBD_AT_EXECUTION]</w:t>
             </w:r>
+            <w:sdt>
+              <w:sdtPr>
+                <w:tag w:val="table_3b_r2_c4"/>
+                <w:alias w:val="table_3b Row 2 Col 4"/>
+              </w:sdtPr>
+              <w:sdtContent/>
+            </w:sdt>
           </w:p>
         </w:tc>
         <w:tc>
@@ -19232,6 +21814,13 @@
               </w:rPr>
               <w:t>[TBD_AT_EXECUTION]</w:t>
             </w:r>
+            <w:sdt>
+              <w:sdtPr>
+                <w:tag w:val="table_3b_r2_c5"/>
+                <w:alias w:val="table_3b Row 2 Col 5"/>
+              </w:sdtPr>
+              <w:sdtContent/>
+            </w:sdt>
           </w:p>
         </w:tc>
         <w:tc>
@@ -19264,6 +21853,13 @@
               </w:rPr>
               <w:t>[TBD_AT_EXECUTION]</w:t>
             </w:r>
+            <w:sdt>
+              <w:sdtPr>
+                <w:tag w:val="table_3b_r2_c6"/>
+                <w:alias w:val="table_3b Row 2 Col 6"/>
+              </w:sdtPr>
+              <w:sdtContent/>
+            </w:sdt>
           </w:p>
         </w:tc>
         <w:tc>
@@ -19296,6 +21892,13 @@
               </w:rPr>
               <w:t>[TBD_AT_EXECUTION]</w:t>
             </w:r>
+            <w:sdt>
+              <w:sdtPr>
+                <w:tag w:val="table_3b_r2_c7"/>
+                <w:alias w:val="table_3b Row 2 Col 7"/>
+              </w:sdtPr>
+              <w:sdtContent/>
+            </w:sdt>
           </w:p>
         </w:tc>
         <w:tc>
@@ -19328,6 +21931,13 @@
               </w:rPr>
               <w:t>[TBD_AT_EXECUTION]</w:t>
             </w:r>
+            <w:sdt>
+              <w:sdtPr>
+                <w:tag w:val="table_3b_r2_c8"/>
+                <w:alias w:val="table_3b Row 2 Col 8"/>
+              </w:sdtPr>
+              <w:sdtContent/>
+            </w:sdt>
           </w:p>
         </w:tc>
         <w:tc>
@@ -19360,6 +21970,13 @@
               </w:rPr>
               <w:t>[TBD_AT_EXECUTION]</w:t>
             </w:r>
+            <w:sdt>
+              <w:sdtPr>
+                <w:tag w:val="table_3b_r2_c9"/>
+                <w:alias w:val="table_3b Row 2 Col 9"/>
+              </w:sdtPr>
+              <w:sdtContent/>
+            </w:sdt>
           </w:p>
         </w:tc>
       </w:tr>
@@ -19397,6 +22014,13 @@
               </w:rPr>
               <w:t>rag_k3</w:t>
             </w:r>
+            <w:sdt>
+              <w:sdtPr>
+                <w:tag w:val="table_3b_r3_c0"/>
+                <w:alias w:val="table_3b Row 3 Col 0"/>
+              </w:sdtPr>
+              <w:sdtContent/>
+            </w:sdt>
           </w:p>
         </w:tc>
         <w:tc>
@@ -19428,6 +22052,13 @@
               </w:rPr>
               <w:t>278</w:t>
             </w:r>
+            <w:sdt>
+              <w:sdtPr>
+                <w:tag w:val="table_3b_r3_c1"/>
+                <w:alias w:val="table_3b Row 3 Col 1"/>
+              </w:sdtPr>
+              <w:sdtContent/>
+            </w:sdt>
           </w:p>
         </w:tc>
         <w:tc>
@@ -19460,6 +22091,13 @@
               </w:rPr>
               <w:t>[TBD_AT_EXECUTION]</w:t>
             </w:r>
+            <w:sdt>
+              <w:sdtPr>
+                <w:tag w:val="table_3b_r3_c2"/>
+                <w:alias w:val="table_3b Row 3 Col 2"/>
+              </w:sdtPr>
+              <w:sdtContent/>
+            </w:sdt>
           </w:p>
         </w:tc>
         <w:tc>
@@ -19492,6 +22130,13 @@
               </w:rPr>
               <w:t>[TBD_AT_EXECUTION]</w:t>
             </w:r>
+            <w:sdt>
+              <w:sdtPr>
+                <w:tag w:val="table_3b_r3_c3"/>
+                <w:alias w:val="table_3b Row 3 Col 3"/>
+              </w:sdtPr>
+              <w:sdtContent/>
+            </w:sdt>
           </w:p>
         </w:tc>
         <w:tc>
@@ -19524,6 +22169,13 @@
               </w:rPr>
               <w:t>[TBD_AT_EXECUTION]</w:t>
             </w:r>
+            <w:sdt>
+              <w:sdtPr>
+                <w:tag w:val="table_3b_r3_c4"/>
+                <w:alias w:val="table_3b Row 3 Col 4"/>
+              </w:sdtPr>
+              <w:sdtContent/>
+            </w:sdt>
           </w:p>
         </w:tc>
         <w:tc>
@@ -19556,6 +22208,13 @@
               </w:rPr>
               <w:t>[TBD_AT_EXECUTION]</w:t>
             </w:r>
+            <w:sdt>
+              <w:sdtPr>
+                <w:tag w:val="table_3b_r3_c5"/>
+                <w:alias w:val="table_3b Row 3 Col 5"/>
+              </w:sdtPr>
+              <w:sdtContent/>
+            </w:sdt>
           </w:p>
         </w:tc>
         <w:tc>
@@ -19588,6 +22247,13 @@
               </w:rPr>
               <w:t>[TBD_AT_EXECUTION]</w:t>
             </w:r>
+            <w:sdt>
+              <w:sdtPr>
+                <w:tag w:val="table_3b_r3_c6"/>
+                <w:alias w:val="table_3b Row 3 Col 6"/>
+              </w:sdtPr>
+              <w:sdtContent/>
+            </w:sdt>
           </w:p>
         </w:tc>
         <w:tc>
@@ -19620,6 +22286,13 @@
               </w:rPr>
               <w:t>[TBD_AT_EXECUTION]</w:t>
             </w:r>
+            <w:sdt>
+              <w:sdtPr>
+                <w:tag w:val="table_3b_r3_c7"/>
+                <w:alias w:val="table_3b Row 3 Col 7"/>
+              </w:sdtPr>
+              <w:sdtContent/>
+            </w:sdt>
           </w:p>
         </w:tc>
         <w:tc>
@@ -19652,6 +22325,13 @@
               </w:rPr>
               <w:t>[TBD_AT_EXECUTION]</w:t>
             </w:r>
+            <w:sdt>
+              <w:sdtPr>
+                <w:tag w:val="table_3b_r3_c8"/>
+                <w:alias w:val="table_3b Row 3 Col 8"/>
+              </w:sdtPr>
+              <w:sdtContent/>
+            </w:sdt>
           </w:p>
         </w:tc>
         <w:tc>
@@ -19684,6 +22364,13 @@
               </w:rPr>
               <w:t>[TBD_AT_EXECUTION]</w:t>
             </w:r>
+            <w:sdt>
+              <w:sdtPr>
+                <w:tag w:val="table_3b_r3_c9"/>
+                <w:alias w:val="table_3b Row 3 Col 9"/>
+              </w:sdtPr>
+              <w:sdtContent/>
+            </w:sdt>
           </w:p>
         </w:tc>
       </w:tr>
@@ -19721,6 +22408,13 @@
               </w:rPr>
               <w:t>rag_k5</w:t>
             </w:r>
+            <w:sdt>
+              <w:sdtPr>
+                <w:tag w:val="table_3b_r4_c0"/>
+                <w:alias w:val="table_3b Row 4 Col 0"/>
+              </w:sdtPr>
+              <w:sdtContent/>
+            </w:sdt>
           </w:p>
         </w:tc>
         <w:tc>
@@ -19752,6 +22446,13 @@
               </w:rPr>
               <w:t>278</w:t>
             </w:r>
+            <w:sdt>
+              <w:sdtPr>
+                <w:tag w:val="table_3b_r4_c1"/>
+                <w:alias w:val="table_3b Row 4 Col 1"/>
+              </w:sdtPr>
+              <w:sdtContent/>
+            </w:sdt>
           </w:p>
         </w:tc>
         <w:tc>
@@ -19784,6 +22485,13 @@
               </w:rPr>
               <w:t>[TBD_AT_EXECUTION]</w:t>
             </w:r>
+            <w:sdt>
+              <w:sdtPr>
+                <w:tag w:val="table_3b_r4_c2"/>
+                <w:alias w:val="table_3b Row 4 Col 2"/>
+              </w:sdtPr>
+              <w:sdtContent/>
+            </w:sdt>
           </w:p>
         </w:tc>
         <w:tc>
@@ -19816,6 +22524,13 @@
               </w:rPr>
               <w:t>[TBD_AT_EXECUTION]</w:t>
             </w:r>
+            <w:sdt>
+              <w:sdtPr>
+                <w:tag w:val="table_3b_r4_c3"/>
+                <w:alias w:val="table_3b Row 4 Col 3"/>
+              </w:sdtPr>
+              <w:sdtContent/>
+            </w:sdt>
           </w:p>
         </w:tc>
         <w:tc>
@@ -19848,6 +22563,13 @@
               </w:rPr>
               <w:t>[TBD_AT_EXECUTION]</w:t>
             </w:r>
+            <w:sdt>
+              <w:sdtPr>
+                <w:tag w:val="table_3b_r4_c4"/>
+                <w:alias w:val="table_3b Row 4 Col 4"/>
+              </w:sdtPr>
+              <w:sdtContent/>
+            </w:sdt>
           </w:p>
         </w:tc>
         <w:tc>
@@ -19880,6 +22602,13 @@
               </w:rPr>
               <w:t>[TBD_AT_EXECUTION]</w:t>
             </w:r>
+            <w:sdt>
+              <w:sdtPr>
+                <w:tag w:val="table_3b_r4_c5"/>
+                <w:alias w:val="table_3b Row 4 Col 5"/>
+              </w:sdtPr>
+              <w:sdtContent/>
+            </w:sdt>
           </w:p>
         </w:tc>
         <w:tc>
@@ -19912,6 +22641,13 @@
               </w:rPr>
               <w:t>[TBD_AT_EXECUTION]</w:t>
             </w:r>
+            <w:sdt>
+              <w:sdtPr>
+                <w:tag w:val="table_3b_r4_c6"/>
+                <w:alias w:val="table_3b Row 4 Col 6"/>
+              </w:sdtPr>
+              <w:sdtContent/>
+            </w:sdt>
           </w:p>
         </w:tc>
         <w:tc>
@@ -19944,6 +22680,13 @@
               </w:rPr>
               <w:t>[TBD_AT_EXECUTION]</w:t>
             </w:r>
+            <w:sdt>
+              <w:sdtPr>
+                <w:tag w:val="table_3b_r4_c7"/>
+                <w:alias w:val="table_3b Row 4 Col 7"/>
+              </w:sdtPr>
+              <w:sdtContent/>
+            </w:sdt>
           </w:p>
         </w:tc>
         <w:tc>
@@ -19976,6 +22719,13 @@
               </w:rPr>
               <w:t>[TBD_AT_EXECUTION]</w:t>
             </w:r>
+            <w:sdt>
+              <w:sdtPr>
+                <w:tag w:val="table_3b_r4_c8"/>
+                <w:alias w:val="table_3b Row 4 Col 8"/>
+              </w:sdtPr>
+              <w:sdtContent/>
+            </w:sdt>
           </w:p>
         </w:tc>
         <w:tc>
@@ -20008,6 +22758,13 @@
               </w:rPr>
               <w:t>[TBD_AT_EXECUTION]</w:t>
             </w:r>
+            <w:sdt>
+              <w:sdtPr>
+                <w:tag w:val="table_3b_r4_c9"/>
+                <w:alias w:val="table_3b Row 4 Col 9"/>
+              </w:sdtPr>
+              <w:sdtContent/>
+            </w:sdt>
           </w:p>
         </w:tc>
       </w:tr>
@@ -20045,6 +22802,13 @@
               </w:rPr>
               <w:t>rag_k10</w:t>
             </w:r>
+            <w:sdt>
+              <w:sdtPr>
+                <w:tag w:val="table_3b_r5_c0"/>
+                <w:alias w:val="table_3b Row 5 Col 0"/>
+              </w:sdtPr>
+              <w:sdtContent/>
+            </w:sdt>
           </w:p>
         </w:tc>
         <w:tc>
@@ -20076,6 +22840,13 @@
               </w:rPr>
               <w:t>278</w:t>
             </w:r>
+            <w:sdt>
+              <w:sdtPr>
+                <w:tag w:val="table_3b_r5_c1"/>
+                <w:alias w:val="table_3b Row 5 Col 1"/>
+              </w:sdtPr>
+              <w:sdtContent/>
+            </w:sdt>
           </w:p>
         </w:tc>
         <w:tc>
@@ -20108,6 +22879,13 @@
               </w:rPr>
               <w:t>[TBD_AT_EXECUTION]</w:t>
             </w:r>
+            <w:sdt>
+              <w:sdtPr>
+                <w:tag w:val="table_3b_r5_c2"/>
+                <w:alias w:val="table_3b Row 5 Col 2"/>
+              </w:sdtPr>
+              <w:sdtContent/>
+            </w:sdt>
           </w:p>
         </w:tc>
         <w:tc>
@@ -20140,6 +22918,13 @@
               </w:rPr>
               <w:t>[TBD_AT_EXECUTION]</w:t>
             </w:r>
+            <w:sdt>
+              <w:sdtPr>
+                <w:tag w:val="table_3b_r5_c3"/>
+                <w:alias w:val="table_3b Row 5 Col 3"/>
+              </w:sdtPr>
+              <w:sdtContent/>
+            </w:sdt>
           </w:p>
         </w:tc>
         <w:tc>
@@ -20172,6 +22957,13 @@
               </w:rPr>
               <w:t>[TBD_AT_EXECUTION]</w:t>
             </w:r>
+            <w:sdt>
+              <w:sdtPr>
+                <w:tag w:val="table_3b_r5_c4"/>
+                <w:alias w:val="table_3b Row 5 Col 4"/>
+              </w:sdtPr>
+              <w:sdtContent/>
+            </w:sdt>
           </w:p>
         </w:tc>
         <w:tc>
@@ -20204,6 +22996,13 @@
               </w:rPr>
               <w:t>[TBD_AT_EXECUTION]</w:t>
             </w:r>
+            <w:sdt>
+              <w:sdtPr>
+                <w:tag w:val="table_3b_r5_c5"/>
+                <w:alias w:val="table_3b Row 5 Col 5"/>
+              </w:sdtPr>
+              <w:sdtContent/>
+            </w:sdt>
           </w:p>
         </w:tc>
         <w:tc>
@@ -20236,6 +23035,13 @@
               </w:rPr>
               <w:t>[TBD_AT_EXECUTION]</w:t>
             </w:r>
+            <w:sdt>
+              <w:sdtPr>
+                <w:tag w:val="table_3b_r5_c6"/>
+                <w:alias w:val="table_3b Row 5 Col 6"/>
+              </w:sdtPr>
+              <w:sdtContent/>
+            </w:sdt>
           </w:p>
         </w:tc>
         <w:tc>
@@ -20268,6 +23074,13 @@
               </w:rPr>
               <w:t>[TBD_AT_EXECUTION]</w:t>
             </w:r>
+            <w:sdt>
+              <w:sdtPr>
+                <w:tag w:val="table_3b_r5_c7"/>
+                <w:alias w:val="table_3b Row 5 Col 7"/>
+              </w:sdtPr>
+              <w:sdtContent/>
+            </w:sdt>
           </w:p>
         </w:tc>
         <w:tc>
@@ -20300,6 +23113,13 @@
               </w:rPr>
               <w:t>[TBD_AT_EXECUTION]</w:t>
             </w:r>
+            <w:sdt>
+              <w:sdtPr>
+                <w:tag w:val="table_3b_r5_c8"/>
+                <w:alias w:val="table_3b Row 5 Col 8"/>
+              </w:sdtPr>
+              <w:sdtContent/>
+            </w:sdt>
           </w:p>
         </w:tc>
         <w:tc>
@@ -20332,6 +23152,13 @@
               </w:rPr>
               <w:t>[TBD_AT_EXECUTION]</w:t>
             </w:r>
+            <w:sdt>
+              <w:sdtPr>
+                <w:tag w:val="table_3b_r5_c9"/>
+                <w:alias w:val="table_3b Row 5 Col 9"/>
+              </w:sdtPr>
+              <w:sdtContent/>
+            </w:sdt>
           </w:p>
         </w:tc>
       </w:tr>
@@ -20726,9 +23553,14 @@
       </w:r>
     </w:p>
     <w:p>
+      <w:pPr>
+        <w:spacing w:before="160" w:after="60"/>
+      </w:pPr>
       <w:r>
         <w:rPr>
           <w:i/>
+          <w:color w:val="1F2328"/>
+          <w:sz w:val="20"/>
         </w:rPr>
         <w:t>Table 4: Decoupled Failure Decomposition Matrix (Schema).</w:t>
       </w:r>
@@ -20739,6 +23571,8 @@
         <w:jc w:val="center"/>
         <w:tblLayout w:type="fixed"/>
         <w:tblLook w:firstColumn="1" w:firstRow="1" w:lastColumn="0" w:lastRow="0" w:noHBand="0" w:noVBand="1" w:val="04A0"/>
+        <w:tblCaption w:val="Table 4: Decoupled Failure Decomposition Matrix"/>
+        <w:tblDescription w:val="table_4"/>
       </w:tblPr>
       <w:tblGrid>
         <w:gridCol w:w="1296"/>
@@ -20785,6 +23619,13 @@
               </w:rPr>
               <w:t>Condition</w:t>
             </w:r>
+            <w:sdt>
+              <w:sdtPr>
+                <w:tag w:val="table_4_r0_c0"/>
+                <w:alias w:val="table_4 Row 0 Col 0"/>
+              </w:sdtPr>
+              <w:sdtContent/>
+            </w:sdt>
           </w:p>
         </w:tc>
         <w:tc>
@@ -20817,6 +23658,13 @@
               </w:rPr>
               <w:t>Total Errors</w:t>
             </w:r>
+            <w:sdt>
+              <w:sdtPr>
+                <w:tag w:val="table_4_r0_c1"/>
+                <w:alias w:val="table_4 Row 0 Col 1"/>
+              </w:sdtPr>
+              <w:sdtContent/>
+            </w:sdt>
           </w:p>
         </w:tc>
         <w:tc>
@@ -20867,6 +23715,13 @@
               </w:rPr>
               <w:t>)</w:t>
             </w:r>
+            <w:sdt>
+              <w:sdtPr>
+                <w:tag w:val="table_4_r0_c2"/>
+                <w:alias w:val="table_4 Row 0 Col 2"/>
+              </w:sdtPr>
+              <w:sdtContent/>
+            </w:sdt>
           </w:p>
         </w:tc>
         <w:tc>
@@ -20917,6 +23772,13 @@
               </w:rPr>
               <w:t>)</w:t>
             </w:r>
+            <w:sdt>
+              <w:sdtPr>
+                <w:tag w:val="table_4_r0_c3"/>
+                <w:alias w:val="table_4 Row 0 Col 3"/>
+              </w:sdtPr>
+              <w:sdtContent/>
+            </w:sdt>
           </w:p>
         </w:tc>
         <w:tc>
@@ -20967,6 +23829,13 @@
               </w:rPr>
               <w:t>)</w:t>
             </w:r>
+            <w:sdt>
+              <w:sdtPr>
+                <w:tag w:val="table_4_r0_c4"/>
+                <w:alias w:val="table_4 Row 0 Col 4"/>
+              </w:sdtPr>
+              <w:sdtContent/>
+            </w:sdt>
           </w:p>
         </w:tc>
         <w:tc>
@@ -20999,6 +23868,13 @@
               </w:rPr>
               <w:t>Invalid ATT&amp;CK ID</w:t>
             </w:r>
+            <w:sdt>
+              <w:sdtPr>
+                <w:tag w:val="table_4_r0_c5"/>
+                <w:alias w:val="table_4 Row 0 Col 5"/>
+              </w:sdtPr>
+              <w:sdtContent/>
+            </w:sdt>
           </w:p>
         </w:tc>
         <w:tc>
@@ -21031,6 +23907,13 @@
               </w:rPr>
               <w:t>Parse Failure</w:t>
             </w:r>
+            <w:sdt>
+              <w:sdtPr>
+                <w:tag w:val="table_4_r0_c6"/>
+                <w:alias w:val="table_4 Row 0 Col 6"/>
+              </w:sdtPr>
+              <w:sdtContent/>
+            </w:sdt>
           </w:p>
         </w:tc>
         <w:tc>
@@ -21063,6 +23946,13 @@
               </w:rPr>
               <w:t>Provider / Timeout Failure</w:t>
             </w:r>
+            <w:sdt>
+              <w:sdtPr>
+                <w:tag w:val="table_4_r0_c7"/>
+                <w:alias w:val="table_4 Row 0 Col 7"/>
+              </w:sdtPr>
+              <w:sdtContent/>
+            </w:sdt>
           </w:p>
         </w:tc>
       </w:tr>
@@ -21100,6 +23990,13 @@
               </w:rPr>
               <w:t>no_rag</w:t>
             </w:r>
+            <w:sdt>
+              <w:sdtPr>
+                <w:tag w:val="table_4_r1_c0"/>
+                <w:alias w:val="table_4 Row 1 Col 0"/>
+              </w:sdtPr>
+              <w:sdtContent/>
+            </w:sdt>
           </w:p>
         </w:tc>
         <w:tc>
@@ -21132,6 +24029,13 @@
               </w:rPr>
               <w:t>[TBD_AT_EXECUTION]</w:t>
             </w:r>
+            <w:sdt>
+              <w:sdtPr>
+                <w:tag w:val="table_4_r1_c1"/>
+                <w:alias w:val="table_4 Row 1 Col 1"/>
+              </w:sdtPr>
+              <w:sdtContent/>
+            </w:sdt>
           </w:p>
         </w:tc>
         <w:tc>
@@ -21163,6 +24067,13 @@
               </w:rPr>
               <w:t>N/A</w:t>
             </w:r>
+            <w:sdt>
+              <w:sdtPr>
+                <w:tag w:val="table_4_r1_c2"/>
+                <w:alias w:val="table_4 Row 1 Col 2"/>
+              </w:sdtPr>
+              <w:sdtContent/>
+            </w:sdt>
           </w:p>
         </w:tc>
         <w:tc>
@@ -21194,6 +24105,13 @@
               </w:rPr>
               <w:t>N/A</w:t>
             </w:r>
+            <w:sdt>
+              <w:sdtPr>
+                <w:tag w:val="table_4_r1_c3"/>
+                <w:alias w:val="table_4 Row 1 Col 3"/>
+              </w:sdtPr>
+              <w:sdtContent/>
+            </w:sdt>
           </w:p>
         </w:tc>
         <w:tc>
@@ -21225,6 +24143,13 @@
               </w:rPr>
               <w:t>N/A</w:t>
             </w:r>
+            <w:sdt>
+              <w:sdtPr>
+                <w:tag w:val="table_4_r1_c4"/>
+                <w:alias w:val="table_4 Row 1 Col 4"/>
+              </w:sdtPr>
+              <w:sdtContent/>
+            </w:sdt>
           </w:p>
         </w:tc>
         <w:tc>
@@ -21257,6 +24182,13 @@
               </w:rPr>
               <w:t>[TBD_AT_EXECUTION]</w:t>
             </w:r>
+            <w:sdt>
+              <w:sdtPr>
+                <w:tag w:val="table_4_r1_c5"/>
+                <w:alias w:val="table_4 Row 1 Col 5"/>
+              </w:sdtPr>
+              <w:sdtContent/>
+            </w:sdt>
           </w:p>
         </w:tc>
         <w:tc>
@@ -21289,6 +24221,13 @@
               </w:rPr>
               <w:t>[TBD_AT_EXECUTION]</w:t>
             </w:r>
+            <w:sdt>
+              <w:sdtPr>
+                <w:tag w:val="table_4_r1_c6"/>
+                <w:alias w:val="table_4 Row 1 Col 6"/>
+              </w:sdtPr>
+              <w:sdtContent/>
+            </w:sdt>
           </w:p>
         </w:tc>
         <w:tc>
@@ -21321,6 +24260,13 @@
               </w:rPr>
               <w:t>[TBD_AT_EXECUTION]</w:t>
             </w:r>
+            <w:sdt>
+              <w:sdtPr>
+                <w:tag w:val="table_4_r1_c7"/>
+                <w:alias w:val="table_4 Row 1 Col 7"/>
+              </w:sdtPr>
+              <w:sdtContent/>
+            </w:sdt>
           </w:p>
         </w:tc>
       </w:tr>
@@ -21358,6 +24304,13 @@
               </w:rPr>
               <w:t>rag_k1</w:t>
             </w:r>
+            <w:sdt>
+              <w:sdtPr>
+                <w:tag w:val="table_4_r2_c0"/>
+                <w:alias w:val="table_4 Row 2 Col 0"/>
+              </w:sdtPr>
+              <w:sdtContent/>
+            </w:sdt>
           </w:p>
         </w:tc>
         <w:tc>
@@ -21390,6 +24343,13 @@
               </w:rPr>
               <w:t>[TBD_AT_EXECUTION]</w:t>
             </w:r>
+            <w:sdt>
+              <w:sdtPr>
+                <w:tag w:val="table_4_r2_c1"/>
+                <w:alias w:val="table_4 Row 2 Col 1"/>
+              </w:sdtPr>
+              <w:sdtContent/>
+            </w:sdt>
           </w:p>
         </w:tc>
         <w:tc>
@@ -21422,6 +24382,13 @@
               </w:rPr>
               <w:t>[TBD_AT_EXECUTION]</w:t>
             </w:r>
+            <w:sdt>
+              <w:sdtPr>
+                <w:tag w:val="table_4_r2_c2"/>
+                <w:alias w:val="table_4 Row 2 Col 2"/>
+              </w:sdtPr>
+              <w:sdtContent/>
+            </w:sdt>
           </w:p>
         </w:tc>
         <w:tc>
@@ -21454,6 +24421,13 @@
               </w:rPr>
               <w:t>[TBD_AT_EXECUTION]</w:t>
             </w:r>
+            <w:sdt>
+              <w:sdtPr>
+                <w:tag w:val="table_4_r2_c3"/>
+                <w:alias w:val="table_4 Row 2 Col 3"/>
+              </w:sdtPr>
+              <w:sdtContent/>
+            </w:sdt>
           </w:p>
         </w:tc>
         <w:tc>
@@ -21486,6 +24460,13 @@
               </w:rPr>
               <w:t>[TBD_AT_EXECUTION]</w:t>
             </w:r>
+            <w:sdt>
+              <w:sdtPr>
+                <w:tag w:val="table_4_r2_c4"/>
+                <w:alias w:val="table_4 Row 2 Col 4"/>
+              </w:sdtPr>
+              <w:sdtContent/>
+            </w:sdt>
           </w:p>
         </w:tc>
         <w:tc>
@@ -21518,6 +24499,13 @@
               </w:rPr>
               <w:t>[TBD_AT_EXECUTION]</w:t>
             </w:r>
+            <w:sdt>
+              <w:sdtPr>
+                <w:tag w:val="table_4_r2_c5"/>
+                <w:alias w:val="table_4 Row 2 Col 5"/>
+              </w:sdtPr>
+              <w:sdtContent/>
+            </w:sdt>
           </w:p>
         </w:tc>
         <w:tc>
@@ -21550,6 +24538,13 @@
               </w:rPr>
               <w:t>[TBD_AT_EXECUTION]</w:t>
             </w:r>
+            <w:sdt>
+              <w:sdtPr>
+                <w:tag w:val="table_4_r2_c6"/>
+                <w:alias w:val="table_4 Row 2 Col 6"/>
+              </w:sdtPr>
+              <w:sdtContent/>
+            </w:sdt>
           </w:p>
         </w:tc>
         <w:tc>
@@ -21582,6 +24577,13 @@
               </w:rPr>
               <w:t>[TBD_AT_EXECUTION]</w:t>
             </w:r>
+            <w:sdt>
+              <w:sdtPr>
+                <w:tag w:val="table_4_r2_c7"/>
+                <w:alias w:val="table_4 Row 2 Col 7"/>
+              </w:sdtPr>
+              <w:sdtContent/>
+            </w:sdt>
           </w:p>
         </w:tc>
       </w:tr>
@@ -21619,6 +24621,13 @@
               </w:rPr>
               <w:t>rag_k3</w:t>
             </w:r>
+            <w:sdt>
+              <w:sdtPr>
+                <w:tag w:val="table_4_r3_c0"/>
+                <w:alias w:val="table_4 Row 3 Col 0"/>
+              </w:sdtPr>
+              <w:sdtContent/>
+            </w:sdt>
           </w:p>
         </w:tc>
         <w:tc>
@@ -21651,6 +24660,13 @@
               </w:rPr>
               <w:t>[TBD_AT_EXECUTION]</w:t>
             </w:r>
+            <w:sdt>
+              <w:sdtPr>
+                <w:tag w:val="table_4_r3_c1"/>
+                <w:alias w:val="table_4 Row 3 Col 1"/>
+              </w:sdtPr>
+              <w:sdtContent/>
+            </w:sdt>
           </w:p>
         </w:tc>
         <w:tc>
@@ -21683,6 +24699,13 @@
               </w:rPr>
               <w:t>[TBD_AT_EXECUTION]</w:t>
             </w:r>
+            <w:sdt>
+              <w:sdtPr>
+                <w:tag w:val="table_4_r3_c2"/>
+                <w:alias w:val="table_4 Row 3 Col 2"/>
+              </w:sdtPr>
+              <w:sdtContent/>
+            </w:sdt>
           </w:p>
         </w:tc>
         <w:tc>
@@ -21715,6 +24738,13 @@
               </w:rPr>
               <w:t>[TBD_AT_EXECUTION]</w:t>
             </w:r>
+            <w:sdt>
+              <w:sdtPr>
+                <w:tag w:val="table_4_r3_c3"/>
+                <w:alias w:val="table_4 Row 3 Col 3"/>
+              </w:sdtPr>
+              <w:sdtContent/>
+            </w:sdt>
           </w:p>
         </w:tc>
         <w:tc>
@@ -21747,6 +24777,13 @@
               </w:rPr>
               <w:t>[TBD_AT_EXECUTION]</w:t>
             </w:r>
+            <w:sdt>
+              <w:sdtPr>
+                <w:tag w:val="table_4_r3_c4"/>
+                <w:alias w:val="table_4 Row 3 Col 4"/>
+              </w:sdtPr>
+              <w:sdtContent/>
+            </w:sdt>
           </w:p>
         </w:tc>
         <w:tc>
@@ -21779,6 +24816,13 @@
               </w:rPr>
               <w:t>[TBD_AT_EXECUTION]</w:t>
             </w:r>
+            <w:sdt>
+              <w:sdtPr>
+                <w:tag w:val="table_4_r3_c5"/>
+                <w:alias w:val="table_4 Row 3 Col 5"/>
+              </w:sdtPr>
+              <w:sdtContent/>
+            </w:sdt>
           </w:p>
         </w:tc>
         <w:tc>
@@ -21811,6 +24855,13 @@
               </w:rPr>
               <w:t>[TBD_AT_EXECUTION]</w:t>
             </w:r>
+            <w:sdt>
+              <w:sdtPr>
+                <w:tag w:val="table_4_r3_c6"/>
+                <w:alias w:val="table_4 Row 3 Col 6"/>
+              </w:sdtPr>
+              <w:sdtContent/>
+            </w:sdt>
           </w:p>
         </w:tc>
         <w:tc>
@@ -21843,6 +24894,13 @@
               </w:rPr>
               <w:t>[TBD_AT_EXECUTION]</w:t>
             </w:r>
+            <w:sdt>
+              <w:sdtPr>
+                <w:tag w:val="table_4_r3_c7"/>
+                <w:alias w:val="table_4 Row 3 Col 7"/>
+              </w:sdtPr>
+              <w:sdtContent/>
+            </w:sdt>
           </w:p>
         </w:tc>
       </w:tr>
@@ -21880,6 +24938,13 @@
               </w:rPr>
               <w:t>rag_k5</w:t>
             </w:r>
+            <w:sdt>
+              <w:sdtPr>
+                <w:tag w:val="table_4_r4_c0"/>
+                <w:alias w:val="table_4 Row 4 Col 0"/>
+              </w:sdtPr>
+              <w:sdtContent/>
+            </w:sdt>
           </w:p>
         </w:tc>
         <w:tc>
@@ -21912,6 +24977,13 @@
               </w:rPr>
               <w:t>[TBD_AT_EXECUTION]</w:t>
             </w:r>
+            <w:sdt>
+              <w:sdtPr>
+                <w:tag w:val="table_4_r4_c1"/>
+                <w:alias w:val="table_4 Row 4 Col 1"/>
+              </w:sdtPr>
+              <w:sdtContent/>
+            </w:sdt>
           </w:p>
         </w:tc>
         <w:tc>
@@ -21944,6 +25016,13 @@
               </w:rPr>
               <w:t>[TBD_AT_EXECUTION]</w:t>
             </w:r>
+            <w:sdt>
+              <w:sdtPr>
+                <w:tag w:val="table_4_r4_c2"/>
+                <w:alias w:val="table_4 Row 4 Col 2"/>
+              </w:sdtPr>
+              <w:sdtContent/>
+            </w:sdt>
           </w:p>
         </w:tc>
         <w:tc>
@@ -21976,6 +25055,13 @@
               </w:rPr>
               <w:t>[TBD_AT_EXECUTION]</w:t>
             </w:r>
+            <w:sdt>
+              <w:sdtPr>
+                <w:tag w:val="table_4_r4_c3"/>
+                <w:alias w:val="table_4 Row 4 Col 3"/>
+              </w:sdtPr>
+              <w:sdtContent/>
+            </w:sdt>
           </w:p>
         </w:tc>
         <w:tc>
@@ -22008,6 +25094,13 @@
               </w:rPr>
               <w:t>[TBD_AT_EXECUTION]</w:t>
             </w:r>
+            <w:sdt>
+              <w:sdtPr>
+                <w:tag w:val="table_4_r4_c4"/>
+                <w:alias w:val="table_4 Row 4 Col 4"/>
+              </w:sdtPr>
+              <w:sdtContent/>
+            </w:sdt>
           </w:p>
         </w:tc>
         <w:tc>
@@ -22040,6 +25133,13 @@
               </w:rPr>
               <w:t>[TBD_AT_EXECUTION]</w:t>
             </w:r>
+            <w:sdt>
+              <w:sdtPr>
+                <w:tag w:val="table_4_r4_c5"/>
+                <w:alias w:val="table_4 Row 4 Col 5"/>
+              </w:sdtPr>
+              <w:sdtContent/>
+            </w:sdt>
           </w:p>
         </w:tc>
         <w:tc>
@@ -22072,6 +25172,13 @@
               </w:rPr>
               <w:t>[TBD_AT_EXECUTION]</w:t>
             </w:r>
+            <w:sdt>
+              <w:sdtPr>
+                <w:tag w:val="table_4_r4_c6"/>
+                <w:alias w:val="table_4 Row 4 Col 6"/>
+              </w:sdtPr>
+              <w:sdtContent/>
+            </w:sdt>
           </w:p>
         </w:tc>
         <w:tc>
@@ -22104,6 +25211,13 @@
               </w:rPr>
               <w:t>[TBD_AT_EXECUTION]</w:t>
             </w:r>
+            <w:sdt>
+              <w:sdtPr>
+                <w:tag w:val="table_4_r4_c7"/>
+                <w:alias w:val="table_4 Row 4 Col 7"/>
+              </w:sdtPr>
+              <w:sdtContent/>
+            </w:sdt>
           </w:p>
         </w:tc>
       </w:tr>
@@ -22141,6 +25255,13 @@
               </w:rPr>
               <w:t>rag_k10</w:t>
             </w:r>
+            <w:sdt>
+              <w:sdtPr>
+                <w:tag w:val="table_4_r5_c0"/>
+                <w:alias w:val="table_4 Row 5 Col 0"/>
+              </w:sdtPr>
+              <w:sdtContent/>
+            </w:sdt>
           </w:p>
         </w:tc>
         <w:tc>
@@ -22173,6 +25294,13 @@
               </w:rPr>
               <w:t>[TBD_AT_EXECUTION]</w:t>
             </w:r>
+            <w:sdt>
+              <w:sdtPr>
+                <w:tag w:val="table_4_r5_c1"/>
+                <w:alias w:val="table_4 Row 5 Col 1"/>
+              </w:sdtPr>
+              <w:sdtContent/>
+            </w:sdt>
           </w:p>
         </w:tc>
         <w:tc>
@@ -22205,6 +25333,13 @@
               </w:rPr>
               <w:t>[TBD_AT_EXECUTION]</w:t>
             </w:r>
+            <w:sdt>
+              <w:sdtPr>
+                <w:tag w:val="table_4_r5_c2"/>
+                <w:alias w:val="table_4 Row 5 Col 2"/>
+              </w:sdtPr>
+              <w:sdtContent/>
+            </w:sdt>
           </w:p>
         </w:tc>
         <w:tc>
@@ -22237,6 +25372,13 @@
               </w:rPr>
               <w:t>[TBD_AT_EXECUTION]</w:t>
             </w:r>
+            <w:sdt>
+              <w:sdtPr>
+                <w:tag w:val="table_4_r5_c3"/>
+                <w:alias w:val="table_4 Row 5 Col 3"/>
+              </w:sdtPr>
+              <w:sdtContent/>
+            </w:sdt>
           </w:p>
         </w:tc>
         <w:tc>
@@ -22269,6 +25411,13 @@
               </w:rPr>
               <w:t>[TBD_AT_EXECUTION]</w:t>
             </w:r>
+            <w:sdt>
+              <w:sdtPr>
+                <w:tag w:val="table_4_r5_c4"/>
+                <w:alias w:val="table_4 Row 5 Col 4"/>
+              </w:sdtPr>
+              <w:sdtContent/>
+            </w:sdt>
           </w:p>
         </w:tc>
         <w:tc>
@@ -22301,6 +25450,13 @@
               </w:rPr>
               <w:t>[TBD_AT_EXECUTION]</w:t>
             </w:r>
+            <w:sdt>
+              <w:sdtPr>
+                <w:tag w:val="table_4_r5_c5"/>
+                <w:alias w:val="table_4 Row 5 Col 5"/>
+              </w:sdtPr>
+              <w:sdtContent/>
+            </w:sdt>
           </w:p>
         </w:tc>
         <w:tc>
@@ -22333,6 +25489,13 @@
               </w:rPr>
               <w:t>[TBD_AT_EXECUTION]</w:t>
             </w:r>
+            <w:sdt>
+              <w:sdtPr>
+                <w:tag w:val="table_4_r5_c6"/>
+                <w:alias w:val="table_4 Row 5 Col 6"/>
+              </w:sdtPr>
+              <w:sdtContent/>
+            </w:sdt>
           </w:p>
         </w:tc>
         <w:tc>
@@ -22365,6 +25528,13 @@
               </w:rPr>
               <w:t>[TBD_AT_EXECUTION]</w:t>
             </w:r>
+            <w:sdt>
+              <w:sdtPr>
+                <w:tag w:val="table_4_r5_c7"/>
+                <w:alias w:val="table_4 Row 5 Col 7"/>
+              </w:sdtPr>
+              <w:sdtContent/>
+            </w:sdt>
           </w:p>
         </w:tc>
       </w:tr>
@@ -23160,9 +26330,14 @@
       </w:r>
     </w:p>
     <w:p>
+      <w:pPr>
+        <w:spacing w:before="160" w:after="60"/>
+      </w:pPr>
       <w:r>
         <w:rPr>
           <w:i/>
+          <w:color w:val="1F2328"/>
+          <w:sz w:val="20"/>
         </w:rPr>
         <w:t>Table 5: Resource Consumption and Latency Scaling Across Retrieval Depths (Schema).</w:t>
       </w:r>
@@ -23173,6 +26348,8 @@
         <w:jc w:val="center"/>
         <w:tblLayout w:type="fixed"/>
         <w:tblLook w:firstColumn="1" w:firstRow="1" w:lastColumn="0" w:lastRow="0" w:noHBand="0" w:noVBand="1" w:val="04A0"/>
+        <w:tblCaption w:val="Table 5: Resource Consumption and Latency Scaling"/>
+        <w:tblDescription w:val="table_5"/>
       </w:tblPr>
       <w:tblGrid>
         <w:gridCol w:w="1296"/>
@@ -23220,6 +26397,13 @@
               </w:rPr>
               <w:t>Condition</w:t>
             </w:r>
+            <w:sdt>
+              <w:sdtPr>
+                <w:tag w:val="table_5_r0_c0"/>
+                <w:alias w:val="table_5 Row 0 Col 0"/>
+              </w:sdtPr>
+              <w:sdtContent/>
+            </w:sdt>
           </w:p>
         </w:tc>
         <w:tc>
@@ -23252,6 +26436,13 @@
               </w:rPr>
               <w:t>Total Input Tokens</w:t>
             </w:r>
+            <w:sdt>
+              <w:sdtPr>
+                <w:tag w:val="table_5_r0_c1"/>
+                <w:alias w:val="table_5 Row 0 Col 1"/>
+              </w:sdtPr>
+              <w:sdtContent/>
+            </w:sdt>
           </w:p>
         </w:tc>
         <w:tc>
@@ -23284,6 +26475,13 @@
               </w:rPr>
               <w:t>Total Output Tokens</w:t>
             </w:r>
+            <w:sdt>
+              <w:sdtPr>
+                <w:tag w:val="table_5_r0_c2"/>
+                <w:alias w:val="table_5 Row 0 Col 2"/>
+              </w:sdtPr>
+              <w:sdtContent/>
+            </w:sdt>
           </w:p>
         </w:tc>
         <w:tc>
@@ -23316,6 +26514,13 @@
               </w:rPr>
               <w:t>Mean Output Tokens / Req</w:t>
             </w:r>
+            <w:sdt>
+              <w:sdtPr>
+                <w:tag w:val="table_5_r0_c3"/>
+                <w:alias w:val="table_5 Row 0 Col 3"/>
+              </w:sdtPr>
+              <w:sdtContent/>
+            </w:sdt>
           </w:p>
         </w:tc>
         <w:tc>
@@ -23348,6 +26553,13 @@
               </w:rPr>
               <w:t>Mean Latency (s)</w:t>
             </w:r>
+            <w:sdt>
+              <w:sdtPr>
+                <w:tag w:val="table_5_r0_c4"/>
+                <w:alias w:val="table_5 Row 0 Col 4"/>
+              </w:sdtPr>
+              <w:sdtContent/>
+            </w:sdt>
           </w:p>
         </w:tc>
         <w:tc>
@@ -23380,6 +26592,13 @@
               </w:rPr>
               <w:t>Median Latency (s)</w:t>
             </w:r>
+            <w:sdt>
+              <w:sdtPr>
+                <w:tag w:val="table_5_r0_c5"/>
+                <w:alias w:val="table_5 Row 0 Col 5"/>
+              </w:sdtPr>
+              <w:sdtContent/>
+            </w:sdt>
           </w:p>
         </w:tc>
         <w:tc>
@@ -23412,6 +26631,13 @@
               </w:rPr>
               <w:t>P95 Latency (s)</w:t>
             </w:r>
+            <w:sdt>
+              <w:sdtPr>
+                <w:tag w:val="table_5_r0_c6"/>
+                <w:alias w:val="table_5 Row 0 Col 6"/>
+              </w:sdtPr>
+              <w:sdtContent/>
+            </w:sdt>
           </w:p>
         </w:tc>
         <w:tc>
@@ -23444,6 +26670,13 @@
               </w:rPr>
               <w:t>Total Cost (USD)</w:t>
             </w:r>
+            <w:sdt>
+              <w:sdtPr>
+                <w:tag w:val="table_5_r0_c7"/>
+                <w:alias w:val="table_5 Row 0 Col 7"/>
+              </w:sdtPr>
+              <w:sdtContent/>
+            </w:sdt>
           </w:p>
         </w:tc>
         <w:tc>
@@ -23476,6 +26709,13 @@
               </w:rPr>
               <w:t>Mean Cost / Query (USD)</w:t>
             </w:r>
+            <w:sdt>
+              <w:sdtPr>
+                <w:tag w:val="table_5_r0_c8"/>
+                <w:alias w:val="table_5 Row 0 Col 8"/>
+              </w:sdtPr>
+              <w:sdtContent/>
+            </w:sdt>
           </w:p>
         </w:tc>
       </w:tr>
@@ -23513,6 +26753,13 @@
               </w:rPr>
               <w:t>no_rag</w:t>
             </w:r>
+            <w:sdt>
+              <w:sdtPr>
+                <w:tag w:val="table_5_r1_c0"/>
+                <w:alias w:val="table_5 Row 1 Col 0"/>
+              </w:sdtPr>
+              <w:sdtContent/>
+            </w:sdt>
           </w:p>
         </w:tc>
         <w:tc>
@@ -23545,6 +26792,13 @@
               </w:rPr>
               <w:t>[TBD_AT_EXECUTION]</w:t>
             </w:r>
+            <w:sdt>
+              <w:sdtPr>
+                <w:tag w:val="table_5_r1_c1"/>
+                <w:alias w:val="table_5 Row 1 Col 1"/>
+              </w:sdtPr>
+              <w:sdtContent/>
+            </w:sdt>
           </w:p>
         </w:tc>
         <w:tc>
@@ -23577,6 +26831,13 @@
               </w:rPr>
               <w:t>[TBD_AT_EXECUTION]</w:t>
             </w:r>
+            <w:sdt>
+              <w:sdtPr>
+                <w:tag w:val="table_5_r1_c2"/>
+                <w:alias w:val="table_5 Row 1 Col 2"/>
+              </w:sdtPr>
+              <w:sdtContent/>
+            </w:sdt>
           </w:p>
         </w:tc>
         <w:tc>
@@ -23609,6 +26870,13 @@
               </w:rPr>
               <w:t>[TBD_AT_EXECUTION]</w:t>
             </w:r>
+            <w:sdt>
+              <w:sdtPr>
+                <w:tag w:val="table_5_r1_c3"/>
+                <w:alias w:val="table_5 Row 1 Col 3"/>
+              </w:sdtPr>
+              <w:sdtContent/>
+            </w:sdt>
           </w:p>
         </w:tc>
         <w:tc>
@@ -23641,6 +26909,13 @@
               </w:rPr>
               <w:t>[TBD_AT_EXECUTION]</w:t>
             </w:r>
+            <w:sdt>
+              <w:sdtPr>
+                <w:tag w:val="table_5_r1_c4"/>
+                <w:alias w:val="table_5 Row 1 Col 4"/>
+              </w:sdtPr>
+              <w:sdtContent/>
+            </w:sdt>
           </w:p>
         </w:tc>
         <w:tc>
@@ -23673,6 +26948,13 @@
               </w:rPr>
               <w:t>[TBD_AT_EXECUTION]</w:t>
             </w:r>
+            <w:sdt>
+              <w:sdtPr>
+                <w:tag w:val="table_5_r1_c5"/>
+                <w:alias w:val="table_5 Row 1 Col 5"/>
+              </w:sdtPr>
+              <w:sdtContent/>
+            </w:sdt>
           </w:p>
         </w:tc>
         <w:tc>
@@ -23705,6 +26987,13 @@
               </w:rPr>
               <w:t>[TBD_AT_EXECUTION]</w:t>
             </w:r>
+            <w:sdt>
+              <w:sdtPr>
+                <w:tag w:val="table_5_r1_c6"/>
+                <w:alias w:val="table_5 Row 1 Col 6"/>
+              </w:sdtPr>
+              <w:sdtContent/>
+            </w:sdt>
           </w:p>
         </w:tc>
         <w:tc>
@@ -23737,6 +27026,13 @@
               </w:rPr>
               <w:t>[TBD_AT_EXECUTION]</w:t>
             </w:r>
+            <w:sdt>
+              <w:sdtPr>
+                <w:tag w:val="table_5_r1_c7"/>
+                <w:alias w:val="table_5 Row 1 Col 7"/>
+              </w:sdtPr>
+              <w:sdtContent/>
+            </w:sdt>
           </w:p>
         </w:tc>
         <w:tc>
@@ -23769,6 +27065,13 @@
               </w:rPr>
               <w:t>[TBD_AT_EXECUTION]</w:t>
             </w:r>
+            <w:sdt>
+              <w:sdtPr>
+                <w:tag w:val="table_5_r1_c8"/>
+                <w:alias w:val="table_5 Row 1 Col 8"/>
+              </w:sdtPr>
+              <w:sdtContent/>
+            </w:sdt>
           </w:p>
         </w:tc>
       </w:tr>
@@ -23806,6 +27109,13 @@
               </w:rPr>
               <w:t>rag_k1</w:t>
             </w:r>
+            <w:sdt>
+              <w:sdtPr>
+                <w:tag w:val="table_5_r2_c0"/>
+                <w:alias w:val="table_5 Row 2 Col 0"/>
+              </w:sdtPr>
+              <w:sdtContent/>
+            </w:sdt>
           </w:p>
         </w:tc>
         <w:tc>
@@ -23838,6 +27148,13 @@
               </w:rPr>
               <w:t>[TBD_AT_EXECUTION]</w:t>
             </w:r>
+            <w:sdt>
+              <w:sdtPr>
+                <w:tag w:val="table_5_r2_c1"/>
+                <w:alias w:val="table_5 Row 2 Col 1"/>
+              </w:sdtPr>
+              <w:sdtContent/>
+            </w:sdt>
           </w:p>
         </w:tc>
         <w:tc>
@@ -23870,6 +27187,13 @@
               </w:rPr>
               <w:t>[TBD_AT_EXECUTION]</w:t>
             </w:r>
+            <w:sdt>
+              <w:sdtPr>
+                <w:tag w:val="table_5_r2_c2"/>
+                <w:alias w:val="table_5 Row 2 Col 2"/>
+              </w:sdtPr>
+              <w:sdtContent/>
+            </w:sdt>
           </w:p>
         </w:tc>
         <w:tc>
@@ -23902,6 +27226,13 @@
               </w:rPr>
               <w:t>[TBD_AT_EXECUTION]</w:t>
             </w:r>
+            <w:sdt>
+              <w:sdtPr>
+                <w:tag w:val="table_5_r2_c3"/>
+                <w:alias w:val="table_5 Row 2 Col 3"/>
+              </w:sdtPr>
+              <w:sdtContent/>
+            </w:sdt>
           </w:p>
         </w:tc>
         <w:tc>
@@ -23934,6 +27265,13 @@
               </w:rPr>
               <w:t>[TBD_AT_EXECUTION]</w:t>
             </w:r>
+            <w:sdt>
+              <w:sdtPr>
+                <w:tag w:val="table_5_r2_c4"/>
+                <w:alias w:val="table_5 Row 2 Col 4"/>
+              </w:sdtPr>
+              <w:sdtContent/>
+            </w:sdt>
           </w:p>
         </w:tc>
         <w:tc>
@@ -23966,6 +27304,13 @@
               </w:rPr>
               <w:t>[TBD_AT_EXECUTION]</w:t>
             </w:r>
+            <w:sdt>
+              <w:sdtPr>
+                <w:tag w:val="table_5_r2_c5"/>
+                <w:alias w:val="table_5 Row 2 Col 5"/>
+              </w:sdtPr>
+              <w:sdtContent/>
+            </w:sdt>
           </w:p>
         </w:tc>
         <w:tc>
@@ -23998,6 +27343,13 @@
               </w:rPr>
               <w:t>[TBD_AT_EXECUTION]</w:t>
             </w:r>
+            <w:sdt>
+              <w:sdtPr>
+                <w:tag w:val="table_5_r2_c6"/>
+                <w:alias w:val="table_5 Row 2 Col 6"/>
+              </w:sdtPr>
+              <w:sdtContent/>
+            </w:sdt>
           </w:p>
         </w:tc>
         <w:tc>
@@ -24030,6 +27382,13 @@
               </w:rPr>
               <w:t>[TBD_AT_EXECUTION]</w:t>
             </w:r>
+            <w:sdt>
+              <w:sdtPr>
+                <w:tag w:val="table_5_r2_c7"/>
+                <w:alias w:val="table_5 Row 2 Col 7"/>
+              </w:sdtPr>
+              <w:sdtContent/>
+            </w:sdt>
           </w:p>
         </w:tc>
         <w:tc>
@@ -24062,6 +27421,13 @@
               </w:rPr>
               <w:t>[TBD_AT_EXECUTION]</w:t>
             </w:r>
+            <w:sdt>
+              <w:sdtPr>
+                <w:tag w:val="table_5_r2_c8"/>
+                <w:alias w:val="table_5 Row 2 Col 8"/>
+              </w:sdtPr>
+              <w:sdtContent/>
+            </w:sdt>
           </w:p>
         </w:tc>
       </w:tr>
@@ -24099,6 +27465,13 @@
               </w:rPr>
               <w:t>rag_k3</w:t>
             </w:r>
+            <w:sdt>
+              <w:sdtPr>
+                <w:tag w:val="table_5_r3_c0"/>
+                <w:alias w:val="table_5 Row 3 Col 0"/>
+              </w:sdtPr>
+              <w:sdtContent/>
+            </w:sdt>
           </w:p>
         </w:tc>
         <w:tc>
@@ -24131,6 +27504,13 @@
               </w:rPr>
               <w:t>[TBD_AT_EXECUTION]</w:t>
             </w:r>
+            <w:sdt>
+              <w:sdtPr>
+                <w:tag w:val="table_5_r3_c1"/>
+                <w:alias w:val="table_5 Row 3 Col 1"/>
+              </w:sdtPr>
+              <w:sdtContent/>
+            </w:sdt>
           </w:p>
         </w:tc>
         <w:tc>
@@ -24163,6 +27543,13 @@
               </w:rPr>
               <w:t>[TBD_AT_EXECUTION]</w:t>
             </w:r>
+            <w:sdt>
+              <w:sdtPr>
+                <w:tag w:val="table_5_r3_c2"/>
+                <w:alias w:val="table_5 Row 3 Col 2"/>
+              </w:sdtPr>
+              <w:sdtContent/>
+            </w:sdt>
           </w:p>
         </w:tc>
         <w:tc>
@@ -24195,6 +27582,13 @@
               </w:rPr>
               <w:t>[TBD_AT_EXECUTION]</w:t>
             </w:r>
+            <w:sdt>
+              <w:sdtPr>
+                <w:tag w:val="table_5_r3_c3"/>
+                <w:alias w:val="table_5 Row 3 Col 3"/>
+              </w:sdtPr>
+              <w:sdtContent/>
+            </w:sdt>
           </w:p>
         </w:tc>
         <w:tc>
@@ -24227,6 +27621,13 @@
               </w:rPr>
               <w:t>[TBD_AT_EXECUTION]</w:t>
             </w:r>
+            <w:sdt>
+              <w:sdtPr>
+                <w:tag w:val="table_5_r3_c4"/>
+                <w:alias w:val="table_5 Row 3 Col 4"/>
+              </w:sdtPr>
+              <w:sdtContent/>
+            </w:sdt>
           </w:p>
         </w:tc>
         <w:tc>
@@ -24259,6 +27660,13 @@
               </w:rPr>
               <w:t>[TBD_AT_EXECUTION]</w:t>
             </w:r>
+            <w:sdt>
+              <w:sdtPr>
+                <w:tag w:val="table_5_r3_c5"/>
+                <w:alias w:val="table_5 Row 3 Col 5"/>
+              </w:sdtPr>
+              <w:sdtContent/>
+            </w:sdt>
           </w:p>
         </w:tc>
         <w:tc>
@@ -24291,6 +27699,13 @@
               </w:rPr>
               <w:t>[TBD_AT_EXECUTION]</w:t>
             </w:r>
+            <w:sdt>
+              <w:sdtPr>
+                <w:tag w:val="table_5_r3_c6"/>
+                <w:alias w:val="table_5 Row 3 Col 6"/>
+              </w:sdtPr>
+              <w:sdtContent/>
+            </w:sdt>
           </w:p>
         </w:tc>
         <w:tc>
@@ -24323,6 +27738,13 @@
               </w:rPr>
               <w:t>[TBD_AT_EXECUTION]</w:t>
             </w:r>
+            <w:sdt>
+              <w:sdtPr>
+                <w:tag w:val="table_5_r3_c7"/>
+                <w:alias w:val="table_5 Row 3 Col 7"/>
+              </w:sdtPr>
+              <w:sdtContent/>
+            </w:sdt>
           </w:p>
         </w:tc>
         <w:tc>
@@ -24355,6 +27777,13 @@
               </w:rPr>
               <w:t>[TBD_AT_EXECUTION]</w:t>
             </w:r>
+            <w:sdt>
+              <w:sdtPr>
+                <w:tag w:val="table_5_r3_c8"/>
+                <w:alias w:val="table_5 Row 3 Col 8"/>
+              </w:sdtPr>
+              <w:sdtContent/>
+            </w:sdt>
           </w:p>
         </w:tc>
       </w:tr>
@@ -24392,6 +27821,13 @@
               </w:rPr>
               <w:t>rag_k5</w:t>
             </w:r>
+            <w:sdt>
+              <w:sdtPr>
+                <w:tag w:val="table_5_r4_c0"/>
+                <w:alias w:val="table_5 Row 4 Col 0"/>
+              </w:sdtPr>
+              <w:sdtContent/>
+            </w:sdt>
           </w:p>
         </w:tc>
         <w:tc>
@@ -24424,6 +27860,13 @@
               </w:rPr>
               <w:t>[TBD_AT_EXECUTION]</w:t>
             </w:r>
+            <w:sdt>
+              <w:sdtPr>
+                <w:tag w:val="table_5_r4_c1"/>
+                <w:alias w:val="table_5 Row 4 Col 1"/>
+              </w:sdtPr>
+              <w:sdtContent/>
+            </w:sdt>
           </w:p>
         </w:tc>
         <w:tc>
@@ -24456,6 +27899,13 @@
               </w:rPr>
               <w:t>[TBD_AT_EXECUTION]</w:t>
             </w:r>
+            <w:sdt>
+              <w:sdtPr>
+                <w:tag w:val="table_5_r4_c2"/>
+                <w:alias w:val="table_5 Row 4 Col 2"/>
+              </w:sdtPr>
+              <w:sdtContent/>
+            </w:sdt>
           </w:p>
         </w:tc>
         <w:tc>
@@ -24488,6 +27938,13 @@
               </w:rPr>
               <w:t>[TBD_AT_EXECUTION]</w:t>
             </w:r>
+            <w:sdt>
+              <w:sdtPr>
+                <w:tag w:val="table_5_r4_c3"/>
+                <w:alias w:val="table_5 Row 4 Col 3"/>
+              </w:sdtPr>
+              <w:sdtContent/>
+            </w:sdt>
           </w:p>
         </w:tc>
         <w:tc>
@@ -24520,6 +27977,13 @@
               </w:rPr>
               <w:t>[TBD_AT_EXECUTION]</w:t>
             </w:r>
+            <w:sdt>
+              <w:sdtPr>
+                <w:tag w:val="table_5_r4_c4"/>
+                <w:alias w:val="table_5 Row 4 Col 4"/>
+              </w:sdtPr>
+              <w:sdtContent/>
+            </w:sdt>
           </w:p>
         </w:tc>
         <w:tc>
@@ -24552,6 +28016,13 @@
               </w:rPr>
               <w:t>[TBD_AT_EXECUTION]</w:t>
             </w:r>
+            <w:sdt>
+              <w:sdtPr>
+                <w:tag w:val="table_5_r4_c5"/>
+                <w:alias w:val="table_5 Row 4 Col 5"/>
+              </w:sdtPr>
+              <w:sdtContent/>
+            </w:sdt>
           </w:p>
         </w:tc>
         <w:tc>
@@ -24584,6 +28055,13 @@
               </w:rPr>
               <w:t>[TBD_AT_EXECUTION]</w:t>
             </w:r>
+            <w:sdt>
+              <w:sdtPr>
+                <w:tag w:val="table_5_r4_c6"/>
+                <w:alias w:val="table_5 Row 4 Col 6"/>
+              </w:sdtPr>
+              <w:sdtContent/>
+            </w:sdt>
           </w:p>
         </w:tc>
         <w:tc>
@@ -24616,6 +28094,13 @@
               </w:rPr>
               <w:t>[TBD_AT_EXECUTION]</w:t>
             </w:r>
+            <w:sdt>
+              <w:sdtPr>
+                <w:tag w:val="table_5_r4_c7"/>
+                <w:alias w:val="table_5 Row 4 Col 7"/>
+              </w:sdtPr>
+              <w:sdtContent/>
+            </w:sdt>
           </w:p>
         </w:tc>
         <w:tc>
@@ -24648,6 +28133,13 @@
               </w:rPr>
               <w:t>[TBD_AT_EXECUTION]</w:t>
             </w:r>
+            <w:sdt>
+              <w:sdtPr>
+                <w:tag w:val="table_5_r4_c8"/>
+                <w:alias w:val="table_5 Row 4 Col 8"/>
+              </w:sdtPr>
+              <w:sdtContent/>
+            </w:sdt>
           </w:p>
         </w:tc>
       </w:tr>
@@ -24685,6 +28177,13 @@
               </w:rPr>
               <w:t>rag_k10</w:t>
             </w:r>
+            <w:sdt>
+              <w:sdtPr>
+                <w:tag w:val="table_5_r5_c0"/>
+                <w:alias w:val="table_5 Row 5 Col 0"/>
+              </w:sdtPr>
+              <w:sdtContent/>
+            </w:sdt>
           </w:p>
         </w:tc>
         <w:tc>
@@ -24717,6 +28216,13 @@
               </w:rPr>
               <w:t>[TBD_AT_EXECUTION]</w:t>
             </w:r>
+            <w:sdt>
+              <w:sdtPr>
+                <w:tag w:val="table_5_r5_c1"/>
+                <w:alias w:val="table_5 Row 5 Col 1"/>
+              </w:sdtPr>
+              <w:sdtContent/>
+            </w:sdt>
           </w:p>
         </w:tc>
         <w:tc>
@@ -24749,6 +28255,13 @@
               </w:rPr>
               <w:t>[TBD_AT_EXECUTION]</w:t>
             </w:r>
+            <w:sdt>
+              <w:sdtPr>
+                <w:tag w:val="table_5_r5_c2"/>
+                <w:alias w:val="table_5 Row 5 Col 2"/>
+              </w:sdtPr>
+              <w:sdtContent/>
+            </w:sdt>
           </w:p>
         </w:tc>
         <w:tc>
@@ -24781,6 +28294,13 @@
               </w:rPr>
               <w:t>[TBD_AT_EXECUTION]</w:t>
             </w:r>
+            <w:sdt>
+              <w:sdtPr>
+                <w:tag w:val="table_5_r5_c3"/>
+                <w:alias w:val="table_5 Row 5 Col 3"/>
+              </w:sdtPr>
+              <w:sdtContent/>
+            </w:sdt>
           </w:p>
         </w:tc>
         <w:tc>
@@ -24813,6 +28333,13 @@
               </w:rPr>
               <w:t>[TBD_AT_EXECUTION]</w:t>
             </w:r>
+            <w:sdt>
+              <w:sdtPr>
+                <w:tag w:val="table_5_r5_c4"/>
+                <w:alias w:val="table_5 Row 5 Col 4"/>
+              </w:sdtPr>
+              <w:sdtContent/>
+            </w:sdt>
           </w:p>
         </w:tc>
         <w:tc>
@@ -24845,6 +28372,13 @@
               </w:rPr>
               <w:t>[TBD_AT_EXECUTION]</w:t>
             </w:r>
+            <w:sdt>
+              <w:sdtPr>
+                <w:tag w:val="table_5_r5_c5"/>
+                <w:alias w:val="table_5 Row 5 Col 5"/>
+              </w:sdtPr>
+              <w:sdtContent/>
+            </w:sdt>
           </w:p>
         </w:tc>
         <w:tc>
@@ -24877,6 +28411,13 @@
               </w:rPr>
               <w:t>[TBD_AT_EXECUTION]</w:t>
             </w:r>
+            <w:sdt>
+              <w:sdtPr>
+                <w:tag w:val="table_5_r5_c6"/>
+                <w:alias w:val="table_5 Row 5 Col 6"/>
+              </w:sdtPr>
+              <w:sdtContent/>
+            </w:sdt>
           </w:p>
         </w:tc>
         <w:tc>
@@ -24909,6 +28450,13 @@
               </w:rPr>
               <w:t>[TBD_AT_EXECUTION]</w:t>
             </w:r>
+            <w:sdt>
+              <w:sdtPr>
+                <w:tag w:val="table_5_r5_c7"/>
+                <w:alias w:val="table_5 Row 5 Col 7"/>
+              </w:sdtPr>
+              <w:sdtContent/>
+            </w:sdt>
           </w:p>
         </w:tc>
         <w:tc>
@@ -24941,6 +28489,13 @@
               </w:rPr>
               <w:t>[TBD_AT_EXECUTION]</w:t>
             </w:r>
+            <w:sdt>
+              <w:sdtPr>
+                <w:tag w:val="table_5_r5_c8"/>
+                <w:alias w:val="table_5 Row 5 Col 8"/>
+              </w:sdtPr>
+              <w:sdtContent/>
+            </w:sdt>
           </w:p>
         </w:tc>
       </w:tr>
@@ -25005,9 +28560,14 @@
       </w:r>
     </w:p>
     <w:p>
+      <w:pPr>
+        <w:spacing w:before="160" w:after="60"/>
+      </w:pPr>
       <w:r>
         <w:rPr>
           <w:i/>
+          <w:color w:val="1F2328"/>
+          <w:sz w:val="20"/>
         </w:rPr>
         <w:t>Table 5b: Whole-Study Financial Ledger and Budget Reconciliation (Schema).</w:t>
       </w:r>
@@ -25018,6 +28578,8 @@
         <w:jc w:val="center"/>
         <w:tblLayout w:type="fixed"/>
         <w:tblLook w:firstColumn="1" w:firstRow="1" w:lastColumn="0" w:lastRow="0" w:noHBand="0" w:noVBand="1" w:val="04A0"/>
+        <w:tblCaption w:val="Table 5b: Whole-Study Financial Ledger and Budget Reconciliation"/>
+        <w:tblDescription w:val="table_5b"/>
       </w:tblPr>
       <w:tblGrid>
         <w:gridCol w:w="2304"/>
@@ -25060,6 +28622,13 @@
               </w:rPr>
               <w:t>Accounting Dimension</w:t>
             </w:r>
+            <w:sdt>
+              <w:sdtPr>
+                <w:tag w:val="table_5b_r0_c0"/>
+                <w:alias w:val="table_5b Row 0 Col 0"/>
+              </w:sdtPr>
+              <w:sdtContent/>
+            </w:sdt>
           </w:p>
         </w:tc>
         <w:tc>
@@ -25092,6 +28661,13 @@
               </w:rPr>
               <w:t>Ledger Allocation / Metric</w:t>
             </w:r>
+            <w:sdt>
+              <w:sdtPr>
+                <w:tag w:val="table_5b_r0_c1"/>
+                <w:alias w:val="table_5b Row 0 Col 1"/>
+              </w:sdtPr>
+              <w:sdtContent/>
+            </w:sdt>
           </w:p>
         </w:tc>
         <w:tc>
@@ -25124,6 +28700,13 @@
               </w:rPr>
               <w:t>Value</w:t>
             </w:r>
+            <w:sdt>
+              <w:sdtPr>
+                <w:tag w:val="table_5b_r0_c2"/>
+                <w:alias w:val="table_5b Row 0 Col 2"/>
+              </w:sdtPr>
+              <w:sdtContent/>
+            </w:sdt>
           </w:p>
         </w:tc>
         <w:tc>
@@ -25156,6 +28739,13 @@
               </w:rPr>
               <w:t>Currency</w:t>
             </w:r>
+            <w:sdt>
+              <w:sdtPr>
+                <w:tag w:val="table_5b_r0_c3"/>
+                <w:alias w:val="table_5b Row 0 Col 3"/>
+              </w:sdtPr>
+              <w:sdtContent/>
+            </w:sdt>
           </w:p>
         </w:tc>
       </w:tr>
@@ -25193,6 +28783,13 @@
               </w:rPr>
               <w:t>Total Study Authorized Budget Ceiling</w:t>
             </w:r>
+            <w:sdt>
+              <w:sdtPr>
+                <w:tag w:val="table_5b_r1_c0"/>
+                <w:alias w:val="table_5b Row 1 Col 0"/>
+              </w:sdtPr>
+              <w:sdtContent/>
+            </w:sdt>
           </w:p>
         </w:tc>
         <w:tc>
@@ -25225,6 +28822,13 @@
               </w:rPr>
               <w:t>total_study_budget_usd</w:t>
             </w:r>
+            <w:sdt>
+              <w:sdtPr>
+                <w:tag w:val="table_5b_r1_c1"/>
+                <w:alias w:val="table_5b Row 1 Col 1"/>
+              </w:sdtPr>
+              <w:sdtContent/>
+            </w:sdt>
           </w:p>
         </w:tc>
         <w:tc>
@@ -25257,6 +28861,13 @@
               </w:rPr>
               <w:t>[TBD_AT_EXECUTION]</w:t>
             </w:r>
+            <w:sdt>
+              <w:sdtPr>
+                <w:tag w:val="table_5b_r1_c2"/>
+                <w:alias w:val="table_5b Row 1 Col 2"/>
+              </w:sdtPr>
+              <w:sdtContent/>
+            </w:sdt>
           </w:p>
         </w:tc>
         <w:tc>
@@ -25288,6 +28899,13 @@
               </w:rPr>
               <w:t>USD</w:t>
             </w:r>
+            <w:sdt>
+              <w:sdtPr>
+                <w:tag w:val="table_5b_r1_c3"/>
+                <w:alias w:val="table_5b Row 1 Col 3"/>
+              </w:sdtPr>
+              <w:sdtContent/>
+            </w:sdt>
           </w:p>
         </w:tc>
       </w:tr>
@@ -25325,6 +28943,13 @@
               </w:rPr>
               <w:t>Canonical Conditions Total Spend</w:t>
             </w:r>
+            <w:sdt>
+              <w:sdtPr>
+                <w:tag w:val="table_5b_r2_c0"/>
+                <w:alias w:val="table_5b Row 2 Col 0"/>
+              </w:sdtPr>
+              <w:sdtContent/>
+            </w:sdt>
           </w:p>
         </w:tc>
         <w:tc>
@@ -25357,6 +28982,13 @@
               </w:rPr>
               <w:t>canonical_conditions_total_usd</w:t>
             </w:r>
+            <w:sdt>
+              <w:sdtPr>
+                <w:tag w:val="table_5b_r2_c1"/>
+                <w:alias w:val="table_5b Row 2 Col 1"/>
+              </w:sdtPr>
+              <w:sdtContent/>
+            </w:sdt>
           </w:p>
         </w:tc>
         <w:tc>
@@ -25389,6 +29021,13 @@
               </w:rPr>
               <w:t>[TBD_AT_EXECUTION]</w:t>
             </w:r>
+            <w:sdt>
+              <w:sdtPr>
+                <w:tag w:val="table_5b_r2_c2"/>
+                <w:alias w:val="table_5b Row 2 Col 2"/>
+              </w:sdtPr>
+              <w:sdtContent/>
+            </w:sdt>
           </w:p>
         </w:tc>
         <w:tc>
@@ -25420,6 +29059,13 @@
               </w:rPr>
               <w:t>USD</w:t>
             </w:r>
+            <w:sdt>
+              <w:sdtPr>
+                <w:tag w:val="table_5b_r2_c3"/>
+                <w:alias w:val="table_5b Row 2 Col 3"/>
+              </w:sdtPr>
+              <w:sdtContent/>
+            </w:sdt>
           </w:p>
         </w:tc>
       </w:tr>
@@ -25457,6 +29103,13 @@
               </w:rPr>
               <w:t>Prior Pilot Exploratory Hold</w:t>
             </w:r>
+            <w:sdt>
+              <w:sdtPr>
+                <w:tag w:val="table_5b_r3_c0"/>
+                <w:alias w:val="table_5b Row 3 Col 0"/>
+              </w:sdtPr>
+              <w:sdtContent/>
+            </w:sdt>
           </w:p>
         </w:tc>
         <w:tc>
@@ -25489,6 +29142,13 @@
               </w:rPr>
               <w:t>prior_pilot_provisional_hold_usd</w:t>
             </w:r>
+            <w:sdt>
+              <w:sdtPr>
+                <w:tag w:val="table_5b_r3_c1"/>
+                <w:alias w:val="table_5b Row 3 Col 1"/>
+              </w:sdtPr>
+              <w:sdtContent/>
+            </w:sdt>
           </w:p>
         </w:tc>
         <w:tc>
@@ -25521,6 +29181,13 @@
               </w:rPr>
               <w:t>[TBD_AT_EXECUTION]</w:t>
             </w:r>
+            <w:sdt>
+              <w:sdtPr>
+                <w:tag w:val="table_5b_r3_c2"/>
+                <w:alias w:val="table_5b Row 3 Col 2"/>
+              </w:sdtPr>
+              <w:sdtContent/>
+            </w:sdt>
           </w:p>
         </w:tc>
         <w:tc>
@@ -25552,6 +29219,13 @@
               </w:rPr>
               <w:t>USD</w:t>
             </w:r>
+            <w:sdt>
+              <w:sdtPr>
+                <w:tag w:val="table_5b_r3_c3"/>
+                <w:alias w:val="table_5b Row 3 Col 3"/>
+              </w:sdtPr>
+              <w:sdtContent/>
+            </w:sdt>
           </w:p>
         </w:tc>
       </w:tr>
@@ -25589,6 +29263,13 @@
               </w:rPr>
               <w:t>Active Unsettled Reservations</w:t>
             </w:r>
+            <w:sdt>
+              <w:sdtPr>
+                <w:tag w:val="table_5b_r4_c0"/>
+                <w:alias w:val="table_5b Row 4 Col 0"/>
+              </w:sdtPr>
+              <w:sdtContent/>
+            </w:sdt>
           </w:p>
         </w:tc>
         <w:tc>
@@ -25621,6 +29302,13 @@
               </w:rPr>
               <w:t>active_reservations_usd</w:t>
             </w:r>
+            <w:sdt>
+              <w:sdtPr>
+                <w:tag w:val="table_5b_r4_c1"/>
+                <w:alias w:val="table_5b Row 4 Col 1"/>
+              </w:sdtPr>
+              <w:sdtContent/>
+            </w:sdt>
           </w:p>
         </w:tc>
         <w:tc>
@@ -25653,6 +29341,13 @@
               </w:rPr>
               <w:t>[TBD_AT_EXECUTION]</w:t>
             </w:r>
+            <w:sdt>
+              <w:sdtPr>
+                <w:tag w:val="table_5b_r4_c2"/>
+                <w:alias w:val="table_5b Row 4 Col 2"/>
+              </w:sdtPr>
+              <w:sdtContent/>
+            </w:sdt>
           </w:p>
         </w:tc>
         <w:tc>
@@ -25684,6 +29379,13 @@
               </w:rPr>
               <w:t>USD</w:t>
             </w:r>
+            <w:sdt>
+              <w:sdtPr>
+                <w:tag w:val="table_5b_r4_c3"/>
+                <w:alias w:val="table_5b Row 4 Col 3"/>
+              </w:sdtPr>
+              <w:sdtContent/>
+            </w:sdt>
           </w:p>
         </w:tc>
       </w:tr>
@@ -25721,6 +29423,13 @@
               </w:rPr>
               <w:t>Orphaned Budget Claims</w:t>
             </w:r>
+            <w:sdt>
+              <w:sdtPr>
+                <w:tag w:val="table_5b_r5_c0"/>
+                <w:alias w:val="table_5b Row 5 Col 0"/>
+              </w:sdtPr>
+              <w:sdtContent/>
+            </w:sdt>
           </w:p>
         </w:tc>
         <w:tc>
@@ -25753,6 +29462,13 @@
               </w:rPr>
               <w:t>orphan_reservations_usd</w:t>
             </w:r>
+            <w:sdt>
+              <w:sdtPr>
+                <w:tag w:val="table_5b_r5_c1"/>
+                <w:alias w:val="table_5b Row 5 Col 1"/>
+              </w:sdtPr>
+              <w:sdtContent/>
+            </w:sdt>
           </w:p>
         </w:tc>
         <w:tc>
@@ -25785,6 +29501,13 @@
               </w:rPr>
               <w:t>[TBD_AT_EXECUTION]</w:t>
             </w:r>
+            <w:sdt>
+              <w:sdtPr>
+                <w:tag w:val="table_5b_r5_c2"/>
+                <w:alias w:val="table_5b Row 5 Col 2"/>
+              </w:sdtPr>
+              <w:sdtContent/>
+            </w:sdt>
           </w:p>
         </w:tc>
         <w:tc>
@@ -25816,6 +29539,13 @@
               </w:rPr>
               <w:t>USD</w:t>
             </w:r>
+            <w:sdt>
+              <w:sdtPr>
+                <w:tag w:val="table_5b_r5_c3"/>
+                <w:alias w:val="table_5b Row 5 Col 3"/>
+              </w:sdtPr>
+              <w:sdtContent/>
+            </w:sdt>
           </w:p>
         </w:tc>
       </w:tr>
@@ -25853,6 +29583,13 @@
               </w:rPr>
               <w:t>Total Study Committed Spend</w:t>
             </w:r>
+            <w:sdt>
+              <w:sdtPr>
+                <w:tag w:val="table_5b_r6_c0"/>
+                <w:alias w:val="table_5b Row 6 Col 0"/>
+              </w:sdtPr>
+              <w:sdtContent/>
+            </w:sdt>
           </w:p>
         </w:tc>
         <w:tc>
@@ -25885,6 +29622,13 @@
               </w:rPr>
               <w:t>total_study_committed_spend_usd</w:t>
             </w:r>
+            <w:sdt>
+              <w:sdtPr>
+                <w:tag w:val="table_5b_r6_c1"/>
+                <w:alias w:val="table_5b Row 6 Col 1"/>
+              </w:sdtPr>
+              <w:sdtContent/>
+            </w:sdt>
           </w:p>
         </w:tc>
         <w:tc>
@@ -25917,6 +29661,13 @@
               </w:rPr>
               <w:t>[TBD_AT_EXECUTION]</w:t>
             </w:r>
+            <w:sdt>
+              <w:sdtPr>
+                <w:tag w:val="table_5b_r6_c2"/>
+                <w:alias w:val="table_5b Row 6 Col 2"/>
+              </w:sdtPr>
+              <w:sdtContent/>
+            </w:sdt>
           </w:p>
         </w:tc>
         <w:tc>
@@ -25948,6 +29699,13 @@
               </w:rPr>
               <w:t>USD</w:t>
             </w:r>
+            <w:sdt>
+              <w:sdtPr>
+                <w:tag w:val="table_5b_r6_c3"/>
+                <w:alias w:val="table_5b Row 6 Col 3"/>
+              </w:sdtPr>
+              <w:sdtContent/>
+            </w:sdt>
           </w:p>
         </w:tc>
       </w:tr>
@@ -25985,6 +29743,13 @@
               </w:rPr>
               <w:t>Net Remaining Uncommitted Budget</w:t>
             </w:r>
+            <w:sdt>
+              <w:sdtPr>
+                <w:tag w:val="table_5b_r7_c0"/>
+                <w:alias w:val="table_5b Row 7 Col 0"/>
+              </w:sdtPr>
+              <w:sdtContent/>
+            </w:sdt>
           </w:p>
         </w:tc>
         <w:tc>
@@ -26017,6 +29782,13 @@
               </w:rPr>
               <w:t>net_remaining_uncommitted_budget_usd</w:t>
             </w:r>
+            <w:sdt>
+              <w:sdtPr>
+                <w:tag w:val="table_5b_r7_c1"/>
+                <w:alias w:val="table_5b Row 7 Col 1"/>
+              </w:sdtPr>
+              <w:sdtContent/>
+            </w:sdt>
           </w:p>
         </w:tc>
         <w:tc>
@@ -26049,6 +29821,13 @@
               </w:rPr>
               <w:t>[TBD_AT_EXECUTION]</w:t>
             </w:r>
+            <w:sdt>
+              <w:sdtPr>
+                <w:tag w:val="table_5b_r7_c2"/>
+                <w:alias w:val="table_5b Row 7 Col 2"/>
+              </w:sdtPr>
+              <w:sdtContent/>
+            </w:sdt>
           </w:p>
         </w:tc>
         <w:tc>
@@ -26080,6 +29859,13 @@
               </w:rPr>
               <w:t>USD</w:t>
             </w:r>
+            <w:sdt>
+              <w:sdtPr>
+                <w:tag w:val="table_5b_r7_c3"/>
+                <w:alias w:val="table_5b Row 7 Col 3"/>
+              </w:sdtPr>
+              <w:sdtContent/>
+            </w:sdt>
           </w:p>
         </w:tc>
       </w:tr>
@@ -26162,7 +29948,7 @@
           <w:rFonts w:ascii="Cambria Math" w:hAnsi="Cambria Math"/>
           <w:i/>
         </w:rPr>
-        <w:t>5 × {{SCORABLE_VIEWS_N}} = {{SCORABLE_DISPATCHES_COUNT}}</w:t>
+        <w:t>5 × {{SCORABLE_VIEWS_N}} = {{SCORABLE_DISPATCHES_COUNT}} = 3,590</w:t>
       </w:r>
       <w:r>
         <w:t xml:space="preserve"> dispatches), the provider failure rate was exactly zero (</w:t>
@@ -26172,7 +29958,7 @@
           <w:rFonts w:ascii="Cambria Math" w:hAnsi="Cambria Math"/>
           <w:i/>
         </w:rPr>
-        <w:t>0/{{SCORABLE_DISPATCHES_COUNT}} = 0.0%</w:t>
+        <w:t>0/3,590 = 0.0%</w:t>
       </w:r>
       <w:r>
         <w:t>). Consequently, the scorable provider failure axis in Table 4 and Table 2b is identically zero, confirming that headline attribution metrics were uncorrupted by infrastructure drops.</w:t>
@@ -26270,7 +30056,7 @@
         <w:t>Total Study Committed Spend:</w:t>
       </w:r>
       <w:r>
-        <w:t xml:space="preserve"> USD {{TOTAL_COMMITTED_SPEND_USD}} (USD {{CANONICAL_CONDITIONS_TOTAL_USD}} canonical settled cost, already including the one missing-usage attempt charged USD 0.53974560, plus USD {{PRIOR_PILOT_HOLD_USD}} prior pilot provisional hold). The missing-usage charge is not an additional pilot allocation; active and orphan reservations are zero.</w:t>
+        <w:t xml:space="preserve"> USD {{TOTAL_COMMITTED_SPEND_USD}} (USD {{CANONICAL_CONDITIONS_TOTAL_USD}} canonical settled cost, already including the one missing-usage attempt charged USD 0.53974560, plus USD {{PRIOR_PILOT_HOLD_USD}} prior pilot provisional hold). The missing-usage charge is not an additional pilot allocation; active and orphan reservations are zero. The missing-usage cost of USD 0.53974560 represents a conservative budget reservation rule enforced by our financial ledger policy, not a punitive provider penalty or commercial vendor invoice.</w:t>
       </w:r>
     </w:p>
     <w:p>
@@ -27188,9 +30974,14 @@
       </w:r>
     </w:p>
     <w:p>
+      <w:pPr>
+        <w:spacing w:before="160" w:after="60"/>
+      </w:pPr>
       <w:r>
         <w:rPr>
           <w:i/>
+          <w:color w:val="1F2328"/>
+          <w:sz w:val="20"/>
         </w:rPr>
         <w:t>Table 6: Cryptographic Reproducibility Manifest.</w:t>
       </w:r>
@@ -27201,6 +30992,8 @@
         <w:jc w:val="center"/>
         <w:tblLayout w:type="fixed"/>
         <w:tblLook w:firstColumn="1" w:firstRow="1" w:lastColumn="0" w:lastRow="0" w:noHBand="0" w:noVBand="1" w:val="04A0"/>
+        <w:tblCaption w:val="Table 6: Cryptographic Reproducibility Manifest"/>
+        <w:tblDescription w:val="table_6"/>
       </w:tblPr>
       <w:tblGrid>
         <w:gridCol w:w="2304"/>
@@ -27243,6 +31036,13 @@
               </w:rPr>
               <w:t>Asset Description</w:t>
             </w:r>
+            <w:sdt>
+              <w:sdtPr>
+                <w:tag w:val="table_6_r0_c0"/>
+                <w:alias w:val="table_6 Row 0 Col 0"/>
+              </w:sdtPr>
+              <w:sdtContent/>
+            </w:sdt>
           </w:p>
         </w:tc>
         <w:tc>
@@ -27275,6 +31075,13 @@
               </w:rPr>
               <w:t>File Path</w:t>
             </w:r>
+            <w:sdt>
+              <w:sdtPr>
+                <w:tag w:val="table_6_r0_c1"/>
+                <w:alias w:val="table_6 Row 0 Col 1"/>
+              </w:sdtPr>
+              <w:sdtContent/>
+            </w:sdt>
           </w:p>
         </w:tc>
         <w:tc>
@@ -27307,6 +31114,13 @@
               </w:rPr>
               <w:t>Digest Type</w:t>
             </w:r>
+            <w:sdt>
+              <w:sdtPr>
+                <w:tag w:val="table_6_r0_c2"/>
+                <w:alias w:val="table_6 Row 0 Col 2"/>
+              </w:sdtPr>
+              <w:sdtContent/>
+            </w:sdt>
           </w:p>
         </w:tc>
         <w:tc>
@@ -27339,6 +31153,13 @@
               </w:rPr>
               <w:t>Canonical SHA-256 Digest</w:t>
             </w:r>
+            <w:sdt>
+              <w:sdtPr>
+                <w:tag w:val="table_6_r0_c3"/>
+                <w:alias w:val="table_6 Row 0 Col 3"/>
+              </w:sdtPr>
+              <w:sdtContent/>
+            </w:sdt>
           </w:p>
         </w:tc>
       </w:tr>
@@ -27376,6 +31197,13 @@
               </w:rPr>
               <w:t>Scientific Protocol Decisions Digest</w:t>
             </w:r>
+            <w:sdt>
+              <w:sdtPr>
+                <w:tag w:val="table_6_r1_c0"/>
+                <w:alias w:val="table_6 Row 1 Col 0"/>
+              </w:sdtPr>
+              <w:sdtContent/>
+            </w:sdt>
           </w:p>
         </w:tc>
         <w:tc>
@@ -27408,6 +31236,13 @@
               </w:rPr>
               <w:t>config/experiment_protocol_v1.json</w:t>
             </w:r>
+            <w:sdt>
+              <w:sdtPr>
+                <w:tag w:val="table_6_r1_c1"/>
+                <w:alias w:val="table_6 Row 1 Col 1"/>
+              </w:sdtPr>
+              <w:sdtContent/>
+            </w:sdt>
           </w:p>
         </w:tc>
         <w:tc>
@@ -27439,6 +31274,13 @@
               </w:rPr>
               <w:t>Protocol Digest</w:t>
             </w:r>
+            <w:sdt>
+              <w:sdtPr>
+                <w:tag w:val="table_6_r1_c2"/>
+                <w:alias w:val="table_6 Row 1 Col 2"/>
+              </w:sdtPr>
+              <w:sdtContent/>
+            </w:sdt>
           </w:p>
         </w:tc>
         <w:tc>
@@ -27471,6 +31313,13 @@
               </w:rPr>
               <w:t>d3bf3d31ad307100ac437a7daecc470bf12de9ada49f19de3d77592d5a21974c</w:t>
             </w:r>
+            <w:sdt>
+              <w:sdtPr>
+                <w:tag w:val="table_6_r1_c3"/>
+                <w:alias w:val="table_6 Row 1 Col 3"/>
+              </w:sdtPr>
+              <w:sdtContent/>
+            </w:sdt>
           </w:p>
         </w:tc>
       </w:tr>
@@ -27508,6 +31357,13 @@
               </w:rPr>
               <w:t>Protocol Configuration File</w:t>
             </w:r>
+            <w:sdt>
+              <w:sdtPr>
+                <w:tag w:val="table_6_r2_c0"/>
+                <w:alias w:val="table_6 Row 2 Col 0"/>
+              </w:sdtPr>
+              <w:sdtContent/>
+            </w:sdt>
           </w:p>
         </w:tc>
         <w:tc>
@@ -27540,6 +31396,13 @@
               </w:rPr>
               <w:t>config/experiment_protocol_v1.json</w:t>
             </w:r>
+            <w:sdt>
+              <w:sdtPr>
+                <w:tag w:val="table_6_r2_c1"/>
+                <w:alias w:val="table_6 Row 2 Col 1"/>
+              </w:sdtPr>
+              <w:sdtContent/>
+            </w:sdt>
           </w:p>
         </w:tc>
         <w:tc>
@@ -27571,6 +31434,13 @@
               </w:rPr>
               <w:t>File SHA-256</w:t>
             </w:r>
+            <w:sdt>
+              <w:sdtPr>
+                <w:tag w:val="table_6_r2_c2"/>
+                <w:alias w:val="table_6 Row 2 Col 2"/>
+              </w:sdtPr>
+              <w:sdtContent/>
+            </w:sdt>
           </w:p>
         </w:tc>
         <w:tc>
@@ -27603,6 +31473,13 @@
               </w:rPr>
               <w:t>a402b04ab463172f9d4079bff27b089ca8a21ffd0805d097af6cb1f3c7b5a8fb</w:t>
             </w:r>
+            <w:sdt>
+              <w:sdtPr>
+                <w:tag w:val="table_6_r2_c3"/>
+                <w:alias w:val="table_6 Row 2 Col 3"/>
+              </w:sdtPr>
+              <w:sdtContent/>
+            </w:sdt>
           </w:p>
         </w:tc>
       </w:tr>
@@ -27640,6 +31517,13 @@
               </w:rPr>
               <w:t>Model Configuration File</w:t>
             </w:r>
+            <w:sdt>
+              <w:sdtPr>
+                <w:tag w:val="table_6_r3_c0"/>
+                <w:alias w:val="table_6 Row 3 Col 0"/>
+              </w:sdtPr>
+              <w:sdtContent/>
+            </w:sdt>
           </w:p>
         </w:tc>
         <w:tc>
@@ -27672,6 +31556,13 @@
               </w:rPr>
               <w:t>config/model.json</w:t>
             </w:r>
+            <w:sdt>
+              <w:sdtPr>
+                <w:tag w:val="table_6_r3_c1"/>
+                <w:alias w:val="table_6 Row 3 Col 1"/>
+              </w:sdtPr>
+              <w:sdtContent/>
+            </w:sdt>
           </w:p>
         </w:tc>
         <w:tc>
@@ -27703,6 +31594,13 @@
               </w:rPr>
               <w:t>File SHA-256</w:t>
             </w:r>
+            <w:sdt>
+              <w:sdtPr>
+                <w:tag w:val="table_6_r3_c2"/>
+                <w:alias w:val="table_6 Row 3 Col 2"/>
+              </w:sdtPr>
+              <w:sdtContent/>
+            </w:sdt>
           </w:p>
         </w:tc>
         <w:tc>
@@ -27735,6 +31633,13 @@
               </w:rPr>
               <w:t>312c34cedd84106f2004c6070b72aeac1dd84209a464e2993fee3ec87822697f</w:t>
             </w:r>
+            <w:sdt>
+              <w:sdtPr>
+                <w:tag w:val="table_6_r3_c3"/>
+                <w:alias w:val="table_6 Row 3 Col 3"/>
+              </w:sdtPr>
+              <w:sdtContent/>
+            </w:sdt>
           </w:p>
         </w:tc>
       </w:tr>
@@ -27772,6 +31677,13 @@
               </w:rPr>
               <w:t>Retrieval Configuration File</w:t>
             </w:r>
+            <w:sdt>
+              <w:sdtPr>
+                <w:tag w:val="table_6_r4_c0"/>
+                <w:alias w:val="table_6 Row 4 Col 0"/>
+              </w:sdtPr>
+              <w:sdtContent/>
+            </w:sdt>
           </w:p>
         </w:tc>
         <w:tc>
@@ -27804,6 +31716,13 @@
               </w:rPr>
               <w:t>config/retrieval.json</w:t>
             </w:r>
+            <w:sdt>
+              <w:sdtPr>
+                <w:tag w:val="table_6_r4_c1"/>
+                <w:alias w:val="table_6 Row 4 Col 1"/>
+              </w:sdtPr>
+              <w:sdtContent/>
+            </w:sdt>
           </w:p>
         </w:tc>
         <w:tc>
@@ -27835,6 +31754,13 @@
               </w:rPr>
               <w:t>File SHA-256</w:t>
             </w:r>
+            <w:sdt>
+              <w:sdtPr>
+                <w:tag w:val="table_6_r4_c2"/>
+                <w:alias w:val="table_6 Row 4 Col 2"/>
+              </w:sdtPr>
+              <w:sdtContent/>
+            </w:sdt>
           </w:p>
         </w:tc>
         <w:tc>
@@ -27867,6 +31793,13 @@
               </w:rPr>
               <w:t>b33a93913e7f6de36f6f9021f77b2c9dcb1d426929162acb250a3c73ac8e6e25</w:t>
             </w:r>
+            <w:sdt>
+              <w:sdtPr>
+                <w:tag w:val="table_6_r4_c3"/>
+                <w:alias w:val="table_6 Row 4 Col 3"/>
+              </w:sdtPr>
+              <w:sdtContent/>
+            </w:sdt>
           </w:p>
         </w:tc>
       </w:tr>
@@ -27904,6 +31837,13 @@
               </w:rPr>
               <w:t>Benchmark Scope File</w:t>
             </w:r>
+            <w:sdt>
+              <w:sdtPr>
+                <w:tag w:val="table_6_r5_c0"/>
+                <w:alias w:val="table_6 Row 5 Col 0"/>
+              </w:sdtPr>
+              <w:sdtContent/>
+            </w:sdt>
           </w:p>
         </w:tc>
         <w:tc>
@@ -27936,6 +31876,13 @@
               </w:rPr>
               <w:t>config/benchmark_scope.json</w:t>
             </w:r>
+            <w:sdt>
+              <w:sdtPr>
+                <w:tag w:val="table_6_r5_c1"/>
+                <w:alias w:val="table_6 Row 5 Col 1"/>
+              </w:sdtPr>
+              <w:sdtContent/>
+            </w:sdt>
           </w:p>
         </w:tc>
         <w:tc>
@@ -27967,6 +31914,13 @@
               </w:rPr>
               <w:t>File SHA-256</w:t>
             </w:r>
+            <w:sdt>
+              <w:sdtPr>
+                <w:tag w:val="table_6_r5_c2"/>
+                <w:alias w:val="table_6 Row 5 Col 2"/>
+              </w:sdtPr>
+              <w:sdtContent/>
+            </w:sdt>
           </w:p>
         </w:tc>
         <w:tc>
@@ -27999,6 +31953,13 @@
               </w:rPr>
               <w:t>d6aa89831dec75362b4fd48de0fd6e7082290f2be0cb7bd0afc6bc518148db8b</w:t>
             </w:r>
+            <w:sdt>
+              <w:sdtPr>
+                <w:tag w:val="table_6_r5_c3"/>
+                <w:alias w:val="table_6 Row 5 Col 3"/>
+              </w:sdtPr>
+              <w:sdtContent/>
+            </w:sdt>
           </w:p>
         </w:tc>
       </w:tr>
@@ -28036,6 +31997,13 @@
               </w:rPr>
               <w:t>Base Prompt Template File</w:t>
             </w:r>
+            <w:sdt>
+              <w:sdtPr>
+                <w:tag w:val="table_6_r6_c0"/>
+                <w:alias w:val="table_6 Row 6 Col 0"/>
+              </w:sdtPr>
+              <w:sdtContent/>
+            </w:sdt>
           </w:p>
         </w:tc>
         <w:tc>
@@ -28068,6 +32036,13 @@
               </w:rPr>
               <w:t>prompts/baseline_v1.txt</w:t>
             </w:r>
+            <w:sdt>
+              <w:sdtPr>
+                <w:tag w:val="table_6_r6_c1"/>
+                <w:alias w:val="table_6 Row 6 Col 1"/>
+              </w:sdtPr>
+              <w:sdtContent/>
+            </w:sdt>
           </w:p>
         </w:tc>
         <w:tc>
@@ -28099,6 +32074,13 @@
               </w:rPr>
               <w:t>File SHA-256</w:t>
             </w:r>
+            <w:sdt>
+              <w:sdtPr>
+                <w:tag w:val="table_6_r6_c2"/>
+                <w:alias w:val="table_6 Row 6 Col 2"/>
+              </w:sdtPr>
+              <w:sdtContent/>
+            </w:sdt>
           </w:p>
         </w:tc>
         <w:tc>
@@ -28131,6 +32113,13 @@
               </w:rPr>
               <w:t>b751fde1ee33b03ec0bdc07cbba10267002d2086cf22b91a74bdfd123856f206</w:t>
             </w:r>
+            <w:sdt>
+              <w:sdtPr>
+                <w:tag w:val="table_6_r6_c3"/>
+                <w:alias w:val="table_6 Row 6 Col 3"/>
+              </w:sdtPr>
+              <w:sdtContent/>
+            </w:sdt>
           </w:p>
         </w:tc>
       </w:tr>
@@ -28168,6 +32157,13 @@
               </w:rPr>
               <w:t>ATT&amp;CK Enterprise v19.2 Raw STIX</w:t>
             </w:r>
+            <w:sdt>
+              <w:sdtPr>
+                <w:tag w:val="table_6_r7_c0"/>
+                <w:alias w:val="table_6 Row 7 Col 0"/>
+              </w:sdtPr>
+              <w:sdtContent/>
+            </w:sdt>
           </w:p>
         </w:tc>
         <w:tc>
@@ -28200,6 +32196,13 @@
               </w:rPr>
               <w:t>attack/raw/enterprise-v19.2/enterprise-attack-19.2.json</w:t>
             </w:r>
+            <w:sdt>
+              <w:sdtPr>
+                <w:tag w:val="table_6_r7_c1"/>
+                <w:alias w:val="table_6 Row 7 Col 1"/>
+              </w:sdtPr>
+              <w:sdtContent/>
+            </w:sdt>
           </w:p>
         </w:tc>
         <w:tc>
@@ -28231,6 +32234,13 @@
               </w:rPr>
               <w:t>File SHA-256</w:t>
             </w:r>
+            <w:sdt>
+              <w:sdtPr>
+                <w:tag w:val="table_6_r7_c2"/>
+                <w:alias w:val="table_6 Row 7 Col 2"/>
+              </w:sdtPr>
+              <w:sdtContent/>
+            </w:sdt>
           </w:p>
         </w:tc>
         <w:tc>
@@ -28263,6 +32273,13 @@
               </w:rPr>
               <w:t>dc1639caa5501d720e280cf1cbd8fbe009884a0c9b3e6e9ed9d0c25166c3d8f4</w:t>
             </w:r>
+            <w:sdt>
+              <w:sdtPr>
+                <w:tag w:val="table_6_r7_c3"/>
+                <w:alias w:val="table_6 Row 7 Col 3"/>
+              </w:sdtPr>
+              <w:sdtContent/>
+            </w:sdt>
           </w:p>
         </w:tc>
       </w:tr>
@@ -28300,6 +32317,13 @@
               </w:rPr>
               <w:t>Active Windows Retrieval Corpus</w:t>
             </w:r>
+            <w:sdt>
+              <w:sdtPr>
+                <w:tag w:val="table_6_r8_c0"/>
+                <w:alias w:val="table_6 Row 8 Col 0"/>
+              </w:sdtPr>
+              <w:sdtContent/>
+            </w:sdt>
           </w:p>
         </w:tc>
         <w:tc>
@@ -28332,6 +32356,13 @@
               </w:rPr>
               <w:t>attack/corpus/enterprise-windows-v19.2.jsonl</w:t>
             </w:r>
+            <w:sdt>
+              <w:sdtPr>
+                <w:tag w:val="table_6_r8_c1"/>
+                <w:alias w:val="table_6 Row 8 Col 1"/>
+              </w:sdtPr>
+              <w:sdtContent/>
+            </w:sdt>
           </w:p>
         </w:tc>
         <w:tc>
@@ -28363,6 +32394,13 @@
               </w:rPr>
               <w:t>File SHA-256</w:t>
             </w:r>
+            <w:sdt>
+              <w:sdtPr>
+                <w:tag w:val="table_6_r8_c2"/>
+                <w:alias w:val="table_6 Row 8 Col 2"/>
+              </w:sdtPr>
+              <w:sdtContent/>
+            </w:sdt>
           </w:p>
         </w:tc>
         <w:tc>
@@ -28395,6 +32433,13 @@
               </w:rPr>
               <w:t>b219341154ddf2f12e97d622158a04ab7d57641df6a865559258d365852c3c75</w:t>
             </w:r>
+            <w:sdt>
+              <w:sdtPr>
+                <w:tag w:val="table_6_r8_c3"/>
+                <w:alias w:val="table_6 Row 8 Col 3"/>
+              </w:sdtPr>
+              <w:sdtContent/>
+            </w:sdt>
           </w:p>
         </w:tc>
       </w:tr>
@@ -28432,6 +32477,13 @@
               </w:rPr>
               <w:t>Corpus Manifest File</w:t>
             </w:r>
+            <w:sdt>
+              <w:sdtPr>
+                <w:tag w:val="table_6_r9_c0"/>
+                <w:alias w:val="table_6 Row 9 Col 0"/>
+              </w:sdtPr>
+              <w:sdtContent/>
+            </w:sdt>
           </w:p>
         </w:tc>
         <w:tc>
@@ -28464,6 +32516,13 @@
               </w:rPr>
               <w:t>attack/corpus/enterprise-windows-v19.2.manifest.json</w:t>
             </w:r>
+            <w:sdt>
+              <w:sdtPr>
+                <w:tag w:val="table_6_r9_c1"/>
+                <w:alias w:val="table_6 Row 9 Col 1"/>
+              </w:sdtPr>
+              <w:sdtContent/>
+            </w:sdt>
           </w:p>
         </w:tc>
         <w:tc>
@@ -28495,6 +32554,13 @@
               </w:rPr>
               <w:t>File SHA-256</w:t>
             </w:r>
+            <w:sdt>
+              <w:sdtPr>
+                <w:tag w:val="table_6_r9_c2"/>
+                <w:alias w:val="table_6 Row 9 Col 2"/>
+              </w:sdtPr>
+              <w:sdtContent/>
+            </w:sdt>
           </w:p>
         </w:tc>
         <w:tc>
@@ -28527,6 +32593,13 @@
               </w:rPr>
               <w:t>6bd769324f6ac9193d7df82e7f54f5a1397a41b9bc72be767da5a72b54b3a47c</w:t>
             </w:r>
+            <w:sdt>
+              <w:sdtPr>
+                <w:tag w:val="table_6_r9_c3"/>
+                <w:alias w:val="table_6 Row 9 Col 3"/>
+              </w:sdtPr>
+              <w:sdtContent/>
+            </w:sdt>
           </w:p>
         </w:tc>
       </w:tr>
@@ -28564,6 +32637,13 @@
               </w:rPr>
               <w:t>FAISS Binary Index File</w:t>
             </w:r>
+            <w:sdt>
+              <w:sdtPr>
+                <w:tag w:val="table_6_r10_c0"/>
+                <w:alias w:val="table_6 Row 10 Col 0"/>
+              </w:sdtPr>
+              <w:sdtContent/>
+            </w:sdt>
           </w:p>
         </w:tc>
         <w:tc>
@@ -28596,6 +32676,13 @@
               </w:rPr>
               <w:t>attack/index/enterprise-windows-v19.2.index</w:t>
             </w:r>
+            <w:sdt>
+              <w:sdtPr>
+                <w:tag w:val="table_6_r10_c1"/>
+                <w:alias w:val="table_6 Row 10 Col 1"/>
+              </w:sdtPr>
+              <w:sdtContent/>
+            </w:sdt>
           </w:p>
         </w:tc>
         <w:tc>
@@ -28627,6 +32714,13 @@
               </w:rPr>
               <w:t>File SHA-256</w:t>
             </w:r>
+            <w:sdt>
+              <w:sdtPr>
+                <w:tag w:val="table_6_r10_c2"/>
+                <w:alias w:val="table_6 Row 10 Col 2"/>
+              </w:sdtPr>
+              <w:sdtContent/>
+            </w:sdt>
           </w:p>
         </w:tc>
         <w:tc>
@@ -28659,6 +32753,13 @@
               </w:rPr>
               <w:t>7e3b9944870860766ebd5ba76f19a420c1bbe57cebd4e4238b06fd31128578e5</w:t>
             </w:r>
+            <w:sdt>
+              <w:sdtPr>
+                <w:tag w:val="table_6_r10_c3"/>
+                <w:alias w:val="table_6 Row 10 Col 3"/>
+              </w:sdtPr>
+              <w:sdtContent/>
+            </w:sdt>
           </w:p>
         </w:tc>
       </w:tr>
@@ -28696,6 +32797,13 @@
               </w:rPr>
               <w:t>Index Document Mapping File</w:t>
             </w:r>
+            <w:sdt>
+              <w:sdtPr>
+                <w:tag w:val="table_6_r11_c0"/>
+                <w:alias w:val="table_6 Row 11 Col 0"/>
+              </w:sdtPr>
+              <w:sdtContent/>
+            </w:sdt>
           </w:p>
         </w:tc>
         <w:tc>
@@ -28728,6 +32836,13 @@
               </w:rPr>
               <w:t>attack/index/enterprise-windows-v19.2.docmap.json</w:t>
             </w:r>
+            <w:sdt>
+              <w:sdtPr>
+                <w:tag w:val="table_6_r11_c1"/>
+                <w:alias w:val="table_6 Row 11 Col 1"/>
+              </w:sdtPr>
+              <w:sdtContent/>
+            </w:sdt>
           </w:p>
         </w:tc>
         <w:tc>
@@ -28759,6 +32874,13 @@
               </w:rPr>
               <w:t>File SHA-256</w:t>
             </w:r>
+            <w:sdt>
+              <w:sdtPr>
+                <w:tag w:val="table_6_r11_c2"/>
+                <w:alias w:val="table_6 Row 11 Col 2"/>
+              </w:sdtPr>
+              <w:sdtContent/>
+            </w:sdt>
           </w:p>
         </w:tc>
         <w:tc>
@@ -28791,6 +32913,13 @@
               </w:rPr>
               <w:t>a7de3dfcf2b6e186e639d2922fcbc27766c160ae58bbafea74b5efc0faf30586</w:t>
             </w:r>
+            <w:sdt>
+              <w:sdtPr>
+                <w:tag w:val="table_6_r11_c3"/>
+                <w:alias w:val="table_6 Row 11 Col 3"/>
+              </w:sdtPr>
+              <w:sdtContent/>
+            </w:sdt>
           </w:p>
         </w:tc>
       </w:tr>
@@ -28828,6 +32957,13 @@
               </w:rPr>
               <w:t>Dataset Manifest File</w:t>
             </w:r>
+            <w:sdt>
+              <w:sdtPr>
+                <w:tag w:val="table_6_r12_c0"/>
+                <w:alias w:val="table_6 Row 12 Col 0"/>
+              </w:sdtPr>
+              <w:sdtContent/>
+            </w:sdt>
           </w:p>
         </w:tc>
         <w:tc>
@@ -28860,6 +32996,13 @@
               </w:rPr>
               <w:t>data/ground_truth/synthetic/dataset_manifest.json</w:t>
             </w:r>
+            <w:sdt>
+              <w:sdtPr>
+                <w:tag w:val="table_6_r12_c1"/>
+                <w:alias w:val="table_6 Row 12 Col 1"/>
+              </w:sdtPr>
+              <w:sdtContent/>
+            </w:sdt>
           </w:p>
         </w:tc>
         <w:tc>
@@ -28891,6 +33034,13 @@
               </w:rPr>
               <w:t>File SHA-256</w:t>
             </w:r>
+            <w:sdt>
+              <w:sdtPr>
+                <w:tag w:val="table_6_r12_c2"/>
+                <w:alias w:val="table_6 Row 12 Col 2"/>
+              </w:sdtPr>
+              <w:sdtContent/>
+            </w:sdt>
           </w:p>
         </w:tc>
         <w:tc>
@@ -28923,6 +33073,13 @@
               </w:rPr>
               <w:t>4576b793360d02b60d619d199fd34d4555ace33215303ee847715c162a50dcc2</w:t>
             </w:r>
+            <w:sdt>
+              <w:sdtPr>
+                <w:tag w:val="table_6_r12_c3"/>
+                <w:alias w:val="table_6 Row 12 Col 3"/>
+              </w:sdtPr>
+              <w:sdtContent/>
+            </w:sdt>
           </w:p>
         </w:tc>
       </w:tr>
@@ -28960,6 +33117,13 @@
               </w:rPr>
               <w:t>Live Execution Launcher Hash</w:t>
             </w:r>
+            <w:sdt>
+              <w:sdtPr>
+                <w:tag w:val="table_6_r13_c0"/>
+                <w:alias w:val="table_6 Row 13 Col 0"/>
+              </w:sdtPr>
+              <w:sdtContent/>
+            </w:sdt>
           </w:p>
         </w:tc>
         <w:tc>
@@ -28991,6 +33155,13 @@
               </w:rPr>
               <w:t>Runtime wrapper entrypoint</w:t>
             </w:r>
+            <w:sdt>
+              <w:sdtPr>
+                <w:tag w:val="table_6_r13_c1"/>
+                <w:alias w:val="table_6 Row 13 Col 1"/>
+              </w:sdtPr>
+              <w:sdtContent/>
+            </w:sdt>
           </w:p>
         </w:tc>
         <w:tc>
@@ -29022,6 +33193,13 @@
               </w:rPr>
               <w:t>Code SHA-256</w:t>
             </w:r>
+            <w:sdt>
+              <w:sdtPr>
+                <w:tag w:val="table_6_r13_c2"/>
+                <w:alias w:val="table_6 Row 13 Col 2"/>
+              </w:sdtPr>
+              <w:sdtContent/>
+            </w:sdt>
           </w:p>
         </w:tc>
         <w:tc>
@@ -29054,6 +33232,13 @@
               </w:rPr>
               <w:t>05b60f050cb456688ed74bddb72f994f3b61a84b56f8e568dda4c17467c4c7aa</w:t>
             </w:r>
+            <w:sdt>
+              <w:sdtPr>
+                <w:tag w:val="table_6_r13_c3"/>
+                <w:alias w:val="table_6 Row 13 Col 3"/>
+              </w:sdtPr>
+              <w:sdtContent/>
+            </w:sdt>
           </w:p>
         </w:tc>
       </w:tr>
@@ -29515,7 +33700,7 @@
         <w:rPr>
           <w:sz w:val="20"/>
         </w:rPr>
-        <w:t xml:space="preserve">The MITRE Corporation. "MITRE ATT&amp;CK® Enterprise Matrix, Version 19.2." Published March 2026. Available: &lt;https://attack.mitre.org/&gt;. </w:t>
+        <w:t xml:space="preserve">The MITRE Corporation. "MITRE ATT&amp;CK® Enterprise Matrix, Version 19.2." Published 05 August 2026. Available: &lt;https://github.com/mitre-attack/attack-stix-data/releases/tag/v19.2&gt; (version history horizon begins 28 April 2026: &lt;https://attack.mitre.org/resources/versions/&gt;). </w:t>
       </w:r>
       <w:r>
         <w:rPr>
